--- a/extra/report/No5_バッチ処理テストケース.docx
+++ b/extra/report/No5_バッチ処理テストケース.docx
@@ -211,7 +211,7 @@
             <w:pPr>
               <w:snapToGrid w:val="0"/>
               <w:rPr>
-                <w:rFonts w:ascii="游ゴシック" w:eastAsia="游ゴシック" w:hAnsi="游ゴシック" w:hint="eastAsia"/>
+                <w:rFonts w:ascii="游ゴシック" w:eastAsia="游ゴシック" w:hAnsi="游ゴシック"/>
                 <w:sz w:val="20"/>
               </w:rPr>
             </w:pPr>
@@ -271,6 +271,13 @@
                 <w:sz w:val="20"/>
               </w:rPr>
               <w:t>各テーブルの内容はテスト結果参照。</w:t>
+            </w:r>
+            <w:r>
+              <w:rPr>
+                <w:rFonts w:ascii="游ゴシック" w:eastAsia="游ゴシック" w:hAnsi="游ゴシック" w:hint="eastAsia"/>
+                <w:sz w:val="20"/>
+              </w:rPr>
+              <w:t>また、有効な加入者/料金情報についてもテスト結果を参照。</w:t>
             </w:r>
           </w:p>
         </w:tc>
@@ -347,6 +354,13 @@
               </w:rPr>
               <w:t>1</w:t>
             </w:r>
+            <w:r>
+              <w:rPr>
+                <w:rFonts w:ascii="游ゴシック" w:eastAsia="游ゴシック" w:hAnsi="游ゴシック"/>
+                <w:sz w:val="20"/>
+              </w:rPr>
+              <w:t>-1</w:t>
+            </w:r>
           </w:p>
         </w:tc>
         <w:tc>
@@ -359,7 +373,7 @@
             <w:pPr>
               <w:snapToGrid w:val="0"/>
               <w:rPr>
-                <w:rFonts w:ascii="游ゴシック" w:eastAsia="游ゴシック" w:hAnsi="游ゴシック" w:hint="eastAsia"/>
+                <w:rFonts w:ascii="游ゴシック" w:eastAsia="游ゴシック" w:hAnsi="游ゴシック"/>
                 <w:sz w:val="20"/>
               </w:rPr>
             </w:pPr>
@@ -391,7 +405,28 @@
                 <w:rFonts w:ascii="游ゴシック" w:eastAsia="游ゴシック" w:hAnsi="游ゴシック" w:hint="eastAsia"/>
                 <w:sz w:val="20"/>
               </w:rPr>
-              <w:t>」で指定し、バッチを起動する。</w:t>
+              <w:t>」</w:t>
+            </w:r>
+            <w:r>
+              <w:rPr>
+                <w:rFonts w:ascii="游ゴシック" w:eastAsia="游ゴシック" w:hAnsi="游ゴシック" w:hint="eastAsia"/>
+                <w:sz w:val="20"/>
+              </w:rPr>
+              <w:t>（指定した形式のため、通常処理ができる）</w:t>
+            </w:r>
+            <w:r>
+              <w:rPr>
+                <w:rFonts w:ascii="游ゴシック" w:eastAsia="游ゴシック" w:hAnsi="游ゴシック" w:hint="eastAsia"/>
+                <w:sz w:val="20"/>
+              </w:rPr>
+              <w:t>で指定し、バッチを起動する。</w:t>
+            </w:r>
+            <w:r>
+              <w:rPr>
+                <w:rFonts w:ascii="游ゴシック" w:eastAsia="游ゴシック" w:hAnsi="游ゴシック" w:hint="eastAsia"/>
+                <w:sz w:val="20"/>
+              </w:rPr>
+              <w:t>（正常系）</w:t>
             </w:r>
           </w:p>
         </w:tc>
@@ -499,6 +534,13 @@
             </w:pPr>
             <w:r>
               <w:rPr>
+                <w:rFonts w:ascii="游ゴシック" w:eastAsia="游ゴシック" w:hAnsi="游ゴシック"/>
+                <w:sz w:val="20"/>
+              </w:rPr>
+              <w:t>1-</w:t>
+            </w:r>
+            <w:r>
+              <w:rPr>
                 <w:rFonts w:ascii="游ゴシック" w:eastAsia="游ゴシック" w:hAnsi="游ゴシック" w:hint="eastAsia"/>
                 <w:sz w:val="20"/>
               </w:rPr>
@@ -612,6 +654,13 @@
             </w:pPr>
             <w:r>
               <w:rPr>
+                <w:rFonts w:ascii="游ゴシック" w:eastAsia="游ゴシック" w:hAnsi="游ゴシック"/>
+                <w:sz w:val="20"/>
+              </w:rPr>
+              <w:t>1-</w:t>
+            </w:r>
+            <w:r>
+              <w:rPr>
                 <w:rFonts w:ascii="游ゴシック" w:eastAsia="游ゴシック" w:hAnsi="游ゴシック" w:hint="eastAsia"/>
                 <w:sz w:val="20"/>
               </w:rPr>
@@ -725,6 +774,13 @@
             </w:pPr>
             <w:r>
               <w:rPr>
+                <w:rFonts w:ascii="游ゴシック" w:eastAsia="游ゴシック" w:hAnsi="游ゴシック"/>
+                <w:sz w:val="20"/>
+              </w:rPr>
+              <w:t>1-</w:t>
+            </w:r>
+            <w:r>
+              <w:rPr>
                 <w:rFonts w:ascii="游ゴシック" w:eastAsia="游ゴシック" w:hAnsi="游ゴシック" w:hint="eastAsia"/>
                 <w:sz w:val="20"/>
               </w:rPr>
@@ -757,7 +813,7 @@
             <w:pPr>
               <w:snapToGrid w:val="0"/>
               <w:rPr>
-                <w:rFonts w:ascii="游ゴシック" w:eastAsia="游ゴシック" w:hAnsi="游ゴシック" w:hint="eastAsia"/>
+                <w:rFonts w:ascii="游ゴシック" w:eastAsia="游ゴシック" w:hAnsi="游ゴシック"/>
                 <w:sz w:val="20"/>
               </w:rPr>
             </w:pPr>
@@ -838,6 +894,13 @@
             </w:pPr>
             <w:r>
               <w:rPr>
+                <w:rFonts w:ascii="游ゴシック" w:eastAsia="游ゴシック" w:hAnsi="游ゴシック"/>
+                <w:sz w:val="20"/>
+              </w:rPr>
+              <w:t>1-</w:t>
+            </w:r>
+            <w:r>
+              <w:rPr>
                 <w:rFonts w:ascii="游ゴシック" w:eastAsia="游ゴシック" w:hAnsi="游ゴシック" w:hint="eastAsia"/>
                 <w:sz w:val="20"/>
               </w:rPr>
@@ -870,7 +933,7 @@
             <w:pPr>
               <w:snapToGrid w:val="0"/>
               <w:rPr>
-                <w:rFonts w:ascii="游ゴシック" w:eastAsia="游ゴシック" w:hAnsi="游ゴシック" w:hint="eastAsia"/>
+                <w:rFonts w:ascii="游ゴシック" w:eastAsia="游ゴシック" w:hAnsi="游ゴシック"/>
                 <w:sz w:val="20"/>
               </w:rPr>
             </w:pPr>
@@ -951,6 +1014,13 @@
             </w:pPr>
             <w:r>
               <w:rPr>
+                <w:rFonts w:ascii="游ゴシック" w:eastAsia="游ゴシック" w:hAnsi="游ゴシック"/>
+                <w:sz w:val="20"/>
+              </w:rPr>
+              <w:t>1-</w:t>
+            </w:r>
+            <w:r>
+              <w:rPr>
                 <w:rFonts w:ascii="游ゴシック" w:eastAsia="游ゴシック" w:hAnsi="游ゴシック" w:hint="eastAsia"/>
                 <w:sz w:val="20"/>
               </w:rPr>
@@ -983,7 +1053,7 @@
             <w:pPr>
               <w:snapToGrid w:val="0"/>
               <w:rPr>
-                <w:rFonts w:ascii="游ゴシック" w:eastAsia="游ゴシック" w:hAnsi="游ゴシック" w:hint="eastAsia"/>
+                <w:rFonts w:ascii="游ゴシック" w:eastAsia="游ゴシック" w:hAnsi="游ゴシック"/>
                 <w:sz w:val="20"/>
               </w:rPr>
             </w:pPr>
@@ -1064,6 +1134,13 @@
             </w:pPr>
             <w:r>
               <w:rPr>
+                <w:rFonts w:ascii="游ゴシック" w:eastAsia="游ゴシック" w:hAnsi="游ゴシック"/>
+                <w:sz w:val="20"/>
+              </w:rPr>
+              <w:t>1-</w:t>
+            </w:r>
+            <w:r>
+              <w:rPr>
                 <w:rFonts w:ascii="游ゴシック" w:eastAsia="游ゴシック" w:hAnsi="游ゴシック" w:hint="eastAsia"/>
                 <w:sz w:val="20"/>
               </w:rPr>
@@ -1177,6 +1254,13 @@
             </w:pPr>
             <w:r>
               <w:rPr>
+                <w:rFonts w:ascii="游ゴシック" w:eastAsia="游ゴシック" w:hAnsi="游ゴシック"/>
+                <w:sz w:val="20"/>
+              </w:rPr>
+              <w:t>1-</w:t>
+            </w:r>
+            <w:r>
+              <w:rPr>
                 <w:rFonts w:ascii="游ゴシック" w:eastAsia="游ゴシック" w:hAnsi="游ゴシック" w:hint="eastAsia"/>
                 <w:sz w:val="20"/>
               </w:rPr>
@@ -1209,7 +1293,7 @@
             <w:pPr>
               <w:snapToGrid w:val="0"/>
               <w:rPr>
-                <w:rFonts w:ascii="游ゴシック" w:eastAsia="游ゴシック" w:hAnsi="游ゴシック" w:hint="eastAsia"/>
+                <w:rFonts w:ascii="游ゴシック" w:eastAsia="游ゴシック" w:hAnsi="游ゴシック"/>
                 <w:sz w:val="20"/>
               </w:rPr>
             </w:pPr>
@@ -1290,6 +1374,13 @@
             </w:pPr>
             <w:r>
               <w:rPr>
+                <w:rFonts w:ascii="游ゴシック" w:eastAsia="游ゴシック" w:hAnsi="游ゴシック"/>
+                <w:sz w:val="20"/>
+              </w:rPr>
+              <w:t>1-</w:t>
+            </w:r>
+            <w:r>
+              <w:rPr>
                 <w:rFonts w:ascii="游ゴシック" w:eastAsia="游ゴシック" w:hAnsi="游ゴシック" w:hint="eastAsia"/>
                 <w:sz w:val="20"/>
               </w:rPr>
@@ -1403,6 +1494,13 @@
             </w:pPr>
             <w:r>
               <w:rPr>
+                <w:rFonts w:ascii="游ゴシック" w:eastAsia="游ゴシック" w:hAnsi="游ゴシック"/>
+                <w:sz w:val="20"/>
+              </w:rPr>
+              <w:t>1-</w:t>
+            </w:r>
+            <w:r>
+              <w:rPr>
                 <w:rFonts w:ascii="游ゴシック" w:eastAsia="游ゴシック" w:hAnsi="游ゴシック" w:hint="eastAsia"/>
                 <w:sz w:val="20"/>
               </w:rPr>
@@ -1442,7 +1540,7 @@
             <w:pPr>
               <w:snapToGrid w:val="0"/>
               <w:rPr>
-                <w:rFonts w:ascii="游ゴシック" w:eastAsia="游ゴシック" w:hAnsi="游ゴシック" w:hint="eastAsia"/>
+                <w:rFonts w:ascii="游ゴシック" w:eastAsia="游ゴシック" w:hAnsi="游ゴシック"/>
                 <w:sz w:val="20"/>
               </w:rPr>
             </w:pPr>
@@ -1523,6 +1621,13 @@
             </w:pPr>
             <w:r>
               <w:rPr>
+                <w:rFonts w:ascii="游ゴシック" w:eastAsia="游ゴシック" w:hAnsi="游ゴシック"/>
+                <w:sz w:val="20"/>
+              </w:rPr>
+              <w:t>1-</w:t>
+            </w:r>
+            <w:r>
+              <w:rPr>
                 <w:rFonts w:ascii="游ゴシック" w:eastAsia="游ゴシック" w:hAnsi="游ゴシック" w:hint="eastAsia"/>
                 <w:sz w:val="20"/>
               </w:rPr>
@@ -1643,6 +1748,13 @@
             </w:pPr>
             <w:r>
               <w:rPr>
+                <w:rFonts w:ascii="游ゴシック" w:eastAsia="游ゴシック" w:hAnsi="游ゴシック"/>
+                <w:sz w:val="20"/>
+              </w:rPr>
+              <w:t>1-</w:t>
+            </w:r>
+            <w:r>
+              <w:rPr>
                 <w:rFonts w:ascii="游ゴシック" w:eastAsia="游ゴシック" w:hAnsi="游ゴシック" w:hint="eastAsia"/>
                 <w:sz w:val="20"/>
               </w:rPr>
@@ -1770,24 +1882,17 @@
               <w:snapToGrid w:val="0"/>
               <w:jc w:val="center"/>
               <w:rPr>
-                <w:rFonts w:ascii="游ゴシック" w:eastAsia="游ゴシック" w:hAnsi="游ゴシック"/>
-                <w:sz w:val="20"/>
-              </w:rPr>
-            </w:pPr>
-            <w:r>
-              <w:rPr>
-                <w:rFonts w:ascii="游ゴシック" w:eastAsia="游ゴシック" w:hAnsi="游ゴシック" w:hint="eastAsia"/>
+                <w:rFonts w:ascii="游ゴシック" w:eastAsia="游ゴシック" w:hAnsi="游ゴシック" w:hint="eastAsia"/>
+                <w:sz w:val="20"/>
+              </w:rPr>
+            </w:pPr>
+            <w:r>
+              <w:rPr>
+                <w:rFonts w:ascii="游ゴシック" w:eastAsia="游ゴシック" w:hAnsi="游ゴシック"/>
                 <w:sz w:val="20"/>
               </w:rPr>
               <w:lastRenderedPageBreak/>
-              <w:t>1</w:t>
-            </w:r>
-            <w:r>
-              <w:rPr>
-                <w:rFonts w:ascii="游ゴシック" w:eastAsia="游ゴシック" w:hAnsi="游ゴシック"/>
-                <w:sz w:val="20"/>
-              </w:rPr>
-              <w:t>3</w:t>
+              <w:t>2-1</w:t>
             </w:r>
           </w:p>
         </w:tc>
@@ -1963,10 +2068,24 @@
               <w:snapToGrid w:val="0"/>
               <w:jc w:val="center"/>
               <w:rPr>
-                <w:rFonts w:ascii="游ゴシック" w:eastAsia="游ゴシック" w:hAnsi="游ゴシック" w:hint="eastAsia"/>
-                <w:sz w:val="20"/>
-              </w:rPr>
-            </w:pPr>
+                <w:rFonts w:ascii="游ゴシック" w:eastAsia="游ゴシック" w:hAnsi="游ゴシック"/>
+                <w:sz w:val="20"/>
+              </w:rPr>
+            </w:pPr>
+            <w:r>
+              <w:rPr>
+                <w:rFonts w:ascii="游ゴシック" w:eastAsia="游ゴシック" w:hAnsi="游ゴシック" w:hint="eastAsia"/>
+                <w:sz w:val="20"/>
+              </w:rPr>
+              <w:t>2</w:t>
+            </w:r>
+            <w:r>
+              <w:rPr>
+                <w:rFonts w:ascii="游ゴシック" w:eastAsia="游ゴシック" w:hAnsi="游ゴシック"/>
+                <w:sz w:val="20"/>
+              </w:rPr>
+              <w:t>-2</w:t>
+            </w:r>
           </w:p>
         </w:tc>
         <w:tc>
@@ -2003,14 +2122,7 @@
                 <w:rFonts w:ascii="游ゴシック" w:eastAsia="游ゴシック" w:hAnsi="游ゴシック" w:hint="eastAsia"/>
                 <w:sz w:val="20"/>
               </w:rPr>
-              <w:t>対象年月に、</w:t>
-            </w:r>
-            <w:r>
-              <w:rPr>
-                <w:rFonts w:ascii="游ゴシック" w:eastAsia="游ゴシック" w:hAnsi="游ゴシック" w:hint="eastAsia"/>
-                <w:sz w:val="20"/>
-              </w:rPr>
-              <w:t>2</w:t>
+              <w:t>対象年月に、2</w:t>
             </w:r>
             <w:r>
               <w:rPr>
@@ -2090,10 +2202,24 @@
               <w:snapToGrid w:val="0"/>
               <w:jc w:val="center"/>
               <w:rPr>
-                <w:rFonts w:ascii="游ゴシック" w:eastAsia="游ゴシック" w:hAnsi="游ゴシック" w:hint="eastAsia"/>
-                <w:sz w:val="20"/>
-              </w:rPr>
-            </w:pPr>
+                <w:rFonts w:ascii="游ゴシック" w:eastAsia="游ゴシック" w:hAnsi="游ゴシック"/>
+                <w:sz w:val="20"/>
+              </w:rPr>
+            </w:pPr>
+            <w:r>
+              <w:rPr>
+                <w:rFonts w:ascii="游ゴシック" w:eastAsia="游ゴシック" w:hAnsi="游ゴシック" w:hint="eastAsia"/>
+                <w:sz w:val="20"/>
+              </w:rPr>
+              <w:t>2</w:t>
+            </w:r>
+            <w:r>
+              <w:rPr>
+                <w:rFonts w:ascii="游ゴシック" w:eastAsia="游ゴシック" w:hAnsi="游ゴシック"/>
+                <w:sz w:val="20"/>
+              </w:rPr>
+              <w:t>-3</w:t>
+            </w:r>
           </w:p>
         </w:tc>
         <w:tc>
@@ -2196,10 +2322,24 @@
               <w:snapToGrid w:val="0"/>
               <w:jc w:val="center"/>
               <w:rPr>
-                <w:rFonts w:ascii="游ゴシック" w:eastAsia="游ゴシック" w:hAnsi="游ゴシック" w:hint="eastAsia"/>
-                <w:sz w:val="20"/>
-              </w:rPr>
-            </w:pPr>
+                <w:rFonts w:ascii="游ゴシック" w:eastAsia="游ゴシック" w:hAnsi="游ゴシック"/>
+                <w:sz w:val="20"/>
+              </w:rPr>
+            </w:pPr>
+            <w:r>
+              <w:rPr>
+                <w:rFonts w:ascii="游ゴシック" w:eastAsia="游ゴシック" w:hAnsi="游ゴシック" w:hint="eastAsia"/>
+                <w:sz w:val="20"/>
+              </w:rPr>
+              <w:t>2</w:t>
+            </w:r>
+            <w:r>
+              <w:rPr>
+                <w:rFonts w:ascii="游ゴシック" w:eastAsia="游ゴシック" w:hAnsi="游ゴシック"/>
+                <w:sz w:val="20"/>
+              </w:rPr>
+              <w:t>-4</w:t>
+            </w:r>
           </w:p>
         </w:tc>
         <w:tc>
@@ -2227,7 +2367,7 @@
             <w:pPr>
               <w:snapToGrid w:val="0"/>
               <w:rPr>
-                <w:rFonts w:ascii="游ゴシック" w:eastAsia="游ゴシック" w:hAnsi="游ゴシック" w:hint="eastAsia"/>
+                <w:rFonts w:ascii="游ゴシック" w:eastAsia="游ゴシック" w:hAnsi="游ゴシック"/>
                 <w:sz w:val="20"/>
               </w:rPr>
             </w:pPr>
@@ -2302,10 +2442,24 @@
               <w:snapToGrid w:val="0"/>
               <w:jc w:val="center"/>
               <w:rPr>
-                <w:rFonts w:ascii="游ゴシック" w:eastAsia="游ゴシック" w:hAnsi="游ゴシック" w:hint="eastAsia"/>
-                <w:sz w:val="20"/>
-              </w:rPr>
-            </w:pPr>
+                <w:rFonts w:ascii="游ゴシック" w:eastAsia="游ゴシック" w:hAnsi="游ゴシック"/>
+                <w:sz w:val="20"/>
+              </w:rPr>
+            </w:pPr>
+            <w:r>
+              <w:rPr>
+                <w:rFonts w:ascii="游ゴシック" w:eastAsia="游ゴシック" w:hAnsi="游ゴシック" w:hint="eastAsia"/>
+                <w:sz w:val="20"/>
+              </w:rPr>
+              <w:t>2</w:t>
+            </w:r>
+            <w:r>
+              <w:rPr>
+                <w:rFonts w:ascii="游ゴシック" w:eastAsia="游ゴシック" w:hAnsi="游ゴシック"/>
+                <w:sz w:val="20"/>
+              </w:rPr>
+              <w:t>-5</w:t>
+            </w:r>
           </w:p>
         </w:tc>
         <w:tc>
@@ -2333,7 +2487,7 @@
             <w:pPr>
               <w:snapToGrid w:val="0"/>
               <w:rPr>
-                <w:rFonts w:ascii="游ゴシック" w:eastAsia="游ゴシック" w:hAnsi="游ゴシック" w:hint="eastAsia"/>
+                <w:rFonts w:ascii="游ゴシック" w:eastAsia="游ゴシック" w:hAnsi="游ゴシック"/>
                 <w:sz w:val="20"/>
               </w:rPr>
             </w:pPr>
@@ -2408,10 +2562,24 @@
               <w:snapToGrid w:val="0"/>
               <w:jc w:val="center"/>
               <w:rPr>
-                <w:rFonts w:ascii="游ゴシック" w:eastAsia="游ゴシック" w:hAnsi="游ゴシック" w:hint="eastAsia"/>
-                <w:sz w:val="20"/>
-              </w:rPr>
-            </w:pPr>
+                <w:rFonts w:ascii="游ゴシック" w:eastAsia="游ゴシック" w:hAnsi="游ゴシック"/>
+                <w:sz w:val="20"/>
+              </w:rPr>
+            </w:pPr>
+            <w:r>
+              <w:rPr>
+                <w:rFonts w:ascii="游ゴシック" w:eastAsia="游ゴシック" w:hAnsi="游ゴシック" w:hint="eastAsia"/>
+                <w:sz w:val="20"/>
+              </w:rPr>
+              <w:t>2</w:t>
+            </w:r>
+            <w:r>
+              <w:rPr>
+                <w:rFonts w:ascii="游ゴシック" w:eastAsia="游ゴシック" w:hAnsi="游ゴシック"/>
+                <w:sz w:val="20"/>
+              </w:rPr>
+              <w:t>-6</w:t>
+            </w:r>
           </w:p>
         </w:tc>
         <w:tc>
@@ -2439,7 +2607,7 @@
             <w:pPr>
               <w:snapToGrid w:val="0"/>
               <w:rPr>
-                <w:rFonts w:ascii="游ゴシック" w:eastAsia="游ゴシック" w:hAnsi="游ゴシック" w:hint="eastAsia"/>
+                <w:rFonts w:ascii="游ゴシック" w:eastAsia="游ゴシック" w:hAnsi="游ゴシック"/>
                 <w:sz w:val="20"/>
               </w:rPr>
             </w:pPr>
@@ -2514,10 +2682,24 @@
               <w:snapToGrid w:val="0"/>
               <w:jc w:val="center"/>
               <w:rPr>
-                <w:rFonts w:ascii="游ゴシック" w:eastAsia="游ゴシック" w:hAnsi="游ゴシック" w:hint="eastAsia"/>
-                <w:sz w:val="20"/>
-              </w:rPr>
-            </w:pPr>
+                <w:rFonts w:ascii="游ゴシック" w:eastAsia="游ゴシック" w:hAnsi="游ゴシック"/>
+                <w:sz w:val="20"/>
+              </w:rPr>
+            </w:pPr>
+            <w:r>
+              <w:rPr>
+                <w:rFonts w:ascii="游ゴシック" w:eastAsia="游ゴシック" w:hAnsi="游ゴシック" w:hint="eastAsia"/>
+                <w:sz w:val="20"/>
+              </w:rPr>
+              <w:t>2</w:t>
+            </w:r>
+            <w:r>
+              <w:rPr>
+                <w:rFonts w:ascii="游ゴシック" w:eastAsia="游ゴシック" w:hAnsi="游ゴシック"/>
+                <w:sz w:val="20"/>
+              </w:rPr>
+              <w:t>-7</w:t>
+            </w:r>
           </w:p>
         </w:tc>
         <w:tc>
@@ -2545,7 +2727,7 @@
             <w:pPr>
               <w:snapToGrid w:val="0"/>
               <w:rPr>
-                <w:rFonts w:ascii="游ゴシック" w:eastAsia="游ゴシック" w:hAnsi="游ゴシック" w:hint="eastAsia"/>
+                <w:rFonts w:ascii="游ゴシック" w:eastAsia="游ゴシック" w:hAnsi="游ゴシック"/>
                 <w:sz w:val="20"/>
               </w:rPr>
             </w:pPr>
@@ -2620,10 +2802,24 @@
               <w:snapToGrid w:val="0"/>
               <w:jc w:val="center"/>
               <w:rPr>
-                <w:rFonts w:ascii="游ゴシック" w:eastAsia="游ゴシック" w:hAnsi="游ゴシック" w:hint="eastAsia"/>
-                <w:sz w:val="20"/>
-              </w:rPr>
-            </w:pPr>
+                <w:rFonts w:ascii="游ゴシック" w:eastAsia="游ゴシック" w:hAnsi="游ゴシック"/>
+                <w:sz w:val="20"/>
+              </w:rPr>
+            </w:pPr>
+            <w:r>
+              <w:rPr>
+                <w:rFonts w:ascii="游ゴシック" w:eastAsia="游ゴシック" w:hAnsi="游ゴシック" w:hint="eastAsia"/>
+                <w:sz w:val="20"/>
+              </w:rPr>
+              <w:t>2</w:t>
+            </w:r>
+            <w:r>
+              <w:rPr>
+                <w:rFonts w:ascii="游ゴシック" w:eastAsia="游ゴシック" w:hAnsi="游ゴシック"/>
+                <w:sz w:val="20"/>
+              </w:rPr>
+              <w:t>-8</w:t>
+            </w:r>
           </w:p>
         </w:tc>
         <w:tc>
@@ -2651,7 +2847,7 @@
             <w:pPr>
               <w:snapToGrid w:val="0"/>
               <w:rPr>
-                <w:rFonts w:ascii="游ゴシック" w:eastAsia="游ゴシック" w:hAnsi="游ゴシック" w:hint="eastAsia"/>
+                <w:rFonts w:ascii="游ゴシック" w:eastAsia="游ゴシック" w:hAnsi="游ゴシック"/>
                 <w:sz w:val="20"/>
               </w:rPr>
             </w:pPr>
@@ -2740,54 +2936,40 @@
               <w:snapToGrid w:val="0"/>
               <w:jc w:val="center"/>
               <w:rPr>
-                <w:rFonts w:ascii="游ゴシック" w:eastAsia="游ゴシック" w:hAnsi="游ゴシック" w:hint="eastAsia"/>
-                <w:sz w:val="20"/>
-              </w:rPr>
-            </w:pPr>
+                <w:rFonts w:ascii="游ゴシック" w:eastAsia="游ゴシック" w:hAnsi="游ゴシック"/>
+                <w:sz w:val="20"/>
+              </w:rPr>
+            </w:pPr>
+            <w:r>
+              <w:rPr>
+                <w:rFonts w:ascii="游ゴシック" w:eastAsia="游ゴシック" w:hAnsi="游ゴシック" w:hint="eastAsia"/>
+                <w:sz w:val="20"/>
+              </w:rPr>
+              <w:t>2</w:t>
+            </w:r>
+            <w:r>
+              <w:rPr>
+                <w:rFonts w:ascii="游ゴシック" w:eastAsia="游ゴシック" w:hAnsi="游ゴシック"/>
+                <w:sz w:val="20"/>
+              </w:rPr>
+              <w:t>-9</w:t>
+            </w:r>
           </w:p>
         </w:tc>
         <w:tc>
           <w:tcPr>
             <w:tcW w:w="5355" w:type="dxa"/>
-            <w:vMerge w:val="restart"/>
-            <w:vAlign w:val="center"/>
-          </w:tcPr>
-          <w:p>
-            <w:pPr>
-              <w:snapToGrid w:val="0"/>
-              <w:rPr>
-                <w:rFonts w:ascii="游ゴシック" w:eastAsia="游ゴシック" w:hAnsi="游ゴシック"/>
-                <w:sz w:val="20"/>
-              </w:rPr>
-            </w:pPr>
-            <w:r>
-              <w:rPr>
-                <w:rFonts w:ascii="游ゴシック" w:eastAsia="游ゴシック" w:hAnsi="游ゴシック" w:hint="eastAsia"/>
-                <w:sz w:val="20"/>
-              </w:rPr>
-              <w:t>データベースを確認する。</w:t>
-            </w:r>
-            <w:r>
-              <w:rPr>
-                <w:rFonts w:ascii="游ゴシック" w:eastAsia="游ゴシック" w:hAnsi="游ゴシック" w:hint="eastAsia"/>
-                <w:sz w:val="20"/>
-              </w:rPr>
-              <w:t>（</w:t>
-            </w:r>
-            <w:r>
-              <w:rPr>
-                <w:rFonts w:ascii="游ゴシック" w:eastAsia="游ゴシック" w:hAnsi="游ゴシック" w:hint="eastAsia"/>
-                <w:sz w:val="20"/>
-              </w:rPr>
-              <w:t>請求データ状態</w:t>
-            </w:r>
-            <w:r>
-              <w:rPr>
-                <w:rFonts w:ascii="游ゴシック" w:eastAsia="游ゴシック" w:hAnsi="游ゴシック" w:hint="eastAsia"/>
-                <w:sz w:val="20"/>
-              </w:rPr>
-              <w:t>テーブル）</w:t>
-            </w:r>
+            <w:vMerge/>
+            <w:vAlign w:val="center"/>
+          </w:tcPr>
+          <w:p>
+            <w:pPr>
+              <w:snapToGrid w:val="0"/>
+              <w:rPr>
+                <w:rFonts w:ascii="游ゴシック" w:eastAsia="游ゴシック" w:hAnsi="游ゴシック"/>
+                <w:sz w:val="20"/>
+              </w:rPr>
+            </w:pPr>
           </w:p>
         </w:tc>
         <w:tc>
@@ -2799,16 +2981,16 @@
             <w:pPr>
               <w:snapToGrid w:val="0"/>
               <w:rPr>
-                <w:rFonts w:ascii="游ゴシック" w:eastAsia="游ゴシック" w:hAnsi="游ゴシック" w:hint="eastAsia"/>
-                <w:sz w:val="20"/>
-              </w:rPr>
-            </w:pPr>
-            <w:r>
-              <w:rPr>
-                <w:rFonts w:ascii="游ゴシック" w:eastAsia="游ゴシック" w:hAnsi="游ゴシック" w:hint="eastAsia"/>
-                <w:sz w:val="20"/>
-              </w:rPr>
-              <w:t>1件レコードが追加されていること。</w:t>
+                <w:rFonts w:ascii="游ゴシック" w:eastAsia="游ゴシック" w:hAnsi="游ゴシック"/>
+                <w:sz w:val="20"/>
+              </w:rPr>
+            </w:pPr>
+            <w:r>
+              <w:rPr>
+                <w:rFonts w:ascii="游ゴシック" w:eastAsia="游ゴシック" w:hAnsi="游ゴシック" w:hint="eastAsia"/>
+                <w:sz w:val="20"/>
+              </w:rPr>
+              <w:t>請求データの追加の件数が4件と出力されていること。</w:t>
             </w:r>
           </w:p>
         </w:tc>
@@ -2874,10 +3056,24 @@
               <w:snapToGrid w:val="0"/>
               <w:jc w:val="center"/>
               <w:rPr>
-                <w:rFonts w:ascii="游ゴシック" w:eastAsia="游ゴシック" w:hAnsi="游ゴシック" w:hint="eastAsia"/>
-                <w:sz w:val="20"/>
-              </w:rPr>
-            </w:pPr>
+                <w:rFonts w:ascii="游ゴシック" w:eastAsia="游ゴシック" w:hAnsi="游ゴシック"/>
+                <w:sz w:val="20"/>
+              </w:rPr>
+            </w:pPr>
+            <w:r>
+              <w:rPr>
+                <w:rFonts w:ascii="游ゴシック" w:eastAsia="游ゴシック" w:hAnsi="游ゴシック" w:hint="eastAsia"/>
+                <w:sz w:val="20"/>
+              </w:rPr>
+              <w:t>2</w:t>
+            </w:r>
+            <w:r>
+              <w:rPr>
+                <w:rFonts w:ascii="游ゴシック" w:eastAsia="游ゴシック" w:hAnsi="游ゴシック"/>
+                <w:sz w:val="20"/>
+              </w:rPr>
+              <w:t>-10</w:t>
+            </w:r>
           </w:p>
         </w:tc>
         <w:tc>
@@ -2890,7 +3086,7 @@
             <w:pPr>
               <w:snapToGrid w:val="0"/>
               <w:rPr>
-                <w:rFonts w:ascii="游ゴシック" w:eastAsia="游ゴシック" w:hAnsi="游ゴシック" w:hint="eastAsia"/>
+                <w:rFonts w:ascii="游ゴシック" w:eastAsia="游ゴシック" w:hAnsi="游ゴシック"/>
                 <w:sz w:val="20"/>
               </w:rPr>
             </w:pPr>
@@ -2905,30 +3101,30 @@
             <w:pPr>
               <w:snapToGrid w:val="0"/>
               <w:rPr>
-                <w:rFonts w:ascii="游ゴシック" w:eastAsia="游ゴシック" w:hAnsi="游ゴシック" w:hint="eastAsia"/>
-                <w:sz w:val="20"/>
-              </w:rPr>
-            </w:pPr>
-            <w:r>
-              <w:rPr>
-                <w:rFonts w:ascii="游ゴシック" w:eastAsia="游ゴシック" w:hAnsi="游ゴシック" w:hint="eastAsia"/>
-                <w:sz w:val="20"/>
-              </w:rPr>
-              <w:t>対象年月に、2</w:t>
-            </w:r>
-            <w:r>
-              <w:rPr>
-                <w:rFonts w:ascii="游ゴシック" w:eastAsia="游ゴシック" w:hAnsi="游ゴシック"/>
-                <w:sz w:val="20"/>
-              </w:rPr>
-              <w:t>025-08-01</w:t>
-            </w:r>
-            <w:r>
-              <w:rPr>
-                <w:rFonts w:ascii="游ゴシック" w:eastAsia="游ゴシック" w:hAnsi="游ゴシック" w:hint="eastAsia"/>
-                <w:sz w:val="20"/>
-              </w:rPr>
-              <w:t>が表示されていること。</w:t>
+                <w:rFonts w:ascii="游ゴシック" w:eastAsia="游ゴシック" w:hAnsi="游ゴシック"/>
+                <w:sz w:val="20"/>
+              </w:rPr>
+            </w:pPr>
+            <w:r>
+              <w:rPr>
+                <w:rFonts w:ascii="游ゴシック" w:eastAsia="游ゴシック" w:hAnsi="游ゴシック" w:hint="eastAsia"/>
+                <w:sz w:val="20"/>
+              </w:rPr>
+              <w:t>請求明細データ情報の追加件数が1</w:t>
+            </w:r>
+            <w:r>
+              <w:rPr>
+                <w:rFonts w:ascii="游ゴシック" w:eastAsia="游ゴシック" w:hAnsi="游ゴシック"/>
+                <w:sz w:val="20"/>
+              </w:rPr>
+              <w:t>6</w:t>
+            </w:r>
+            <w:r>
+              <w:rPr>
+                <w:rFonts w:ascii="游ゴシック" w:eastAsia="游ゴシック" w:hAnsi="游ゴシック" w:hint="eastAsia"/>
+                <w:sz w:val="20"/>
+              </w:rPr>
+              <w:t>件と出力されていること。</w:t>
             </w:r>
           </w:p>
         </w:tc>
@@ -2994,26 +3190,61 @@
               <w:snapToGrid w:val="0"/>
               <w:jc w:val="center"/>
               <w:rPr>
-                <w:rFonts w:ascii="游ゴシック" w:eastAsia="游ゴシック" w:hAnsi="游ゴシック" w:hint="eastAsia"/>
-                <w:sz w:val="20"/>
-              </w:rPr>
-            </w:pPr>
+                <w:rFonts w:ascii="游ゴシック" w:eastAsia="游ゴシック" w:hAnsi="游ゴシック"/>
+                <w:sz w:val="20"/>
+              </w:rPr>
+            </w:pPr>
+            <w:r>
+              <w:rPr>
+                <w:rFonts w:ascii="游ゴシック" w:eastAsia="游ゴシック" w:hAnsi="游ゴシック" w:hint="eastAsia"/>
+                <w:sz w:val="20"/>
+              </w:rPr>
+              <w:t>3</w:t>
+            </w:r>
+            <w:r>
+              <w:rPr>
+                <w:rFonts w:ascii="游ゴシック" w:eastAsia="游ゴシック" w:hAnsi="游ゴシック"/>
+                <w:sz w:val="20"/>
+              </w:rPr>
+              <w:t>-1</w:t>
+            </w:r>
           </w:p>
         </w:tc>
         <w:tc>
           <w:tcPr>
             <w:tcW w:w="5355" w:type="dxa"/>
-            <w:vMerge/>
-            <w:vAlign w:val="center"/>
-          </w:tcPr>
-          <w:p>
-            <w:pPr>
-              <w:snapToGrid w:val="0"/>
-              <w:rPr>
-                <w:rFonts w:ascii="游ゴシック" w:eastAsia="游ゴシック" w:hAnsi="游ゴシック" w:hint="eastAsia"/>
-                <w:sz w:val="20"/>
-              </w:rPr>
-            </w:pPr>
+            <w:vMerge w:val="restart"/>
+            <w:vAlign w:val="center"/>
+          </w:tcPr>
+          <w:p>
+            <w:pPr>
+              <w:snapToGrid w:val="0"/>
+              <w:rPr>
+                <w:rFonts w:ascii="游ゴシック" w:eastAsia="游ゴシック" w:hAnsi="游ゴシック"/>
+                <w:sz w:val="20"/>
+              </w:rPr>
+            </w:pPr>
+            <w:r>
+              <w:rPr>
+                <w:rFonts w:ascii="游ゴシック" w:eastAsia="游ゴシック" w:hAnsi="游ゴシック" w:hint="eastAsia"/>
+                <w:sz w:val="20"/>
+              </w:rPr>
+              <w:t>データベースを確認する。（</w:t>
+            </w:r>
+            <w:r>
+              <w:rPr>
+                <w:rFonts w:ascii="游ゴシック" w:eastAsia="游ゴシック" w:hAnsi="游ゴシック" w:hint="eastAsia"/>
+                <w:sz w:val="20"/>
+              </w:rPr>
+              <w:t>請求データ状態</w:t>
+            </w:r>
+            <w:r>
+              <w:rPr>
+                <w:rFonts w:ascii="游ゴシック" w:eastAsia="游ゴシック" w:hAnsi="游ゴシック" w:hint="eastAsia"/>
+                <w:sz w:val="20"/>
+              </w:rPr>
+              <w:t>テーブル）</w:t>
+            </w:r>
           </w:p>
         </w:tc>
         <w:tc>
@@ -3025,44 +3256,16 @@
             <w:pPr>
               <w:snapToGrid w:val="0"/>
               <w:rPr>
-                <w:rFonts w:ascii="游ゴシック" w:eastAsia="游ゴシック" w:hAnsi="游ゴシック" w:hint="eastAsia"/>
-                <w:sz w:val="20"/>
-              </w:rPr>
-            </w:pPr>
-            <w:r>
-              <w:rPr>
-                <w:rFonts w:ascii="游ゴシック" w:eastAsia="游ゴシック" w:hAnsi="游ゴシック" w:hint="eastAsia"/>
-                <w:sz w:val="20"/>
-              </w:rPr>
-              <w:t>I</w:t>
-            </w:r>
-            <w:r>
-              <w:rPr>
-                <w:rFonts w:ascii="游ゴシック" w:eastAsia="游ゴシック" w:hAnsi="游ゴシック"/>
-                <w:sz w:val="20"/>
-              </w:rPr>
-              <w:t>S_COMMIT</w:t>
-            </w:r>
-            <w:r>
-              <w:rPr>
-                <w:rFonts w:ascii="游ゴシック" w:eastAsia="游ゴシック" w:hAnsi="游ゴシック" w:hint="eastAsia"/>
-                <w:sz w:val="20"/>
-              </w:rPr>
-              <w:t>がF</w:t>
-            </w:r>
-            <w:r>
-              <w:rPr>
-                <w:rFonts w:ascii="游ゴシック" w:eastAsia="游ゴシック" w:hAnsi="游ゴシック"/>
-                <w:sz w:val="20"/>
-              </w:rPr>
-              <w:t>ALSE</w:t>
-            </w:r>
-            <w:r>
-              <w:rPr>
-                <w:rFonts w:ascii="游ゴシック" w:eastAsia="游ゴシック" w:hAnsi="游ゴシック" w:hint="eastAsia"/>
-                <w:sz w:val="20"/>
-              </w:rPr>
-              <w:t>になっていること。</w:t>
+                <w:rFonts w:ascii="游ゴシック" w:eastAsia="游ゴシック" w:hAnsi="游ゴシック"/>
+                <w:sz w:val="20"/>
+              </w:rPr>
+            </w:pPr>
+            <w:r>
+              <w:rPr>
+                <w:rFonts w:ascii="游ゴシック" w:eastAsia="游ゴシック" w:hAnsi="游ゴシック" w:hint="eastAsia"/>
+                <w:sz w:val="20"/>
+              </w:rPr>
+              <w:t>1件レコードが追加されていること。</w:t>
             </w:r>
           </w:p>
         </w:tc>
@@ -3128,33 +3331,40 @@
               <w:snapToGrid w:val="0"/>
               <w:jc w:val="center"/>
               <w:rPr>
-                <w:rFonts w:ascii="游ゴシック" w:eastAsia="游ゴシック" w:hAnsi="游ゴシック" w:hint="eastAsia"/>
-                <w:sz w:val="20"/>
-              </w:rPr>
-            </w:pPr>
+                <w:rFonts w:ascii="游ゴシック" w:eastAsia="游ゴシック" w:hAnsi="游ゴシック"/>
+                <w:sz w:val="20"/>
+              </w:rPr>
+            </w:pPr>
+            <w:r>
+              <w:rPr>
+                <w:rFonts w:ascii="游ゴシック" w:eastAsia="游ゴシック" w:hAnsi="游ゴシック" w:hint="eastAsia"/>
+                <w:sz w:val="20"/>
+              </w:rPr>
+              <w:t>3</w:t>
+            </w:r>
+            <w:r>
+              <w:rPr>
+                <w:rFonts w:ascii="游ゴシック" w:eastAsia="游ゴシック" w:hAnsi="游ゴシック"/>
+                <w:sz w:val="20"/>
+              </w:rPr>
+              <w:t>-2</w:t>
+            </w:r>
           </w:p>
         </w:tc>
         <w:tc>
           <w:tcPr>
             <w:tcW w:w="5355" w:type="dxa"/>
-            <w:vMerge w:val="restart"/>
-            <w:vAlign w:val="center"/>
-          </w:tcPr>
-          <w:p>
-            <w:pPr>
-              <w:snapToGrid w:val="0"/>
-              <w:rPr>
-                <w:rFonts w:ascii="游ゴシック" w:eastAsia="游ゴシック" w:hAnsi="游ゴシック" w:hint="eastAsia"/>
-                <w:sz w:val="20"/>
-              </w:rPr>
-            </w:pPr>
-            <w:r>
-              <w:rPr>
-                <w:rFonts w:ascii="游ゴシック" w:eastAsia="游ゴシック" w:hAnsi="游ゴシック" w:hint="eastAsia"/>
-                <w:sz w:val="20"/>
-              </w:rPr>
-              <w:t>データベースを確認する。（請求データテーブル）</w:t>
-            </w:r>
+            <w:vMerge/>
+            <w:vAlign w:val="center"/>
+          </w:tcPr>
+          <w:p>
+            <w:pPr>
+              <w:snapToGrid w:val="0"/>
+              <w:rPr>
+                <w:rFonts w:ascii="游ゴシック" w:eastAsia="游ゴシック" w:hAnsi="游ゴシック"/>
+                <w:sz w:val="20"/>
+              </w:rPr>
+            </w:pPr>
           </w:p>
         </w:tc>
         <w:tc>
@@ -3166,16 +3376,44 @@
             <w:pPr>
               <w:snapToGrid w:val="0"/>
               <w:rPr>
-                <w:rFonts w:ascii="游ゴシック" w:eastAsia="游ゴシック" w:hAnsi="游ゴシック" w:hint="eastAsia"/>
-                <w:sz w:val="20"/>
-              </w:rPr>
-            </w:pPr>
-            <w:r>
-              <w:rPr>
-                <w:rFonts w:ascii="游ゴシック" w:eastAsia="游ゴシック" w:hAnsi="游ゴシック" w:hint="eastAsia"/>
-                <w:sz w:val="20"/>
-              </w:rPr>
-              <w:t>レコードが4件追加されていること。</w:t>
+                <w:rFonts w:ascii="游ゴシック" w:eastAsia="游ゴシック" w:hAnsi="游ゴシック"/>
+                <w:sz w:val="20"/>
+              </w:rPr>
+            </w:pPr>
+            <w:r>
+              <w:rPr>
+                <w:rFonts w:ascii="游ゴシック" w:eastAsia="游ゴシック" w:hAnsi="游ゴシック" w:hint="eastAsia"/>
+                <w:sz w:val="20"/>
+              </w:rPr>
+              <w:t>対象年月に、2</w:t>
+            </w:r>
+            <w:r>
+              <w:rPr>
+                <w:rFonts w:ascii="游ゴシック" w:eastAsia="游ゴシック" w:hAnsi="游ゴシック"/>
+                <w:sz w:val="20"/>
+              </w:rPr>
+              <w:t>025-08-01</w:t>
+            </w:r>
+            <w:r>
+              <w:rPr>
+                <w:rFonts w:ascii="游ゴシック" w:eastAsia="游ゴシック" w:hAnsi="游ゴシック" w:hint="eastAsia"/>
+                <w:sz w:val="20"/>
+              </w:rPr>
+              <w:t>が</w:t>
+            </w:r>
+            <w:r>
+              <w:rPr>
+                <w:rFonts w:ascii="游ゴシック" w:eastAsia="游ゴシック" w:hAnsi="游ゴシック" w:hint="eastAsia"/>
+                <w:sz w:val="20"/>
+              </w:rPr>
+              <w:t>登録</w:t>
+            </w:r>
+            <w:r>
+              <w:rPr>
+                <w:rFonts w:ascii="游ゴシック" w:eastAsia="游ゴシック" w:hAnsi="游ゴシック" w:hint="eastAsia"/>
+                <w:sz w:val="20"/>
+              </w:rPr>
+              <w:t>されていること。</w:t>
             </w:r>
           </w:p>
         </w:tc>
@@ -3241,10 +3479,24 @@
               <w:snapToGrid w:val="0"/>
               <w:jc w:val="center"/>
               <w:rPr>
-                <w:rFonts w:ascii="游ゴシック" w:eastAsia="游ゴシック" w:hAnsi="游ゴシック" w:hint="eastAsia"/>
-                <w:sz w:val="20"/>
-              </w:rPr>
-            </w:pPr>
+                <w:rFonts w:ascii="游ゴシック" w:eastAsia="游ゴシック" w:hAnsi="游ゴシック"/>
+                <w:sz w:val="20"/>
+              </w:rPr>
+            </w:pPr>
+            <w:r>
+              <w:rPr>
+                <w:rFonts w:ascii="游ゴシック" w:eastAsia="游ゴシック" w:hAnsi="游ゴシック" w:hint="eastAsia"/>
+                <w:sz w:val="20"/>
+              </w:rPr>
+              <w:t>3</w:t>
+            </w:r>
+            <w:r>
+              <w:rPr>
+                <w:rFonts w:ascii="游ゴシック" w:eastAsia="游ゴシック" w:hAnsi="游ゴシック"/>
+                <w:sz w:val="20"/>
+              </w:rPr>
+              <w:t>-3</w:t>
+            </w:r>
           </w:p>
         </w:tc>
         <w:tc>
@@ -3257,7 +3509,7 @@
             <w:pPr>
               <w:snapToGrid w:val="0"/>
               <w:rPr>
-                <w:rFonts w:ascii="游ゴシック" w:eastAsia="游ゴシック" w:hAnsi="游ゴシック" w:hint="eastAsia"/>
+                <w:rFonts w:ascii="游ゴシック" w:eastAsia="游ゴシック" w:hAnsi="游ゴシック"/>
                 <w:sz w:val="20"/>
               </w:rPr>
             </w:pPr>
@@ -3272,37 +3524,44 @@
             <w:pPr>
               <w:snapToGrid w:val="0"/>
               <w:rPr>
-                <w:rFonts w:ascii="游ゴシック" w:eastAsia="游ゴシック" w:hAnsi="游ゴシック" w:hint="eastAsia"/>
-                <w:sz w:val="20"/>
-              </w:rPr>
-            </w:pPr>
-            <w:r>
-              <w:rPr>
-                <w:rFonts w:ascii="游ゴシック" w:eastAsia="游ゴシック" w:hAnsi="游ゴシック" w:hint="eastAsia"/>
-                <w:sz w:val="20"/>
-              </w:rPr>
-              <w:t>各レコード</w:t>
-            </w:r>
-            <w:r>
-              <w:rPr>
-                <w:rFonts w:ascii="游ゴシック" w:eastAsia="游ゴシック" w:hAnsi="游ゴシック" w:hint="eastAsia"/>
-                <w:sz w:val="20"/>
-              </w:rPr>
-              <w:t>の対象年月に2</w:t>
-            </w:r>
-            <w:r>
-              <w:rPr>
-                <w:rFonts w:ascii="游ゴシック" w:eastAsia="游ゴシック" w:hAnsi="游ゴシック"/>
-                <w:sz w:val="20"/>
-              </w:rPr>
-              <w:t>025-08-01</w:t>
-            </w:r>
-            <w:r>
-              <w:rPr>
-                <w:rFonts w:ascii="游ゴシック" w:eastAsia="游ゴシック" w:hAnsi="游ゴシック" w:hint="eastAsia"/>
-                <w:sz w:val="20"/>
-              </w:rPr>
-              <w:t>が表示されていること。</w:t>
+                <w:rFonts w:ascii="游ゴシック" w:eastAsia="游ゴシック" w:hAnsi="游ゴシック"/>
+                <w:sz w:val="20"/>
+              </w:rPr>
+            </w:pPr>
+            <w:r>
+              <w:rPr>
+                <w:rFonts w:ascii="游ゴシック" w:eastAsia="游ゴシック" w:hAnsi="游ゴシック" w:hint="eastAsia"/>
+                <w:sz w:val="20"/>
+              </w:rPr>
+              <w:t>I</w:t>
+            </w:r>
+            <w:r>
+              <w:rPr>
+                <w:rFonts w:ascii="游ゴシック" w:eastAsia="游ゴシック" w:hAnsi="游ゴシック"/>
+                <w:sz w:val="20"/>
+              </w:rPr>
+              <w:t>S_COMMIT</w:t>
+            </w:r>
+            <w:r>
+              <w:rPr>
+                <w:rFonts w:ascii="游ゴシック" w:eastAsia="游ゴシック" w:hAnsi="游ゴシック" w:hint="eastAsia"/>
+                <w:sz w:val="20"/>
+              </w:rPr>
+              <w:t>がF</w:t>
+            </w:r>
+            <w:r>
+              <w:rPr>
+                <w:rFonts w:ascii="游ゴシック" w:eastAsia="游ゴシック" w:hAnsi="游ゴシック"/>
+                <w:sz w:val="20"/>
+              </w:rPr>
+              <w:t>ALSE</w:t>
+            </w:r>
+            <w:r>
+              <w:rPr>
+                <w:rFonts w:ascii="游ゴシック" w:eastAsia="游ゴシック" w:hAnsi="游ゴシック" w:hint="eastAsia"/>
+                <w:sz w:val="20"/>
+              </w:rPr>
+              <w:t>になっていること。</w:t>
             </w:r>
           </w:p>
         </w:tc>
@@ -3368,26 +3627,47 @@
               <w:snapToGrid w:val="0"/>
               <w:jc w:val="center"/>
               <w:rPr>
-                <w:rFonts w:ascii="游ゴシック" w:eastAsia="游ゴシック" w:hAnsi="游ゴシック" w:hint="eastAsia"/>
-                <w:sz w:val="20"/>
-              </w:rPr>
-            </w:pPr>
+                <w:rFonts w:ascii="游ゴシック" w:eastAsia="游ゴシック" w:hAnsi="游ゴシック"/>
+                <w:sz w:val="20"/>
+              </w:rPr>
+            </w:pPr>
+            <w:r>
+              <w:rPr>
+                <w:rFonts w:ascii="游ゴシック" w:eastAsia="游ゴシック" w:hAnsi="游ゴシック" w:hint="eastAsia"/>
+                <w:sz w:val="20"/>
+              </w:rPr>
+              <w:t>4</w:t>
+            </w:r>
+            <w:r>
+              <w:rPr>
+                <w:rFonts w:ascii="游ゴシック" w:eastAsia="游ゴシック" w:hAnsi="游ゴシック"/>
+                <w:sz w:val="20"/>
+              </w:rPr>
+              <w:t>-1</w:t>
+            </w:r>
           </w:p>
         </w:tc>
         <w:tc>
           <w:tcPr>
             <w:tcW w:w="5355" w:type="dxa"/>
-            <w:vMerge/>
-            <w:vAlign w:val="center"/>
-          </w:tcPr>
-          <w:p>
-            <w:pPr>
-              <w:snapToGrid w:val="0"/>
-              <w:rPr>
-                <w:rFonts w:ascii="游ゴシック" w:eastAsia="游ゴシック" w:hAnsi="游ゴシック" w:hint="eastAsia"/>
-                <w:sz w:val="20"/>
-              </w:rPr>
-            </w:pPr>
+            <w:vMerge w:val="restart"/>
+            <w:vAlign w:val="center"/>
+          </w:tcPr>
+          <w:p>
+            <w:pPr>
+              <w:snapToGrid w:val="0"/>
+              <w:rPr>
+                <w:rFonts w:ascii="游ゴシック" w:eastAsia="游ゴシック" w:hAnsi="游ゴシック"/>
+                <w:sz w:val="20"/>
+              </w:rPr>
+            </w:pPr>
+            <w:r>
+              <w:rPr>
+                <w:rFonts w:ascii="游ゴシック" w:eastAsia="游ゴシック" w:hAnsi="游ゴシック" w:hint="eastAsia"/>
+                <w:sz w:val="20"/>
+              </w:rPr>
+              <w:t>データベースを確認する。（請求データテーブル）</w:t>
+            </w:r>
           </w:p>
         </w:tc>
         <w:tc>
@@ -3399,30 +3679,16 @@
             <w:pPr>
               <w:snapToGrid w:val="0"/>
               <w:rPr>
-                <w:rFonts w:ascii="游ゴシック" w:eastAsia="游ゴシック" w:hAnsi="游ゴシック" w:hint="eastAsia"/>
-                <w:sz w:val="20"/>
-              </w:rPr>
-            </w:pPr>
-            <w:r>
-              <w:rPr>
-                <w:rFonts w:ascii="游ゴシック" w:eastAsia="游ゴシック" w:hAnsi="游ゴシック" w:hint="eastAsia"/>
-                <w:sz w:val="20"/>
-              </w:rPr>
-              <w:t>各レコードに、メンバーI</w:t>
-            </w:r>
-            <w:r>
-              <w:rPr>
-                <w:rFonts w:ascii="游ゴシック" w:eastAsia="游ゴシック" w:hAnsi="游ゴシック"/>
-                <w:sz w:val="20"/>
-              </w:rPr>
-              <w:t>D</w:t>
-            </w:r>
-            <w:r>
-              <w:rPr>
-                <w:rFonts w:ascii="游ゴシック" w:eastAsia="游ゴシック" w:hAnsi="游ゴシック" w:hint="eastAsia"/>
-                <w:sz w:val="20"/>
-              </w:rPr>
-              <w:t>が表示されていること。</w:t>
+                <w:rFonts w:ascii="游ゴシック" w:eastAsia="游ゴシック" w:hAnsi="游ゴシック"/>
+                <w:sz w:val="20"/>
+              </w:rPr>
+            </w:pPr>
+            <w:r>
+              <w:rPr>
+                <w:rFonts w:ascii="游ゴシック" w:eastAsia="游ゴシック" w:hAnsi="游ゴシック" w:hint="eastAsia"/>
+                <w:sz w:val="20"/>
+              </w:rPr>
+              <w:t>レコードが4件追加されていること。</w:t>
             </w:r>
           </w:p>
         </w:tc>
@@ -3488,10 +3754,24 @@
               <w:snapToGrid w:val="0"/>
               <w:jc w:val="center"/>
               <w:rPr>
-                <w:rFonts w:ascii="游ゴシック" w:eastAsia="游ゴシック" w:hAnsi="游ゴシック" w:hint="eastAsia"/>
-                <w:sz w:val="20"/>
-              </w:rPr>
-            </w:pPr>
+                <w:rFonts w:ascii="游ゴシック" w:eastAsia="游ゴシック" w:hAnsi="游ゴシック"/>
+                <w:sz w:val="20"/>
+              </w:rPr>
+            </w:pPr>
+            <w:r>
+              <w:rPr>
+                <w:rFonts w:ascii="游ゴシック" w:eastAsia="游ゴシック" w:hAnsi="游ゴシック" w:hint="eastAsia"/>
+                <w:sz w:val="20"/>
+              </w:rPr>
+              <w:t>4</w:t>
+            </w:r>
+            <w:r>
+              <w:rPr>
+                <w:rFonts w:ascii="游ゴシック" w:eastAsia="游ゴシック" w:hAnsi="游ゴシック"/>
+                <w:sz w:val="20"/>
+              </w:rPr>
+              <w:t>-2</w:t>
+            </w:r>
           </w:p>
         </w:tc>
         <w:tc>
@@ -3504,7 +3784,7 @@
             <w:pPr>
               <w:snapToGrid w:val="0"/>
               <w:rPr>
-                <w:rFonts w:ascii="游ゴシック" w:eastAsia="游ゴシック" w:hAnsi="游ゴシック" w:hint="eastAsia"/>
+                <w:rFonts w:ascii="游ゴシック" w:eastAsia="游ゴシック" w:hAnsi="游ゴシック"/>
                 <w:sz w:val="20"/>
               </w:rPr>
             </w:pPr>
@@ -3519,16 +3799,52 @@
             <w:pPr>
               <w:snapToGrid w:val="0"/>
               <w:rPr>
-                <w:rFonts w:ascii="游ゴシック" w:eastAsia="游ゴシック" w:hAnsi="游ゴシック" w:hint="eastAsia"/>
-                <w:sz w:val="20"/>
-              </w:rPr>
-            </w:pPr>
-            <w:r>
-              <w:rPr>
-                <w:rFonts w:ascii="游ゴシック" w:eastAsia="游ゴシック" w:hAnsi="游ゴシック" w:hint="eastAsia"/>
-                <w:sz w:val="20"/>
-              </w:rPr>
-              <w:t>各レコードに、メールアドレスが表示されていること。</w:t>
+                <w:rFonts w:ascii="游ゴシック" w:eastAsia="游ゴシック" w:hAnsi="游ゴシック"/>
+                <w:sz w:val="20"/>
+              </w:rPr>
+            </w:pPr>
+            <w:r>
+              <w:rPr>
+                <w:rFonts w:ascii="游ゴシック" w:eastAsia="游ゴシック" w:hAnsi="游ゴシック" w:hint="eastAsia"/>
+                <w:sz w:val="20"/>
+              </w:rPr>
+              <w:t>各レコードの対象年月に2</w:t>
+            </w:r>
+            <w:r>
+              <w:rPr>
+                <w:rFonts w:ascii="游ゴシック" w:eastAsia="游ゴシック" w:hAnsi="游ゴシック"/>
+                <w:sz w:val="20"/>
+              </w:rPr>
+              <w:t>025-08-01</w:t>
+            </w:r>
+            <w:r>
+              <w:rPr>
+                <w:rFonts w:ascii="游ゴシック" w:eastAsia="游ゴシック" w:hAnsi="游ゴシック" w:hint="eastAsia"/>
+                <w:sz w:val="20"/>
+              </w:rPr>
+              <w:t>が</w:t>
+            </w:r>
+            <w:r>
+              <w:rPr>
+                <w:rFonts w:ascii="游ゴシック" w:eastAsia="游ゴシック" w:hAnsi="游ゴシック" w:hint="eastAsia"/>
+                <w:sz w:val="20"/>
+              </w:rPr>
+              <w:t>登録</w:t>
+            </w:r>
+            <w:r>
+              <w:rPr>
+                <w:rFonts w:ascii="游ゴシック" w:eastAsia="游ゴシック" w:hAnsi="游ゴシック" w:hint="eastAsia"/>
+                <w:sz w:val="20"/>
+              </w:rPr>
+              <w:t>されてい</w:t>
+            </w:r>
+            <w:r>
+              <w:rPr>
+                <w:rFonts w:ascii="游ゴシック" w:eastAsia="游ゴシック" w:hAnsi="游ゴシック" w:hint="eastAsia"/>
+                <w:sz w:val="20"/>
+              </w:rPr>
+              <w:lastRenderedPageBreak/>
+              <w:t>ること。</w:t>
             </w:r>
           </w:p>
         </w:tc>
@@ -3594,10 +3910,24 @@
               <w:snapToGrid w:val="0"/>
               <w:jc w:val="center"/>
               <w:rPr>
-                <w:rFonts w:ascii="游ゴシック" w:eastAsia="游ゴシック" w:hAnsi="游ゴシック" w:hint="eastAsia"/>
-                <w:sz w:val="20"/>
-              </w:rPr>
-            </w:pPr>
+                <w:rFonts w:ascii="游ゴシック" w:eastAsia="游ゴシック" w:hAnsi="游ゴシック"/>
+                <w:sz w:val="20"/>
+              </w:rPr>
+            </w:pPr>
+            <w:r>
+              <w:rPr>
+                <w:rFonts w:ascii="游ゴシック" w:eastAsia="游ゴシック" w:hAnsi="游ゴシック" w:hint="eastAsia"/>
+                <w:sz w:val="20"/>
+              </w:rPr>
+              <w:t>4</w:t>
+            </w:r>
+            <w:r>
+              <w:rPr>
+                <w:rFonts w:ascii="游ゴシック" w:eastAsia="游ゴシック" w:hAnsi="游ゴシック"/>
+                <w:sz w:val="20"/>
+              </w:rPr>
+              <w:t>-3</w:t>
+            </w:r>
           </w:p>
         </w:tc>
         <w:tc>
@@ -3610,7 +3940,7 @@
             <w:pPr>
               <w:snapToGrid w:val="0"/>
               <w:rPr>
-                <w:rFonts w:ascii="游ゴシック" w:eastAsia="游ゴシック" w:hAnsi="游ゴシック" w:hint="eastAsia"/>
+                <w:rFonts w:ascii="游ゴシック" w:eastAsia="游ゴシック" w:hAnsi="游ゴシック"/>
                 <w:sz w:val="20"/>
               </w:rPr>
             </w:pPr>
@@ -3625,16 +3955,72 @@
             <w:pPr>
               <w:snapToGrid w:val="0"/>
               <w:rPr>
-                <w:rFonts w:ascii="游ゴシック" w:eastAsia="游ゴシック" w:hAnsi="游ゴシック" w:hint="eastAsia"/>
-                <w:sz w:val="20"/>
-              </w:rPr>
-            </w:pPr>
-            <w:r>
-              <w:rPr>
-                <w:rFonts w:ascii="游ゴシック" w:eastAsia="游ゴシック" w:hAnsi="游ゴシック" w:hint="eastAsia"/>
-                <w:sz w:val="20"/>
-              </w:rPr>
-              <w:t>各レコードに、名前が表示されていること。</w:t>
+                <w:rFonts w:ascii="游ゴシック" w:eastAsia="游ゴシック" w:hAnsi="游ゴシック"/>
+                <w:sz w:val="20"/>
+              </w:rPr>
+            </w:pPr>
+            <w:r>
+              <w:rPr>
+                <w:rFonts w:ascii="游ゴシック" w:eastAsia="游ゴシック" w:hAnsi="游ゴシック" w:hint="eastAsia"/>
+                <w:sz w:val="20"/>
+              </w:rPr>
+              <w:t>各レコードに、</w:t>
+            </w:r>
+            <w:r>
+              <w:rPr>
+                <w:rFonts w:ascii="游ゴシック" w:eastAsia="游ゴシック" w:hAnsi="游ゴシック" w:hint="eastAsia"/>
+                <w:sz w:val="20"/>
+              </w:rPr>
+              <w:t>有効な</w:t>
+            </w:r>
+            <w:r>
+              <w:rPr>
+                <w:rFonts w:ascii="游ゴシック" w:eastAsia="游ゴシック" w:hAnsi="游ゴシック" w:hint="eastAsia"/>
+                <w:sz w:val="20"/>
+              </w:rPr>
+              <w:t>加入者</w:t>
+            </w:r>
+            <w:r>
+              <w:rPr>
+                <w:rFonts w:ascii="游ゴシック" w:eastAsia="游ゴシック" w:hAnsi="游ゴシック" w:hint="eastAsia"/>
+                <w:sz w:val="20"/>
+              </w:rPr>
+              <w:t>情報の</w:t>
+            </w:r>
+            <w:r>
+              <w:rPr>
+                <w:rFonts w:ascii="游ゴシック" w:eastAsia="游ゴシック" w:hAnsi="游ゴシック" w:hint="eastAsia"/>
+                <w:sz w:val="20"/>
+              </w:rPr>
+              <w:t>メンバーI</w:t>
+            </w:r>
+            <w:r>
+              <w:rPr>
+                <w:rFonts w:ascii="游ゴシック" w:eastAsia="游ゴシック" w:hAnsi="游ゴシック"/>
+                <w:sz w:val="20"/>
+              </w:rPr>
+              <w:t>D</w:t>
+            </w:r>
+            <w:r>
+              <w:rPr>
+                <w:rFonts w:ascii="游ゴシック" w:eastAsia="游ゴシック" w:hAnsi="游ゴシック" w:hint="eastAsia"/>
+                <w:sz w:val="20"/>
+              </w:rPr>
+              <w:t>が</w:t>
+            </w:r>
+            <w:r>
+              <w:rPr>
+                <w:rFonts w:ascii="游ゴシック" w:eastAsia="游ゴシック" w:hAnsi="游ゴシック" w:hint="eastAsia"/>
+                <w:sz w:val="20"/>
+              </w:rPr>
+              <w:t>登録</w:t>
+            </w:r>
+            <w:r>
+              <w:rPr>
+                <w:rFonts w:ascii="游ゴシック" w:eastAsia="游ゴシック" w:hAnsi="游ゴシック" w:hint="eastAsia"/>
+                <w:sz w:val="20"/>
+              </w:rPr>
+              <w:t>されていること。</w:t>
             </w:r>
           </w:p>
         </w:tc>
@@ -3700,10 +4086,24 @@
               <w:snapToGrid w:val="0"/>
               <w:jc w:val="center"/>
               <w:rPr>
-                <w:rFonts w:ascii="游ゴシック" w:eastAsia="游ゴシック" w:hAnsi="游ゴシック" w:hint="eastAsia"/>
-                <w:sz w:val="20"/>
-              </w:rPr>
-            </w:pPr>
+                <w:rFonts w:ascii="游ゴシック" w:eastAsia="游ゴシック" w:hAnsi="游ゴシック"/>
+                <w:sz w:val="20"/>
+              </w:rPr>
+            </w:pPr>
+            <w:r>
+              <w:rPr>
+                <w:rFonts w:ascii="游ゴシック" w:eastAsia="游ゴシック" w:hAnsi="游ゴシック" w:hint="eastAsia"/>
+                <w:sz w:val="20"/>
+              </w:rPr>
+              <w:t>4</w:t>
+            </w:r>
+            <w:r>
+              <w:rPr>
+                <w:rFonts w:ascii="游ゴシック" w:eastAsia="游ゴシック" w:hAnsi="游ゴシック"/>
+                <w:sz w:val="20"/>
+              </w:rPr>
+              <w:t>-4</w:t>
+            </w:r>
           </w:p>
         </w:tc>
         <w:tc>
@@ -3716,7 +4116,7 @@
             <w:pPr>
               <w:snapToGrid w:val="0"/>
               <w:rPr>
-                <w:rFonts w:ascii="游ゴシック" w:eastAsia="游ゴシック" w:hAnsi="游ゴシック" w:hint="eastAsia"/>
+                <w:rFonts w:ascii="游ゴシック" w:eastAsia="游ゴシック" w:hAnsi="游ゴシック"/>
                 <w:sz w:val="20"/>
               </w:rPr>
             </w:pPr>
@@ -3731,16 +4131,30 @@
             <w:pPr>
               <w:snapToGrid w:val="0"/>
               <w:rPr>
-                <w:rFonts w:ascii="游ゴシック" w:eastAsia="游ゴシック" w:hAnsi="游ゴシック" w:hint="eastAsia"/>
-                <w:sz w:val="20"/>
-              </w:rPr>
-            </w:pPr>
-            <w:r>
-              <w:rPr>
-                <w:rFonts w:ascii="游ゴシック" w:eastAsia="游ゴシック" w:hAnsi="游ゴシック" w:hint="eastAsia"/>
-                <w:sz w:val="20"/>
-              </w:rPr>
-              <w:t>各レコードに、住所が表示されていること。</w:t>
+                <w:rFonts w:ascii="游ゴシック" w:eastAsia="游ゴシック" w:hAnsi="游ゴシック"/>
+                <w:sz w:val="20"/>
+              </w:rPr>
+            </w:pPr>
+            <w:r>
+              <w:rPr>
+                <w:rFonts w:ascii="游ゴシック" w:eastAsia="游ゴシック" w:hAnsi="游ゴシック" w:hint="eastAsia"/>
+                <w:sz w:val="20"/>
+              </w:rPr>
+              <w:t>各レコードに、メールアドレスが</w:t>
+            </w:r>
+            <w:r>
+              <w:rPr>
+                <w:rFonts w:ascii="游ゴシック" w:eastAsia="游ゴシック" w:hAnsi="游ゴシック" w:hint="eastAsia"/>
+                <w:sz w:val="20"/>
+              </w:rPr>
+              <w:t>登録</w:t>
+            </w:r>
+            <w:r>
+              <w:rPr>
+                <w:rFonts w:ascii="游ゴシック" w:eastAsia="游ゴシック" w:hAnsi="游ゴシック" w:hint="eastAsia"/>
+                <w:sz w:val="20"/>
+              </w:rPr>
+              <w:t>されていること。</w:t>
             </w:r>
           </w:p>
         </w:tc>
@@ -3806,10 +4220,24 @@
               <w:snapToGrid w:val="0"/>
               <w:jc w:val="center"/>
               <w:rPr>
-                <w:rFonts w:ascii="游ゴシック" w:eastAsia="游ゴシック" w:hAnsi="游ゴシック" w:hint="eastAsia"/>
-                <w:sz w:val="20"/>
-              </w:rPr>
-            </w:pPr>
+                <w:rFonts w:ascii="游ゴシック" w:eastAsia="游ゴシック" w:hAnsi="游ゴシック"/>
+                <w:sz w:val="20"/>
+              </w:rPr>
+            </w:pPr>
+            <w:r>
+              <w:rPr>
+                <w:rFonts w:ascii="游ゴシック" w:eastAsia="游ゴシック" w:hAnsi="游ゴシック" w:hint="eastAsia"/>
+                <w:sz w:val="20"/>
+              </w:rPr>
+              <w:t>4</w:t>
+            </w:r>
+            <w:r>
+              <w:rPr>
+                <w:rFonts w:ascii="游ゴシック" w:eastAsia="游ゴシック" w:hAnsi="游ゴシック"/>
+                <w:sz w:val="20"/>
+              </w:rPr>
+              <w:t>-5</w:t>
+            </w:r>
           </w:p>
         </w:tc>
         <w:tc>
@@ -3822,7 +4250,7 @@
             <w:pPr>
               <w:snapToGrid w:val="0"/>
               <w:rPr>
-                <w:rFonts w:ascii="游ゴシック" w:eastAsia="游ゴシック" w:hAnsi="游ゴシック" w:hint="eastAsia"/>
+                <w:rFonts w:ascii="游ゴシック" w:eastAsia="游ゴシック" w:hAnsi="游ゴシック"/>
                 <w:sz w:val="20"/>
               </w:rPr>
             </w:pPr>
@@ -3837,16 +4265,30 @@
             <w:pPr>
               <w:snapToGrid w:val="0"/>
               <w:rPr>
-                <w:rFonts w:ascii="游ゴシック" w:eastAsia="游ゴシック" w:hAnsi="游ゴシック" w:hint="eastAsia"/>
-                <w:sz w:val="20"/>
-              </w:rPr>
-            </w:pPr>
-            <w:r>
-              <w:rPr>
-                <w:rFonts w:ascii="游ゴシック" w:eastAsia="游ゴシック" w:hAnsi="游ゴシック" w:hint="eastAsia"/>
-                <w:sz w:val="20"/>
-              </w:rPr>
-              <w:t>各レコードに、開始日が登録されていること。</w:t>
+                <w:rFonts w:ascii="游ゴシック" w:eastAsia="游ゴシック" w:hAnsi="游ゴシック"/>
+                <w:sz w:val="20"/>
+              </w:rPr>
+            </w:pPr>
+            <w:r>
+              <w:rPr>
+                <w:rFonts w:ascii="游ゴシック" w:eastAsia="游ゴシック" w:hAnsi="游ゴシック" w:hint="eastAsia"/>
+                <w:sz w:val="20"/>
+              </w:rPr>
+              <w:t>各レコードに、名前が</w:t>
+            </w:r>
+            <w:r>
+              <w:rPr>
+                <w:rFonts w:ascii="游ゴシック" w:eastAsia="游ゴシック" w:hAnsi="游ゴシック" w:hint="eastAsia"/>
+                <w:sz w:val="20"/>
+              </w:rPr>
+              <w:t>登録</w:t>
+            </w:r>
+            <w:r>
+              <w:rPr>
+                <w:rFonts w:ascii="游ゴシック" w:eastAsia="游ゴシック" w:hAnsi="游ゴシック" w:hint="eastAsia"/>
+                <w:sz w:val="20"/>
+              </w:rPr>
+              <w:t>されていること。</w:t>
             </w:r>
           </w:p>
         </w:tc>
@@ -3912,10 +4354,24 @@
               <w:snapToGrid w:val="0"/>
               <w:jc w:val="center"/>
               <w:rPr>
-                <w:rFonts w:ascii="游ゴシック" w:eastAsia="游ゴシック" w:hAnsi="游ゴシック" w:hint="eastAsia"/>
-                <w:sz w:val="20"/>
-              </w:rPr>
-            </w:pPr>
+                <w:rFonts w:ascii="游ゴシック" w:eastAsia="游ゴシック" w:hAnsi="游ゴシック"/>
+                <w:sz w:val="20"/>
+              </w:rPr>
+            </w:pPr>
+            <w:r>
+              <w:rPr>
+                <w:rFonts w:ascii="游ゴシック" w:eastAsia="游ゴシック" w:hAnsi="游ゴシック" w:hint="eastAsia"/>
+                <w:sz w:val="20"/>
+              </w:rPr>
+              <w:t>4</w:t>
+            </w:r>
+            <w:r>
+              <w:rPr>
+                <w:rFonts w:ascii="游ゴシック" w:eastAsia="游ゴシック" w:hAnsi="游ゴシック"/>
+                <w:sz w:val="20"/>
+              </w:rPr>
+              <w:t>-6</w:t>
+            </w:r>
           </w:p>
         </w:tc>
         <w:tc>
@@ -3928,7 +4384,7 @@
             <w:pPr>
               <w:snapToGrid w:val="0"/>
               <w:rPr>
-                <w:rFonts w:ascii="游ゴシック" w:eastAsia="游ゴシック" w:hAnsi="游ゴシック" w:hint="eastAsia"/>
+                <w:rFonts w:ascii="游ゴシック" w:eastAsia="游ゴシック" w:hAnsi="游ゴシック"/>
                 <w:sz w:val="20"/>
               </w:rPr>
             </w:pPr>
@@ -3943,16 +4399,30 @@
             <w:pPr>
               <w:snapToGrid w:val="0"/>
               <w:rPr>
-                <w:rFonts w:ascii="游ゴシック" w:eastAsia="游ゴシック" w:hAnsi="游ゴシック" w:hint="eastAsia"/>
-                <w:sz w:val="20"/>
-              </w:rPr>
-            </w:pPr>
-            <w:r>
-              <w:rPr>
-                <w:rFonts w:ascii="游ゴシック" w:eastAsia="游ゴシック" w:hAnsi="游ゴシック" w:hint="eastAsia"/>
-                <w:sz w:val="20"/>
-              </w:rPr>
-              <w:t>各レコードに、終了日が登録されていること</w:t>
+                <w:rFonts w:ascii="游ゴシック" w:eastAsia="游ゴシック" w:hAnsi="游ゴシック"/>
+                <w:sz w:val="20"/>
+              </w:rPr>
+            </w:pPr>
+            <w:r>
+              <w:rPr>
+                <w:rFonts w:ascii="游ゴシック" w:eastAsia="游ゴシック" w:hAnsi="游ゴシック" w:hint="eastAsia"/>
+                <w:sz w:val="20"/>
+              </w:rPr>
+              <w:t>各レコードに、住所が</w:t>
+            </w:r>
+            <w:r>
+              <w:rPr>
+                <w:rFonts w:ascii="游ゴシック" w:eastAsia="游ゴシック" w:hAnsi="游ゴシック" w:hint="eastAsia"/>
+                <w:sz w:val="20"/>
+              </w:rPr>
+              <w:t>登録</w:t>
+            </w:r>
+            <w:r>
+              <w:rPr>
+                <w:rFonts w:ascii="游ゴシック" w:eastAsia="游ゴシック" w:hAnsi="游ゴシック" w:hint="eastAsia"/>
+                <w:sz w:val="20"/>
+              </w:rPr>
+              <w:t>されていること。</w:t>
             </w:r>
           </w:p>
         </w:tc>
@@ -4018,10 +4488,24 @@
               <w:snapToGrid w:val="0"/>
               <w:jc w:val="center"/>
               <w:rPr>
-                <w:rFonts w:ascii="游ゴシック" w:eastAsia="游ゴシック" w:hAnsi="游ゴシック" w:hint="eastAsia"/>
-                <w:sz w:val="20"/>
-              </w:rPr>
-            </w:pPr>
+                <w:rFonts w:ascii="游ゴシック" w:eastAsia="游ゴシック" w:hAnsi="游ゴシック"/>
+                <w:sz w:val="20"/>
+              </w:rPr>
+            </w:pPr>
+            <w:r>
+              <w:rPr>
+                <w:rFonts w:ascii="游ゴシック" w:eastAsia="游ゴシック" w:hAnsi="游ゴシック" w:hint="eastAsia"/>
+                <w:sz w:val="20"/>
+              </w:rPr>
+              <w:t>4</w:t>
+            </w:r>
+            <w:r>
+              <w:rPr>
+                <w:rFonts w:ascii="游ゴシック" w:eastAsia="游ゴシック" w:hAnsi="游ゴシック"/>
+                <w:sz w:val="20"/>
+              </w:rPr>
+              <w:t>-7</w:t>
+            </w:r>
           </w:p>
         </w:tc>
         <w:tc>
@@ -4034,7 +4518,7 @@
             <w:pPr>
               <w:snapToGrid w:val="0"/>
               <w:rPr>
-                <w:rFonts w:ascii="游ゴシック" w:eastAsia="游ゴシック" w:hAnsi="游ゴシック" w:hint="eastAsia"/>
+                <w:rFonts w:ascii="游ゴシック" w:eastAsia="游ゴシック" w:hAnsi="游ゴシック"/>
                 <w:sz w:val="20"/>
               </w:rPr>
             </w:pPr>
@@ -4049,16 +4533,16 @@
             <w:pPr>
               <w:snapToGrid w:val="0"/>
               <w:rPr>
-                <w:rFonts w:ascii="游ゴシック" w:eastAsia="游ゴシック" w:hAnsi="游ゴシック" w:hint="eastAsia"/>
-                <w:sz w:val="20"/>
-              </w:rPr>
-            </w:pPr>
-            <w:r>
-              <w:rPr>
-                <w:rFonts w:ascii="游ゴシック" w:eastAsia="游ゴシック" w:hAnsi="游ゴシック" w:hint="eastAsia"/>
-                <w:sz w:val="20"/>
-              </w:rPr>
-              <w:t>各レコードに、支払方法が表示されていること。</w:t>
+                <w:rFonts w:ascii="游ゴシック" w:eastAsia="游ゴシック" w:hAnsi="游ゴシック"/>
+                <w:sz w:val="20"/>
+              </w:rPr>
+            </w:pPr>
+            <w:r>
+              <w:rPr>
+                <w:rFonts w:ascii="游ゴシック" w:eastAsia="游ゴシック" w:hAnsi="游ゴシック" w:hint="eastAsia"/>
+                <w:sz w:val="20"/>
+              </w:rPr>
+              <w:t>各レコードに、開始日が登録されていること。</w:t>
             </w:r>
           </w:p>
         </w:tc>
@@ -4124,10 +4608,24 @@
               <w:snapToGrid w:val="0"/>
               <w:jc w:val="center"/>
               <w:rPr>
-                <w:rFonts w:ascii="游ゴシック" w:eastAsia="游ゴシック" w:hAnsi="游ゴシック" w:hint="eastAsia"/>
-                <w:sz w:val="20"/>
-              </w:rPr>
-            </w:pPr>
+                <w:rFonts w:ascii="游ゴシック" w:eastAsia="游ゴシック" w:hAnsi="游ゴシック"/>
+                <w:sz w:val="20"/>
+              </w:rPr>
+            </w:pPr>
+            <w:r>
+              <w:rPr>
+                <w:rFonts w:ascii="游ゴシック" w:eastAsia="游ゴシック" w:hAnsi="游ゴシック" w:hint="eastAsia"/>
+                <w:sz w:val="20"/>
+              </w:rPr>
+              <w:t>4</w:t>
+            </w:r>
+            <w:r>
+              <w:rPr>
+                <w:rFonts w:ascii="游ゴシック" w:eastAsia="游ゴシック" w:hAnsi="游ゴシック"/>
+                <w:sz w:val="20"/>
+              </w:rPr>
+              <w:t>-8</w:t>
+            </w:r>
           </w:p>
         </w:tc>
         <w:tc>
@@ -4140,7 +4638,7 @@
             <w:pPr>
               <w:snapToGrid w:val="0"/>
               <w:rPr>
-                <w:rFonts w:ascii="游ゴシック" w:eastAsia="游ゴシック" w:hAnsi="游ゴシック" w:hint="eastAsia"/>
+                <w:rFonts w:ascii="游ゴシック" w:eastAsia="游ゴシック" w:hAnsi="游ゴシック"/>
                 <w:sz w:val="20"/>
               </w:rPr>
             </w:pPr>
@@ -4155,16 +4653,16 @@
             <w:pPr>
               <w:snapToGrid w:val="0"/>
               <w:rPr>
-                <w:rFonts w:ascii="游ゴシック" w:eastAsia="游ゴシック" w:hAnsi="游ゴシック" w:hint="eastAsia"/>
-                <w:sz w:val="20"/>
-              </w:rPr>
-            </w:pPr>
-            <w:r>
-              <w:rPr>
-                <w:rFonts w:ascii="游ゴシック" w:eastAsia="游ゴシック" w:hAnsi="游ゴシック" w:hint="eastAsia"/>
-                <w:sz w:val="20"/>
-              </w:rPr>
-              <w:t>各レコードに、税抜きの合計金額が表示されていること。</w:t>
+                <w:rFonts w:ascii="游ゴシック" w:eastAsia="游ゴシック" w:hAnsi="游ゴシック"/>
+                <w:sz w:val="20"/>
+              </w:rPr>
+            </w:pPr>
+            <w:r>
+              <w:rPr>
+                <w:rFonts w:ascii="游ゴシック" w:eastAsia="游ゴシック" w:hAnsi="游ゴシック" w:hint="eastAsia"/>
+                <w:sz w:val="20"/>
+              </w:rPr>
+              <w:t>各レコードに、終了日が登録されていること</w:t>
             </w:r>
           </w:p>
         </w:tc>
@@ -4230,10 +4728,24 @@
               <w:snapToGrid w:val="0"/>
               <w:jc w:val="center"/>
               <w:rPr>
-                <w:rFonts w:ascii="游ゴシック" w:eastAsia="游ゴシック" w:hAnsi="游ゴシック" w:hint="eastAsia"/>
-                <w:sz w:val="20"/>
-              </w:rPr>
-            </w:pPr>
+                <w:rFonts w:ascii="游ゴシック" w:eastAsia="游ゴシック" w:hAnsi="游ゴシック"/>
+                <w:sz w:val="20"/>
+              </w:rPr>
+            </w:pPr>
+            <w:r>
+              <w:rPr>
+                <w:rFonts w:ascii="游ゴシック" w:eastAsia="游ゴシック" w:hAnsi="游ゴシック" w:hint="eastAsia"/>
+                <w:sz w:val="20"/>
+              </w:rPr>
+              <w:t>4</w:t>
+            </w:r>
+            <w:r>
+              <w:rPr>
+                <w:rFonts w:ascii="游ゴシック" w:eastAsia="游ゴシック" w:hAnsi="游ゴシック"/>
+                <w:sz w:val="20"/>
+              </w:rPr>
+              <w:t>-9</w:t>
+            </w:r>
           </w:p>
         </w:tc>
         <w:tc>
@@ -4246,7 +4758,7 @@
             <w:pPr>
               <w:snapToGrid w:val="0"/>
               <w:rPr>
-                <w:rFonts w:ascii="游ゴシック" w:eastAsia="游ゴシック" w:hAnsi="游ゴシック" w:hint="eastAsia"/>
+                <w:rFonts w:ascii="游ゴシック" w:eastAsia="游ゴシック" w:hAnsi="游ゴシック"/>
                 <w:sz w:val="20"/>
               </w:rPr>
             </w:pPr>
@@ -4261,16 +4773,30 @@
             <w:pPr>
               <w:snapToGrid w:val="0"/>
               <w:rPr>
-                <w:rFonts w:ascii="游ゴシック" w:eastAsia="游ゴシック" w:hAnsi="游ゴシック" w:hint="eastAsia"/>
-                <w:sz w:val="20"/>
-              </w:rPr>
-            </w:pPr>
-            <w:r>
-              <w:rPr>
-                <w:rFonts w:ascii="游ゴシック" w:eastAsia="游ゴシック" w:hAnsi="游ゴシック" w:hint="eastAsia"/>
-                <w:sz w:val="20"/>
-              </w:rPr>
-              <w:t>各レコードに、税率が表示されていること。</w:t>
+                <w:rFonts w:ascii="游ゴシック" w:eastAsia="游ゴシック" w:hAnsi="游ゴシック"/>
+                <w:sz w:val="20"/>
+              </w:rPr>
+            </w:pPr>
+            <w:r>
+              <w:rPr>
+                <w:rFonts w:ascii="游ゴシック" w:eastAsia="游ゴシック" w:hAnsi="游ゴシック" w:hint="eastAsia"/>
+                <w:sz w:val="20"/>
+              </w:rPr>
+              <w:t>各レコードに、支払方法が</w:t>
+            </w:r>
+            <w:r>
+              <w:rPr>
+                <w:rFonts w:ascii="游ゴシック" w:eastAsia="游ゴシック" w:hAnsi="游ゴシック" w:hint="eastAsia"/>
+                <w:sz w:val="20"/>
+              </w:rPr>
+              <w:t>登録</w:t>
+            </w:r>
+            <w:r>
+              <w:rPr>
+                <w:rFonts w:ascii="游ゴシック" w:eastAsia="游ゴシック" w:hAnsi="游ゴシック" w:hint="eastAsia"/>
+                <w:sz w:val="20"/>
+              </w:rPr>
+              <w:t>されていること。</w:t>
             </w:r>
           </w:p>
         </w:tc>
@@ -4336,10 +4862,24 @@
               <w:snapToGrid w:val="0"/>
               <w:jc w:val="center"/>
               <w:rPr>
-                <w:rFonts w:ascii="游ゴシック" w:eastAsia="游ゴシック" w:hAnsi="游ゴシック" w:hint="eastAsia"/>
-                <w:sz w:val="20"/>
-              </w:rPr>
-            </w:pPr>
+                <w:rFonts w:ascii="游ゴシック" w:eastAsia="游ゴシック" w:hAnsi="游ゴシック"/>
+                <w:sz w:val="20"/>
+              </w:rPr>
+            </w:pPr>
+            <w:r>
+              <w:rPr>
+                <w:rFonts w:ascii="游ゴシック" w:eastAsia="游ゴシック" w:hAnsi="游ゴシック" w:hint="eastAsia"/>
+                <w:sz w:val="20"/>
+              </w:rPr>
+              <w:t>4</w:t>
+            </w:r>
+            <w:r>
+              <w:rPr>
+                <w:rFonts w:ascii="游ゴシック" w:eastAsia="游ゴシック" w:hAnsi="游ゴシック"/>
+                <w:sz w:val="20"/>
+              </w:rPr>
+              <w:t>-10</w:t>
+            </w:r>
           </w:p>
         </w:tc>
         <w:tc>
@@ -4352,7 +4892,7 @@
             <w:pPr>
               <w:snapToGrid w:val="0"/>
               <w:rPr>
-                <w:rFonts w:ascii="游ゴシック" w:eastAsia="游ゴシック" w:hAnsi="游ゴシック" w:hint="eastAsia"/>
+                <w:rFonts w:ascii="游ゴシック" w:eastAsia="游ゴシック" w:hAnsi="游ゴシック"/>
                 <w:sz w:val="20"/>
               </w:rPr>
             </w:pPr>
@@ -4367,16 +4907,30 @@
             <w:pPr>
               <w:snapToGrid w:val="0"/>
               <w:rPr>
-                <w:rFonts w:ascii="游ゴシック" w:eastAsia="游ゴシック" w:hAnsi="游ゴシック" w:hint="eastAsia"/>
-                <w:sz w:val="20"/>
-              </w:rPr>
-            </w:pPr>
-            <w:r>
-              <w:rPr>
-                <w:rFonts w:ascii="游ゴシック" w:eastAsia="游ゴシック" w:hAnsi="游ゴシック" w:hint="eastAsia"/>
-                <w:sz w:val="20"/>
-              </w:rPr>
-              <w:t>各レコードに、税込みの合計金額が表示されていること。</w:t>
+                <w:rFonts w:ascii="游ゴシック" w:eastAsia="游ゴシック" w:hAnsi="游ゴシック"/>
+                <w:sz w:val="20"/>
+              </w:rPr>
+            </w:pPr>
+            <w:r>
+              <w:rPr>
+                <w:rFonts w:ascii="游ゴシック" w:eastAsia="游ゴシック" w:hAnsi="游ゴシック" w:hint="eastAsia"/>
+                <w:sz w:val="20"/>
+              </w:rPr>
+              <w:t>各レコードに、税抜きの合計金額が</w:t>
+            </w:r>
+            <w:r>
+              <w:rPr>
+                <w:rFonts w:ascii="游ゴシック" w:eastAsia="游ゴシック" w:hAnsi="游ゴシック" w:hint="eastAsia"/>
+                <w:sz w:val="20"/>
+              </w:rPr>
+              <w:t>登録</w:t>
+            </w:r>
+            <w:r>
+              <w:rPr>
+                <w:rFonts w:ascii="游ゴシック" w:eastAsia="游ゴシック" w:hAnsi="游ゴシック" w:hint="eastAsia"/>
+                <w:sz w:val="20"/>
+              </w:rPr>
+              <w:t>されていること。</w:t>
             </w:r>
           </w:p>
         </w:tc>
@@ -4442,33 +4996,40 @@
               <w:snapToGrid w:val="0"/>
               <w:jc w:val="center"/>
               <w:rPr>
-                <w:rFonts w:ascii="游ゴシック" w:eastAsia="游ゴシック" w:hAnsi="游ゴシック" w:hint="eastAsia"/>
-                <w:sz w:val="20"/>
-              </w:rPr>
-            </w:pPr>
+                <w:rFonts w:ascii="游ゴシック" w:eastAsia="游ゴシック" w:hAnsi="游ゴシック"/>
+                <w:sz w:val="20"/>
+              </w:rPr>
+            </w:pPr>
+            <w:r>
+              <w:rPr>
+                <w:rFonts w:ascii="游ゴシック" w:eastAsia="游ゴシック" w:hAnsi="游ゴシック" w:hint="eastAsia"/>
+                <w:sz w:val="20"/>
+              </w:rPr>
+              <w:t>4</w:t>
+            </w:r>
+            <w:r>
+              <w:rPr>
+                <w:rFonts w:ascii="游ゴシック" w:eastAsia="游ゴシック" w:hAnsi="游ゴシック"/>
+                <w:sz w:val="20"/>
+              </w:rPr>
+              <w:t>-11</w:t>
+            </w:r>
           </w:p>
         </w:tc>
         <w:tc>
           <w:tcPr>
             <w:tcW w:w="5355" w:type="dxa"/>
-            <w:vMerge w:val="restart"/>
-            <w:vAlign w:val="center"/>
-          </w:tcPr>
-          <w:p>
-            <w:pPr>
-              <w:snapToGrid w:val="0"/>
-              <w:rPr>
-                <w:rFonts w:ascii="游ゴシック" w:eastAsia="游ゴシック" w:hAnsi="游ゴシック" w:hint="eastAsia"/>
-                <w:sz w:val="20"/>
-              </w:rPr>
-            </w:pPr>
-            <w:r>
-              <w:rPr>
-                <w:rFonts w:ascii="游ゴシック" w:eastAsia="游ゴシック" w:hAnsi="游ゴシック" w:hint="eastAsia"/>
-                <w:sz w:val="20"/>
-              </w:rPr>
-              <w:t>データベースを確認する。（請求明細データテーブル）</w:t>
-            </w:r>
+            <w:vMerge/>
+            <w:vAlign w:val="center"/>
+          </w:tcPr>
+          <w:p>
+            <w:pPr>
+              <w:snapToGrid w:val="0"/>
+              <w:rPr>
+                <w:rFonts w:ascii="游ゴシック" w:eastAsia="游ゴシック" w:hAnsi="游ゴシック"/>
+                <w:sz w:val="20"/>
+              </w:rPr>
+            </w:pPr>
           </w:p>
         </w:tc>
         <w:tc>
@@ -4480,37 +5041,30 @@
             <w:pPr>
               <w:snapToGrid w:val="0"/>
               <w:rPr>
-                <w:rFonts w:ascii="游ゴシック" w:eastAsia="游ゴシック" w:hAnsi="游ゴシック" w:hint="eastAsia"/>
-                <w:sz w:val="20"/>
-              </w:rPr>
-            </w:pPr>
-            <w:r>
-              <w:rPr>
-                <w:rFonts w:ascii="游ゴシック" w:eastAsia="游ゴシック" w:hAnsi="游ゴシック" w:hint="eastAsia"/>
-                <w:sz w:val="20"/>
-              </w:rPr>
-              <w:t>レコードが</w:t>
-            </w:r>
-            <w:r>
-              <w:rPr>
-                <w:rFonts w:ascii="游ゴシック" w:eastAsia="游ゴシック" w:hAnsi="游ゴシック" w:hint="eastAsia"/>
-                <w:sz w:val="20"/>
-              </w:rPr>
-              <w:t>1</w:t>
-            </w:r>
-            <w:r>
-              <w:rPr>
-                <w:rFonts w:ascii="游ゴシック" w:eastAsia="游ゴシック" w:hAnsi="游ゴシック"/>
-                <w:sz w:val="20"/>
-              </w:rPr>
-              <w:t>6</w:t>
-            </w:r>
-            <w:r>
-              <w:rPr>
-                <w:rFonts w:ascii="游ゴシック" w:eastAsia="游ゴシック" w:hAnsi="游ゴシック" w:hint="eastAsia"/>
-                <w:sz w:val="20"/>
-              </w:rPr>
-              <w:t>件追加されていること。</w:t>
+                <w:rFonts w:ascii="游ゴシック" w:eastAsia="游ゴシック" w:hAnsi="游ゴシック"/>
+                <w:sz w:val="20"/>
+              </w:rPr>
+            </w:pPr>
+            <w:r>
+              <w:rPr>
+                <w:rFonts w:ascii="游ゴシック" w:eastAsia="游ゴシック" w:hAnsi="游ゴシック" w:hint="eastAsia"/>
+                <w:sz w:val="20"/>
+              </w:rPr>
+              <w:t>各レコードに、税率が</w:t>
+            </w:r>
+            <w:r>
+              <w:rPr>
+                <w:rFonts w:ascii="游ゴシック" w:eastAsia="游ゴシック" w:hAnsi="游ゴシック" w:hint="eastAsia"/>
+                <w:sz w:val="20"/>
+              </w:rPr>
+              <w:t>登録</w:t>
+            </w:r>
+            <w:r>
+              <w:rPr>
+                <w:rFonts w:ascii="游ゴシック" w:eastAsia="游ゴシック" w:hAnsi="游ゴシック" w:hint="eastAsia"/>
+                <w:sz w:val="20"/>
+              </w:rPr>
+              <w:t>されていること。</w:t>
             </w:r>
           </w:p>
         </w:tc>
@@ -4576,10 +5130,24 @@
               <w:snapToGrid w:val="0"/>
               <w:jc w:val="center"/>
               <w:rPr>
-                <w:rFonts w:ascii="游ゴシック" w:eastAsia="游ゴシック" w:hAnsi="游ゴシック" w:hint="eastAsia"/>
-                <w:sz w:val="20"/>
-              </w:rPr>
-            </w:pPr>
+                <w:rFonts w:ascii="游ゴシック" w:eastAsia="游ゴシック" w:hAnsi="游ゴシック"/>
+                <w:sz w:val="20"/>
+              </w:rPr>
+            </w:pPr>
+            <w:r>
+              <w:rPr>
+                <w:rFonts w:ascii="游ゴシック" w:eastAsia="游ゴシック" w:hAnsi="游ゴシック" w:hint="eastAsia"/>
+                <w:sz w:val="20"/>
+              </w:rPr>
+              <w:t>4</w:t>
+            </w:r>
+            <w:r>
+              <w:rPr>
+                <w:rFonts w:ascii="游ゴシック" w:eastAsia="游ゴシック" w:hAnsi="游ゴシック"/>
+                <w:sz w:val="20"/>
+              </w:rPr>
+              <w:t>-12</w:t>
+            </w:r>
           </w:p>
         </w:tc>
         <w:tc>
@@ -4592,7 +5160,7 @@
             <w:pPr>
               <w:snapToGrid w:val="0"/>
               <w:rPr>
-                <w:rFonts w:ascii="游ゴシック" w:eastAsia="游ゴシック" w:hAnsi="游ゴシック" w:hint="eastAsia"/>
+                <w:rFonts w:ascii="游ゴシック" w:eastAsia="游ゴシック" w:hAnsi="游ゴシック"/>
                 <w:sz w:val="20"/>
               </w:rPr>
             </w:pPr>
@@ -4607,30 +5175,30 @@
             <w:pPr>
               <w:snapToGrid w:val="0"/>
               <w:rPr>
-                <w:rFonts w:ascii="游ゴシック" w:eastAsia="游ゴシック" w:hAnsi="游ゴシック" w:hint="eastAsia"/>
-                <w:sz w:val="20"/>
-              </w:rPr>
-            </w:pPr>
-            <w:r>
-              <w:rPr>
-                <w:rFonts w:ascii="游ゴシック" w:eastAsia="游ゴシック" w:hAnsi="游ゴシック" w:hint="eastAsia"/>
-                <w:sz w:val="20"/>
-              </w:rPr>
-              <w:t>各レコードの対象年月に2</w:t>
-            </w:r>
-            <w:r>
-              <w:rPr>
-                <w:rFonts w:ascii="游ゴシック" w:eastAsia="游ゴシック" w:hAnsi="游ゴシック"/>
-                <w:sz w:val="20"/>
-              </w:rPr>
-              <w:t>025-08-01</w:t>
-            </w:r>
-            <w:r>
-              <w:rPr>
-                <w:rFonts w:ascii="游ゴシック" w:eastAsia="游ゴシック" w:hAnsi="游ゴシック" w:hint="eastAsia"/>
-                <w:sz w:val="20"/>
-              </w:rPr>
-              <w:t>が表示されていること。</w:t>
+                <w:rFonts w:ascii="游ゴシック" w:eastAsia="游ゴシック" w:hAnsi="游ゴシック"/>
+                <w:sz w:val="20"/>
+              </w:rPr>
+            </w:pPr>
+            <w:r>
+              <w:rPr>
+                <w:rFonts w:ascii="游ゴシック" w:eastAsia="游ゴシック" w:hAnsi="游ゴシック" w:hint="eastAsia"/>
+                <w:sz w:val="20"/>
+              </w:rPr>
+              <w:t>各レコードに、税込みの合計金額が</w:t>
+            </w:r>
+            <w:r>
+              <w:rPr>
+                <w:rFonts w:ascii="游ゴシック" w:eastAsia="游ゴシック" w:hAnsi="游ゴシック" w:hint="eastAsia"/>
+                <w:sz w:val="20"/>
+              </w:rPr>
+              <w:t>登録</w:t>
+            </w:r>
+            <w:r>
+              <w:rPr>
+                <w:rFonts w:ascii="游ゴシック" w:eastAsia="游ゴシック" w:hAnsi="游ゴシック" w:hint="eastAsia"/>
+                <w:sz w:val="20"/>
+              </w:rPr>
+              <w:t>されていること。</w:t>
             </w:r>
           </w:p>
         </w:tc>
@@ -4696,26 +5264,47 @@
               <w:snapToGrid w:val="0"/>
               <w:jc w:val="center"/>
               <w:rPr>
-                <w:rFonts w:ascii="游ゴシック" w:eastAsia="游ゴシック" w:hAnsi="游ゴシック" w:hint="eastAsia"/>
-                <w:sz w:val="20"/>
-              </w:rPr>
-            </w:pPr>
+                <w:rFonts w:ascii="游ゴシック" w:eastAsia="游ゴシック" w:hAnsi="游ゴシック"/>
+                <w:sz w:val="20"/>
+              </w:rPr>
+            </w:pPr>
+            <w:r>
+              <w:rPr>
+                <w:rFonts w:ascii="游ゴシック" w:eastAsia="游ゴシック" w:hAnsi="游ゴシック" w:hint="eastAsia"/>
+                <w:sz w:val="20"/>
+              </w:rPr>
+              <w:t>5</w:t>
+            </w:r>
+            <w:r>
+              <w:rPr>
+                <w:rFonts w:ascii="游ゴシック" w:eastAsia="游ゴシック" w:hAnsi="游ゴシック"/>
+                <w:sz w:val="20"/>
+              </w:rPr>
+              <w:t>-1</w:t>
+            </w:r>
           </w:p>
         </w:tc>
         <w:tc>
           <w:tcPr>
             <w:tcW w:w="5355" w:type="dxa"/>
-            <w:vMerge/>
-            <w:vAlign w:val="center"/>
-          </w:tcPr>
-          <w:p>
-            <w:pPr>
-              <w:snapToGrid w:val="0"/>
-              <w:rPr>
-                <w:rFonts w:ascii="游ゴシック" w:eastAsia="游ゴシック" w:hAnsi="游ゴシック" w:hint="eastAsia"/>
-                <w:sz w:val="20"/>
-              </w:rPr>
-            </w:pPr>
+            <w:vMerge w:val="restart"/>
+            <w:vAlign w:val="center"/>
+          </w:tcPr>
+          <w:p>
+            <w:pPr>
+              <w:snapToGrid w:val="0"/>
+              <w:rPr>
+                <w:rFonts w:ascii="游ゴシック" w:eastAsia="游ゴシック" w:hAnsi="游ゴシック"/>
+                <w:sz w:val="20"/>
+              </w:rPr>
+            </w:pPr>
+            <w:r>
+              <w:rPr>
+                <w:rFonts w:ascii="游ゴシック" w:eastAsia="游ゴシック" w:hAnsi="游ゴシック" w:hint="eastAsia"/>
+                <w:sz w:val="20"/>
+              </w:rPr>
+              <w:t>データベースを確認する。（請求明細データテーブル）</w:t>
+            </w:r>
           </w:p>
         </w:tc>
         <w:tc>
@@ -4727,44 +5316,30 @@
             <w:pPr>
               <w:snapToGrid w:val="0"/>
               <w:rPr>
-                <w:rFonts w:ascii="游ゴシック" w:eastAsia="游ゴシック" w:hAnsi="游ゴシック" w:hint="eastAsia"/>
-                <w:sz w:val="20"/>
-              </w:rPr>
-            </w:pPr>
-            <w:r>
-              <w:rPr>
-                <w:rFonts w:ascii="游ゴシック" w:eastAsia="游ゴシック" w:hAnsi="游ゴシック" w:hint="eastAsia"/>
-                <w:sz w:val="20"/>
-              </w:rPr>
-              <w:t>各レコードに、</w:t>
-            </w:r>
-            <w:r>
-              <w:rPr>
-                <w:rFonts w:ascii="游ゴシック" w:eastAsia="游ゴシック" w:hAnsi="游ゴシック" w:hint="eastAsia"/>
-                <w:sz w:val="20"/>
-              </w:rPr>
-              <w:t>料金</w:t>
-            </w:r>
-            <w:r>
-              <w:rPr>
-                <w:rFonts w:ascii="游ゴシック" w:eastAsia="游ゴシック" w:hAnsi="游ゴシック" w:hint="eastAsia"/>
-                <w:sz w:val="20"/>
-              </w:rPr>
-              <w:t>I</w:t>
-            </w:r>
-            <w:r>
-              <w:rPr>
-                <w:rFonts w:ascii="游ゴシック" w:eastAsia="游ゴシック" w:hAnsi="游ゴシック"/>
-                <w:sz w:val="20"/>
-              </w:rPr>
-              <w:t>D</w:t>
-            </w:r>
-            <w:r>
-              <w:rPr>
-                <w:rFonts w:ascii="游ゴシック" w:eastAsia="游ゴシック" w:hAnsi="游ゴシック" w:hint="eastAsia"/>
-                <w:sz w:val="20"/>
-              </w:rPr>
-              <w:t>が表示されていること。</w:t>
+                <w:rFonts w:ascii="游ゴシック" w:eastAsia="游ゴシック" w:hAnsi="游ゴシック"/>
+                <w:sz w:val="20"/>
+              </w:rPr>
+            </w:pPr>
+            <w:r>
+              <w:rPr>
+                <w:rFonts w:ascii="游ゴシック" w:eastAsia="游ゴシック" w:hAnsi="游ゴシック" w:hint="eastAsia"/>
+                <w:sz w:val="20"/>
+              </w:rPr>
+              <w:t>レコードが1</w:t>
+            </w:r>
+            <w:r>
+              <w:rPr>
+                <w:rFonts w:ascii="游ゴシック" w:eastAsia="游ゴシック" w:hAnsi="游ゴシック"/>
+                <w:sz w:val="20"/>
+              </w:rPr>
+              <w:t>6</w:t>
+            </w:r>
+            <w:r>
+              <w:rPr>
+                <w:rFonts w:ascii="游ゴシック" w:eastAsia="游ゴシック" w:hAnsi="游ゴシック" w:hint="eastAsia"/>
+                <w:sz w:val="20"/>
+              </w:rPr>
+              <w:t>件追加されていること。</w:t>
             </w:r>
           </w:p>
         </w:tc>
@@ -4830,10 +5405,24 @@
               <w:snapToGrid w:val="0"/>
               <w:jc w:val="center"/>
               <w:rPr>
-                <w:rFonts w:ascii="游ゴシック" w:eastAsia="游ゴシック" w:hAnsi="游ゴシック" w:hint="eastAsia"/>
-                <w:sz w:val="20"/>
-              </w:rPr>
-            </w:pPr>
+                <w:rFonts w:ascii="游ゴシック" w:eastAsia="游ゴシック" w:hAnsi="游ゴシック"/>
+                <w:sz w:val="20"/>
+              </w:rPr>
+            </w:pPr>
+            <w:r>
+              <w:rPr>
+                <w:rFonts w:ascii="游ゴシック" w:eastAsia="游ゴシック" w:hAnsi="游ゴシック" w:hint="eastAsia"/>
+                <w:sz w:val="20"/>
+              </w:rPr>
+              <w:t>5</w:t>
+            </w:r>
+            <w:r>
+              <w:rPr>
+                <w:rFonts w:ascii="游ゴシック" w:eastAsia="游ゴシック" w:hAnsi="游ゴシック"/>
+                <w:sz w:val="20"/>
+              </w:rPr>
+              <w:t>-2</w:t>
+            </w:r>
           </w:p>
         </w:tc>
         <w:tc>
@@ -4846,7 +5435,7 @@
             <w:pPr>
               <w:snapToGrid w:val="0"/>
               <w:rPr>
-                <w:rFonts w:ascii="游ゴシック" w:eastAsia="游ゴシック" w:hAnsi="游ゴシック" w:hint="eastAsia"/>
+                <w:rFonts w:ascii="游ゴシック" w:eastAsia="游ゴシック" w:hAnsi="游ゴシック"/>
                 <w:sz w:val="20"/>
               </w:rPr>
             </w:pPr>
@@ -4861,16 +5450,44 @@
             <w:pPr>
               <w:snapToGrid w:val="0"/>
               <w:rPr>
-                <w:rFonts w:ascii="游ゴシック" w:eastAsia="游ゴシック" w:hAnsi="游ゴシック" w:hint="eastAsia"/>
-                <w:sz w:val="20"/>
-              </w:rPr>
-            </w:pPr>
-            <w:r>
-              <w:rPr>
-                <w:rFonts w:ascii="游ゴシック" w:eastAsia="游ゴシック" w:hAnsi="游ゴシック" w:hint="eastAsia"/>
-                <w:sz w:val="20"/>
-              </w:rPr>
-              <w:t>各レコードに、料金名が表示されていること。</w:t>
+                <w:rFonts w:ascii="游ゴシック" w:eastAsia="游ゴシック" w:hAnsi="游ゴシック"/>
+                <w:sz w:val="20"/>
+              </w:rPr>
+            </w:pPr>
+            <w:r>
+              <w:rPr>
+                <w:rFonts w:ascii="游ゴシック" w:eastAsia="游ゴシック" w:hAnsi="游ゴシック" w:hint="eastAsia"/>
+                <w:sz w:val="20"/>
+              </w:rPr>
+              <w:t>各レコードの対象年月に2</w:t>
+            </w:r>
+            <w:r>
+              <w:rPr>
+                <w:rFonts w:ascii="游ゴシック" w:eastAsia="游ゴシック" w:hAnsi="游ゴシック"/>
+                <w:sz w:val="20"/>
+              </w:rPr>
+              <w:t>025-08-01</w:t>
+            </w:r>
+            <w:r>
+              <w:rPr>
+                <w:rFonts w:ascii="游ゴシック" w:eastAsia="游ゴシック" w:hAnsi="游ゴシック" w:hint="eastAsia"/>
+                <w:sz w:val="20"/>
+              </w:rPr>
+              <w:t>が</w:t>
+            </w:r>
+            <w:r>
+              <w:rPr>
+                <w:rFonts w:ascii="游ゴシック" w:eastAsia="游ゴシック" w:hAnsi="游ゴシック" w:hint="eastAsia"/>
+                <w:sz w:val="20"/>
+              </w:rPr>
+              <w:t>登録</w:t>
+            </w:r>
+            <w:r>
+              <w:rPr>
+                <w:rFonts w:ascii="游ゴシック" w:eastAsia="游ゴシック" w:hAnsi="游ゴシック" w:hint="eastAsia"/>
+                <w:sz w:val="20"/>
+              </w:rPr>
+              <w:t>されていること。</w:t>
             </w:r>
           </w:p>
         </w:tc>
@@ -4936,10 +5553,24 @@
               <w:snapToGrid w:val="0"/>
               <w:jc w:val="center"/>
               <w:rPr>
-                <w:rFonts w:ascii="游ゴシック" w:eastAsia="游ゴシック" w:hAnsi="游ゴシック" w:hint="eastAsia"/>
-                <w:sz w:val="20"/>
-              </w:rPr>
-            </w:pPr>
+                <w:rFonts w:ascii="游ゴシック" w:eastAsia="游ゴシック" w:hAnsi="游ゴシック"/>
+                <w:sz w:val="20"/>
+              </w:rPr>
+            </w:pPr>
+            <w:r>
+              <w:rPr>
+                <w:rFonts w:ascii="游ゴシック" w:eastAsia="游ゴシック" w:hAnsi="游ゴシック" w:hint="eastAsia"/>
+                <w:sz w:val="20"/>
+              </w:rPr>
+              <w:t>5</w:t>
+            </w:r>
+            <w:r>
+              <w:rPr>
+                <w:rFonts w:ascii="游ゴシック" w:eastAsia="游ゴシック" w:hAnsi="游ゴシック"/>
+                <w:sz w:val="20"/>
+              </w:rPr>
+              <w:t>-3</w:t>
+            </w:r>
           </w:p>
         </w:tc>
         <w:tc>
@@ -4952,7 +5583,7 @@
             <w:pPr>
               <w:snapToGrid w:val="0"/>
               <w:rPr>
-                <w:rFonts w:ascii="游ゴシック" w:eastAsia="游ゴシック" w:hAnsi="游ゴシック" w:hint="eastAsia"/>
+                <w:rFonts w:ascii="游ゴシック" w:eastAsia="游ゴシック" w:hAnsi="游ゴシック"/>
                 <w:sz w:val="20"/>
               </w:rPr>
             </w:pPr>
@@ -4967,16 +5598,58 @@
             <w:pPr>
               <w:snapToGrid w:val="0"/>
               <w:rPr>
-                <w:rFonts w:ascii="游ゴシック" w:eastAsia="游ゴシック" w:hAnsi="游ゴシック" w:hint="eastAsia"/>
-                <w:sz w:val="20"/>
-              </w:rPr>
-            </w:pPr>
-            <w:r>
-              <w:rPr>
-                <w:rFonts w:ascii="游ゴシック" w:eastAsia="游ゴシック" w:hAnsi="游ゴシック" w:hint="eastAsia"/>
-                <w:sz w:val="20"/>
-              </w:rPr>
-              <w:t>各レコードに、料金名に対する金額が表示されていること。</w:t>
+                <w:rFonts w:ascii="游ゴシック" w:eastAsia="游ゴシック" w:hAnsi="游ゴシック"/>
+                <w:sz w:val="20"/>
+              </w:rPr>
+            </w:pPr>
+            <w:r>
+              <w:rPr>
+                <w:rFonts w:ascii="游ゴシック" w:eastAsia="游ゴシック" w:hAnsi="游ゴシック" w:hint="eastAsia"/>
+                <w:sz w:val="20"/>
+              </w:rPr>
+              <w:t>各レコードに、</w:t>
+            </w:r>
+            <w:r>
+              <w:rPr>
+                <w:rFonts w:ascii="游ゴシック" w:eastAsia="游ゴシック" w:hAnsi="游ゴシック" w:hint="eastAsia"/>
+                <w:sz w:val="20"/>
+              </w:rPr>
+              <w:t>有効な料金情報の</w:t>
+            </w:r>
+            <w:r>
+              <w:rPr>
+                <w:rFonts w:ascii="游ゴシック" w:eastAsia="游ゴシック" w:hAnsi="游ゴシック" w:hint="eastAsia"/>
+                <w:sz w:val="20"/>
+              </w:rPr>
+              <w:t>料金I</w:t>
+            </w:r>
+            <w:r>
+              <w:rPr>
+                <w:rFonts w:ascii="游ゴシック" w:eastAsia="游ゴシック" w:hAnsi="游ゴシック"/>
+                <w:sz w:val="20"/>
+              </w:rPr>
+              <w:t>D</w:t>
+            </w:r>
+            <w:r>
+              <w:rPr>
+                <w:rFonts w:ascii="游ゴシック" w:eastAsia="游ゴシック" w:hAnsi="游ゴシック" w:hint="eastAsia"/>
+                <w:sz w:val="20"/>
+              </w:rPr>
+              <w:t>が</w:t>
+            </w:r>
+            <w:r>
+              <w:rPr>
+                <w:rFonts w:ascii="游ゴシック" w:eastAsia="游ゴシック" w:hAnsi="游ゴシック" w:hint="eastAsia"/>
+                <w:sz w:val="20"/>
+              </w:rPr>
+              <w:t>登録</w:t>
+            </w:r>
+            <w:r>
+              <w:rPr>
+                <w:rFonts w:ascii="游ゴシック" w:eastAsia="游ゴシック" w:hAnsi="游ゴシック" w:hint="eastAsia"/>
+                <w:sz w:val="20"/>
+              </w:rPr>
+              <w:t>されていること。</w:t>
             </w:r>
           </w:p>
         </w:tc>
@@ -5042,10 +5715,24 @@
               <w:snapToGrid w:val="0"/>
               <w:jc w:val="center"/>
               <w:rPr>
-                <w:rFonts w:ascii="游ゴシック" w:eastAsia="游ゴシック" w:hAnsi="游ゴシック" w:hint="eastAsia"/>
-                <w:sz w:val="20"/>
-              </w:rPr>
-            </w:pPr>
+                <w:rFonts w:ascii="游ゴシック" w:eastAsia="游ゴシック" w:hAnsi="游ゴシック"/>
+                <w:sz w:val="20"/>
+              </w:rPr>
+            </w:pPr>
+            <w:r>
+              <w:rPr>
+                <w:rFonts w:ascii="游ゴシック" w:eastAsia="游ゴシック" w:hAnsi="游ゴシック" w:hint="eastAsia"/>
+                <w:sz w:val="20"/>
+              </w:rPr>
+              <w:t>5</w:t>
+            </w:r>
+            <w:r>
+              <w:rPr>
+                <w:rFonts w:ascii="游ゴシック" w:eastAsia="游ゴシック" w:hAnsi="游ゴシック"/>
+                <w:sz w:val="20"/>
+              </w:rPr>
+              <w:t>-4</w:t>
+            </w:r>
           </w:p>
         </w:tc>
         <w:tc>
@@ -5058,7 +5745,7 @@
             <w:pPr>
               <w:snapToGrid w:val="0"/>
               <w:rPr>
-                <w:rFonts w:ascii="游ゴシック" w:eastAsia="游ゴシック" w:hAnsi="游ゴシック" w:hint="eastAsia"/>
+                <w:rFonts w:ascii="游ゴシック" w:eastAsia="游ゴシック" w:hAnsi="游ゴシック"/>
                 <w:sz w:val="20"/>
               </w:rPr>
             </w:pPr>
@@ -5073,16 +5760,30 @@
             <w:pPr>
               <w:snapToGrid w:val="0"/>
               <w:rPr>
-                <w:rFonts w:ascii="游ゴシック" w:eastAsia="游ゴシック" w:hAnsi="游ゴシック" w:hint="eastAsia"/>
-                <w:sz w:val="20"/>
-              </w:rPr>
-            </w:pPr>
-            <w:r>
-              <w:rPr>
-                <w:rFonts w:ascii="游ゴシック" w:eastAsia="游ゴシック" w:hAnsi="游ゴシック" w:hint="eastAsia"/>
-                <w:sz w:val="20"/>
-              </w:rPr>
-              <w:t>各レコードに、開始日が登録されていること。</w:t>
+                <w:rFonts w:ascii="游ゴシック" w:eastAsia="游ゴシック" w:hAnsi="游ゴシック"/>
+                <w:sz w:val="20"/>
+              </w:rPr>
+            </w:pPr>
+            <w:r>
+              <w:rPr>
+                <w:rFonts w:ascii="游ゴシック" w:eastAsia="游ゴシック" w:hAnsi="游ゴシック" w:hint="eastAsia"/>
+                <w:sz w:val="20"/>
+              </w:rPr>
+              <w:t>各レコードに、料金名が</w:t>
+            </w:r>
+            <w:r>
+              <w:rPr>
+                <w:rFonts w:ascii="游ゴシック" w:eastAsia="游ゴシック" w:hAnsi="游ゴシック" w:hint="eastAsia"/>
+                <w:sz w:val="20"/>
+              </w:rPr>
+              <w:t>登録</w:t>
+            </w:r>
+            <w:r>
+              <w:rPr>
+                <w:rFonts w:ascii="游ゴシック" w:eastAsia="游ゴシック" w:hAnsi="游ゴシック" w:hint="eastAsia"/>
+                <w:sz w:val="20"/>
+              </w:rPr>
+              <w:t>されていること。</w:t>
             </w:r>
           </w:p>
         </w:tc>
@@ -5148,10 +5849,25 @@
               <w:snapToGrid w:val="0"/>
               <w:jc w:val="center"/>
               <w:rPr>
-                <w:rFonts w:ascii="游ゴシック" w:eastAsia="游ゴシック" w:hAnsi="游ゴシック" w:hint="eastAsia"/>
-                <w:sz w:val="20"/>
-              </w:rPr>
-            </w:pPr>
+                <w:rFonts w:ascii="游ゴシック" w:eastAsia="游ゴシック" w:hAnsi="游ゴシック"/>
+                <w:sz w:val="20"/>
+              </w:rPr>
+            </w:pPr>
+            <w:r>
+              <w:rPr>
+                <w:rFonts w:ascii="游ゴシック" w:eastAsia="游ゴシック" w:hAnsi="游ゴシック" w:hint="eastAsia"/>
+                <w:sz w:val="20"/>
+              </w:rPr>
+              <w:lastRenderedPageBreak/>
+              <w:t>5</w:t>
+            </w:r>
+            <w:r>
+              <w:rPr>
+                <w:rFonts w:ascii="游ゴシック" w:eastAsia="游ゴシック" w:hAnsi="游ゴシック"/>
+                <w:sz w:val="20"/>
+              </w:rPr>
+              <w:t>-5</w:t>
+            </w:r>
           </w:p>
         </w:tc>
         <w:tc>
@@ -5164,7 +5880,7 @@
             <w:pPr>
               <w:snapToGrid w:val="0"/>
               <w:rPr>
-                <w:rFonts w:ascii="游ゴシック" w:eastAsia="游ゴシック" w:hAnsi="游ゴシック" w:hint="eastAsia"/>
+                <w:rFonts w:ascii="游ゴシック" w:eastAsia="游ゴシック" w:hAnsi="游ゴシック"/>
                 <w:sz w:val="20"/>
               </w:rPr>
             </w:pPr>
@@ -5179,16 +5895,30 @@
             <w:pPr>
               <w:snapToGrid w:val="0"/>
               <w:rPr>
-                <w:rFonts w:ascii="游ゴシック" w:eastAsia="游ゴシック" w:hAnsi="游ゴシック" w:hint="eastAsia"/>
-                <w:sz w:val="20"/>
-              </w:rPr>
-            </w:pPr>
-            <w:r>
-              <w:rPr>
-                <w:rFonts w:ascii="游ゴシック" w:eastAsia="游ゴシック" w:hAnsi="游ゴシック" w:hint="eastAsia"/>
-                <w:sz w:val="20"/>
-              </w:rPr>
-              <w:t>各レコードに、終了日が登録されていること</w:t>
+                <w:rFonts w:ascii="游ゴシック" w:eastAsia="游ゴシック" w:hAnsi="游ゴシック"/>
+                <w:sz w:val="20"/>
+              </w:rPr>
+            </w:pPr>
+            <w:r>
+              <w:rPr>
+                <w:rFonts w:ascii="游ゴシック" w:eastAsia="游ゴシック" w:hAnsi="游ゴシック" w:hint="eastAsia"/>
+                <w:sz w:val="20"/>
+              </w:rPr>
+              <w:t>各レコードに、料金名に対する金額が</w:t>
+            </w:r>
+            <w:r>
+              <w:rPr>
+                <w:rFonts w:ascii="游ゴシック" w:eastAsia="游ゴシック" w:hAnsi="游ゴシック" w:hint="eastAsia"/>
+                <w:sz w:val="20"/>
+              </w:rPr>
+              <w:t>登録</w:t>
+            </w:r>
+            <w:r>
+              <w:rPr>
+                <w:rFonts w:ascii="游ゴシック" w:eastAsia="游ゴシック" w:hAnsi="游ゴシック" w:hint="eastAsia"/>
+                <w:sz w:val="20"/>
+              </w:rPr>
+              <w:t>されていること。</w:t>
             </w:r>
           </w:p>
         </w:tc>
@@ -5254,46 +5984,40 @@
               <w:snapToGrid w:val="0"/>
               <w:jc w:val="center"/>
               <w:rPr>
-                <w:rFonts w:ascii="游ゴシック" w:eastAsia="游ゴシック" w:hAnsi="游ゴシック" w:hint="eastAsia"/>
-                <w:sz w:val="20"/>
-              </w:rPr>
-            </w:pPr>
+                <w:rFonts w:ascii="游ゴシック" w:eastAsia="游ゴシック" w:hAnsi="游ゴシック"/>
+                <w:sz w:val="20"/>
+              </w:rPr>
+            </w:pPr>
+            <w:r>
+              <w:rPr>
+                <w:rFonts w:ascii="游ゴシック" w:eastAsia="游ゴシック" w:hAnsi="游ゴシック" w:hint="eastAsia"/>
+                <w:sz w:val="20"/>
+              </w:rPr>
+              <w:t>5</w:t>
+            </w:r>
+            <w:r>
+              <w:rPr>
+                <w:rFonts w:ascii="游ゴシック" w:eastAsia="游ゴシック" w:hAnsi="游ゴシック"/>
+                <w:sz w:val="20"/>
+              </w:rPr>
+              <w:t>-6</w:t>
+            </w:r>
           </w:p>
         </w:tc>
         <w:tc>
           <w:tcPr>
             <w:tcW w:w="5355" w:type="dxa"/>
-            <w:vAlign w:val="center"/>
-          </w:tcPr>
-          <w:p>
-            <w:pPr>
-              <w:snapToGrid w:val="0"/>
-              <w:rPr>
-                <w:rFonts w:ascii="游ゴシック" w:eastAsia="游ゴシック" w:hAnsi="游ゴシック" w:hint="eastAsia"/>
-                <w:sz w:val="20"/>
-              </w:rPr>
-            </w:pPr>
-            <w:r>
-              <w:rPr>
-                <w:rFonts w:ascii="游ゴシック" w:eastAsia="游ゴシック" w:hAnsi="游ゴシック" w:hint="eastAsia"/>
-                <w:sz w:val="20"/>
-              </w:rPr>
-              <w:t>引数を2つ指定して起動する</w:t>
-            </w:r>
-            <w:r>
-              <w:rPr>
-                <w:rFonts w:ascii="游ゴシック" w:eastAsia="游ゴシック" w:hAnsi="游ゴシック" w:hint="eastAsia"/>
-                <w:sz w:val="20"/>
-              </w:rPr>
-              <w:t>(</w:t>
-            </w:r>
-            <w:r>
-              <w:rPr>
-                <w:rFonts w:ascii="游ゴシック" w:eastAsia="游ゴシック" w:hAnsi="游ゴシック"/>
-                <w:sz w:val="20"/>
-              </w:rPr>
-              <w:t>202508.202509)</w:t>
-            </w:r>
+            <w:vMerge/>
+            <w:vAlign w:val="center"/>
+          </w:tcPr>
+          <w:p>
+            <w:pPr>
+              <w:snapToGrid w:val="0"/>
+              <w:rPr>
+                <w:rFonts w:ascii="游ゴシック" w:eastAsia="游ゴシック" w:hAnsi="游ゴシック"/>
+                <w:sz w:val="20"/>
+              </w:rPr>
+            </w:pPr>
           </w:p>
         </w:tc>
         <w:tc>
@@ -5305,39 +6029,16 @@
             <w:pPr>
               <w:snapToGrid w:val="0"/>
               <w:rPr>
-                <w:rFonts w:ascii="游ゴシック" w:eastAsia="游ゴシック" w:hAnsi="游ゴシック" w:hint="eastAsia"/>
-                <w:sz w:val="20"/>
-              </w:rPr>
-            </w:pPr>
-            <w:r>
-              <w:rPr>
-                <w:rFonts w:ascii="游ゴシック" w:eastAsia="游ゴシック" w:hAnsi="游ゴシック" w:hint="eastAsia"/>
-                <w:sz w:val="20"/>
-              </w:rPr>
-              <w:t>年月（</w:t>
-            </w:r>
-            <w:proofErr w:type="spellStart"/>
-            <w:r>
-              <w:rPr>
-                <w:rFonts w:ascii="游ゴシック" w:eastAsia="游ゴシック" w:hAnsi="游ゴシック" w:hint="eastAsia"/>
-                <w:sz w:val="20"/>
-              </w:rPr>
-              <w:t>yyyyMM</w:t>
-            </w:r>
-            <w:proofErr w:type="spellEnd"/>
-            <w:r>
-              <w:rPr>
-                <w:rFonts w:ascii="游ゴシック" w:eastAsia="游ゴシック" w:hAnsi="游ゴシック" w:hint="eastAsia"/>
-                <w:sz w:val="20"/>
-              </w:rPr>
-              <w:t>）を1つ指定してください。</w:t>
-            </w:r>
-            <w:r>
-              <w:rPr>
-                <w:rFonts w:ascii="游ゴシック" w:eastAsia="游ゴシック" w:hAnsi="游ゴシック" w:hint="eastAsia"/>
-                <w:sz w:val="20"/>
-              </w:rPr>
-              <w:t>とエラーが出力される。</w:t>
+                <w:rFonts w:ascii="游ゴシック" w:eastAsia="游ゴシック" w:hAnsi="游ゴシック"/>
+                <w:sz w:val="20"/>
+              </w:rPr>
+            </w:pPr>
+            <w:r>
+              <w:rPr>
+                <w:rFonts w:ascii="游ゴシック" w:eastAsia="游ゴシック" w:hAnsi="游ゴシック" w:hint="eastAsia"/>
+                <w:sz w:val="20"/>
+              </w:rPr>
+              <w:t>各レコードに、開始日が登録されていること。</w:t>
             </w:r>
           </w:p>
         </w:tc>
@@ -5403,53 +6104,40 @@
               <w:snapToGrid w:val="0"/>
               <w:jc w:val="center"/>
               <w:rPr>
-                <w:rFonts w:ascii="游ゴシック" w:eastAsia="游ゴシック" w:hAnsi="游ゴシック" w:hint="eastAsia"/>
-                <w:sz w:val="20"/>
-              </w:rPr>
-            </w:pPr>
+                <w:rFonts w:ascii="游ゴシック" w:eastAsia="游ゴシック" w:hAnsi="游ゴシック"/>
+                <w:sz w:val="20"/>
+              </w:rPr>
+            </w:pPr>
+            <w:r>
+              <w:rPr>
+                <w:rFonts w:ascii="游ゴシック" w:eastAsia="游ゴシック" w:hAnsi="游ゴシック" w:hint="eastAsia"/>
+                <w:sz w:val="20"/>
+              </w:rPr>
+              <w:t>5</w:t>
+            </w:r>
+            <w:r>
+              <w:rPr>
+                <w:rFonts w:ascii="游ゴシック" w:eastAsia="游ゴシック" w:hAnsi="游ゴシック"/>
+                <w:sz w:val="20"/>
+              </w:rPr>
+              <w:t>-7</w:t>
+            </w:r>
           </w:p>
         </w:tc>
         <w:tc>
           <w:tcPr>
             <w:tcW w:w="5355" w:type="dxa"/>
-            <w:vAlign w:val="center"/>
-          </w:tcPr>
-          <w:p>
-            <w:pPr>
-              <w:snapToGrid w:val="0"/>
-              <w:rPr>
-                <w:rFonts w:ascii="游ゴシック" w:eastAsia="游ゴシック" w:hAnsi="游ゴシック" w:hint="eastAsia"/>
-                <w:sz w:val="20"/>
-              </w:rPr>
-            </w:pPr>
-            <w:r>
-              <w:rPr>
-                <w:rFonts w:ascii="游ゴシック" w:eastAsia="游ゴシック" w:hAnsi="游ゴシック" w:hint="eastAsia"/>
-                <w:sz w:val="20"/>
-              </w:rPr>
-              <w:t>引数の日付の形式を変更して起動する。</w:t>
-            </w:r>
-            <w:r>
-              <w:rPr>
-                <w:rFonts w:ascii="游ゴシック" w:eastAsia="游ゴシック" w:hAnsi="游ゴシック" w:hint="eastAsia"/>
-                <w:sz w:val="20"/>
-              </w:rPr>
-              <w:t>（2</w:t>
-            </w:r>
-            <w:r>
-              <w:rPr>
-                <w:rFonts w:ascii="游ゴシック" w:eastAsia="游ゴシック" w:hAnsi="游ゴシック"/>
-                <w:sz w:val="20"/>
-              </w:rPr>
-              <w:t>025/08</w:t>
-            </w:r>
-            <w:r>
-              <w:rPr>
-                <w:rFonts w:ascii="游ゴシック" w:eastAsia="游ゴシック" w:hAnsi="游ゴシック" w:hint="eastAsia"/>
-                <w:sz w:val="20"/>
-              </w:rPr>
-              <w:t>）</w:t>
-            </w:r>
+            <w:vMerge/>
+            <w:vAlign w:val="center"/>
+          </w:tcPr>
+          <w:p>
+            <w:pPr>
+              <w:snapToGrid w:val="0"/>
+              <w:rPr>
+                <w:rFonts w:ascii="游ゴシック" w:eastAsia="游ゴシック" w:hAnsi="游ゴシック"/>
+                <w:sz w:val="20"/>
+              </w:rPr>
+            </w:pPr>
           </w:p>
         </w:tc>
         <w:tc>
@@ -5461,32 +6149,16 @@
             <w:pPr>
               <w:snapToGrid w:val="0"/>
               <w:rPr>
-                <w:rFonts w:ascii="游ゴシック" w:eastAsia="游ゴシック" w:hAnsi="游ゴシック" w:hint="eastAsia"/>
-                <w:sz w:val="20"/>
-              </w:rPr>
-            </w:pPr>
-            <w:r>
-              <w:rPr>
-                <w:rFonts w:ascii="游ゴシック" w:eastAsia="游ゴシック" w:hAnsi="游ゴシック" w:hint="eastAsia"/>
-                <w:sz w:val="20"/>
-              </w:rPr>
-              <w:t>年月の形式が正しくありません。</w:t>
-            </w:r>
-            <w:proofErr w:type="spellStart"/>
-            <w:r>
-              <w:rPr>
-                <w:rFonts w:ascii="游ゴシック" w:eastAsia="游ゴシック" w:hAnsi="游ゴシック" w:hint="eastAsia"/>
-                <w:sz w:val="20"/>
-              </w:rPr>
-              <w:t>yyyyMM</w:t>
-            </w:r>
-            <w:proofErr w:type="spellEnd"/>
-            <w:r>
-              <w:rPr>
-                <w:rFonts w:ascii="游ゴシック" w:eastAsia="游ゴシック" w:hAnsi="游ゴシック" w:hint="eastAsia"/>
-                <w:sz w:val="20"/>
-              </w:rPr>
-              <w:t>とエラー出力される。</w:t>
+                <w:rFonts w:ascii="游ゴシック" w:eastAsia="游ゴシック" w:hAnsi="游ゴシック"/>
+                <w:sz w:val="20"/>
+              </w:rPr>
+            </w:pPr>
+            <w:r>
+              <w:rPr>
+                <w:rFonts w:ascii="游ゴシック" w:eastAsia="游ゴシック" w:hAnsi="游ゴシック" w:hint="eastAsia"/>
+                <w:sz w:val="20"/>
+              </w:rPr>
+              <w:t>各レコードに、終了日が登録されていること</w:t>
             </w:r>
           </w:p>
         </w:tc>
@@ -5552,31 +6224,111 @@
               <w:snapToGrid w:val="0"/>
               <w:jc w:val="center"/>
               <w:rPr>
-                <w:rFonts w:ascii="游ゴシック" w:eastAsia="游ゴシック" w:hAnsi="游ゴシック" w:hint="eastAsia"/>
-                <w:sz w:val="20"/>
-              </w:rPr>
-            </w:pPr>
+                <w:rFonts w:ascii="游ゴシック" w:eastAsia="游ゴシック" w:hAnsi="游ゴシック"/>
+                <w:sz w:val="20"/>
+              </w:rPr>
+            </w:pPr>
+            <w:r>
+              <w:rPr>
+                <w:rFonts w:ascii="游ゴシック" w:eastAsia="游ゴシック" w:hAnsi="游ゴシック" w:hint="eastAsia"/>
+                <w:sz w:val="20"/>
+              </w:rPr>
+              <w:t>6</w:t>
+            </w:r>
+            <w:r>
+              <w:rPr>
+                <w:rFonts w:ascii="游ゴシック" w:eastAsia="游ゴシック" w:hAnsi="游ゴシック"/>
+                <w:sz w:val="20"/>
+              </w:rPr>
+              <w:t>-1</w:t>
+            </w:r>
           </w:p>
         </w:tc>
         <w:tc>
           <w:tcPr>
             <w:tcW w:w="5355" w:type="dxa"/>
-            <w:vAlign w:val="center"/>
-          </w:tcPr>
-          <w:p>
-            <w:pPr>
-              <w:snapToGrid w:val="0"/>
-              <w:rPr>
-                <w:rFonts w:ascii="游ゴシック" w:eastAsia="游ゴシック" w:hAnsi="游ゴシック" w:hint="eastAsia"/>
-                <w:sz w:val="20"/>
-              </w:rPr>
-            </w:pPr>
-            <w:r>
-              <w:rPr>
-                <w:rFonts w:ascii="游ゴシック" w:eastAsia="游ゴシック" w:hAnsi="游ゴシック" w:hint="eastAsia"/>
-                <w:sz w:val="20"/>
-              </w:rPr>
-              <w:t>確定済みにしてから起動する。</w:t>
+            <w:vMerge w:val="restart"/>
+            <w:vAlign w:val="center"/>
+          </w:tcPr>
+          <w:p>
+            <w:pPr>
+              <w:snapToGrid w:val="0"/>
+              <w:rPr>
+                <w:rFonts w:ascii="游ゴシック" w:eastAsia="游ゴシック" w:hAnsi="游ゴシック"/>
+                <w:sz w:val="20"/>
+              </w:rPr>
+            </w:pPr>
+            <w:r>
+              <w:rPr>
+                <w:rFonts w:ascii="游ゴシック" w:eastAsia="游ゴシック" w:hAnsi="游ゴシック" w:hint="eastAsia"/>
+                <w:sz w:val="20"/>
+              </w:rPr>
+              <w:t>引数を「</w:t>
+            </w:r>
+            <w:proofErr w:type="spellStart"/>
+            <w:r>
+              <w:rPr>
+                <w:rFonts w:ascii="游ゴシック" w:eastAsia="游ゴシック" w:hAnsi="游ゴシック" w:hint="eastAsia"/>
+                <w:sz w:val="20"/>
+              </w:rPr>
+              <w:t>y</w:t>
+            </w:r>
+            <w:r>
+              <w:rPr>
+                <w:rFonts w:ascii="游ゴシック" w:eastAsia="游ゴシック" w:hAnsi="游ゴシック"/>
+                <w:sz w:val="20"/>
+              </w:rPr>
+              <w:t>yyyMM</w:t>
+            </w:r>
+            <w:proofErr w:type="spellEnd"/>
+            <w:r>
+              <w:rPr>
+                <w:rFonts w:ascii="游ゴシック" w:eastAsia="游ゴシック" w:hAnsi="游ゴシック" w:hint="eastAsia"/>
+                <w:sz w:val="20"/>
+              </w:rPr>
+              <w:t>」</w:t>
+            </w:r>
+            <w:r>
+              <w:rPr>
+                <w:rFonts w:ascii="游ゴシック" w:eastAsia="游ゴシック" w:hAnsi="游ゴシック"/>
+                <w:sz w:val="20"/>
+              </w:rPr>
+              <w:t>(</w:t>
+            </w:r>
+            <w:r>
+              <w:rPr>
+                <w:rFonts w:ascii="游ゴシック" w:eastAsia="游ゴシック" w:hAnsi="游ゴシック" w:hint="eastAsia"/>
+                <w:sz w:val="20"/>
+              </w:rPr>
+              <w:t>2</w:t>
+            </w:r>
+            <w:r>
+              <w:rPr>
+                <w:rFonts w:ascii="游ゴシック" w:eastAsia="游ゴシック" w:hAnsi="游ゴシック"/>
+                <w:sz w:val="20"/>
+              </w:rPr>
+              <w:t>0250</w:t>
+            </w:r>
+            <w:r>
+              <w:rPr>
+                <w:rFonts w:ascii="游ゴシック" w:eastAsia="游ゴシック" w:hAnsi="游ゴシック" w:hint="eastAsia"/>
+                <w:sz w:val="20"/>
+              </w:rPr>
+              <w:t>9</w:t>
+            </w:r>
+            <w:r>
+              <w:rPr>
+                <w:rFonts w:ascii="游ゴシック" w:eastAsia="游ゴシック" w:hAnsi="游ゴシック"/>
+                <w:sz w:val="20"/>
+              </w:rPr>
+              <w:t>)</w:t>
+            </w:r>
+            <w:r>
+              <w:rPr>
+                <w:rFonts w:ascii="游ゴシック" w:eastAsia="游ゴシック" w:hAnsi="游ゴシック" w:hint="eastAsia"/>
+                <w:sz w:val="20"/>
+              </w:rPr>
+              <w:t>で指定し、バッチを起動する。</w:t>
             </w:r>
           </w:p>
         </w:tc>
@@ -5589,30 +6341,44 @@
             <w:pPr>
               <w:snapToGrid w:val="0"/>
               <w:rPr>
-                <w:rFonts w:ascii="游ゴシック" w:eastAsia="游ゴシック" w:hAnsi="游ゴシック" w:hint="eastAsia"/>
-                <w:sz w:val="20"/>
-              </w:rPr>
-            </w:pPr>
-            <w:r>
-              <w:rPr>
-                <w:rFonts w:ascii="游ゴシック" w:eastAsia="游ゴシック" w:hAnsi="游ゴシック" w:hint="eastAsia"/>
-                <w:sz w:val="20"/>
-              </w:rPr>
-              <w:t>請求データ</w:t>
-            </w:r>
-            <w:r>
-              <w:rPr>
-                <w:rFonts w:ascii="游ゴシック" w:eastAsia="游ゴシック" w:hAnsi="游ゴシック" w:hint="eastAsia"/>
-                <w:sz w:val="20"/>
-              </w:rPr>
-              <w:t>は確定済みです。処理を中断します。</w:t>
-            </w:r>
-            <w:r>
-              <w:rPr>
-                <w:rFonts w:ascii="游ゴシック" w:eastAsia="游ゴシック" w:hAnsi="游ゴシック" w:hint="eastAsia"/>
-                <w:sz w:val="20"/>
-              </w:rPr>
-              <w:t>とエラー出力される。</w:t>
+                <w:rFonts w:ascii="游ゴシック" w:eastAsia="游ゴシック" w:hAnsi="游ゴシック"/>
+                <w:sz w:val="20"/>
+              </w:rPr>
+            </w:pPr>
+            <w:r>
+              <w:rPr>
+                <w:rFonts w:ascii="游ゴシック" w:eastAsia="游ゴシック" w:hAnsi="游ゴシック" w:hint="eastAsia"/>
+                <w:sz w:val="20"/>
+              </w:rPr>
+              <w:t>指定された年月に、2</w:t>
+            </w:r>
+            <w:r>
+              <w:rPr>
+                <w:rFonts w:ascii="游ゴシック" w:eastAsia="游ゴシック" w:hAnsi="游ゴシック"/>
+                <w:sz w:val="20"/>
+              </w:rPr>
+              <w:t>025-0</w:t>
+            </w:r>
+            <w:r>
+              <w:rPr>
+                <w:rFonts w:ascii="游ゴシック" w:eastAsia="游ゴシック" w:hAnsi="游ゴシック"/>
+                <w:sz w:val="20"/>
+              </w:rPr>
+              <w:t>9</w:t>
+            </w:r>
+            <w:r>
+              <w:rPr>
+                <w:rFonts w:ascii="游ゴシック" w:eastAsia="游ゴシック" w:hAnsi="游ゴシック"/>
+                <w:sz w:val="20"/>
+              </w:rPr>
+              <w:t>-01</w:t>
+            </w:r>
+            <w:r>
+              <w:rPr>
+                <w:rFonts w:ascii="游ゴシック" w:eastAsia="游ゴシック" w:hAnsi="游ゴシック" w:hint="eastAsia"/>
+                <w:sz w:val="20"/>
+              </w:rPr>
+              <w:t>と表示されていること。</w:t>
             </w:r>
           </w:p>
         </w:tc>
@@ -5678,53 +6444,40 @@
               <w:snapToGrid w:val="0"/>
               <w:jc w:val="center"/>
               <w:rPr>
-                <w:rFonts w:ascii="游ゴシック" w:eastAsia="游ゴシック" w:hAnsi="游ゴシック" w:hint="eastAsia"/>
-                <w:sz w:val="20"/>
-              </w:rPr>
-            </w:pPr>
+                <w:rFonts w:ascii="游ゴシック" w:eastAsia="游ゴシック" w:hAnsi="游ゴシック"/>
+                <w:sz w:val="20"/>
+              </w:rPr>
+            </w:pPr>
+            <w:r>
+              <w:rPr>
+                <w:rFonts w:ascii="游ゴシック" w:eastAsia="游ゴシック" w:hAnsi="游ゴシック" w:hint="eastAsia"/>
+                <w:sz w:val="20"/>
+              </w:rPr>
+              <w:t>6</w:t>
+            </w:r>
+            <w:r>
+              <w:rPr>
+                <w:rFonts w:ascii="游ゴシック" w:eastAsia="游ゴシック" w:hAnsi="游ゴシック"/>
+                <w:sz w:val="20"/>
+              </w:rPr>
+              <w:t>-2</w:t>
+            </w:r>
           </w:p>
         </w:tc>
         <w:tc>
           <w:tcPr>
             <w:tcW w:w="5355" w:type="dxa"/>
-            <w:vAlign w:val="center"/>
-          </w:tcPr>
-          <w:p>
-            <w:pPr>
-              <w:snapToGrid w:val="0"/>
-              <w:rPr>
-                <w:rFonts w:ascii="游ゴシック" w:eastAsia="游ゴシック" w:hAnsi="游ゴシック" w:hint="eastAsia"/>
-                <w:sz w:val="20"/>
-              </w:rPr>
-            </w:pPr>
-            <w:r>
-              <w:rPr>
-                <w:rFonts w:ascii="游ゴシック" w:eastAsia="游ゴシック" w:hAnsi="游ゴシック" w:hint="eastAsia"/>
-                <w:sz w:val="20"/>
-              </w:rPr>
-              <w:t>データベースを確認</w:t>
-            </w:r>
-            <w:r>
-              <w:rPr>
-                <w:rFonts w:ascii="游ゴシック" w:eastAsia="游ゴシック" w:hAnsi="游ゴシック" w:hint="eastAsia"/>
-                <w:sz w:val="20"/>
-              </w:rPr>
-              <w:t>（</w:t>
-            </w:r>
-            <w:r>
-              <w:rPr>
-                <w:rFonts w:ascii="游ゴシック" w:eastAsia="游ゴシック" w:hAnsi="游ゴシック" w:hint="eastAsia"/>
-                <w:sz w:val="20"/>
-              </w:rPr>
-              <w:t>請求データ状態</w:t>
-            </w:r>
-            <w:r>
-              <w:rPr>
-                <w:rFonts w:ascii="游ゴシック" w:eastAsia="游ゴシック" w:hAnsi="游ゴシック" w:hint="eastAsia"/>
-                <w:sz w:val="20"/>
-              </w:rPr>
-              <w:t>）</w:t>
-            </w:r>
+            <w:vMerge/>
+            <w:vAlign w:val="center"/>
+          </w:tcPr>
+          <w:p>
+            <w:pPr>
+              <w:snapToGrid w:val="0"/>
+              <w:rPr>
+                <w:rFonts w:ascii="游ゴシック" w:eastAsia="游ゴシック" w:hAnsi="游ゴシック"/>
+                <w:sz w:val="20"/>
+              </w:rPr>
+            </w:pPr>
           </w:p>
         </w:tc>
         <w:tc>
@@ -5736,16 +6489,44 @@
             <w:pPr>
               <w:snapToGrid w:val="0"/>
               <w:rPr>
-                <w:rFonts w:ascii="游ゴシック" w:eastAsia="游ゴシック" w:hAnsi="游ゴシック" w:hint="eastAsia"/>
-                <w:sz w:val="20"/>
-              </w:rPr>
-            </w:pPr>
-            <w:r>
-              <w:rPr>
-                <w:rFonts w:ascii="游ゴシック" w:eastAsia="游ゴシック" w:hAnsi="游ゴシック" w:hint="eastAsia"/>
-                <w:sz w:val="20"/>
-              </w:rPr>
-              <w:t>重複して登録がされていないこと。</w:t>
+                <w:rFonts w:ascii="游ゴシック" w:eastAsia="游ゴシック" w:hAnsi="游ゴシック"/>
+                <w:sz w:val="20"/>
+              </w:rPr>
+            </w:pPr>
+            <w:r>
+              <w:rPr>
+                <w:rFonts w:ascii="游ゴシック" w:eastAsia="游ゴシック" w:hAnsi="游ゴシック" w:hint="eastAsia"/>
+                <w:sz w:val="20"/>
+              </w:rPr>
+              <w:t>対象年月に、2</w:t>
+            </w:r>
+            <w:r>
+              <w:rPr>
+                <w:rFonts w:ascii="游ゴシック" w:eastAsia="游ゴシック" w:hAnsi="游ゴシック"/>
+                <w:sz w:val="20"/>
+              </w:rPr>
+              <w:t>025-0</w:t>
+            </w:r>
+            <w:r>
+              <w:rPr>
+                <w:rFonts w:ascii="游ゴシック" w:eastAsia="游ゴシック" w:hAnsi="游ゴシック"/>
+                <w:sz w:val="20"/>
+              </w:rPr>
+              <w:t>9</w:t>
+            </w:r>
+            <w:r>
+              <w:rPr>
+                <w:rFonts w:ascii="游ゴシック" w:eastAsia="游ゴシック" w:hAnsi="游ゴシック"/>
+                <w:sz w:val="20"/>
+              </w:rPr>
+              <w:t>-01</w:t>
+            </w:r>
+            <w:r>
+              <w:rPr>
+                <w:rFonts w:ascii="游ゴシック" w:eastAsia="游ゴシック" w:hAnsi="游ゴシック" w:hint="eastAsia"/>
+                <w:sz w:val="20"/>
+              </w:rPr>
+              <w:t>と表示されていること。</w:t>
             </w:r>
           </w:p>
         </w:tc>
@@ -5811,46 +6592,40 @@
               <w:snapToGrid w:val="0"/>
               <w:jc w:val="center"/>
               <w:rPr>
-                <w:rFonts w:ascii="游ゴシック" w:eastAsia="游ゴシック" w:hAnsi="游ゴシック" w:hint="eastAsia"/>
-                <w:sz w:val="20"/>
-              </w:rPr>
-            </w:pPr>
+                <w:rFonts w:ascii="游ゴシック" w:eastAsia="游ゴシック" w:hAnsi="游ゴシック"/>
+                <w:sz w:val="20"/>
+              </w:rPr>
+            </w:pPr>
+            <w:r>
+              <w:rPr>
+                <w:rFonts w:ascii="游ゴシック" w:eastAsia="游ゴシック" w:hAnsi="游ゴシック" w:hint="eastAsia"/>
+                <w:sz w:val="20"/>
+              </w:rPr>
+              <w:t>6</w:t>
+            </w:r>
+            <w:r>
+              <w:rPr>
+                <w:rFonts w:ascii="游ゴシック" w:eastAsia="游ゴシック" w:hAnsi="游ゴシック"/>
+                <w:sz w:val="20"/>
+              </w:rPr>
+              <w:t>-3</w:t>
+            </w:r>
           </w:p>
         </w:tc>
         <w:tc>
           <w:tcPr>
             <w:tcW w:w="5355" w:type="dxa"/>
-            <w:vAlign w:val="center"/>
-          </w:tcPr>
-          <w:p>
-            <w:pPr>
-              <w:snapToGrid w:val="0"/>
-              <w:rPr>
-                <w:rFonts w:ascii="游ゴシック" w:eastAsia="游ゴシック" w:hAnsi="游ゴシック" w:hint="eastAsia"/>
-                <w:sz w:val="20"/>
-              </w:rPr>
-            </w:pPr>
-            <w:r>
-              <w:rPr>
-                <w:rFonts w:ascii="游ゴシック" w:eastAsia="游ゴシック" w:hAnsi="游ゴシック" w:hint="eastAsia"/>
-                <w:sz w:val="20"/>
-              </w:rPr>
-              <w:t>データベースを確認（</w:t>
-            </w:r>
-            <w:r>
-              <w:rPr>
-                <w:rFonts w:ascii="游ゴシック" w:eastAsia="游ゴシック" w:hAnsi="游ゴシック" w:hint="eastAsia"/>
-                <w:sz w:val="20"/>
-              </w:rPr>
-              <w:t>請求データ</w:t>
-            </w:r>
-            <w:r>
-              <w:rPr>
-                <w:rFonts w:ascii="游ゴシック" w:eastAsia="游ゴシック" w:hAnsi="游ゴシック" w:hint="eastAsia"/>
-                <w:sz w:val="20"/>
-              </w:rPr>
-              <w:t>）</w:t>
-            </w:r>
+            <w:vMerge/>
+            <w:vAlign w:val="center"/>
+          </w:tcPr>
+          <w:p>
+            <w:pPr>
+              <w:snapToGrid w:val="0"/>
+              <w:rPr>
+                <w:rFonts w:ascii="游ゴシック" w:eastAsia="游ゴシック" w:hAnsi="游ゴシック"/>
+                <w:sz w:val="20"/>
+              </w:rPr>
+            </w:pPr>
           </w:p>
         </w:tc>
         <w:tc>
@@ -5862,16 +6637,16 @@
             <w:pPr>
               <w:snapToGrid w:val="0"/>
               <w:rPr>
-                <w:rFonts w:ascii="游ゴシック" w:eastAsia="游ゴシック" w:hAnsi="游ゴシック" w:hint="eastAsia"/>
-                <w:sz w:val="20"/>
-              </w:rPr>
-            </w:pPr>
-            <w:r>
-              <w:rPr>
-                <w:rFonts w:ascii="游ゴシック" w:eastAsia="游ゴシック" w:hAnsi="游ゴシック" w:hint="eastAsia"/>
-                <w:sz w:val="20"/>
-              </w:rPr>
-              <w:t>重複して登録がされていないこと。</w:t>
+                <w:rFonts w:ascii="游ゴシック" w:eastAsia="游ゴシック" w:hAnsi="游ゴシック"/>
+                <w:sz w:val="20"/>
+              </w:rPr>
+            </w:pPr>
+            <w:r>
+              <w:rPr>
+                <w:rFonts w:ascii="游ゴシック" w:eastAsia="游ゴシック" w:hAnsi="游ゴシック" w:hint="eastAsia"/>
+                <w:sz w:val="20"/>
+              </w:rPr>
+              <w:t>未確定請求情報の削除項目に、元のデータベースに登録してあったデータの件数が表示されていること。</w:t>
             </w:r>
           </w:p>
         </w:tc>
@@ -5937,46 +6712,40 @@
               <w:snapToGrid w:val="0"/>
               <w:jc w:val="center"/>
               <w:rPr>
-                <w:rFonts w:ascii="游ゴシック" w:eastAsia="游ゴシック" w:hAnsi="游ゴシック" w:hint="eastAsia"/>
-                <w:sz w:val="20"/>
-              </w:rPr>
-            </w:pPr>
+                <w:rFonts w:ascii="游ゴシック" w:eastAsia="游ゴシック" w:hAnsi="游ゴシック"/>
+                <w:sz w:val="20"/>
+              </w:rPr>
+            </w:pPr>
+            <w:r>
+              <w:rPr>
+                <w:rFonts w:ascii="游ゴシック" w:eastAsia="游ゴシック" w:hAnsi="游ゴシック" w:hint="eastAsia"/>
+                <w:sz w:val="20"/>
+              </w:rPr>
+              <w:t>6</w:t>
+            </w:r>
+            <w:r>
+              <w:rPr>
+                <w:rFonts w:ascii="游ゴシック" w:eastAsia="游ゴシック" w:hAnsi="游ゴシック"/>
+                <w:sz w:val="20"/>
+              </w:rPr>
+              <w:t>-4</w:t>
+            </w:r>
           </w:p>
         </w:tc>
         <w:tc>
           <w:tcPr>
             <w:tcW w:w="5355" w:type="dxa"/>
-            <w:vAlign w:val="center"/>
-          </w:tcPr>
-          <w:p>
-            <w:pPr>
-              <w:snapToGrid w:val="0"/>
-              <w:rPr>
-                <w:rFonts w:ascii="游ゴシック" w:eastAsia="游ゴシック" w:hAnsi="游ゴシック" w:hint="eastAsia"/>
-                <w:sz w:val="20"/>
-              </w:rPr>
-            </w:pPr>
-            <w:r>
-              <w:rPr>
-                <w:rFonts w:ascii="游ゴシック" w:eastAsia="游ゴシック" w:hAnsi="游ゴシック" w:hint="eastAsia"/>
-                <w:sz w:val="20"/>
-              </w:rPr>
-              <w:t>データベースを確認（</w:t>
-            </w:r>
-            <w:r>
-              <w:rPr>
-                <w:rFonts w:ascii="游ゴシック" w:eastAsia="游ゴシック" w:hAnsi="游ゴシック" w:hint="eastAsia"/>
-                <w:sz w:val="20"/>
-              </w:rPr>
-              <w:t>請求明細データ</w:t>
-            </w:r>
-            <w:r>
-              <w:rPr>
-                <w:rFonts w:ascii="游ゴシック" w:eastAsia="游ゴシック" w:hAnsi="游ゴシック" w:hint="eastAsia"/>
-                <w:sz w:val="20"/>
-              </w:rPr>
-              <w:t>）</w:t>
-            </w:r>
+            <w:vMerge/>
+            <w:vAlign w:val="center"/>
+          </w:tcPr>
+          <w:p>
+            <w:pPr>
+              <w:snapToGrid w:val="0"/>
+              <w:rPr>
+                <w:rFonts w:ascii="游ゴシック" w:eastAsia="游ゴシック" w:hAnsi="游ゴシック"/>
+                <w:sz w:val="20"/>
+              </w:rPr>
+            </w:pPr>
           </w:p>
         </w:tc>
         <w:tc>
@@ -5988,16 +6757,30 @@
             <w:pPr>
               <w:snapToGrid w:val="0"/>
               <w:rPr>
-                <w:rFonts w:ascii="游ゴシック" w:eastAsia="游ゴシック" w:hAnsi="游ゴシック" w:hint="eastAsia"/>
-                <w:sz w:val="20"/>
-              </w:rPr>
-            </w:pPr>
-            <w:r>
-              <w:rPr>
-                <w:rFonts w:ascii="游ゴシック" w:eastAsia="游ゴシック" w:hAnsi="游ゴシック" w:hint="eastAsia"/>
-                <w:sz w:val="20"/>
-              </w:rPr>
-              <w:t>重複して登録がされていないこと。</w:t>
+                <w:rFonts w:ascii="游ゴシック" w:eastAsia="游ゴシック" w:hAnsi="游ゴシック"/>
+                <w:sz w:val="20"/>
+              </w:rPr>
+            </w:pPr>
+            <w:r>
+              <w:rPr>
+                <w:rFonts w:ascii="游ゴシック" w:eastAsia="游ゴシック" w:hAnsi="游ゴシック" w:hint="eastAsia"/>
+                <w:sz w:val="20"/>
+              </w:rPr>
+              <w:t>請求ステータス情報の追加項目に</w:t>
+            </w:r>
+            <w:r>
+              <w:rPr>
+                <w:rFonts w:ascii="游ゴシック" w:eastAsia="游ゴシック" w:hAnsi="游ゴシック"/>
+                <w:sz w:val="20"/>
+              </w:rPr>
+              <w:t>1</w:t>
+            </w:r>
+            <w:r>
+              <w:rPr>
+                <w:rFonts w:ascii="游ゴシック" w:eastAsia="游ゴシック" w:hAnsi="游ゴシック" w:hint="eastAsia"/>
+                <w:sz w:val="20"/>
+              </w:rPr>
+              <w:t>件と表示されていること。</w:t>
             </w:r>
           </w:p>
         </w:tc>
@@ -6063,91 +6846,40 @@
               <w:snapToGrid w:val="0"/>
               <w:jc w:val="center"/>
               <w:rPr>
-                <w:rFonts w:ascii="游ゴシック" w:eastAsia="游ゴシック" w:hAnsi="游ゴシック" w:hint="eastAsia"/>
-                <w:sz w:val="20"/>
-              </w:rPr>
-            </w:pPr>
+                <w:rFonts w:ascii="游ゴシック" w:eastAsia="游ゴシック" w:hAnsi="游ゴシック"/>
+                <w:sz w:val="20"/>
+              </w:rPr>
+            </w:pPr>
+            <w:r>
+              <w:rPr>
+                <w:rFonts w:ascii="游ゴシック" w:eastAsia="游ゴシック" w:hAnsi="游ゴシック" w:hint="eastAsia"/>
+                <w:sz w:val="20"/>
+              </w:rPr>
+              <w:t>6</w:t>
+            </w:r>
+            <w:r>
+              <w:rPr>
+                <w:rFonts w:ascii="游ゴシック" w:eastAsia="游ゴシック" w:hAnsi="游ゴシック"/>
+                <w:sz w:val="20"/>
+              </w:rPr>
+              <w:t>-5</w:t>
+            </w:r>
           </w:p>
         </w:tc>
         <w:tc>
           <w:tcPr>
             <w:tcW w:w="5355" w:type="dxa"/>
-            <w:vMerge w:val="restart"/>
-            <w:vAlign w:val="center"/>
-          </w:tcPr>
-          <w:p>
-            <w:pPr>
-              <w:snapToGrid w:val="0"/>
-              <w:rPr>
-                <w:rFonts w:ascii="游ゴシック" w:eastAsia="游ゴシック" w:hAnsi="游ゴシック" w:hint="eastAsia"/>
-                <w:sz w:val="20"/>
-              </w:rPr>
-            </w:pPr>
-            <w:r>
-              <w:rPr>
-                <w:rFonts w:ascii="游ゴシック" w:eastAsia="游ゴシック" w:hAnsi="游ゴシック" w:hint="eastAsia"/>
-                <w:sz w:val="20"/>
-              </w:rPr>
-              <w:t>引数を</w:t>
-            </w:r>
-            <w:r>
-              <w:rPr>
-                <w:rFonts w:ascii="游ゴシック" w:eastAsia="游ゴシック" w:hAnsi="游ゴシック" w:hint="eastAsia"/>
-                <w:sz w:val="20"/>
-              </w:rPr>
-              <w:t>「</w:t>
-            </w:r>
-            <w:proofErr w:type="spellStart"/>
-            <w:r>
-              <w:rPr>
-                <w:rFonts w:ascii="游ゴシック" w:eastAsia="游ゴシック" w:hAnsi="游ゴシック" w:hint="eastAsia"/>
-                <w:sz w:val="20"/>
-              </w:rPr>
-              <w:t>y</w:t>
-            </w:r>
-            <w:r>
-              <w:rPr>
-                <w:rFonts w:ascii="游ゴシック" w:eastAsia="游ゴシック" w:hAnsi="游ゴシック"/>
-                <w:sz w:val="20"/>
-              </w:rPr>
-              <w:t>yyyMM</w:t>
-            </w:r>
-            <w:proofErr w:type="spellEnd"/>
-            <w:r>
-              <w:rPr>
-                <w:rFonts w:ascii="游ゴシック" w:eastAsia="游ゴシック" w:hAnsi="游ゴシック" w:hint="eastAsia"/>
-                <w:sz w:val="20"/>
-              </w:rPr>
-              <w:t>」</w:t>
-            </w:r>
-            <w:r>
-              <w:rPr>
-                <w:rFonts w:ascii="游ゴシック" w:eastAsia="游ゴシック" w:hAnsi="游ゴシック"/>
-                <w:sz w:val="20"/>
-              </w:rPr>
-              <w:t>(</w:t>
-            </w:r>
-            <w:r>
-              <w:rPr>
-                <w:rFonts w:ascii="游ゴシック" w:eastAsia="游ゴシック" w:hAnsi="游ゴシック"/>
-                <w:sz w:val="20"/>
-              </w:rPr>
-              <w:t>202408</w:t>
-            </w:r>
-            <w:r>
-              <w:rPr>
-                <w:rFonts w:ascii="游ゴシック" w:eastAsia="游ゴシック" w:hAnsi="游ゴシック"/>
-                <w:sz w:val="20"/>
-              </w:rPr>
-              <w:t>)</w:t>
-            </w:r>
-            <w:r>
-              <w:rPr>
-                <w:rFonts w:ascii="游ゴシック" w:eastAsia="游ゴシック" w:hAnsi="游ゴシック" w:hint="eastAsia"/>
-                <w:sz w:val="20"/>
-              </w:rPr>
-              <w:t>で指定し、バッチを起動する。</w:t>
-            </w:r>
+            <w:vMerge/>
+            <w:vAlign w:val="center"/>
+          </w:tcPr>
+          <w:p>
+            <w:pPr>
+              <w:snapToGrid w:val="0"/>
+              <w:rPr>
+                <w:rFonts w:ascii="游ゴシック" w:eastAsia="游ゴシック" w:hAnsi="游ゴシック"/>
+                <w:sz w:val="20"/>
+              </w:rPr>
+            </w:pPr>
           </w:p>
         </w:tc>
         <w:tc>
@@ -6159,44 +6891,30 @@
             <w:pPr>
               <w:snapToGrid w:val="0"/>
               <w:rPr>
-                <w:rFonts w:ascii="游ゴシック" w:eastAsia="游ゴシック" w:hAnsi="游ゴシック" w:hint="eastAsia"/>
-                <w:sz w:val="20"/>
-              </w:rPr>
-            </w:pPr>
-            <w:r>
-              <w:rPr>
-                <w:rFonts w:ascii="游ゴシック" w:eastAsia="游ゴシック" w:hAnsi="游ゴシック" w:hint="eastAsia"/>
-                <w:sz w:val="20"/>
-              </w:rPr>
-              <w:t>指定された年月に、2</w:t>
-            </w:r>
-            <w:r>
-              <w:rPr>
-                <w:rFonts w:ascii="游ゴシック" w:eastAsia="游ゴシック" w:hAnsi="游ゴシック"/>
-                <w:sz w:val="20"/>
-              </w:rPr>
-              <w:t>02</w:t>
-            </w:r>
-            <w:r>
-              <w:rPr>
-                <w:rFonts w:ascii="游ゴシック" w:eastAsia="游ゴシック" w:hAnsi="游ゴシック"/>
-                <w:sz w:val="20"/>
-              </w:rPr>
-              <w:t>4</w:t>
-            </w:r>
-            <w:r>
-              <w:rPr>
-                <w:rFonts w:ascii="游ゴシック" w:eastAsia="游ゴシック" w:hAnsi="游ゴシック"/>
-                <w:sz w:val="20"/>
-              </w:rPr>
-              <w:t>-08-01</w:t>
-            </w:r>
-            <w:r>
-              <w:rPr>
-                <w:rFonts w:ascii="游ゴシック" w:eastAsia="游ゴシック" w:hAnsi="游ゴシック" w:hint="eastAsia"/>
-                <w:sz w:val="20"/>
-              </w:rPr>
-              <w:t>と表示されていること。</w:t>
+                <w:rFonts w:ascii="游ゴシック" w:eastAsia="游ゴシック" w:hAnsi="游ゴシック"/>
+                <w:sz w:val="20"/>
+              </w:rPr>
+            </w:pPr>
+            <w:r>
+              <w:rPr>
+                <w:rFonts w:ascii="游ゴシック" w:eastAsia="游ゴシック" w:hAnsi="游ゴシック" w:hint="eastAsia"/>
+                <w:sz w:val="20"/>
+              </w:rPr>
+              <w:t>有効な加入者情報の項目に</w:t>
+            </w:r>
+            <w:r>
+              <w:rPr>
+                <w:rFonts w:ascii="游ゴシック" w:eastAsia="游ゴシック" w:hAnsi="游ゴシック"/>
+                <w:sz w:val="20"/>
+              </w:rPr>
+              <w:t>3</w:t>
+            </w:r>
+            <w:r>
+              <w:rPr>
+                <w:rFonts w:ascii="游ゴシック" w:eastAsia="游ゴシック" w:hAnsi="游ゴシック" w:hint="eastAsia"/>
+                <w:sz w:val="20"/>
+              </w:rPr>
+              <w:t>件と出力されていること。</w:t>
             </w:r>
           </w:p>
         </w:tc>
@@ -6262,10 +6980,24 @@
               <w:snapToGrid w:val="0"/>
               <w:jc w:val="center"/>
               <w:rPr>
-                <w:rFonts w:ascii="游ゴシック" w:eastAsia="游ゴシック" w:hAnsi="游ゴシック" w:hint="eastAsia"/>
-                <w:sz w:val="20"/>
-              </w:rPr>
-            </w:pPr>
+                <w:rFonts w:ascii="游ゴシック" w:eastAsia="游ゴシック" w:hAnsi="游ゴシック"/>
+                <w:sz w:val="20"/>
+              </w:rPr>
+            </w:pPr>
+            <w:r>
+              <w:rPr>
+                <w:rFonts w:ascii="游ゴシック" w:eastAsia="游ゴシック" w:hAnsi="游ゴシック" w:hint="eastAsia"/>
+                <w:sz w:val="20"/>
+              </w:rPr>
+              <w:t>6</w:t>
+            </w:r>
+            <w:r>
+              <w:rPr>
+                <w:rFonts w:ascii="游ゴシック" w:eastAsia="游ゴシック" w:hAnsi="游ゴシック"/>
+                <w:sz w:val="20"/>
+              </w:rPr>
+              <w:t>-6</w:t>
+            </w:r>
           </w:p>
         </w:tc>
         <w:tc>
@@ -6278,7 +7010,7 @@
             <w:pPr>
               <w:snapToGrid w:val="0"/>
               <w:rPr>
-                <w:rFonts w:ascii="游ゴシック" w:eastAsia="游ゴシック" w:hAnsi="游ゴシック" w:hint="eastAsia"/>
+                <w:rFonts w:ascii="游ゴシック" w:eastAsia="游ゴシック" w:hAnsi="游ゴシック"/>
                 <w:sz w:val="20"/>
               </w:rPr>
             </w:pPr>
@@ -6293,44 +7025,30 @@
             <w:pPr>
               <w:snapToGrid w:val="0"/>
               <w:rPr>
-                <w:rFonts w:ascii="游ゴシック" w:eastAsia="游ゴシック" w:hAnsi="游ゴシック" w:hint="eastAsia"/>
-                <w:sz w:val="20"/>
-              </w:rPr>
-            </w:pPr>
-            <w:r>
-              <w:rPr>
-                <w:rFonts w:ascii="游ゴシック" w:eastAsia="游ゴシック" w:hAnsi="游ゴシック" w:hint="eastAsia"/>
-                <w:sz w:val="20"/>
-              </w:rPr>
-              <w:t>対象年月に、2</w:t>
-            </w:r>
-            <w:r>
-              <w:rPr>
-                <w:rFonts w:ascii="游ゴシック" w:eastAsia="游ゴシック" w:hAnsi="游ゴシック"/>
-                <w:sz w:val="20"/>
-              </w:rPr>
-              <w:t>02</w:t>
-            </w:r>
-            <w:r>
-              <w:rPr>
-                <w:rFonts w:ascii="游ゴシック" w:eastAsia="游ゴシック" w:hAnsi="游ゴシック"/>
-                <w:sz w:val="20"/>
-              </w:rPr>
-              <w:t>4</w:t>
-            </w:r>
-            <w:r>
-              <w:rPr>
-                <w:rFonts w:ascii="游ゴシック" w:eastAsia="游ゴシック" w:hAnsi="游ゴシック"/>
-                <w:sz w:val="20"/>
-              </w:rPr>
-              <w:t>-08-01</w:t>
-            </w:r>
-            <w:r>
-              <w:rPr>
-                <w:rFonts w:ascii="游ゴシック" w:eastAsia="游ゴシック" w:hAnsi="游ゴシック" w:hint="eastAsia"/>
-                <w:sz w:val="20"/>
-              </w:rPr>
-              <w:t>と表示されていること。</w:t>
+                <w:rFonts w:ascii="游ゴシック" w:eastAsia="游ゴシック" w:hAnsi="游ゴシック"/>
+                <w:sz w:val="20"/>
+              </w:rPr>
+            </w:pPr>
+            <w:r>
+              <w:rPr>
+                <w:rFonts w:ascii="游ゴシック" w:eastAsia="游ゴシック" w:hAnsi="游ゴシック" w:hint="eastAsia"/>
+                <w:sz w:val="20"/>
+              </w:rPr>
+              <w:t>有効な料金情報の項目に</w:t>
+            </w:r>
+            <w:r>
+              <w:rPr>
+                <w:rFonts w:ascii="游ゴシック" w:eastAsia="游ゴシック" w:hAnsi="游ゴシック"/>
+                <w:sz w:val="20"/>
+              </w:rPr>
+              <w:t>3</w:t>
+            </w:r>
+            <w:r>
+              <w:rPr>
+                <w:rFonts w:ascii="游ゴシック" w:eastAsia="游ゴシック" w:hAnsi="游ゴシック" w:hint="eastAsia"/>
+                <w:sz w:val="20"/>
+              </w:rPr>
+              <w:t>件と出力されていること。</w:t>
             </w:r>
           </w:p>
         </w:tc>
@@ -6396,26 +7114,61 @@
               <w:snapToGrid w:val="0"/>
               <w:jc w:val="center"/>
               <w:rPr>
-                <w:rFonts w:ascii="游ゴシック" w:eastAsia="游ゴシック" w:hAnsi="游ゴシック" w:hint="eastAsia"/>
-                <w:sz w:val="20"/>
-              </w:rPr>
-            </w:pPr>
+                <w:rFonts w:ascii="游ゴシック" w:eastAsia="游ゴシック" w:hAnsi="游ゴシック"/>
+                <w:sz w:val="20"/>
+              </w:rPr>
+            </w:pPr>
+            <w:r>
+              <w:rPr>
+                <w:rFonts w:ascii="游ゴシック" w:eastAsia="游ゴシック" w:hAnsi="游ゴシック" w:hint="eastAsia"/>
+                <w:sz w:val="20"/>
+              </w:rPr>
+              <w:t>7</w:t>
+            </w:r>
+            <w:r>
+              <w:rPr>
+                <w:rFonts w:ascii="游ゴシック" w:eastAsia="游ゴシック" w:hAnsi="游ゴシック"/>
+                <w:sz w:val="20"/>
+              </w:rPr>
+              <w:t>-1</w:t>
+            </w:r>
           </w:p>
         </w:tc>
         <w:tc>
           <w:tcPr>
             <w:tcW w:w="5355" w:type="dxa"/>
-            <w:vMerge/>
-            <w:vAlign w:val="center"/>
-          </w:tcPr>
-          <w:p>
-            <w:pPr>
-              <w:snapToGrid w:val="0"/>
-              <w:rPr>
-                <w:rFonts w:ascii="游ゴシック" w:eastAsia="游ゴシック" w:hAnsi="游ゴシック" w:hint="eastAsia"/>
-                <w:sz w:val="20"/>
-              </w:rPr>
-            </w:pPr>
+            <w:vMerge w:val="restart"/>
+            <w:vAlign w:val="center"/>
+          </w:tcPr>
+          <w:p>
+            <w:pPr>
+              <w:snapToGrid w:val="0"/>
+              <w:rPr>
+                <w:rFonts w:ascii="游ゴシック" w:eastAsia="游ゴシック" w:hAnsi="游ゴシック"/>
+                <w:sz w:val="20"/>
+              </w:rPr>
+            </w:pPr>
+            <w:r>
+              <w:rPr>
+                <w:rFonts w:ascii="游ゴシック" w:eastAsia="游ゴシック" w:hAnsi="游ゴシック" w:hint="eastAsia"/>
+                <w:sz w:val="20"/>
+              </w:rPr>
+              <w:t>データベースを確認する。（</w:t>
+            </w:r>
+            <w:r>
+              <w:rPr>
+                <w:rFonts w:ascii="游ゴシック" w:eastAsia="游ゴシック" w:hAnsi="游ゴシック" w:hint="eastAsia"/>
+                <w:sz w:val="20"/>
+              </w:rPr>
+              <w:t>請求データ状態</w:t>
+            </w:r>
+            <w:r>
+              <w:rPr>
+                <w:rFonts w:ascii="游ゴシック" w:eastAsia="游ゴシック" w:hAnsi="游ゴシック" w:hint="eastAsia"/>
+                <w:sz w:val="20"/>
+              </w:rPr>
+              <w:t>テーブル）</w:t>
+            </w:r>
           </w:p>
         </w:tc>
         <w:tc>
@@ -6427,16 +7180,16 @@
             <w:pPr>
               <w:snapToGrid w:val="0"/>
               <w:rPr>
-                <w:rFonts w:ascii="游ゴシック" w:eastAsia="游ゴシック" w:hAnsi="游ゴシック" w:hint="eastAsia"/>
-                <w:sz w:val="20"/>
-              </w:rPr>
-            </w:pPr>
-            <w:r>
-              <w:rPr>
-                <w:rFonts w:ascii="游ゴシック" w:eastAsia="游ゴシック" w:hAnsi="游ゴシック" w:hint="eastAsia"/>
-                <w:sz w:val="20"/>
-              </w:rPr>
-              <w:t>未確定請求情報の削除項目に、元のデータベースに登録してあったデータの件数が表示されていること。</w:t>
+                <w:rFonts w:ascii="游ゴシック" w:eastAsia="游ゴシック" w:hAnsi="游ゴシック"/>
+                <w:sz w:val="20"/>
+              </w:rPr>
+            </w:pPr>
+            <w:r>
+              <w:rPr>
+                <w:rFonts w:ascii="游ゴシック" w:eastAsia="游ゴシック" w:hAnsi="游ゴシック" w:hint="eastAsia"/>
+                <w:sz w:val="20"/>
+              </w:rPr>
+              <w:t>1件レコードが追加されていること。</w:t>
             </w:r>
           </w:p>
         </w:tc>
@@ -6502,10 +7255,24 @@
               <w:snapToGrid w:val="0"/>
               <w:jc w:val="center"/>
               <w:rPr>
-                <w:rFonts w:ascii="游ゴシック" w:eastAsia="游ゴシック" w:hAnsi="游ゴシック" w:hint="eastAsia"/>
-                <w:sz w:val="20"/>
-              </w:rPr>
-            </w:pPr>
+                <w:rFonts w:ascii="游ゴシック" w:eastAsia="游ゴシック" w:hAnsi="游ゴシック"/>
+                <w:sz w:val="20"/>
+              </w:rPr>
+            </w:pPr>
+            <w:r>
+              <w:rPr>
+                <w:rFonts w:ascii="游ゴシック" w:eastAsia="游ゴシック" w:hAnsi="游ゴシック" w:hint="eastAsia"/>
+                <w:sz w:val="20"/>
+              </w:rPr>
+              <w:t>7</w:t>
+            </w:r>
+            <w:r>
+              <w:rPr>
+                <w:rFonts w:ascii="游ゴシック" w:eastAsia="游ゴシック" w:hAnsi="游ゴシック"/>
+                <w:sz w:val="20"/>
+              </w:rPr>
+              <w:t>-2</w:t>
+            </w:r>
           </w:p>
         </w:tc>
         <w:tc>
@@ -6518,7 +7285,7 @@
             <w:pPr>
               <w:snapToGrid w:val="0"/>
               <w:rPr>
-                <w:rFonts w:ascii="游ゴシック" w:eastAsia="游ゴシック" w:hAnsi="游ゴシック" w:hint="eastAsia"/>
+                <w:rFonts w:ascii="游ゴシック" w:eastAsia="游ゴシック" w:hAnsi="游ゴシック"/>
                 <w:sz w:val="20"/>
               </w:rPr>
             </w:pPr>
@@ -6533,16 +7300,44 @@
             <w:pPr>
               <w:snapToGrid w:val="0"/>
               <w:rPr>
-                <w:rFonts w:ascii="游ゴシック" w:eastAsia="游ゴシック" w:hAnsi="游ゴシック" w:hint="eastAsia"/>
-                <w:sz w:val="20"/>
-              </w:rPr>
-            </w:pPr>
-            <w:r>
-              <w:rPr>
-                <w:rFonts w:ascii="游ゴシック" w:eastAsia="游ゴシック" w:hAnsi="游ゴシック" w:hint="eastAsia"/>
-                <w:sz w:val="20"/>
-              </w:rPr>
-              <w:t>請求ステータス情報の追加項目に1件と表示されていること。</w:t>
+                <w:rFonts w:ascii="游ゴシック" w:eastAsia="游ゴシック" w:hAnsi="游ゴシック"/>
+                <w:sz w:val="20"/>
+              </w:rPr>
+            </w:pPr>
+            <w:r>
+              <w:rPr>
+                <w:rFonts w:ascii="游ゴシック" w:eastAsia="游ゴシック" w:hAnsi="游ゴシック" w:hint="eastAsia"/>
+                <w:sz w:val="20"/>
+              </w:rPr>
+              <w:t>対象年月に、2</w:t>
+            </w:r>
+            <w:r>
+              <w:rPr>
+                <w:rFonts w:ascii="游ゴシック" w:eastAsia="游ゴシック" w:hAnsi="游ゴシック"/>
+                <w:sz w:val="20"/>
+              </w:rPr>
+              <w:t>025-0</w:t>
+            </w:r>
+            <w:r>
+              <w:rPr>
+                <w:rFonts w:ascii="游ゴシック" w:eastAsia="游ゴシック" w:hAnsi="游ゴシック"/>
+                <w:sz w:val="20"/>
+              </w:rPr>
+              <w:t>9</w:t>
+            </w:r>
+            <w:r>
+              <w:rPr>
+                <w:rFonts w:ascii="游ゴシック" w:eastAsia="游ゴシック" w:hAnsi="游ゴシック"/>
+                <w:sz w:val="20"/>
+              </w:rPr>
+              <w:t>-01</w:t>
+            </w:r>
+            <w:r>
+              <w:rPr>
+                <w:rFonts w:ascii="游ゴシック" w:eastAsia="游ゴシック" w:hAnsi="游ゴシック" w:hint="eastAsia"/>
+                <w:sz w:val="20"/>
+              </w:rPr>
+              <w:t>が登録されていること。</w:t>
             </w:r>
           </w:p>
         </w:tc>
@@ -6608,10 +7403,24 @@
               <w:snapToGrid w:val="0"/>
               <w:jc w:val="center"/>
               <w:rPr>
-                <w:rFonts w:ascii="游ゴシック" w:eastAsia="游ゴシック" w:hAnsi="游ゴシック" w:hint="eastAsia"/>
-                <w:sz w:val="20"/>
-              </w:rPr>
-            </w:pPr>
+                <w:rFonts w:ascii="游ゴシック" w:eastAsia="游ゴシック" w:hAnsi="游ゴシック"/>
+                <w:sz w:val="20"/>
+              </w:rPr>
+            </w:pPr>
+            <w:r>
+              <w:rPr>
+                <w:rFonts w:ascii="游ゴシック" w:eastAsia="游ゴシック" w:hAnsi="游ゴシック" w:hint="eastAsia"/>
+                <w:sz w:val="20"/>
+              </w:rPr>
+              <w:t>7</w:t>
+            </w:r>
+            <w:r>
+              <w:rPr>
+                <w:rFonts w:ascii="游ゴシック" w:eastAsia="游ゴシック" w:hAnsi="游ゴシック"/>
+                <w:sz w:val="20"/>
+              </w:rPr>
+              <w:t>-3</w:t>
+            </w:r>
           </w:p>
         </w:tc>
         <w:tc>
@@ -6624,7 +7433,7 @@
             <w:pPr>
               <w:snapToGrid w:val="0"/>
               <w:rPr>
-                <w:rFonts w:ascii="游ゴシック" w:eastAsia="游ゴシック" w:hAnsi="游ゴシック" w:hint="eastAsia"/>
+                <w:rFonts w:ascii="游ゴシック" w:eastAsia="游ゴシック" w:hAnsi="游ゴシック"/>
                 <w:sz w:val="20"/>
               </w:rPr>
             </w:pPr>
@@ -6639,30 +7448,44 @@
             <w:pPr>
               <w:snapToGrid w:val="0"/>
               <w:rPr>
-                <w:rFonts w:ascii="游ゴシック" w:eastAsia="游ゴシック" w:hAnsi="游ゴシック" w:hint="eastAsia"/>
-                <w:sz w:val="20"/>
-              </w:rPr>
-            </w:pPr>
-            <w:r>
-              <w:rPr>
-                <w:rFonts w:ascii="游ゴシック" w:eastAsia="游ゴシック" w:hAnsi="游ゴシック" w:hint="eastAsia"/>
-                <w:sz w:val="20"/>
-              </w:rPr>
-              <w:t>有効な加入者情報の項目</w:t>
-            </w:r>
-            <w:r>
-              <w:rPr>
-                <w:rFonts w:ascii="游ゴシック" w:eastAsia="游ゴシック" w:hAnsi="游ゴシック" w:hint="eastAsia"/>
-                <w:sz w:val="20"/>
-              </w:rPr>
-              <w:t>0</w:t>
-            </w:r>
-            <w:r>
-              <w:rPr>
-                <w:rFonts w:ascii="游ゴシック" w:eastAsia="游ゴシック" w:hAnsi="游ゴシック" w:hint="eastAsia"/>
-                <w:sz w:val="20"/>
-              </w:rPr>
-              <w:t>件と出力されていること。</w:t>
+                <w:rFonts w:ascii="游ゴシック" w:eastAsia="游ゴシック" w:hAnsi="游ゴシック"/>
+                <w:sz w:val="20"/>
+              </w:rPr>
+            </w:pPr>
+            <w:r>
+              <w:rPr>
+                <w:rFonts w:ascii="游ゴシック" w:eastAsia="游ゴシック" w:hAnsi="游ゴシック" w:hint="eastAsia"/>
+                <w:sz w:val="20"/>
+              </w:rPr>
+              <w:t>I</w:t>
+            </w:r>
+            <w:r>
+              <w:rPr>
+                <w:rFonts w:ascii="游ゴシック" w:eastAsia="游ゴシック" w:hAnsi="游ゴシック"/>
+                <w:sz w:val="20"/>
+              </w:rPr>
+              <w:t>S_COMMIT</w:t>
+            </w:r>
+            <w:r>
+              <w:rPr>
+                <w:rFonts w:ascii="游ゴシック" w:eastAsia="游ゴシック" w:hAnsi="游ゴシック" w:hint="eastAsia"/>
+                <w:sz w:val="20"/>
+              </w:rPr>
+              <w:t>がF</w:t>
+            </w:r>
+            <w:r>
+              <w:rPr>
+                <w:rFonts w:ascii="游ゴシック" w:eastAsia="游ゴシック" w:hAnsi="游ゴシック"/>
+                <w:sz w:val="20"/>
+              </w:rPr>
+              <w:t>ALSE</w:t>
+            </w:r>
+            <w:r>
+              <w:rPr>
+                <w:rFonts w:ascii="游ゴシック" w:eastAsia="游ゴシック" w:hAnsi="游ゴシック" w:hint="eastAsia"/>
+                <w:sz w:val="20"/>
+              </w:rPr>
+              <w:t>になっていること。</w:t>
             </w:r>
           </w:p>
         </w:tc>
@@ -6728,26 +7551,47 @@
               <w:snapToGrid w:val="0"/>
               <w:jc w:val="center"/>
               <w:rPr>
-                <w:rFonts w:ascii="游ゴシック" w:eastAsia="游ゴシック" w:hAnsi="游ゴシック" w:hint="eastAsia"/>
-                <w:sz w:val="20"/>
-              </w:rPr>
-            </w:pPr>
+                <w:rFonts w:ascii="游ゴシック" w:eastAsia="游ゴシック" w:hAnsi="游ゴシック"/>
+                <w:sz w:val="20"/>
+              </w:rPr>
+            </w:pPr>
+            <w:r>
+              <w:rPr>
+                <w:rFonts w:ascii="游ゴシック" w:eastAsia="游ゴシック" w:hAnsi="游ゴシック" w:hint="eastAsia"/>
+                <w:sz w:val="20"/>
+              </w:rPr>
+              <w:t>8</w:t>
+            </w:r>
+            <w:r>
+              <w:rPr>
+                <w:rFonts w:ascii="游ゴシック" w:eastAsia="游ゴシック" w:hAnsi="游ゴシック"/>
+                <w:sz w:val="20"/>
+              </w:rPr>
+              <w:t>-1</w:t>
+            </w:r>
           </w:p>
         </w:tc>
         <w:tc>
           <w:tcPr>
             <w:tcW w:w="5355" w:type="dxa"/>
-            <w:vMerge/>
-            <w:vAlign w:val="center"/>
-          </w:tcPr>
-          <w:p>
-            <w:pPr>
-              <w:snapToGrid w:val="0"/>
-              <w:rPr>
-                <w:rFonts w:ascii="游ゴシック" w:eastAsia="游ゴシック" w:hAnsi="游ゴシック" w:hint="eastAsia"/>
-                <w:sz w:val="20"/>
-              </w:rPr>
-            </w:pPr>
+            <w:vMerge w:val="restart"/>
+            <w:vAlign w:val="center"/>
+          </w:tcPr>
+          <w:p>
+            <w:pPr>
+              <w:snapToGrid w:val="0"/>
+              <w:rPr>
+                <w:rFonts w:ascii="游ゴシック" w:eastAsia="游ゴシック" w:hAnsi="游ゴシック"/>
+                <w:sz w:val="20"/>
+              </w:rPr>
+            </w:pPr>
+            <w:r>
+              <w:rPr>
+                <w:rFonts w:ascii="游ゴシック" w:eastAsia="游ゴシック" w:hAnsi="游ゴシック" w:hint="eastAsia"/>
+                <w:sz w:val="20"/>
+              </w:rPr>
+              <w:t>データベースを確認する。（請求データテーブル）</w:t>
+            </w:r>
           </w:p>
         </w:tc>
         <w:tc>
@@ -6759,30 +7603,30 @@
             <w:pPr>
               <w:snapToGrid w:val="0"/>
               <w:rPr>
-                <w:rFonts w:ascii="游ゴシック" w:eastAsia="游ゴシック" w:hAnsi="游ゴシック" w:hint="eastAsia"/>
-                <w:sz w:val="20"/>
-              </w:rPr>
-            </w:pPr>
-            <w:r>
-              <w:rPr>
-                <w:rFonts w:ascii="游ゴシック" w:eastAsia="游ゴシック" w:hAnsi="游ゴシック" w:hint="eastAsia"/>
-                <w:sz w:val="20"/>
-              </w:rPr>
-              <w:t>有効な料金情報の項目に</w:t>
-            </w:r>
-            <w:r>
-              <w:rPr>
-                <w:rFonts w:ascii="游ゴシック" w:eastAsia="游ゴシック" w:hAnsi="游ゴシック"/>
-                <w:sz w:val="20"/>
-              </w:rPr>
-              <w:t>0</w:t>
-            </w:r>
-            <w:r>
-              <w:rPr>
-                <w:rFonts w:ascii="游ゴシック" w:eastAsia="游ゴシック" w:hAnsi="游ゴシック" w:hint="eastAsia"/>
-                <w:sz w:val="20"/>
-              </w:rPr>
-              <w:t>件と出力されていること。</w:t>
+                <w:rFonts w:ascii="游ゴシック" w:eastAsia="游ゴシック" w:hAnsi="游ゴシック"/>
+                <w:sz w:val="20"/>
+              </w:rPr>
+            </w:pPr>
+            <w:r>
+              <w:rPr>
+                <w:rFonts w:ascii="游ゴシック" w:eastAsia="游ゴシック" w:hAnsi="游ゴシック" w:hint="eastAsia"/>
+                <w:sz w:val="20"/>
+              </w:rPr>
+              <w:t>レコードが</w:t>
+            </w:r>
+            <w:r>
+              <w:rPr>
+                <w:rFonts w:ascii="游ゴシック" w:eastAsia="游ゴシック" w:hAnsi="游ゴシック" w:hint="eastAsia"/>
+                <w:sz w:val="20"/>
+              </w:rPr>
+              <w:t>3</w:t>
+            </w:r>
+            <w:r>
+              <w:rPr>
+                <w:rFonts w:ascii="游ゴシック" w:eastAsia="游ゴシック" w:hAnsi="游ゴシック" w:hint="eastAsia"/>
+                <w:sz w:val="20"/>
+              </w:rPr>
+              <w:t>件追加されていること。</w:t>
             </w:r>
           </w:p>
         </w:tc>
@@ -6848,10 +7692,24 @@
               <w:snapToGrid w:val="0"/>
               <w:jc w:val="center"/>
               <w:rPr>
-                <w:rFonts w:ascii="游ゴシック" w:eastAsia="游ゴシック" w:hAnsi="游ゴシック" w:hint="eastAsia"/>
-                <w:sz w:val="20"/>
-              </w:rPr>
-            </w:pPr>
+                <w:rFonts w:ascii="游ゴシック" w:eastAsia="游ゴシック" w:hAnsi="游ゴシック"/>
+                <w:sz w:val="20"/>
+              </w:rPr>
+            </w:pPr>
+            <w:r>
+              <w:rPr>
+                <w:rFonts w:ascii="游ゴシック" w:eastAsia="游ゴシック" w:hAnsi="游ゴシック" w:hint="eastAsia"/>
+                <w:sz w:val="20"/>
+              </w:rPr>
+              <w:t>8</w:t>
+            </w:r>
+            <w:r>
+              <w:rPr>
+                <w:rFonts w:ascii="游ゴシック" w:eastAsia="游ゴシック" w:hAnsi="游ゴシック"/>
+                <w:sz w:val="20"/>
+              </w:rPr>
+              <w:t>-2</w:t>
+            </w:r>
           </w:p>
         </w:tc>
         <w:tc>
@@ -6864,7 +7722,7 @@
             <w:pPr>
               <w:snapToGrid w:val="0"/>
               <w:rPr>
-                <w:rFonts w:ascii="游ゴシック" w:eastAsia="游ゴシック" w:hAnsi="游ゴシック" w:hint="eastAsia"/>
+                <w:rFonts w:ascii="游ゴシック" w:eastAsia="游ゴシック" w:hAnsi="游ゴシック"/>
                 <w:sz w:val="20"/>
               </w:rPr>
             </w:pPr>
@@ -6879,37 +7737,44 @@
             <w:pPr>
               <w:snapToGrid w:val="0"/>
               <w:rPr>
-                <w:rFonts w:ascii="游ゴシック" w:eastAsia="游ゴシック" w:hAnsi="游ゴシック" w:hint="eastAsia"/>
-                <w:sz w:val="20"/>
-              </w:rPr>
-            </w:pPr>
-            <w:r>
-              <w:rPr>
-                <w:rFonts w:ascii="游ゴシック" w:eastAsia="游ゴシック" w:hAnsi="游ゴシック" w:hint="eastAsia"/>
-                <w:sz w:val="20"/>
-              </w:rPr>
-              <w:t>請求データ</w:t>
-            </w:r>
-            <w:r>
-              <w:rPr>
-                <w:rFonts w:ascii="游ゴシック" w:eastAsia="游ゴシック" w:hAnsi="游ゴシック" w:hint="eastAsia"/>
-                <w:sz w:val="20"/>
-              </w:rPr>
-              <w:t>の追加の件数が</w:t>
-            </w:r>
-            <w:r>
-              <w:rPr>
-                <w:rFonts w:ascii="游ゴシック" w:eastAsia="游ゴシック" w:hAnsi="游ゴシック"/>
-                <w:sz w:val="20"/>
-              </w:rPr>
-              <w:t>0</w:t>
-            </w:r>
-            <w:r>
-              <w:rPr>
-                <w:rFonts w:ascii="游ゴシック" w:eastAsia="游ゴシック" w:hAnsi="游ゴシック" w:hint="eastAsia"/>
-                <w:sz w:val="20"/>
-              </w:rPr>
-              <w:t>件と出力されていること。</w:t>
+                <w:rFonts w:ascii="游ゴシック" w:eastAsia="游ゴシック" w:hAnsi="游ゴシック"/>
+                <w:sz w:val="20"/>
+              </w:rPr>
+            </w:pPr>
+            <w:r>
+              <w:rPr>
+                <w:rFonts w:ascii="游ゴシック" w:eastAsia="游ゴシック" w:hAnsi="游ゴシック" w:hint="eastAsia"/>
+                <w:sz w:val="20"/>
+              </w:rPr>
+              <w:t>各レコードの対象年月に2</w:t>
+            </w:r>
+            <w:r>
+              <w:rPr>
+                <w:rFonts w:ascii="游ゴシック" w:eastAsia="游ゴシック" w:hAnsi="游ゴシック"/>
+                <w:sz w:val="20"/>
+              </w:rPr>
+              <w:t>025-0</w:t>
+            </w:r>
+            <w:r>
+              <w:rPr>
+                <w:rFonts w:ascii="游ゴシック" w:eastAsia="游ゴシック" w:hAnsi="游ゴシック"/>
+                <w:sz w:val="20"/>
+              </w:rPr>
+              <w:t>9</w:t>
+            </w:r>
+            <w:r>
+              <w:rPr>
+                <w:rFonts w:ascii="游ゴシック" w:eastAsia="游ゴシック" w:hAnsi="游ゴシック"/>
+                <w:sz w:val="20"/>
+              </w:rPr>
+              <w:t>-01</w:t>
+            </w:r>
+            <w:r>
+              <w:rPr>
+                <w:rFonts w:ascii="游ゴシック" w:eastAsia="游ゴシック" w:hAnsi="游ゴシック" w:hint="eastAsia"/>
+                <w:sz w:val="20"/>
+              </w:rPr>
+              <w:t>が登録されていること。</w:t>
             </w:r>
           </w:p>
         </w:tc>
@@ -6975,10 +7840,24 @@
               <w:snapToGrid w:val="0"/>
               <w:jc w:val="center"/>
               <w:rPr>
-                <w:rFonts w:ascii="游ゴシック" w:eastAsia="游ゴシック" w:hAnsi="游ゴシック" w:hint="eastAsia"/>
-                <w:sz w:val="20"/>
-              </w:rPr>
-            </w:pPr>
+                <w:rFonts w:ascii="游ゴシック" w:eastAsia="游ゴシック" w:hAnsi="游ゴシック"/>
+                <w:sz w:val="20"/>
+              </w:rPr>
+            </w:pPr>
+            <w:r>
+              <w:rPr>
+                <w:rFonts w:ascii="游ゴシック" w:eastAsia="游ゴシック" w:hAnsi="游ゴシック" w:hint="eastAsia"/>
+                <w:sz w:val="20"/>
+              </w:rPr>
+              <w:t>8</w:t>
+            </w:r>
+            <w:r>
+              <w:rPr>
+                <w:rFonts w:ascii="游ゴシック" w:eastAsia="游ゴシック" w:hAnsi="游ゴシック"/>
+                <w:sz w:val="20"/>
+              </w:rPr>
+              <w:t>-3</w:t>
+            </w:r>
           </w:p>
         </w:tc>
         <w:tc>
@@ -6991,7 +7870,7 @@
             <w:pPr>
               <w:snapToGrid w:val="0"/>
               <w:rPr>
-                <w:rFonts w:ascii="游ゴシック" w:eastAsia="游ゴシック" w:hAnsi="游ゴシック" w:hint="eastAsia"/>
+                <w:rFonts w:ascii="游ゴシック" w:eastAsia="游ゴシック" w:hAnsi="游ゴシック"/>
                 <w:sz w:val="20"/>
               </w:rPr>
             </w:pPr>
@@ -7006,30 +7885,30 @@
             <w:pPr>
               <w:snapToGrid w:val="0"/>
               <w:rPr>
-                <w:rFonts w:ascii="游ゴシック" w:eastAsia="游ゴシック" w:hAnsi="游ゴシック" w:hint="eastAsia"/>
-                <w:sz w:val="20"/>
-              </w:rPr>
-            </w:pPr>
-            <w:r>
-              <w:rPr>
-                <w:rFonts w:ascii="游ゴシック" w:eastAsia="游ゴシック" w:hAnsi="游ゴシック" w:hint="eastAsia"/>
-                <w:sz w:val="20"/>
-              </w:rPr>
-              <w:t>請求明細データの追加件数が</w:t>
-            </w:r>
-            <w:r>
-              <w:rPr>
-                <w:rFonts w:ascii="游ゴシック" w:eastAsia="游ゴシック" w:hAnsi="游ゴシック"/>
-                <w:sz w:val="20"/>
-              </w:rPr>
-              <w:t>0</w:t>
-            </w:r>
-            <w:r>
-              <w:rPr>
-                <w:rFonts w:ascii="游ゴシック" w:eastAsia="游ゴシック" w:hAnsi="游ゴシック" w:hint="eastAsia"/>
-                <w:sz w:val="20"/>
-              </w:rPr>
-              <w:t>件と出力されていること。</w:t>
+                <w:rFonts w:ascii="游ゴシック" w:eastAsia="游ゴシック" w:hAnsi="游ゴシック"/>
+                <w:sz w:val="20"/>
+              </w:rPr>
+            </w:pPr>
+            <w:r>
+              <w:rPr>
+                <w:rFonts w:ascii="游ゴシック" w:eastAsia="游ゴシック" w:hAnsi="游ゴシック" w:hint="eastAsia"/>
+                <w:sz w:val="20"/>
+              </w:rPr>
+              <w:t>各レコードに、有効な加入者情報のメンバーI</w:t>
+            </w:r>
+            <w:r>
+              <w:rPr>
+                <w:rFonts w:ascii="游ゴシック" w:eastAsia="游ゴシック" w:hAnsi="游ゴシック"/>
+                <w:sz w:val="20"/>
+              </w:rPr>
+              <w:t>D</w:t>
+            </w:r>
+            <w:r>
+              <w:rPr>
+                <w:rFonts w:ascii="游ゴシック" w:eastAsia="游ゴシック" w:hAnsi="游ゴシック" w:hint="eastAsia"/>
+                <w:sz w:val="20"/>
+              </w:rPr>
+              <w:t>が登録されていること。</w:t>
             </w:r>
           </w:p>
         </w:tc>
@@ -7095,46 +7974,41 @@
               <w:snapToGrid w:val="0"/>
               <w:jc w:val="center"/>
               <w:rPr>
-                <w:rFonts w:ascii="游ゴシック" w:eastAsia="游ゴシック" w:hAnsi="游ゴシック" w:hint="eastAsia"/>
-                <w:sz w:val="20"/>
-              </w:rPr>
-            </w:pPr>
+                <w:rFonts w:ascii="游ゴシック" w:eastAsia="游ゴシック" w:hAnsi="游ゴシック"/>
+                <w:sz w:val="20"/>
+              </w:rPr>
+            </w:pPr>
+            <w:r>
+              <w:rPr>
+                <w:rFonts w:ascii="游ゴシック" w:eastAsia="游ゴシック" w:hAnsi="游ゴシック" w:hint="eastAsia"/>
+                <w:sz w:val="20"/>
+              </w:rPr>
+              <w:lastRenderedPageBreak/>
+              <w:t>8</w:t>
+            </w:r>
+            <w:r>
+              <w:rPr>
+                <w:rFonts w:ascii="游ゴシック" w:eastAsia="游ゴシック" w:hAnsi="游ゴシック"/>
+                <w:sz w:val="20"/>
+              </w:rPr>
+              <w:t>-4</w:t>
+            </w:r>
           </w:p>
         </w:tc>
         <w:tc>
           <w:tcPr>
             <w:tcW w:w="5355" w:type="dxa"/>
-            <w:vAlign w:val="center"/>
-          </w:tcPr>
-          <w:p>
-            <w:pPr>
-              <w:snapToGrid w:val="0"/>
-              <w:rPr>
-                <w:rFonts w:ascii="游ゴシック" w:eastAsia="游ゴシック" w:hAnsi="游ゴシック" w:hint="eastAsia"/>
-                <w:sz w:val="20"/>
-              </w:rPr>
-            </w:pPr>
-            <w:r>
-              <w:rPr>
-                <w:rFonts w:ascii="游ゴシック" w:eastAsia="游ゴシック" w:hAnsi="游ゴシック" w:hint="eastAsia"/>
-                <w:sz w:val="20"/>
-              </w:rPr>
-              <w:t>データベースを確認する。（</w:t>
-            </w:r>
-            <w:r>
-              <w:rPr>
-                <w:rFonts w:ascii="游ゴシック" w:eastAsia="游ゴシック" w:hAnsi="游ゴシック" w:hint="eastAsia"/>
-                <w:sz w:val="20"/>
-              </w:rPr>
-              <w:t>請求データ状態</w:t>
-            </w:r>
-            <w:r>
-              <w:rPr>
-                <w:rFonts w:ascii="游ゴシック" w:eastAsia="游ゴシック" w:hAnsi="游ゴシック" w:hint="eastAsia"/>
-                <w:sz w:val="20"/>
-              </w:rPr>
-              <w:t>）</w:t>
-            </w:r>
+            <w:vMerge/>
+            <w:vAlign w:val="center"/>
+          </w:tcPr>
+          <w:p>
+            <w:pPr>
+              <w:snapToGrid w:val="0"/>
+              <w:rPr>
+                <w:rFonts w:ascii="游ゴシック" w:eastAsia="游ゴシック" w:hAnsi="游ゴシック"/>
+                <w:sz w:val="20"/>
+              </w:rPr>
+            </w:pPr>
           </w:p>
         </w:tc>
         <w:tc>
@@ -7146,30 +8020,16 @@
             <w:pPr>
               <w:snapToGrid w:val="0"/>
               <w:rPr>
-                <w:rFonts w:ascii="游ゴシック" w:eastAsia="游ゴシック" w:hAnsi="游ゴシック" w:hint="eastAsia"/>
-                <w:sz w:val="20"/>
-              </w:rPr>
-            </w:pPr>
-            <w:r>
-              <w:rPr>
-                <w:rFonts w:ascii="游ゴシック" w:eastAsia="游ゴシック" w:hAnsi="游ゴシック" w:hint="eastAsia"/>
-                <w:sz w:val="20"/>
-              </w:rPr>
-              <w:t>対象年月が2</w:t>
-            </w:r>
-            <w:r>
-              <w:rPr>
-                <w:rFonts w:ascii="游ゴシック" w:eastAsia="游ゴシック" w:hAnsi="游ゴシック"/>
-                <w:sz w:val="20"/>
-              </w:rPr>
-              <w:t>024-08-01</w:t>
-            </w:r>
-            <w:r>
-              <w:rPr>
-                <w:rFonts w:ascii="游ゴシック" w:eastAsia="游ゴシック" w:hAnsi="游ゴシック" w:hint="eastAsia"/>
-                <w:sz w:val="20"/>
-              </w:rPr>
-              <w:t>のレコードが1件追加されていること。</w:t>
+                <w:rFonts w:ascii="游ゴシック" w:eastAsia="游ゴシック" w:hAnsi="游ゴシック"/>
+                <w:sz w:val="20"/>
+              </w:rPr>
+            </w:pPr>
+            <w:r>
+              <w:rPr>
+                <w:rFonts w:ascii="游ゴシック" w:eastAsia="游ゴシック" w:hAnsi="游ゴシック" w:hint="eastAsia"/>
+                <w:sz w:val="20"/>
+              </w:rPr>
+              <w:t>各レコードに、メールアドレスが登録されていること。</w:t>
             </w:r>
           </w:p>
         </w:tc>
@@ -7235,46 +8095,40 @@
               <w:snapToGrid w:val="0"/>
               <w:jc w:val="center"/>
               <w:rPr>
-                <w:rFonts w:ascii="游ゴシック" w:eastAsia="游ゴシック" w:hAnsi="游ゴシック" w:hint="eastAsia"/>
-                <w:sz w:val="20"/>
-              </w:rPr>
-            </w:pPr>
+                <w:rFonts w:ascii="游ゴシック" w:eastAsia="游ゴシック" w:hAnsi="游ゴシック"/>
+                <w:sz w:val="20"/>
+              </w:rPr>
+            </w:pPr>
+            <w:r>
+              <w:rPr>
+                <w:rFonts w:ascii="游ゴシック" w:eastAsia="游ゴシック" w:hAnsi="游ゴシック" w:hint="eastAsia"/>
+                <w:sz w:val="20"/>
+              </w:rPr>
+              <w:t>8</w:t>
+            </w:r>
+            <w:r>
+              <w:rPr>
+                <w:rFonts w:ascii="游ゴシック" w:eastAsia="游ゴシック" w:hAnsi="游ゴシック"/>
+                <w:sz w:val="20"/>
+              </w:rPr>
+              <w:t>-5</w:t>
+            </w:r>
           </w:p>
         </w:tc>
         <w:tc>
           <w:tcPr>
             <w:tcW w:w="5355" w:type="dxa"/>
-            <w:vAlign w:val="center"/>
-          </w:tcPr>
-          <w:p>
-            <w:pPr>
-              <w:snapToGrid w:val="0"/>
-              <w:rPr>
-                <w:rFonts w:ascii="游ゴシック" w:eastAsia="游ゴシック" w:hAnsi="游ゴシック" w:hint="eastAsia"/>
-                <w:sz w:val="20"/>
-              </w:rPr>
-            </w:pPr>
-            <w:r>
-              <w:rPr>
-                <w:rFonts w:ascii="游ゴシック" w:eastAsia="游ゴシック" w:hAnsi="游ゴシック" w:hint="eastAsia"/>
-                <w:sz w:val="20"/>
-              </w:rPr>
-              <w:t>データベースを確認する。（</w:t>
-            </w:r>
-            <w:r>
-              <w:rPr>
-                <w:rFonts w:ascii="游ゴシック" w:eastAsia="游ゴシック" w:hAnsi="游ゴシック" w:hint="eastAsia"/>
-                <w:sz w:val="20"/>
-              </w:rPr>
-              <w:t>請求データ</w:t>
-            </w:r>
-            <w:r>
-              <w:rPr>
-                <w:rFonts w:ascii="游ゴシック" w:eastAsia="游ゴシック" w:hAnsi="游ゴシック" w:hint="eastAsia"/>
-                <w:sz w:val="20"/>
-              </w:rPr>
-              <w:t>）</w:t>
-            </w:r>
+            <w:vMerge/>
+            <w:vAlign w:val="center"/>
+          </w:tcPr>
+          <w:p>
+            <w:pPr>
+              <w:snapToGrid w:val="0"/>
+              <w:rPr>
+                <w:rFonts w:ascii="游ゴシック" w:eastAsia="游ゴシック" w:hAnsi="游ゴシック"/>
+                <w:sz w:val="20"/>
+              </w:rPr>
+            </w:pPr>
           </w:p>
         </w:tc>
         <w:tc>
@@ -7286,23 +8140,16 @@
             <w:pPr>
               <w:snapToGrid w:val="0"/>
               <w:rPr>
-                <w:rFonts w:ascii="游ゴシック" w:eastAsia="游ゴシック" w:hAnsi="游ゴシック" w:hint="eastAsia"/>
-                <w:sz w:val="20"/>
-              </w:rPr>
-            </w:pPr>
-            <w:r>
-              <w:rPr>
-                <w:rFonts w:ascii="游ゴシック" w:eastAsia="游ゴシック" w:hAnsi="游ゴシック" w:hint="eastAsia"/>
-                <w:sz w:val="20"/>
-              </w:rPr>
-              <w:t>レコードが</w:t>
-            </w:r>
-            <w:r>
-              <w:rPr>
-                <w:rFonts w:ascii="游ゴシック" w:eastAsia="游ゴシック" w:hAnsi="游ゴシック" w:hint="eastAsia"/>
-                <w:sz w:val="20"/>
-              </w:rPr>
-              <w:t>追加されていないこと。</w:t>
+                <w:rFonts w:ascii="游ゴシック" w:eastAsia="游ゴシック" w:hAnsi="游ゴシック"/>
+                <w:sz w:val="20"/>
+              </w:rPr>
+            </w:pPr>
+            <w:r>
+              <w:rPr>
+                <w:rFonts w:ascii="游ゴシック" w:eastAsia="游ゴシック" w:hAnsi="游ゴシック" w:hint="eastAsia"/>
+                <w:sz w:val="20"/>
+              </w:rPr>
+              <w:t>各レコードに、名前が登録されていること。</w:t>
             </w:r>
           </w:p>
         </w:tc>
@@ -7368,22 +8215,3785 @@
               <w:snapToGrid w:val="0"/>
               <w:jc w:val="center"/>
               <w:rPr>
-                <w:rFonts w:ascii="游ゴシック" w:eastAsia="游ゴシック" w:hAnsi="游ゴシック" w:hint="eastAsia"/>
-                <w:sz w:val="20"/>
-              </w:rPr>
-            </w:pPr>
+                <w:rFonts w:ascii="游ゴシック" w:eastAsia="游ゴシック" w:hAnsi="游ゴシック"/>
+                <w:sz w:val="20"/>
+              </w:rPr>
+            </w:pPr>
+            <w:r>
+              <w:rPr>
+                <w:rFonts w:ascii="游ゴシック" w:eastAsia="游ゴシック" w:hAnsi="游ゴシック" w:hint="eastAsia"/>
+                <w:sz w:val="20"/>
+              </w:rPr>
+              <w:t>8</w:t>
+            </w:r>
+            <w:r>
+              <w:rPr>
+                <w:rFonts w:ascii="游ゴシック" w:eastAsia="游ゴシック" w:hAnsi="游ゴシック"/>
+                <w:sz w:val="20"/>
+              </w:rPr>
+              <w:t>-6</w:t>
+            </w:r>
           </w:p>
         </w:tc>
         <w:tc>
           <w:tcPr>
             <w:tcW w:w="5355" w:type="dxa"/>
-            <w:vAlign w:val="center"/>
-          </w:tcPr>
-          <w:p>
-            <w:pPr>
-              <w:snapToGrid w:val="0"/>
-              <w:rPr>
-                <w:rFonts w:ascii="游ゴシック" w:eastAsia="游ゴシック" w:hAnsi="游ゴシック" w:hint="eastAsia"/>
+            <w:vMerge/>
+            <w:vAlign w:val="center"/>
+          </w:tcPr>
+          <w:p>
+            <w:pPr>
+              <w:snapToGrid w:val="0"/>
+              <w:rPr>
+                <w:rFonts w:ascii="游ゴシック" w:eastAsia="游ゴシック" w:hAnsi="游ゴシック"/>
+                <w:sz w:val="20"/>
+              </w:rPr>
+            </w:pPr>
+          </w:p>
+        </w:tc>
+        <w:tc>
+          <w:tcPr>
+            <w:tcW w:w="4935" w:type="dxa"/>
+            <w:vAlign w:val="center"/>
+          </w:tcPr>
+          <w:p>
+            <w:pPr>
+              <w:snapToGrid w:val="0"/>
+              <w:rPr>
+                <w:rFonts w:ascii="游ゴシック" w:eastAsia="游ゴシック" w:hAnsi="游ゴシック"/>
+                <w:sz w:val="20"/>
+              </w:rPr>
+            </w:pPr>
+            <w:r>
+              <w:rPr>
+                <w:rFonts w:ascii="游ゴシック" w:eastAsia="游ゴシック" w:hAnsi="游ゴシック" w:hint="eastAsia"/>
+                <w:sz w:val="20"/>
+              </w:rPr>
+              <w:t>各レコードに、住所が登録されていること。</w:t>
+            </w:r>
+          </w:p>
+        </w:tc>
+        <w:tc>
+          <w:tcPr>
+            <w:tcW w:w="1050" w:type="dxa"/>
+            <w:vAlign w:val="center"/>
+          </w:tcPr>
+          <w:p>
+            <w:pPr>
+              <w:snapToGrid w:val="0"/>
+              <w:jc w:val="center"/>
+              <w:rPr>
+                <w:rFonts w:ascii="游ゴシック" w:eastAsia="游ゴシック" w:hAnsi="游ゴシック"/>
+                <w:sz w:val="20"/>
+              </w:rPr>
+            </w:pPr>
+          </w:p>
+        </w:tc>
+        <w:tc>
+          <w:tcPr>
+            <w:tcW w:w="945" w:type="dxa"/>
+            <w:vAlign w:val="center"/>
+          </w:tcPr>
+          <w:p>
+            <w:pPr>
+              <w:snapToGrid w:val="0"/>
+              <w:jc w:val="center"/>
+              <w:rPr>
+                <w:rFonts w:ascii="游ゴシック" w:eastAsia="游ゴシック" w:hAnsi="游ゴシック"/>
+                <w:sz w:val="20"/>
+              </w:rPr>
+            </w:pPr>
+          </w:p>
+        </w:tc>
+        <w:tc>
+          <w:tcPr>
+            <w:tcW w:w="2310" w:type="dxa"/>
+            <w:vAlign w:val="center"/>
+          </w:tcPr>
+          <w:p>
+            <w:pPr>
+              <w:snapToGrid w:val="0"/>
+              <w:rPr>
+                <w:rFonts w:ascii="游ゴシック" w:eastAsia="游ゴシック" w:hAnsi="游ゴシック"/>
+                <w:sz w:val="20"/>
+              </w:rPr>
+            </w:pPr>
+          </w:p>
+        </w:tc>
+      </w:tr>
+      <w:tr>
+        <w:trPr>
+          <w:trHeight w:val="567"/>
+        </w:trPr>
+        <w:tc>
+          <w:tcPr>
+            <w:tcW w:w="1050" w:type="dxa"/>
+            <w:vAlign w:val="center"/>
+          </w:tcPr>
+          <w:p>
+            <w:pPr>
+              <w:snapToGrid w:val="0"/>
+              <w:jc w:val="center"/>
+              <w:rPr>
+                <w:rFonts w:ascii="游ゴシック" w:eastAsia="游ゴシック" w:hAnsi="游ゴシック"/>
+                <w:sz w:val="20"/>
+              </w:rPr>
+            </w:pPr>
+            <w:r>
+              <w:rPr>
+                <w:rFonts w:ascii="游ゴシック" w:eastAsia="游ゴシック" w:hAnsi="游ゴシック" w:hint="eastAsia"/>
+                <w:sz w:val="20"/>
+              </w:rPr>
+              <w:t>8</w:t>
+            </w:r>
+            <w:r>
+              <w:rPr>
+                <w:rFonts w:ascii="游ゴシック" w:eastAsia="游ゴシック" w:hAnsi="游ゴシック"/>
+                <w:sz w:val="20"/>
+              </w:rPr>
+              <w:t>-7</w:t>
+            </w:r>
+          </w:p>
+        </w:tc>
+        <w:tc>
+          <w:tcPr>
+            <w:tcW w:w="5355" w:type="dxa"/>
+            <w:vMerge/>
+            <w:vAlign w:val="center"/>
+          </w:tcPr>
+          <w:p>
+            <w:pPr>
+              <w:snapToGrid w:val="0"/>
+              <w:rPr>
+                <w:rFonts w:ascii="游ゴシック" w:eastAsia="游ゴシック" w:hAnsi="游ゴシック"/>
+                <w:sz w:val="20"/>
+              </w:rPr>
+            </w:pPr>
+          </w:p>
+        </w:tc>
+        <w:tc>
+          <w:tcPr>
+            <w:tcW w:w="4935" w:type="dxa"/>
+            <w:vAlign w:val="center"/>
+          </w:tcPr>
+          <w:p>
+            <w:pPr>
+              <w:snapToGrid w:val="0"/>
+              <w:rPr>
+                <w:rFonts w:ascii="游ゴシック" w:eastAsia="游ゴシック" w:hAnsi="游ゴシック"/>
+                <w:sz w:val="20"/>
+              </w:rPr>
+            </w:pPr>
+            <w:r>
+              <w:rPr>
+                <w:rFonts w:ascii="游ゴシック" w:eastAsia="游ゴシック" w:hAnsi="游ゴシック" w:hint="eastAsia"/>
+                <w:sz w:val="20"/>
+              </w:rPr>
+              <w:t>各レコードに、開始日が登録されていること。</w:t>
+            </w:r>
+          </w:p>
+        </w:tc>
+        <w:tc>
+          <w:tcPr>
+            <w:tcW w:w="1050" w:type="dxa"/>
+            <w:vAlign w:val="center"/>
+          </w:tcPr>
+          <w:p>
+            <w:pPr>
+              <w:snapToGrid w:val="0"/>
+              <w:jc w:val="center"/>
+              <w:rPr>
+                <w:rFonts w:ascii="游ゴシック" w:eastAsia="游ゴシック" w:hAnsi="游ゴシック"/>
+                <w:sz w:val="20"/>
+              </w:rPr>
+            </w:pPr>
+          </w:p>
+        </w:tc>
+        <w:tc>
+          <w:tcPr>
+            <w:tcW w:w="945" w:type="dxa"/>
+            <w:vAlign w:val="center"/>
+          </w:tcPr>
+          <w:p>
+            <w:pPr>
+              <w:snapToGrid w:val="0"/>
+              <w:jc w:val="center"/>
+              <w:rPr>
+                <w:rFonts w:ascii="游ゴシック" w:eastAsia="游ゴシック" w:hAnsi="游ゴシック"/>
+                <w:sz w:val="20"/>
+              </w:rPr>
+            </w:pPr>
+          </w:p>
+        </w:tc>
+        <w:tc>
+          <w:tcPr>
+            <w:tcW w:w="2310" w:type="dxa"/>
+            <w:vAlign w:val="center"/>
+          </w:tcPr>
+          <w:p>
+            <w:pPr>
+              <w:snapToGrid w:val="0"/>
+              <w:rPr>
+                <w:rFonts w:ascii="游ゴシック" w:eastAsia="游ゴシック" w:hAnsi="游ゴシック"/>
+                <w:sz w:val="20"/>
+              </w:rPr>
+            </w:pPr>
+          </w:p>
+        </w:tc>
+      </w:tr>
+      <w:tr>
+        <w:trPr>
+          <w:trHeight w:val="567"/>
+        </w:trPr>
+        <w:tc>
+          <w:tcPr>
+            <w:tcW w:w="1050" w:type="dxa"/>
+            <w:vAlign w:val="center"/>
+          </w:tcPr>
+          <w:p>
+            <w:pPr>
+              <w:snapToGrid w:val="0"/>
+              <w:jc w:val="center"/>
+              <w:rPr>
+                <w:rFonts w:ascii="游ゴシック" w:eastAsia="游ゴシック" w:hAnsi="游ゴシック"/>
+                <w:sz w:val="20"/>
+              </w:rPr>
+            </w:pPr>
+            <w:r>
+              <w:rPr>
+                <w:rFonts w:ascii="游ゴシック" w:eastAsia="游ゴシック" w:hAnsi="游ゴシック" w:hint="eastAsia"/>
+                <w:sz w:val="20"/>
+              </w:rPr>
+              <w:t>8</w:t>
+            </w:r>
+            <w:r>
+              <w:rPr>
+                <w:rFonts w:ascii="游ゴシック" w:eastAsia="游ゴシック" w:hAnsi="游ゴシック"/>
+                <w:sz w:val="20"/>
+              </w:rPr>
+              <w:t>-8</w:t>
+            </w:r>
+          </w:p>
+        </w:tc>
+        <w:tc>
+          <w:tcPr>
+            <w:tcW w:w="5355" w:type="dxa"/>
+            <w:vMerge/>
+            <w:vAlign w:val="center"/>
+          </w:tcPr>
+          <w:p>
+            <w:pPr>
+              <w:snapToGrid w:val="0"/>
+              <w:rPr>
+                <w:rFonts w:ascii="游ゴシック" w:eastAsia="游ゴシック" w:hAnsi="游ゴシック"/>
+                <w:sz w:val="20"/>
+              </w:rPr>
+            </w:pPr>
+          </w:p>
+        </w:tc>
+        <w:tc>
+          <w:tcPr>
+            <w:tcW w:w="4935" w:type="dxa"/>
+            <w:vAlign w:val="center"/>
+          </w:tcPr>
+          <w:p>
+            <w:pPr>
+              <w:snapToGrid w:val="0"/>
+              <w:rPr>
+                <w:rFonts w:ascii="游ゴシック" w:eastAsia="游ゴシック" w:hAnsi="游ゴシック"/>
+                <w:sz w:val="20"/>
+              </w:rPr>
+            </w:pPr>
+            <w:r>
+              <w:rPr>
+                <w:rFonts w:ascii="游ゴシック" w:eastAsia="游ゴシック" w:hAnsi="游ゴシック" w:hint="eastAsia"/>
+                <w:sz w:val="20"/>
+              </w:rPr>
+              <w:t>各レコードに、終了日が登録されていること</w:t>
+            </w:r>
+          </w:p>
+        </w:tc>
+        <w:tc>
+          <w:tcPr>
+            <w:tcW w:w="1050" w:type="dxa"/>
+            <w:vAlign w:val="center"/>
+          </w:tcPr>
+          <w:p>
+            <w:pPr>
+              <w:snapToGrid w:val="0"/>
+              <w:jc w:val="center"/>
+              <w:rPr>
+                <w:rFonts w:ascii="游ゴシック" w:eastAsia="游ゴシック" w:hAnsi="游ゴシック"/>
+                <w:sz w:val="20"/>
+              </w:rPr>
+            </w:pPr>
+          </w:p>
+        </w:tc>
+        <w:tc>
+          <w:tcPr>
+            <w:tcW w:w="945" w:type="dxa"/>
+            <w:vAlign w:val="center"/>
+          </w:tcPr>
+          <w:p>
+            <w:pPr>
+              <w:snapToGrid w:val="0"/>
+              <w:jc w:val="center"/>
+              <w:rPr>
+                <w:rFonts w:ascii="游ゴシック" w:eastAsia="游ゴシック" w:hAnsi="游ゴシック"/>
+                <w:sz w:val="20"/>
+              </w:rPr>
+            </w:pPr>
+          </w:p>
+        </w:tc>
+        <w:tc>
+          <w:tcPr>
+            <w:tcW w:w="2310" w:type="dxa"/>
+            <w:vAlign w:val="center"/>
+          </w:tcPr>
+          <w:p>
+            <w:pPr>
+              <w:snapToGrid w:val="0"/>
+              <w:rPr>
+                <w:rFonts w:ascii="游ゴシック" w:eastAsia="游ゴシック" w:hAnsi="游ゴシック"/>
+                <w:sz w:val="20"/>
+              </w:rPr>
+            </w:pPr>
+          </w:p>
+        </w:tc>
+      </w:tr>
+      <w:tr>
+        <w:trPr>
+          <w:trHeight w:val="567"/>
+        </w:trPr>
+        <w:tc>
+          <w:tcPr>
+            <w:tcW w:w="1050" w:type="dxa"/>
+            <w:vAlign w:val="center"/>
+          </w:tcPr>
+          <w:p>
+            <w:pPr>
+              <w:snapToGrid w:val="0"/>
+              <w:jc w:val="center"/>
+              <w:rPr>
+                <w:rFonts w:ascii="游ゴシック" w:eastAsia="游ゴシック" w:hAnsi="游ゴシック"/>
+                <w:sz w:val="20"/>
+              </w:rPr>
+            </w:pPr>
+            <w:r>
+              <w:rPr>
+                <w:rFonts w:ascii="游ゴシック" w:eastAsia="游ゴシック" w:hAnsi="游ゴシック" w:hint="eastAsia"/>
+                <w:sz w:val="20"/>
+              </w:rPr>
+              <w:t>8</w:t>
+            </w:r>
+            <w:r>
+              <w:rPr>
+                <w:rFonts w:ascii="游ゴシック" w:eastAsia="游ゴシック" w:hAnsi="游ゴシック"/>
+                <w:sz w:val="20"/>
+              </w:rPr>
+              <w:t>-9</w:t>
+            </w:r>
+          </w:p>
+        </w:tc>
+        <w:tc>
+          <w:tcPr>
+            <w:tcW w:w="5355" w:type="dxa"/>
+            <w:vMerge/>
+            <w:vAlign w:val="center"/>
+          </w:tcPr>
+          <w:p>
+            <w:pPr>
+              <w:snapToGrid w:val="0"/>
+              <w:rPr>
+                <w:rFonts w:ascii="游ゴシック" w:eastAsia="游ゴシック" w:hAnsi="游ゴシック"/>
+                <w:sz w:val="20"/>
+              </w:rPr>
+            </w:pPr>
+          </w:p>
+        </w:tc>
+        <w:tc>
+          <w:tcPr>
+            <w:tcW w:w="4935" w:type="dxa"/>
+            <w:vAlign w:val="center"/>
+          </w:tcPr>
+          <w:p>
+            <w:pPr>
+              <w:snapToGrid w:val="0"/>
+              <w:rPr>
+                <w:rFonts w:ascii="游ゴシック" w:eastAsia="游ゴシック" w:hAnsi="游ゴシック"/>
+                <w:sz w:val="20"/>
+              </w:rPr>
+            </w:pPr>
+            <w:r>
+              <w:rPr>
+                <w:rFonts w:ascii="游ゴシック" w:eastAsia="游ゴシック" w:hAnsi="游ゴシック" w:hint="eastAsia"/>
+                <w:sz w:val="20"/>
+              </w:rPr>
+              <w:t>各レコードに、支払方法が登録されていること。</w:t>
+            </w:r>
+          </w:p>
+        </w:tc>
+        <w:tc>
+          <w:tcPr>
+            <w:tcW w:w="1050" w:type="dxa"/>
+            <w:vAlign w:val="center"/>
+          </w:tcPr>
+          <w:p>
+            <w:pPr>
+              <w:snapToGrid w:val="0"/>
+              <w:jc w:val="center"/>
+              <w:rPr>
+                <w:rFonts w:ascii="游ゴシック" w:eastAsia="游ゴシック" w:hAnsi="游ゴシック"/>
+                <w:sz w:val="20"/>
+              </w:rPr>
+            </w:pPr>
+          </w:p>
+        </w:tc>
+        <w:tc>
+          <w:tcPr>
+            <w:tcW w:w="945" w:type="dxa"/>
+            <w:vAlign w:val="center"/>
+          </w:tcPr>
+          <w:p>
+            <w:pPr>
+              <w:snapToGrid w:val="0"/>
+              <w:jc w:val="center"/>
+              <w:rPr>
+                <w:rFonts w:ascii="游ゴシック" w:eastAsia="游ゴシック" w:hAnsi="游ゴシック"/>
+                <w:sz w:val="20"/>
+              </w:rPr>
+            </w:pPr>
+          </w:p>
+        </w:tc>
+        <w:tc>
+          <w:tcPr>
+            <w:tcW w:w="2310" w:type="dxa"/>
+            <w:vAlign w:val="center"/>
+          </w:tcPr>
+          <w:p>
+            <w:pPr>
+              <w:snapToGrid w:val="0"/>
+              <w:rPr>
+                <w:rFonts w:ascii="游ゴシック" w:eastAsia="游ゴシック" w:hAnsi="游ゴシック"/>
+                <w:sz w:val="20"/>
+              </w:rPr>
+            </w:pPr>
+          </w:p>
+        </w:tc>
+      </w:tr>
+      <w:tr>
+        <w:trPr>
+          <w:trHeight w:val="567"/>
+        </w:trPr>
+        <w:tc>
+          <w:tcPr>
+            <w:tcW w:w="1050" w:type="dxa"/>
+            <w:vAlign w:val="center"/>
+          </w:tcPr>
+          <w:p>
+            <w:pPr>
+              <w:snapToGrid w:val="0"/>
+              <w:jc w:val="center"/>
+              <w:rPr>
+                <w:rFonts w:ascii="游ゴシック" w:eastAsia="游ゴシック" w:hAnsi="游ゴシック"/>
+                <w:sz w:val="20"/>
+              </w:rPr>
+            </w:pPr>
+            <w:r>
+              <w:rPr>
+                <w:rFonts w:ascii="游ゴシック" w:eastAsia="游ゴシック" w:hAnsi="游ゴシック" w:hint="eastAsia"/>
+                <w:sz w:val="20"/>
+              </w:rPr>
+              <w:t>8</w:t>
+            </w:r>
+            <w:r>
+              <w:rPr>
+                <w:rFonts w:ascii="游ゴシック" w:eastAsia="游ゴシック" w:hAnsi="游ゴシック"/>
+                <w:sz w:val="20"/>
+              </w:rPr>
+              <w:t>-10</w:t>
+            </w:r>
+          </w:p>
+        </w:tc>
+        <w:tc>
+          <w:tcPr>
+            <w:tcW w:w="5355" w:type="dxa"/>
+            <w:vMerge/>
+            <w:vAlign w:val="center"/>
+          </w:tcPr>
+          <w:p>
+            <w:pPr>
+              <w:snapToGrid w:val="0"/>
+              <w:rPr>
+                <w:rFonts w:ascii="游ゴシック" w:eastAsia="游ゴシック" w:hAnsi="游ゴシック"/>
+                <w:sz w:val="20"/>
+              </w:rPr>
+            </w:pPr>
+          </w:p>
+        </w:tc>
+        <w:tc>
+          <w:tcPr>
+            <w:tcW w:w="4935" w:type="dxa"/>
+            <w:vAlign w:val="center"/>
+          </w:tcPr>
+          <w:p>
+            <w:pPr>
+              <w:snapToGrid w:val="0"/>
+              <w:rPr>
+                <w:rFonts w:ascii="游ゴシック" w:eastAsia="游ゴシック" w:hAnsi="游ゴシック"/>
+                <w:sz w:val="20"/>
+              </w:rPr>
+            </w:pPr>
+            <w:r>
+              <w:rPr>
+                <w:rFonts w:ascii="游ゴシック" w:eastAsia="游ゴシック" w:hAnsi="游ゴシック" w:hint="eastAsia"/>
+                <w:sz w:val="20"/>
+              </w:rPr>
+              <w:t>各レコードに、税抜きの合計金額が登録されていること。</w:t>
+            </w:r>
+          </w:p>
+        </w:tc>
+        <w:tc>
+          <w:tcPr>
+            <w:tcW w:w="1050" w:type="dxa"/>
+            <w:vAlign w:val="center"/>
+          </w:tcPr>
+          <w:p>
+            <w:pPr>
+              <w:snapToGrid w:val="0"/>
+              <w:jc w:val="center"/>
+              <w:rPr>
+                <w:rFonts w:ascii="游ゴシック" w:eastAsia="游ゴシック" w:hAnsi="游ゴシック"/>
+                <w:sz w:val="20"/>
+              </w:rPr>
+            </w:pPr>
+          </w:p>
+        </w:tc>
+        <w:tc>
+          <w:tcPr>
+            <w:tcW w:w="945" w:type="dxa"/>
+            <w:vAlign w:val="center"/>
+          </w:tcPr>
+          <w:p>
+            <w:pPr>
+              <w:snapToGrid w:val="0"/>
+              <w:jc w:val="center"/>
+              <w:rPr>
+                <w:rFonts w:ascii="游ゴシック" w:eastAsia="游ゴシック" w:hAnsi="游ゴシック"/>
+                <w:sz w:val="20"/>
+              </w:rPr>
+            </w:pPr>
+          </w:p>
+        </w:tc>
+        <w:tc>
+          <w:tcPr>
+            <w:tcW w:w="2310" w:type="dxa"/>
+            <w:vAlign w:val="center"/>
+          </w:tcPr>
+          <w:p>
+            <w:pPr>
+              <w:snapToGrid w:val="0"/>
+              <w:rPr>
+                <w:rFonts w:ascii="游ゴシック" w:eastAsia="游ゴシック" w:hAnsi="游ゴシック"/>
+                <w:sz w:val="20"/>
+              </w:rPr>
+            </w:pPr>
+          </w:p>
+        </w:tc>
+      </w:tr>
+      <w:tr>
+        <w:trPr>
+          <w:trHeight w:val="567"/>
+        </w:trPr>
+        <w:tc>
+          <w:tcPr>
+            <w:tcW w:w="1050" w:type="dxa"/>
+            <w:vAlign w:val="center"/>
+          </w:tcPr>
+          <w:p>
+            <w:pPr>
+              <w:snapToGrid w:val="0"/>
+              <w:jc w:val="center"/>
+              <w:rPr>
+                <w:rFonts w:ascii="游ゴシック" w:eastAsia="游ゴシック" w:hAnsi="游ゴシック"/>
+                <w:sz w:val="20"/>
+              </w:rPr>
+            </w:pPr>
+            <w:r>
+              <w:rPr>
+                <w:rFonts w:ascii="游ゴシック" w:eastAsia="游ゴシック" w:hAnsi="游ゴシック" w:hint="eastAsia"/>
+                <w:sz w:val="20"/>
+              </w:rPr>
+              <w:t>8</w:t>
+            </w:r>
+            <w:r>
+              <w:rPr>
+                <w:rFonts w:ascii="游ゴシック" w:eastAsia="游ゴシック" w:hAnsi="游ゴシック"/>
+                <w:sz w:val="20"/>
+              </w:rPr>
+              <w:t>-11</w:t>
+            </w:r>
+          </w:p>
+        </w:tc>
+        <w:tc>
+          <w:tcPr>
+            <w:tcW w:w="5355" w:type="dxa"/>
+            <w:vMerge/>
+            <w:vAlign w:val="center"/>
+          </w:tcPr>
+          <w:p>
+            <w:pPr>
+              <w:snapToGrid w:val="0"/>
+              <w:rPr>
+                <w:rFonts w:ascii="游ゴシック" w:eastAsia="游ゴシック" w:hAnsi="游ゴシック"/>
+                <w:sz w:val="20"/>
+              </w:rPr>
+            </w:pPr>
+          </w:p>
+        </w:tc>
+        <w:tc>
+          <w:tcPr>
+            <w:tcW w:w="4935" w:type="dxa"/>
+            <w:vAlign w:val="center"/>
+          </w:tcPr>
+          <w:p>
+            <w:pPr>
+              <w:snapToGrid w:val="0"/>
+              <w:rPr>
+                <w:rFonts w:ascii="游ゴシック" w:eastAsia="游ゴシック" w:hAnsi="游ゴシック"/>
+                <w:sz w:val="20"/>
+              </w:rPr>
+            </w:pPr>
+            <w:r>
+              <w:rPr>
+                <w:rFonts w:ascii="游ゴシック" w:eastAsia="游ゴシック" w:hAnsi="游ゴシック" w:hint="eastAsia"/>
+                <w:sz w:val="20"/>
+              </w:rPr>
+              <w:t>各レコードに、税率が登録されていること。</w:t>
+            </w:r>
+          </w:p>
+        </w:tc>
+        <w:tc>
+          <w:tcPr>
+            <w:tcW w:w="1050" w:type="dxa"/>
+            <w:vAlign w:val="center"/>
+          </w:tcPr>
+          <w:p>
+            <w:pPr>
+              <w:snapToGrid w:val="0"/>
+              <w:jc w:val="center"/>
+              <w:rPr>
+                <w:rFonts w:ascii="游ゴシック" w:eastAsia="游ゴシック" w:hAnsi="游ゴシック"/>
+                <w:sz w:val="20"/>
+              </w:rPr>
+            </w:pPr>
+          </w:p>
+        </w:tc>
+        <w:tc>
+          <w:tcPr>
+            <w:tcW w:w="945" w:type="dxa"/>
+            <w:vAlign w:val="center"/>
+          </w:tcPr>
+          <w:p>
+            <w:pPr>
+              <w:snapToGrid w:val="0"/>
+              <w:jc w:val="center"/>
+              <w:rPr>
+                <w:rFonts w:ascii="游ゴシック" w:eastAsia="游ゴシック" w:hAnsi="游ゴシック"/>
+                <w:sz w:val="20"/>
+              </w:rPr>
+            </w:pPr>
+          </w:p>
+        </w:tc>
+        <w:tc>
+          <w:tcPr>
+            <w:tcW w:w="2310" w:type="dxa"/>
+            <w:vAlign w:val="center"/>
+          </w:tcPr>
+          <w:p>
+            <w:pPr>
+              <w:snapToGrid w:val="0"/>
+              <w:rPr>
+                <w:rFonts w:ascii="游ゴシック" w:eastAsia="游ゴシック" w:hAnsi="游ゴシック"/>
+                <w:sz w:val="20"/>
+              </w:rPr>
+            </w:pPr>
+          </w:p>
+        </w:tc>
+      </w:tr>
+      <w:tr>
+        <w:trPr>
+          <w:trHeight w:val="567"/>
+        </w:trPr>
+        <w:tc>
+          <w:tcPr>
+            <w:tcW w:w="1050" w:type="dxa"/>
+            <w:vAlign w:val="center"/>
+          </w:tcPr>
+          <w:p>
+            <w:pPr>
+              <w:snapToGrid w:val="0"/>
+              <w:jc w:val="center"/>
+              <w:rPr>
+                <w:rFonts w:ascii="游ゴシック" w:eastAsia="游ゴシック" w:hAnsi="游ゴシック"/>
+                <w:sz w:val="20"/>
+              </w:rPr>
+            </w:pPr>
+            <w:r>
+              <w:rPr>
+                <w:rFonts w:ascii="游ゴシック" w:eastAsia="游ゴシック" w:hAnsi="游ゴシック" w:hint="eastAsia"/>
+                <w:sz w:val="20"/>
+              </w:rPr>
+              <w:t>8</w:t>
+            </w:r>
+            <w:r>
+              <w:rPr>
+                <w:rFonts w:ascii="游ゴシック" w:eastAsia="游ゴシック" w:hAnsi="游ゴシック"/>
+                <w:sz w:val="20"/>
+              </w:rPr>
+              <w:t>-12</w:t>
+            </w:r>
+          </w:p>
+        </w:tc>
+        <w:tc>
+          <w:tcPr>
+            <w:tcW w:w="5355" w:type="dxa"/>
+            <w:vMerge/>
+            <w:vAlign w:val="center"/>
+          </w:tcPr>
+          <w:p>
+            <w:pPr>
+              <w:snapToGrid w:val="0"/>
+              <w:rPr>
+                <w:rFonts w:ascii="游ゴシック" w:eastAsia="游ゴシック" w:hAnsi="游ゴシック"/>
+                <w:sz w:val="20"/>
+              </w:rPr>
+            </w:pPr>
+          </w:p>
+        </w:tc>
+        <w:tc>
+          <w:tcPr>
+            <w:tcW w:w="4935" w:type="dxa"/>
+            <w:vAlign w:val="center"/>
+          </w:tcPr>
+          <w:p>
+            <w:pPr>
+              <w:snapToGrid w:val="0"/>
+              <w:rPr>
+                <w:rFonts w:ascii="游ゴシック" w:eastAsia="游ゴシック" w:hAnsi="游ゴシック"/>
+                <w:sz w:val="20"/>
+              </w:rPr>
+            </w:pPr>
+            <w:r>
+              <w:rPr>
+                <w:rFonts w:ascii="游ゴシック" w:eastAsia="游ゴシック" w:hAnsi="游ゴシック" w:hint="eastAsia"/>
+                <w:sz w:val="20"/>
+              </w:rPr>
+              <w:t>各レコードに、税込みの合計金額が登録されていること。</w:t>
+            </w:r>
+          </w:p>
+        </w:tc>
+        <w:tc>
+          <w:tcPr>
+            <w:tcW w:w="1050" w:type="dxa"/>
+            <w:vAlign w:val="center"/>
+          </w:tcPr>
+          <w:p>
+            <w:pPr>
+              <w:snapToGrid w:val="0"/>
+              <w:jc w:val="center"/>
+              <w:rPr>
+                <w:rFonts w:ascii="游ゴシック" w:eastAsia="游ゴシック" w:hAnsi="游ゴシック"/>
+                <w:sz w:val="20"/>
+              </w:rPr>
+            </w:pPr>
+          </w:p>
+        </w:tc>
+        <w:tc>
+          <w:tcPr>
+            <w:tcW w:w="945" w:type="dxa"/>
+            <w:vAlign w:val="center"/>
+          </w:tcPr>
+          <w:p>
+            <w:pPr>
+              <w:snapToGrid w:val="0"/>
+              <w:jc w:val="center"/>
+              <w:rPr>
+                <w:rFonts w:ascii="游ゴシック" w:eastAsia="游ゴシック" w:hAnsi="游ゴシック"/>
+                <w:sz w:val="20"/>
+              </w:rPr>
+            </w:pPr>
+          </w:p>
+        </w:tc>
+        <w:tc>
+          <w:tcPr>
+            <w:tcW w:w="2310" w:type="dxa"/>
+            <w:vAlign w:val="center"/>
+          </w:tcPr>
+          <w:p>
+            <w:pPr>
+              <w:snapToGrid w:val="0"/>
+              <w:rPr>
+                <w:rFonts w:ascii="游ゴシック" w:eastAsia="游ゴシック" w:hAnsi="游ゴシック"/>
+                <w:sz w:val="20"/>
+              </w:rPr>
+            </w:pPr>
+          </w:p>
+        </w:tc>
+      </w:tr>
+      <w:tr>
+        <w:trPr>
+          <w:trHeight w:val="567"/>
+        </w:trPr>
+        <w:tc>
+          <w:tcPr>
+            <w:tcW w:w="1050" w:type="dxa"/>
+            <w:vAlign w:val="center"/>
+          </w:tcPr>
+          <w:p>
+            <w:pPr>
+              <w:snapToGrid w:val="0"/>
+              <w:jc w:val="center"/>
+              <w:rPr>
+                <w:rFonts w:ascii="游ゴシック" w:eastAsia="游ゴシック" w:hAnsi="游ゴシック"/>
+                <w:sz w:val="20"/>
+              </w:rPr>
+            </w:pPr>
+            <w:r>
+              <w:rPr>
+                <w:rFonts w:ascii="游ゴシック" w:eastAsia="游ゴシック" w:hAnsi="游ゴシック" w:hint="eastAsia"/>
+                <w:sz w:val="20"/>
+              </w:rPr>
+              <w:t>9</w:t>
+            </w:r>
+            <w:r>
+              <w:rPr>
+                <w:rFonts w:ascii="游ゴシック" w:eastAsia="游ゴシック" w:hAnsi="游ゴシック"/>
+                <w:sz w:val="20"/>
+              </w:rPr>
+              <w:t>-1</w:t>
+            </w:r>
+          </w:p>
+        </w:tc>
+        <w:tc>
+          <w:tcPr>
+            <w:tcW w:w="5355" w:type="dxa"/>
+            <w:vMerge w:val="restart"/>
+            <w:vAlign w:val="center"/>
+          </w:tcPr>
+          <w:p>
+            <w:pPr>
+              <w:snapToGrid w:val="0"/>
+              <w:rPr>
+                <w:rFonts w:ascii="游ゴシック" w:eastAsia="游ゴシック" w:hAnsi="游ゴシック"/>
+                <w:sz w:val="20"/>
+              </w:rPr>
+            </w:pPr>
+            <w:r>
+              <w:rPr>
+                <w:rFonts w:ascii="游ゴシック" w:eastAsia="游ゴシック" w:hAnsi="游ゴシック" w:hint="eastAsia"/>
+                <w:sz w:val="20"/>
+              </w:rPr>
+              <w:t>データベースを確認する。（請求明細データテーブル）</w:t>
+            </w:r>
+          </w:p>
+        </w:tc>
+        <w:tc>
+          <w:tcPr>
+            <w:tcW w:w="4935" w:type="dxa"/>
+            <w:vAlign w:val="center"/>
+          </w:tcPr>
+          <w:p>
+            <w:pPr>
+              <w:snapToGrid w:val="0"/>
+              <w:rPr>
+                <w:rFonts w:ascii="游ゴシック" w:eastAsia="游ゴシック" w:hAnsi="游ゴシック"/>
+                <w:sz w:val="20"/>
+              </w:rPr>
+            </w:pPr>
+            <w:r>
+              <w:rPr>
+                <w:rFonts w:ascii="游ゴシック" w:eastAsia="游ゴシック" w:hAnsi="游ゴシック" w:hint="eastAsia"/>
+                <w:sz w:val="20"/>
+              </w:rPr>
+              <w:t>レコードが</w:t>
+            </w:r>
+            <w:r>
+              <w:rPr>
+                <w:rFonts w:ascii="游ゴシック" w:eastAsia="游ゴシック" w:hAnsi="游ゴシック"/>
+                <w:sz w:val="20"/>
+              </w:rPr>
+              <w:t>9</w:t>
+            </w:r>
+            <w:r>
+              <w:rPr>
+                <w:rFonts w:ascii="游ゴシック" w:eastAsia="游ゴシック" w:hAnsi="游ゴシック" w:hint="eastAsia"/>
+                <w:sz w:val="20"/>
+              </w:rPr>
+              <w:t>件追加されていること。</w:t>
+            </w:r>
+          </w:p>
+        </w:tc>
+        <w:tc>
+          <w:tcPr>
+            <w:tcW w:w="1050" w:type="dxa"/>
+            <w:vAlign w:val="center"/>
+          </w:tcPr>
+          <w:p>
+            <w:pPr>
+              <w:snapToGrid w:val="0"/>
+              <w:jc w:val="center"/>
+              <w:rPr>
+                <w:rFonts w:ascii="游ゴシック" w:eastAsia="游ゴシック" w:hAnsi="游ゴシック"/>
+                <w:sz w:val="20"/>
+              </w:rPr>
+            </w:pPr>
+          </w:p>
+        </w:tc>
+        <w:tc>
+          <w:tcPr>
+            <w:tcW w:w="945" w:type="dxa"/>
+            <w:vAlign w:val="center"/>
+          </w:tcPr>
+          <w:p>
+            <w:pPr>
+              <w:snapToGrid w:val="0"/>
+              <w:jc w:val="center"/>
+              <w:rPr>
+                <w:rFonts w:ascii="游ゴシック" w:eastAsia="游ゴシック" w:hAnsi="游ゴシック"/>
+                <w:sz w:val="20"/>
+              </w:rPr>
+            </w:pPr>
+          </w:p>
+        </w:tc>
+        <w:tc>
+          <w:tcPr>
+            <w:tcW w:w="2310" w:type="dxa"/>
+            <w:vAlign w:val="center"/>
+          </w:tcPr>
+          <w:p>
+            <w:pPr>
+              <w:snapToGrid w:val="0"/>
+              <w:rPr>
+                <w:rFonts w:ascii="游ゴシック" w:eastAsia="游ゴシック" w:hAnsi="游ゴシック"/>
+                <w:sz w:val="20"/>
+              </w:rPr>
+            </w:pPr>
+          </w:p>
+        </w:tc>
+      </w:tr>
+      <w:tr>
+        <w:trPr>
+          <w:trHeight w:val="567"/>
+        </w:trPr>
+        <w:tc>
+          <w:tcPr>
+            <w:tcW w:w="1050" w:type="dxa"/>
+            <w:vAlign w:val="center"/>
+          </w:tcPr>
+          <w:p>
+            <w:pPr>
+              <w:snapToGrid w:val="0"/>
+              <w:jc w:val="center"/>
+              <w:rPr>
+                <w:rFonts w:ascii="游ゴシック" w:eastAsia="游ゴシック" w:hAnsi="游ゴシック"/>
+                <w:sz w:val="20"/>
+              </w:rPr>
+            </w:pPr>
+            <w:r>
+              <w:rPr>
+                <w:rFonts w:ascii="游ゴシック" w:eastAsia="游ゴシック" w:hAnsi="游ゴシック" w:hint="eastAsia"/>
+                <w:sz w:val="20"/>
+              </w:rPr>
+              <w:t>9</w:t>
+            </w:r>
+            <w:r>
+              <w:rPr>
+                <w:rFonts w:ascii="游ゴシック" w:eastAsia="游ゴシック" w:hAnsi="游ゴシック"/>
+                <w:sz w:val="20"/>
+              </w:rPr>
+              <w:t>-2</w:t>
+            </w:r>
+          </w:p>
+        </w:tc>
+        <w:tc>
+          <w:tcPr>
+            <w:tcW w:w="5355" w:type="dxa"/>
+            <w:vMerge/>
+            <w:vAlign w:val="center"/>
+          </w:tcPr>
+          <w:p>
+            <w:pPr>
+              <w:snapToGrid w:val="0"/>
+              <w:rPr>
+                <w:rFonts w:ascii="游ゴシック" w:eastAsia="游ゴシック" w:hAnsi="游ゴシック"/>
+                <w:sz w:val="20"/>
+              </w:rPr>
+            </w:pPr>
+          </w:p>
+        </w:tc>
+        <w:tc>
+          <w:tcPr>
+            <w:tcW w:w="4935" w:type="dxa"/>
+            <w:vAlign w:val="center"/>
+          </w:tcPr>
+          <w:p>
+            <w:pPr>
+              <w:snapToGrid w:val="0"/>
+              <w:rPr>
+                <w:rFonts w:ascii="游ゴシック" w:eastAsia="游ゴシック" w:hAnsi="游ゴシック"/>
+                <w:sz w:val="20"/>
+              </w:rPr>
+            </w:pPr>
+            <w:r>
+              <w:rPr>
+                <w:rFonts w:ascii="游ゴシック" w:eastAsia="游ゴシック" w:hAnsi="游ゴシック" w:hint="eastAsia"/>
+                <w:sz w:val="20"/>
+              </w:rPr>
+              <w:t>各レコードの対象年月に2</w:t>
+            </w:r>
+            <w:r>
+              <w:rPr>
+                <w:rFonts w:ascii="游ゴシック" w:eastAsia="游ゴシック" w:hAnsi="游ゴシック"/>
+                <w:sz w:val="20"/>
+              </w:rPr>
+              <w:t>025-0</w:t>
+            </w:r>
+            <w:r>
+              <w:rPr>
+                <w:rFonts w:ascii="游ゴシック" w:eastAsia="游ゴシック" w:hAnsi="游ゴシック"/>
+                <w:sz w:val="20"/>
+              </w:rPr>
+              <w:t>9</w:t>
+            </w:r>
+            <w:r>
+              <w:rPr>
+                <w:rFonts w:ascii="游ゴシック" w:eastAsia="游ゴシック" w:hAnsi="游ゴシック"/>
+                <w:sz w:val="20"/>
+              </w:rPr>
+              <w:t>-01</w:t>
+            </w:r>
+            <w:r>
+              <w:rPr>
+                <w:rFonts w:ascii="游ゴシック" w:eastAsia="游ゴシック" w:hAnsi="游ゴシック" w:hint="eastAsia"/>
+                <w:sz w:val="20"/>
+              </w:rPr>
+              <w:t>が登録されていること。</w:t>
+            </w:r>
+          </w:p>
+        </w:tc>
+        <w:tc>
+          <w:tcPr>
+            <w:tcW w:w="1050" w:type="dxa"/>
+            <w:vAlign w:val="center"/>
+          </w:tcPr>
+          <w:p>
+            <w:pPr>
+              <w:snapToGrid w:val="0"/>
+              <w:jc w:val="center"/>
+              <w:rPr>
+                <w:rFonts w:ascii="游ゴシック" w:eastAsia="游ゴシック" w:hAnsi="游ゴシック"/>
+                <w:sz w:val="20"/>
+              </w:rPr>
+            </w:pPr>
+          </w:p>
+        </w:tc>
+        <w:tc>
+          <w:tcPr>
+            <w:tcW w:w="945" w:type="dxa"/>
+            <w:vAlign w:val="center"/>
+          </w:tcPr>
+          <w:p>
+            <w:pPr>
+              <w:snapToGrid w:val="0"/>
+              <w:jc w:val="center"/>
+              <w:rPr>
+                <w:rFonts w:ascii="游ゴシック" w:eastAsia="游ゴシック" w:hAnsi="游ゴシック"/>
+                <w:sz w:val="20"/>
+              </w:rPr>
+            </w:pPr>
+          </w:p>
+        </w:tc>
+        <w:tc>
+          <w:tcPr>
+            <w:tcW w:w="2310" w:type="dxa"/>
+            <w:vAlign w:val="center"/>
+          </w:tcPr>
+          <w:p>
+            <w:pPr>
+              <w:snapToGrid w:val="0"/>
+              <w:rPr>
+                <w:rFonts w:ascii="游ゴシック" w:eastAsia="游ゴシック" w:hAnsi="游ゴシック"/>
+                <w:sz w:val="20"/>
+              </w:rPr>
+            </w:pPr>
+          </w:p>
+        </w:tc>
+      </w:tr>
+      <w:tr>
+        <w:trPr>
+          <w:trHeight w:val="567"/>
+        </w:trPr>
+        <w:tc>
+          <w:tcPr>
+            <w:tcW w:w="1050" w:type="dxa"/>
+            <w:vAlign w:val="center"/>
+          </w:tcPr>
+          <w:p>
+            <w:pPr>
+              <w:snapToGrid w:val="0"/>
+              <w:jc w:val="center"/>
+              <w:rPr>
+                <w:rFonts w:ascii="游ゴシック" w:eastAsia="游ゴシック" w:hAnsi="游ゴシック"/>
+                <w:sz w:val="20"/>
+              </w:rPr>
+            </w:pPr>
+            <w:r>
+              <w:rPr>
+                <w:rFonts w:ascii="游ゴシック" w:eastAsia="游ゴシック" w:hAnsi="游ゴシック" w:hint="eastAsia"/>
+                <w:sz w:val="20"/>
+              </w:rPr>
+              <w:t>9</w:t>
+            </w:r>
+            <w:r>
+              <w:rPr>
+                <w:rFonts w:ascii="游ゴシック" w:eastAsia="游ゴシック" w:hAnsi="游ゴシック"/>
+                <w:sz w:val="20"/>
+              </w:rPr>
+              <w:t>-3</w:t>
+            </w:r>
+          </w:p>
+        </w:tc>
+        <w:tc>
+          <w:tcPr>
+            <w:tcW w:w="5355" w:type="dxa"/>
+            <w:vMerge/>
+            <w:vAlign w:val="center"/>
+          </w:tcPr>
+          <w:p>
+            <w:pPr>
+              <w:snapToGrid w:val="0"/>
+              <w:rPr>
+                <w:rFonts w:ascii="游ゴシック" w:eastAsia="游ゴシック" w:hAnsi="游ゴシック"/>
+                <w:sz w:val="20"/>
+              </w:rPr>
+            </w:pPr>
+          </w:p>
+        </w:tc>
+        <w:tc>
+          <w:tcPr>
+            <w:tcW w:w="4935" w:type="dxa"/>
+            <w:vAlign w:val="center"/>
+          </w:tcPr>
+          <w:p>
+            <w:pPr>
+              <w:snapToGrid w:val="0"/>
+              <w:rPr>
+                <w:rFonts w:ascii="游ゴシック" w:eastAsia="游ゴシック" w:hAnsi="游ゴシック"/>
+                <w:sz w:val="20"/>
+              </w:rPr>
+            </w:pPr>
+            <w:r>
+              <w:rPr>
+                <w:rFonts w:ascii="游ゴシック" w:eastAsia="游ゴシック" w:hAnsi="游ゴシック" w:hint="eastAsia"/>
+                <w:sz w:val="20"/>
+              </w:rPr>
+              <w:t>各レコードに、有効な料金情報の料金I</w:t>
+            </w:r>
+            <w:r>
+              <w:rPr>
+                <w:rFonts w:ascii="游ゴシック" w:eastAsia="游ゴシック" w:hAnsi="游ゴシック"/>
+                <w:sz w:val="20"/>
+              </w:rPr>
+              <w:t>D</w:t>
+            </w:r>
+            <w:r>
+              <w:rPr>
+                <w:rFonts w:ascii="游ゴシック" w:eastAsia="游ゴシック" w:hAnsi="游ゴシック" w:hint="eastAsia"/>
+                <w:sz w:val="20"/>
+              </w:rPr>
+              <w:t>が登録されていること。</w:t>
+            </w:r>
+          </w:p>
+        </w:tc>
+        <w:tc>
+          <w:tcPr>
+            <w:tcW w:w="1050" w:type="dxa"/>
+            <w:vAlign w:val="center"/>
+          </w:tcPr>
+          <w:p>
+            <w:pPr>
+              <w:snapToGrid w:val="0"/>
+              <w:jc w:val="center"/>
+              <w:rPr>
+                <w:rFonts w:ascii="游ゴシック" w:eastAsia="游ゴシック" w:hAnsi="游ゴシック"/>
+                <w:sz w:val="20"/>
+              </w:rPr>
+            </w:pPr>
+          </w:p>
+        </w:tc>
+        <w:tc>
+          <w:tcPr>
+            <w:tcW w:w="945" w:type="dxa"/>
+            <w:vAlign w:val="center"/>
+          </w:tcPr>
+          <w:p>
+            <w:pPr>
+              <w:snapToGrid w:val="0"/>
+              <w:jc w:val="center"/>
+              <w:rPr>
+                <w:rFonts w:ascii="游ゴシック" w:eastAsia="游ゴシック" w:hAnsi="游ゴシック"/>
+                <w:sz w:val="20"/>
+              </w:rPr>
+            </w:pPr>
+          </w:p>
+        </w:tc>
+        <w:tc>
+          <w:tcPr>
+            <w:tcW w:w="2310" w:type="dxa"/>
+            <w:vAlign w:val="center"/>
+          </w:tcPr>
+          <w:p>
+            <w:pPr>
+              <w:snapToGrid w:val="0"/>
+              <w:rPr>
+                <w:rFonts w:ascii="游ゴシック" w:eastAsia="游ゴシック" w:hAnsi="游ゴシック"/>
+                <w:sz w:val="20"/>
+              </w:rPr>
+            </w:pPr>
+          </w:p>
+        </w:tc>
+      </w:tr>
+      <w:tr>
+        <w:trPr>
+          <w:trHeight w:val="567"/>
+        </w:trPr>
+        <w:tc>
+          <w:tcPr>
+            <w:tcW w:w="1050" w:type="dxa"/>
+            <w:vAlign w:val="center"/>
+          </w:tcPr>
+          <w:p>
+            <w:pPr>
+              <w:snapToGrid w:val="0"/>
+              <w:jc w:val="center"/>
+              <w:rPr>
+                <w:rFonts w:ascii="游ゴシック" w:eastAsia="游ゴシック" w:hAnsi="游ゴシック"/>
+                <w:sz w:val="20"/>
+              </w:rPr>
+            </w:pPr>
+            <w:r>
+              <w:rPr>
+                <w:rFonts w:ascii="游ゴシック" w:eastAsia="游ゴシック" w:hAnsi="游ゴシック" w:hint="eastAsia"/>
+                <w:sz w:val="20"/>
+              </w:rPr>
+              <w:t>9</w:t>
+            </w:r>
+            <w:r>
+              <w:rPr>
+                <w:rFonts w:ascii="游ゴシック" w:eastAsia="游ゴシック" w:hAnsi="游ゴシック"/>
+                <w:sz w:val="20"/>
+              </w:rPr>
+              <w:t>-4</w:t>
+            </w:r>
+          </w:p>
+        </w:tc>
+        <w:tc>
+          <w:tcPr>
+            <w:tcW w:w="5355" w:type="dxa"/>
+            <w:vMerge/>
+            <w:vAlign w:val="center"/>
+          </w:tcPr>
+          <w:p>
+            <w:pPr>
+              <w:snapToGrid w:val="0"/>
+              <w:rPr>
+                <w:rFonts w:ascii="游ゴシック" w:eastAsia="游ゴシック" w:hAnsi="游ゴシック"/>
+                <w:sz w:val="20"/>
+              </w:rPr>
+            </w:pPr>
+          </w:p>
+        </w:tc>
+        <w:tc>
+          <w:tcPr>
+            <w:tcW w:w="4935" w:type="dxa"/>
+            <w:vAlign w:val="center"/>
+          </w:tcPr>
+          <w:p>
+            <w:pPr>
+              <w:snapToGrid w:val="0"/>
+              <w:rPr>
+                <w:rFonts w:ascii="游ゴシック" w:eastAsia="游ゴシック" w:hAnsi="游ゴシック"/>
+                <w:sz w:val="20"/>
+              </w:rPr>
+            </w:pPr>
+            <w:r>
+              <w:rPr>
+                <w:rFonts w:ascii="游ゴシック" w:eastAsia="游ゴシック" w:hAnsi="游ゴシック" w:hint="eastAsia"/>
+                <w:sz w:val="20"/>
+              </w:rPr>
+              <w:t>各レコードに、料金名が登録されていること。</w:t>
+            </w:r>
+          </w:p>
+        </w:tc>
+        <w:tc>
+          <w:tcPr>
+            <w:tcW w:w="1050" w:type="dxa"/>
+            <w:vAlign w:val="center"/>
+          </w:tcPr>
+          <w:p>
+            <w:pPr>
+              <w:snapToGrid w:val="0"/>
+              <w:jc w:val="center"/>
+              <w:rPr>
+                <w:rFonts w:ascii="游ゴシック" w:eastAsia="游ゴシック" w:hAnsi="游ゴシック"/>
+                <w:sz w:val="20"/>
+              </w:rPr>
+            </w:pPr>
+          </w:p>
+        </w:tc>
+        <w:tc>
+          <w:tcPr>
+            <w:tcW w:w="945" w:type="dxa"/>
+            <w:vAlign w:val="center"/>
+          </w:tcPr>
+          <w:p>
+            <w:pPr>
+              <w:snapToGrid w:val="0"/>
+              <w:jc w:val="center"/>
+              <w:rPr>
+                <w:rFonts w:ascii="游ゴシック" w:eastAsia="游ゴシック" w:hAnsi="游ゴシック"/>
+                <w:sz w:val="20"/>
+              </w:rPr>
+            </w:pPr>
+          </w:p>
+        </w:tc>
+        <w:tc>
+          <w:tcPr>
+            <w:tcW w:w="2310" w:type="dxa"/>
+            <w:vAlign w:val="center"/>
+          </w:tcPr>
+          <w:p>
+            <w:pPr>
+              <w:snapToGrid w:val="0"/>
+              <w:rPr>
+                <w:rFonts w:ascii="游ゴシック" w:eastAsia="游ゴシック" w:hAnsi="游ゴシック"/>
+                <w:sz w:val="20"/>
+              </w:rPr>
+            </w:pPr>
+          </w:p>
+        </w:tc>
+      </w:tr>
+      <w:tr>
+        <w:trPr>
+          <w:trHeight w:val="567"/>
+        </w:trPr>
+        <w:tc>
+          <w:tcPr>
+            <w:tcW w:w="1050" w:type="dxa"/>
+            <w:vAlign w:val="center"/>
+          </w:tcPr>
+          <w:p>
+            <w:pPr>
+              <w:snapToGrid w:val="0"/>
+              <w:jc w:val="center"/>
+              <w:rPr>
+                <w:rFonts w:ascii="游ゴシック" w:eastAsia="游ゴシック" w:hAnsi="游ゴシック"/>
+                <w:sz w:val="20"/>
+              </w:rPr>
+            </w:pPr>
+            <w:r>
+              <w:rPr>
+                <w:rFonts w:ascii="游ゴシック" w:eastAsia="游ゴシック" w:hAnsi="游ゴシック" w:hint="eastAsia"/>
+                <w:sz w:val="20"/>
+              </w:rPr>
+              <w:t>9</w:t>
+            </w:r>
+            <w:r>
+              <w:rPr>
+                <w:rFonts w:ascii="游ゴシック" w:eastAsia="游ゴシック" w:hAnsi="游ゴシック"/>
+                <w:sz w:val="20"/>
+              </w:rPr>
+              <w:t>-5</w:t>
+            </w:r>
+          </w:p>
+        </w:tc>
+        <w:tc>
+          <w:tcPr>
+            <w:tcW w:w="5355" w:type="dxa"/>
+            <w:vMerge/>
+            <w:vAlign w:val="center"/>
+          </w:tcPr>
+          <w:p>
+            <w:pPr>
+              <w:snapToGrid w:val="0"/>
+              <w:rPr>
+                <w:rFonts w:ascii="游ゴシック" w:eastAsia="游ゴシック" w:hAnsi="游ゴシック"/>
+                <w:sz w:val="20"/>
+              </w:rPr>
+            </w:pPr>
+          </w:p>
+        </w:tc>
+        <w:tc>
+          <w:tcPr>
+            <w:tcW w:w="4935" w:type="dxa"/>
+            <w:vAlign w:val="center"/>
+          </w:tcPr>
+          <w:p>
+            <w:pPr>
+              <w:snapToGrid w:val="0"/>
+              <w:rPr>
+                <w:rFonts w:ascii="游ゴシック" w:eastAsia="游ゴシック" w:hAnsi="游ゴシック"/>
+                <w:sz w:val="20"/>
+              </w:rPr>
+            </w:pPr>
+            <w:r>
+              <w:rPr>
+                <w:rFonts w:ascii="游ゴシック" w:eastAsia="游ゴシック" w:hAnsi="游ゴシック" w:hint="eastAsia"/>
+                <w:sz w:val="20"/>
+              </w:rPr>
+              <w:t>各レコードに、料金名に対する金額が登録されていること。</w:t>
+            </w:r>
+          </w:p>
+        </w:tc>
+        <w:tc>
+          <w:tcPr>
+            <w:tcW w:w="1050" w:type="dxa"/>
+            <w:vAlign w:val="center"/>
+          </w:tcPr>
+          <w:p>
+            <w:pPr>
+              <w:snapToGrid w:val="0"/>
+              <w:jc w:val="center"/>
+              <w:rPr>
+                <w:rFonts w:ascii="游ゴシック" w:eastAsia="游ゴシック" w:hAnsi="游ゴシック"/>
+                <w:sz w:val="20"/>
+              </w:rPr>
+            </w:pPr>
+          </w:p>
+        </w:tc>
+        <w:tc>
+          <w:tcPr>
+            <w:tcW w:w="945" w:type="dxa"/>
+            <w:vAlign w:val="center"/>
+          </w:tcPr>
+          <w:p>
+            <w:pPr>
+              <w:snapToGrid w:val="0"/>
+              <w:jc w:val="center"/>
+              <w:rPr>
+                <w:rFonts w:ascii="游ゴシック" w:eastAsia="游ゴシック" w:hAnsi="游ゴシック"/>
+                <w:sz w:val="20"/>
+              </w:rPr>
+            </w:pPr>
+          </w:p>
+        </w:tc>
+        <w:tc>
+          <w:tcPr>
+            <w:tcW w:w="2310" w:type="dxa"/>
+            <w:vAlign w:val="center"/>
+          </w:tcPr>
+          <w:p>
+            <w:pPr>
+              <w:snapToGrid w:val="0"/>
+              <w:rPr>
+                <w:rFonts w:ascii="游ゴシック" w:eastAsia="游ゴシック" w:hAnsi="游ゴシック"/>
+                <w:sz w:val="20"/>
+              </w:rPr>
+            </w:pPr>
+          </w:p>
+        </w:tc>
+      </w:tr>
+      <w:tr>
+        <w:trPr>
+          <w:trHeight w:val="567"/>
+        </w:trPr>
+        <w:tc>
+          <w:tcPr>
+            <w:tcW w:w="1050" w:type="dxa"/>
+            <w:vAlign w:val="center"/>
+          </w:tcPr>
+          <w:p>
+            <w:pPr>
+              <w:snapToGrid w:val="0"/>
+              <w:jc w:val="center"/>
+              <w:rPr>
+                <w:rFonts w:ascii="游ゴシック" w:eastAsia="游ゴシック" w:hAnsi="游ゴシック"/>
+                <w:sz w:val="20"/>
+              </w:rPr>
+            </w:pPr>
+            <w:r>
+              <w:rPr>
+                <w:rFonts w:ascii="游ゴシック" w:eastAsia="游ゴシック" w:hAnsi="游ゴシック" w:hint="eastAsia"/>
+                <w:sz w:val="20"/>
+              </w:rPr>
+              <w:t>9</w:t>
+            </w:r>
+            <w:r>
+              <w:rPr>
+                <w:rFonts w:ascii="游ゴシック" w:eastAsia="游ゴシック" w:hAnsi="游ゴシック"/>
+                <w:sz w:val="20"/>
+              </w:rPr>
+              <w:t>-6</w:t>
+            </w:r>
+          </w:p>
+        </w:tc>
+        <w:tc>
+          <w:tcPr>
+            <w:tcW w:w="5355" w:type="dxa"/>
+            <w:vMerge/>
+            <w:vAlign w:val="center"/>
+          </w:tcPr>
+          <w:p>
+            <w:pPr>
+              <w:snapToGrid w:val="0"/>
+              <w:rPr>
+                <w:rFonts w:ascii="游ゴシック" w:eastAsia="游ゴシック" w:hAnsi="游ゴシック"/>
+                <w:sz w:val="20"/>
+              </w:rPr>
+            </w:pPr>
+          </w:p>
+        </w:tc>
+        <w:tc>
+          <w:tcPr>
+            <w:tcW w:w="4935" w:type="dxa"/>
+            <w:vAlign w:val="center"/>
+          </w:tcPr>
+          <w:p>
+            <w:pPr>
+              <w:snapToGrid w:val="0"/>
+              <w:rPr>
+                <w:rFonts w:ascii="游ゴシック" w:eastAsia="游ゴシック" w:hAnsi="游ゴシック"/>
+                <w:sz w:val="20"/>
+              </w:rPr>
+            </w:pPr>
+            <w:r>
+              <w:rPr>
+                <w:rFonts w:ascii="游ゴシック" w:eastAsia="游ゴシック" w:hAnsi="游ゴシック" w:hint="eastAsia"/>
+                <w:sz w:val="20"/>
+              </w:rPr>
+              <w:t>各レコードに、開始日が登録されていること。</w:t>
+            </w:r>
+          </w:p>
+        </w:tc>
+        <w:tc>
+          <w:tcPr>
+            <w:tcW w:w="1050" w:type="dxa"/>
+            <w:vAlign w:val="center"/>
+          </w:tcPr>
+          <w:p>
+            <w:pPr>
+              <w:snapToGrid w:val="0"/>
+              <w:jc w:val="center"/>
+              <w:rPr>
+                <w:rFonts w:ascii="游ゴシック" w:eastAsia="游ゴシック" w:hAnsi="游ゴシック"/>
+                <w:sz w:val="20"/>
+              </w:rPr>
+            </w:pPr>
+          </w:p>
+        </w:tc>
+        <w:tc>
+          <w:tcPr>
+            <w:tcW w:w="945" w:type="dxa"/>
+            <w:vAlign w:val="center"/>
+          </w:tcPr>
+          <w:p>
+            <w:pPr>
+              <w:snapToGrid w:val="0"/>
+              <w:jc w:val="center"/>
+              <w:rPr>
+                <w:rFonts w:ascii="游ゴシック" w:eastAsia="游ゴシック" w:hAnsi="游ゴシック"/>
+                <w:sz w:val="20"/>
+              </w:rPr>
+            </w:pPr>
+          </w:p>
+        </w:tc>
+        <w:tc>
+          <w:tcPr>
+            <w:tcW w:w="2310" w:type="dxa"/>
+            <w:vAlign w:val="center"/>
+          </w:tcPr>
+          <w:p>
+            <w:pPr>
+              <w:snapToGrid w:val="0"/>
+              <w:rPr>
+                <w:rFonts w:ascii="游ゴシック" w:eastAsia="游ゴシック" w:hAnsi="游ゴシック"/>
+                <w:sz w:val="20"/>
+              </w:rPr>
+            </w:pPr>
+          </w:p>
+        </w:tc>
+      </w:tr>
+      <w:tr>
+        <w:trPr>
+          <w:trHeight w:val="567"/>
+        </w:trPr>
+        <w:tc>
+          <w:tcPr>
+            <w:tcW w:w="1050" w:type="dxa"/>
+            <w:vAlign w:val="center"/>
+          </w:tcPr>
+          <w:p>
+            <w:pPr>
+              <w:snapToGrid w:val="0"/>
+              <w:jc w:val="center"/>
+              <w:rPr>
+                <w:rFonts w:ascii="游ゴシック" w:eastAsia="游ゴシック" w:hAnsi="游ゴシック"/>
+                <w:sz w:val="20"/>
+              </w:rPr>
+            </w:pPr>
+            <w:r>
+              <w:rPr>
+                <w:rFonts w:ascii="游ゴシック" w:eastAsia="游ゴシック" w:hAnsi="游ゴシック" w:hint="eastAsia"/>
+                <w:sz w:val="20"/>
+              </w:rPr>
+              <w:lastRenderedPageBreak/>
+              <w:t>9</w:t>
+            </w:r>
+            <w:r>
+              <w:rPr>
+                <w:rFonts w:ascii="游ゴシック" w:eastAsia="游ゴシック" w:hAnsi="游ゴシック"/>
+                <w:sz w:val="20"/>
+              </w:rPr>
+              <w:t>-7</w:t>
+            </w:r>
+          </w:p>
+        </w:tc>
+        <w:tc>
+          <w:tcPr>
+            <w:tcW w:w="5355" w:type="dxa"/>
+            <w:vMerge/>
+            <w:vAlign w:val="center"/>
+          </w:tcPr>
+          <w:p>
+            <w:pPr>
+              <w:snapToGrid w:val="0"/>
+              <w:rPr>
+                <w:rFonts w:ascii="游ゴシック" w:eastAsia="游ゴシック" w:hAnsi="游ゴシック"/>
+                <w:sz w:val="20"/>
+              </w:rPr>
+            </w:pPr>
+          </w:p>
+        </w:tc>
+        <w:tc>
+          <w:tcPr>
+            <w:tcW w:w="4935" w:type="dxa"/>
+            <w:vAlign w:val="center"/>
+          </w:tcPr>
+          <w:p>
+            <w:pPr>
+              <w:snapToGrid w:val="0"/>
+              <w:rPr>
+                <w:rFonts w:ascii="游ゴシック" w:eastAsia="游ゴシック" w:hAnsi="游ゴシック"/>
+                <w:sz w:val="20"/>
+              </w:rPr>
+            </w:pPr>
+            <w:r>
+              <w:rPr>
+                <w:rFonts w:ascii="游ゴシック" w:eastAsia="游ゴシック" w:hAnsi="游ゴシック" w:hint="eastAsia"/>
+                <w:sz w:val="20"/>
+              </w:rPr>
+              <w:t>各レコードに、終了日が登録されていること</w:t>
+            </w:r>
+          </w:p>
+        </w:tc>
+        <w:tc>
+          <w:tcPr>
+            <w:tcW w:w="1050" w:type="dxa"/>
+            <w:vAlign w:val="center"/>
+          </w:tcPr>
+          <w:p>
+            <w:pPr>
+              <w:snapToGrid w:val="0"/>
+              <w:jc w:val="center"/>
+              <w:rPr>
+                <w:rFonts w:ascii="游ゴシック" w:eastAsia="游ゴシック" w:hAnsi="游ゴシック"/>
+                <w:sz w:val="20"/>
+              </w:rPr>
+            </w:pPr>
+          </w:p>
+        </w:tc>
+        <w:tc>
+          <w:tcPr>
+            <w:tcW w:w="945" w:type="dxa"/>
+            <w:vAlign w:val="center"/>
+          </w:tcPr>
+          <w:p>
+            <w:pPr>
+              <w:snapToGrid w:val="0"/>
+              <w:jc w:val="center"/>
+              <w:rPr>
+                <w:rFonts w:ascii="游ゴシック" w:eastAsia="游ゴシック" w:hAnsi="游ゴシック"/>
+                <w:sz w:val="20"/>
+              </w:rPr>
+            </w:pPr>
+          </w:p>
+        </w:tc>
+        <w:tc>
+          <w:tcPr>
+            <w:tcW w:w="2310" w:type="dxa"/>
+            <w:vAlign w:val="center"/>
+          </w:tcPr>
+          <w:p>
+            <w:pPr>
+              <w:snapToGrid w:val="0"/>
+              <w:rPr>
+                <w:rFonts w:ascii="游ゴシック" w:eastAsia="游ゴシック" w:hAnsi="游ゴシック"/>
+                <w:sz w:val="20"/>
+              </w:rPr>
+            </w:pPr>
+          </w:p>
+        </w:tc>
+      </w:tr>
+      <w:tr>
+        <w:trPr>
+          <w:trHeight w:val="567"/>
+        </w:trPr>
+        <w:tc>
+          <w:tcPr>
+            <w:tcW w:w="1050" w:type="dxa"/>
+            <w:vAlign w:val="center"/>
+          </w:tcPr>
+          <w:p>
+            <w:pPr>
+              <w:snapToGrid w:val="0"/>
+              <w:jc w:val="center"/>
+              <w:rPr>
+                <w:rFonts w:ascii="游ゴシック" w:eastAsia="游ゴシック" w:hAnsi="游ゴシック"/>
+                <w:sz w:val="20"/>
+              </w:rPr>
+            </w:pPr>
+            <w:r>
+              <w:rPr>
+                <w:rFonts w:ascii="游ゴシック" w:eastAsia="游ゴシック" w:hAnsi="游ゴシック" w:hint="eastAsia"/>
+                <w:sz w:val="20"/>
+              </w:rPr>
+              <w:t>1</w:t>
+            </w:r>
+            <w:r>
+              <w:rPr>
+                <w:rFonts w:ascii="游ゴシック" w:eastAsia="游ゴシック" w:hAnsi="游ゴシック"/>
+                <w:sz w:val="20"/>
+              </w:rPr>
+              <w:t>0</w:t>
+            </w:r>
+          </w:p>
+        </w:tc>
+        <w:tc>
+          <w:tcPr>
+            <w:tcW w:w="5355" w:type="dxa"/>
+            <w:vAlign w:val="center"/>
+          </w:tcPr>
+          <w:p>
+            <w:pPr>
+              <w:snapToGrid w:val="0"/>
+              <w:rPr>
+                <w:rFonts w:ascii="游ゴシック" w:eastAsia="游ゴシック" w:hAnsi="游ゴシック"/>
+                <w:sz w:val="20"/>
+              </w:rPr>
+            </w:pPr>
+            <w:r>
+              <w:rPr>
+                <w:rFonts w:ascii="游ゴシック" w:eastAsia="游ゴシック" w:hAnsi="游ゴシック" w:hint="eastAsia"/>
+                <w:sz w:val="20"/>
+              </w:rPr>
+              <w:t>引数を2つ指定して起動する</w:t>
+            </w:r>
+            <w:r>
+              <w:rPr>
+                <w:rFonts w:ascii="游ゴシック" w:eastAsia="游ゴシック" w:hAnsi="游ゴシック" w:hint="eastAsia"/>
+                <w:sz w:val="20"/>
+              </w:rPr>
+              <w:t>(</w:t>
+            </w:r>
+            <w:r>
+              <w:rPr>
+                <w:rFonts w:ascii="游ゴシック" w:eastAsia="游ゴシック" w:hAnsi="游ゴシック"/>
+                <w:sz w:val="20"/>
+              </w:rPr>
+              <w:t>202508.202509)</w:t>
+            </w:r>
+          </w:p>
+        </w:tc>
+        <w:tc>
+          <w:tcPr>
+            <w:tcW w:w="4935" w:type="dxa"/>
+            <w:vAlign w:val="center"/>
+          </w:tcPr>
+          <w:p>
+            <w:pPr>
+              <w:snapToGrid w:val="0"/>
+              <w:rPr>
+                <w:rFonts w:ascii="游ゴシック" w:eastAsia="游ゴシック" w:hAnsi="游ゴシック"/>
+                <w:sz w:val="20"/>
+              </w:rPr>
+            </w:pPr>
+            <w:r>
+              <w:rPr>
+                <w:rFonts w:ascii="游ゴシック" w:eastAsia="游ゴシック" w:hAnsi="游ゴシック" w:hint="eastAsia"/>
+                <w:sz w:val="20"/>
+              </w:rPr>
+              <w:t>年月（</w:t>
+            </w:r>
+            <w:proofErr w:type="spellStart"/>
+            <w:r>
+              <w:rPr>
+                <w:rFonts w:ascii="游ゴシック" w:eastAsia="游ゴシック" w:hAnsi="游ゴシック" w:hint="eastAsia"/>
+                <w:sz w:val="20"/>
+              </w:rPr>
+              <w:t>yyyyMM</w:t>
+            </w:r>
+            <w:proofErr w:type="spellEnd"/>
+            <w:r>
+              <w:rPr>
+                <w:rFonts w:ascii="游ゴシック" w:eastAsia="游ゴシック" w:hAnsi="游ゴシック" w:hint="eastAsia"/>
+                <w:sz w:val="20"/>
+              </w:rPr>
+              <w:t>）を1つ指定してください。</w:t>
+            </w:r>
+            <w:r>
+              <w:rPr>
+                <w:rFonts w:ascii="游ゴシック" w:eastAsia="游ゴシック" w:hAnsi="游ゴシック" w:hint="eastAsia"/>
+                <w:sz w:val="20"/>
+              </w:rPr>
+              <w:t>とエラーが出力される。</w:t>
+            </w:r>
+          </w:p>
+        </w:tc>
+        <w:tc>
+          <w:tcPr>
+            <w:tcW w:w="1050" w:type="dxa"/>
+            <w:vAlign w:val="center"/>
+          </w:tcPr>
+          <w:p>
+            <w:pPr>
+              <w:snapToGrid w:val="0"/>
+              <w:jc w:val="center"/>
+              <w:rPr>
+                <w:rFonts w:ascii="游ゴシック" w:eastAsia="游ゴシック" w:hAnsi="游ゴシック"/>
+                <w:sz w:val="20"/>
+              </w:rPr>
+            </w:pPr>
+          </w:p>
+        </w:tc>
+        <w:tc>
+          <w:tcPr>
+            <w:tcW w:w="945" w:type="dxa"/>
+            <w:vAlign w:val="center"/>
+          </w:tcPr>
+          <w:p>
+            <w:pPr>
+              <w:snapToGrid w:val="0"/>
+              <w:jc w:val="center"/>
+              <w:rPr>
+                <w:rFonts w:ascii="游ゴシック" w:eastAsia="游ゴシック" w:hAnsi="游ゴシック"/>
+                <w:sz w:val="20"/>
+              </w:rPr>
+            </w:pPr>
+          </w:p>
+        </w:tc>
+        <w:tc>
+          <w:tcPr>
+            <w:tcW w:w="2310" w:type="dxa"/>
+            <w:vAlign w:val="center"/>
+          </w:tcPr>
+          <w:p>
+            <w:pPr>
+              <w:snapToGrid w:val="0"/>
+              <w:rPr>
+                <w:rFonts w:ascii="游ゴシック" w:eastAsia="游ゴシック" w:hAnsi="游ゴシック"/>
+                <w:sz w:val="20"/>
+              </w:rPr>
+            </w:pPr>
+          </w:p>
+        </w:tc>
+      </w:tr>
+      <w:tr>
+        <w:trPr>
+          <w:trHeight w:val="567"/>
+        </w:trPr>
+        <w:tc>
+          <w:tcPr>
+            <w:tcW w:w="1050" w:type="dxa"/>
+            <w:vAlign w:val="center"/>
+          </w:tcPr>
+          <w:p>
+            <w:pPr>
+              <w:snapToGrid w:val="0"/>
+              <w:jc w:val="center"/>
+              <w:rPr>
+                <w:rFonts w:ascii="游ゴシック" w:eastAsia="游ゴシック" w:hAnsi="游ゴシック"/>
+                <w:sz w:val="20"/>
+              </w:rPr>
+            </w:pPr>
+            <w:r>
+              <w:rPr>
+                <w:rFonts w:ascii="游ゴシック" w:eastAsia="游ゴシック" w:hAnsi="游ゴシック" w:hint="eastAsia"/>
+                <w:sz w:val="20"/>
+              </w:rPr>
+              <w:t>1</w:t>
+            </w:r>
+            <w:r>
+              <w:rPr>
+                <w:rFonts w:ascii="游ゴシック" w:eastAsia="游ゴシック" w:hAnsi="游ゴシック"/>
+                <w:sz w:val="20"/>
+              </w:rPr>
+              <w:t>1</w:t>
+            </w:r>
+          </w:p>
+        </w:tc>
+        <w:tc>
+          <w:tcPr>
+            <w:tcW w:w="5355" w:type="dxa"/>
+            <w:vAlign w:val="center"/>
+          </w:tcPr>
+          <w:p>
+            <w:pPr>
+              <w:snapToGrid w:val="0"/>
+              <w:rPr>
+                <w:rFonts w:ascii="游ゴシック" w:eastAsia="游ゴシック" w:hAnsi="游ゴシック"/>
+                <w:sz w:val="20"/>
+              </w:rPr>
+            </w:pPr>
+            <w:r>
+              <w:rPr>
+                <w:rFonts w:ascii="游ゴシック" w:eastAsia="游ゴシック" w:hAnsi="游ゴシック" w:hint="eastAsia"/>
+                <w:sz w:val="20"/>
+              </w:rPr>
+              <w:t>引数の日付の形式を変更して起動する。</w:t>
+            </w:r>
+            <w:r>
+              <w:rPr>
+                <w:rFonts w:ascii="游ゴシック" w:eastAsia="游ゴシック" w:hAnsi="游ゴシック" w:hint="eastAsia"/>
+                <w:sz w:val="20"/>
+              </w:rPr>
+              <w:t>（2</w:t>
+            </w:r>
+            <w:r>
+              <w:rPr>
+                <w:rFonts w:ascii="游ゴシック" w:eastAsia="游ゴシック" w:hAnsi="游ゴシック"/>
+                <w:sz w:val="20"/>
+              </w:rPr>
+              <w:t>025/08</w:t>
+            </w:r>
+            <w:r>
+              <w:rPr>
+                <w:rFonts w:ascii="游ゴシック" w:eastAsia="游ゴシック" w:hAnsi="游ゴシック" w:hint="eastAsia"/>
+                <w:sz w:val="20"/>
+              </w:rPr>
+              <w:t>）</w:t>
+            </w:r>
+          </w:p>
+        </w:tc>
+        <w:tc>
+          <w:tcPr>
+            <w:tcW w:w="4935" w:type="dxa"/>
+            <w:vAlign w:val="center"/>
+          </w:tcPr>
+          <w:p>
+            <w:pPr>
+              <w:snapToGrid w:val="0"/>
+              <w:rPr>
+                <w:rFonts w:ascii="游ゴシック" w:eastAsia="游ゴシック" w:hAnsi="游ゴシック"/>
+                <w:sz w:val="20"/>
+              </w:rPr>
+            </w:pPr>
+            <w:r>
+              <w:rPr>
+                <w:rFonts w:ascii="游ゴシック" w:eastAsia="游ゴシック" w:hAnsi="游ゴシック" w:hint="eastAsia"/>
+                <w:sz w:val="20"/>
+              </w:rPr>
+              <w:t>年月の形式が正しくありません。</w:t>
+            </w:r>
+            <w:proofErr w:type="spellStart"/>
+            <w:r>
+              <w:rPr>
+                <w:rFonts w:ascii="游ゴシック" w:eastAsia="游ゴシック" w:hAnsi="游ゴシック" w:hint="eastAsia"/>
+                <w:sz w:val="20"/>
+              </w:rPr>
+              <w:t>yyyyMM</w:t>
+            </w:r>
+            <w:proofErr w:type="spellEnd"/>
+            <w:r>
+              <w:rPr>
+                <w:rFonts w:ascii="游ゴシック" w:eastAsia="游ゴシック" w:hAnsi="游ゴシック" w:hint="eastAsia"/>
+                <w:sz w:val="20"/>
+              </w:rPr>
+              <w:t>とエラー出力される。</w:t>
+            </w:r>
+          </w:p>
+        </w:tc>
+        <w:tc>
+          <w:tcPr>
+            <w:tcW w:w="1050" w:type="dxa"/>
+            <w:vAlign w:val="center"/>
+          </w:tcPr>
+          <w:p>
+            <w:pPr>
+              <w:snapToGrid w:val="0"/>
+              <w:jc w:val="center"/>
+              <w:rPr>
+                <w:rFonts w:ascii="游ゴシック" w:eastAsia="游ゴシック" w:hAnsi="游ゴシック"/>
+                <w:sz w:val="20"/>
+              </w:rPr>
+            </w:pPr>
+          </w:p>
+        </w:tc>
+        <w:tc>
+          <w:tcPr>
+            <w:tcW w:w="945" w:type="dxa"/>
+            <w:vAlign w:val="center"/>
+          </w:tcPr>
+          <w:p>
+            <w:pPr>
+              <w:snapToGrid w:val="0"/>
+              <w:jc w:val="center"/>
+              <w:rPr>
+                <w:rFonts w:ascii="游ゴシック" w:eastAsia="游ゴシック" w:hAnsi="游ゴシック"/>
+                <w:sz w:val="20"/>
+              </w:rPr>
+            </w:pPr>
+          </w:p>
+        </w:tc>
+        <w:tc>
+          <w:tcPr>
+            <w:tcW w:w="2310" w:type="dxa"/>
+            <w:vAlign w:val="center"/>
+          </w:tcPr>
+          <w:p>
+            <w:pPr>
+              <w:snapToGrid w:val="0"/>
+              <w:rPr>
+                <w:rFonts w:ascii="游ゴシック" w:eastAsia="游ゴシック" w:hAnsi="游ゴシック"/>
+                <w:sz w:val="20"/>
+              </w:rPr>
+            </w:pPr>
+          </w:p>
+        </w:tc>
+      </w:tr>
+      <w:tr>
+        <w:trPr>
+          <w:trHeight w:val="567"/>
+        </w:trPr>
+        <w:tc>
+          <w:tcPr>
+            <w:tcW w:w="1050" w:type="dxa"/>
+            <w:vAlign w:val="center"/>
+          </w:tcPr>
+          <w:p>
+            <w:pPr>
+              <w:snapToGrid w:val="0"/>
+              <w:jc w:val="center"/>
+              <w:rPr>
+                <w:rFonts w:ascii="游ゴシック" w:eastAsia="游ゴシック" w:hAnsi="游ゴシック"/>
+                <w:sz w:val="20"/>
+              </w:rPr>
+            </w:pPr>
+            <w:r>
+              <w:rPr>
+                <w:rFonts w:ascii="游ゴシック" w:eastAsia="游ゴシック" w:hAnsi="游ゴシック" w:hint="eastAsia"/>
+                <w:sz w:val="20"/>
+              </w:rPr>
+              <w:t>1</w:t>
+            </w:r>
+            <w:r>
+              <w:rPr>
+                <w:rFonts w:ascii="游ゴシック" w:eastAsia="游ゴシック" w:hAnsi="游ゴシック"/>
+                <w:sz w:val="20"/>
+              </w:rPr>
+              <w:t>2</w:t>
+            </w:r>
+          </w:p>
+        </w:tc>
+        <w:tc>
+          <w:tcPr>
+            <w:tcW w:w="5355" w:type="dxa"/>
+            <w:vAlign w:val="center"/>
+          </w:tcPr>
+          <w:p>
+            <w:pPr>
+              <w:snapToGrid w:val="0"/>
+              <w:rPr>
+                <w:rFonts w:ascii="游ゴシック" w:eastAsia="游ゴシック" w:hAnsi="游ゴシック"/>
+                <w:sz w:val="20"/>
+              </w:rPr>
+            </w:pPr>
+            <w:r>
+              <w:rPr>
+                <w:rFonts w:ascii="游ゴシック" w:eastAsia="游ゴシック" w:hAnsi="游ゴシック" w:hint="eastAsia"/>
+                <w:sz w:val="20"/>
+              </w:rPr>
+              <w:t>確定済みにしてから起動する。</w:t>
+            </w:r>
+          </w:p>
+        </w:tc>
+        <w:tc>
+          <w:tcPr>
+            <w:tcW w:w="4935" w:type="dxa"/>
+            <w:vAlign w:val="center"/>
+          </w:tcPr>
+          <w:p>
+            <w:pPr>
+              <w:snapToGrid w:val="0"/>
+              <w:rPr>
+                <w:rFonts w:ascii="游ゴシック" w:eastAsia="游ゴシック" w:hAnsi="游ゴシック"/>
+                <w:sz w:val="20"/>
+              </w:rPr>
+            </w:pPr>
+            <w:r>
+              <w:rPr>
+                <w:rFonts w:ascii="游ゴシック" w:eastAsia="游ゴシック" w:hAnsi="游ゴシック" w:hint="eastAsia"/>
+                <w:sz w:val="20"/>
+              </w:rPr>
+              <w:t>請求データ</w:t>
+            </w:r>
+            <w:r>
+              <w:rPr>
+                <w:rFonts w:ascii="游ゴシック" w:eastAsia="游ゴシック" w:hAnsi="游ゴシック" w:hint="eastAsia"/>
+                <w:sz w:val="20"/>
+              </w:rPr>
+              <w:t>は確定済みです。処理を中断します。</w:t>
+            </w:r>
+            <w:r>
+              <w:rPr>
+                <w:rFonts w:ascii="游ゴシック" w:eastAsia="游ゴシック" w:hAnsi="游ゴシック" w:hint="eastAsia"/>
+                <w:sz w:val="20"/>
+              </w:rPr>
+              <w:t>とエラー出力される。</w:t>
+            </w:r>
+          </w:p>
+        </w:tc>
+        <w:tc>
+          <w:tcPr>
+            <w:tcW w:w="1050" w:type="dxa"/>
+            <w:vAlign w:val="center"/>
+          </w:tcPr>
+          <w:p>
+            <w:pPr>
+              <w:snapToGrid w:val="0"/>
+              <w:jc w:val="center"/>
+              <w:rPr>
+                <w:rFonts w:ascii="游ゴシック" w:eastAsia="游ゴシック" w:hAnsi="游ゴシック"/>
+                <w:sz w:val="20"/>
+              </w:rPr>
+            </w:pPr>
+          </w:p>
+        </w:tc>
+        <w:tc>
+          <w:tcPr>
+            <w:tcW w:w="945" w:type="dxa"/>
+            <w:vAlign w:val="center"/>
+          </w:tcPr>
+          <w:p>
+            <w:pPr>
+              <w:snapToGrid w:val="0"/>
+              <w:jc w:val="center"/>
+              <w:rPr>
+                <w:rFonts w:ascii="游ゴシック" w:eastAsia="游ゴシック" w:hAnsi="游ゴシック"/>
+                <w:sz w:val="20"/>
+              </w:rPr>
+            </w:pPr>
+          </w:p>
+        </w:tc>
+        <w:tc>
+          <w:tcPr>
+            <w:tcW w:w="2310" w:type="dxa"/>
+            <w:vAlign w:val="center"/>
+          </w:tcPr>
+          <w:p>
+            <w:pPr>
+              <w:snapToGrid w:val="0"/>
+              <w:rPr>
+                <w:rFonts w:ascii="游ゴシック" w:eastAsia="游ゴシック" w:hAnsi="游ゴシック"/>
+                <w:sz w:val="20"/>
+              </w:rPr>
+            </w:pPr>
+          </w:p>
+        </w:tc>
+      </w:tr>
+      <w:tr>
+        <w:trPr>
+          <w:trHeight w:val="567"/>
+        </w:trPr>
+        <w:tc>
+          <w:tcPr>
+            <w:tcW w:w="1050" w:type="dxa"/>
+            <w:vAlign w:val="center"/>
+          </w:tcPr>
+          <w:p>
+            <w:pPr>
+              <w:snapToGrid w:val="0"/>
+              <w:jc w:val="center"/>
+              <w:rPr>
+                <w:rFonts w:ascii="游ゴシック" w:eastAsia="游ゴシック" w:hAnsi="游ゴシック"/>
+                <w:sz w:val="20"/>
+              </w:rPr>
+            </w:pPr>
+            <w:r>
+              <w:rPr>
+                <w:rFonts w:ascii="游ゴシック" w:eastAsia="游ゴシック" w:hAnsi="游ゴシック" w:hint="eastAsia"/>
+                <w:sz w:val="20"/>
+              </w:rPr>
+              <w:t>1</w:t>
+            </w:r>
+            <w:r>
+              <w:rPr>
+                <w:rFonts w:ascii="游ゴシック" w:eastAsia="游ゴシック" w:hAnsi="游ゴシック"/>
+                <w:sz w:val="20"/>
+              </w:rPr>
+              <w:t>3</w:t>
+            </w:r>
+          </w:p>
+        </w:tc>
+        <w:tc>
+          <w:tcPr>
+            <w:tcW w:w="5355" w:type="dxa"/>
+            <w:vAlign w:val="center"/>
+          </w:tcPr>
+          <w:p>
+            <w:pPr>
+              <w:snapToGrid w:val="0"/>
+              <w:rPr>
+                <w:rFonts w:ascii="游ゴシック" w:eastAsia="游ゴシック" w:hAnsi="游ゴシック"/>
+                <w:sz w:val="20"/>
+              </w:rPr>
+            </w:pPr>
+            <w:r>
+              <w:rPr>
+                <w:rFonts w:ascii="游ゴシック" w:eastAsia="游ゴシック" w:hAnsi="游ゴシック" w:hint="eastAsia"/>
+                <w:sz w:val="20"/>
+              </w:rPr>
+              <w:t>データベースを確認</w:t>
+            </w:r>
+            <w:r>
+              <w:rPr>
+                <w:rFonts w:ascii="游ゴシック" w:eastAsia="游ゴシック" w:hAnsi="游ゴシック" w:hint="eastAsia"/>
+                <w:sz w:val="20"/>
+              </w:rPr>
+              <w:t>（</w:t>
+            </w:r>
+            <w:r>
+              <w:rPr>
+                <w:rFonts w:ascii="游ゴシック" w:eastAsia="游ゴシック" w:hAnsi="游ゴシック" w:hint="eastAsia"/>
+                <w:sz w:val="20"/>
+              </w:rPr>
+              <w:t>請求データ状態</w:t>
+            </w:r>
+            <w:r>
+              <w:rPr>
+                <w:rFonts w:ascii="游ゴシック" w:eastAsia="游ゴシック" w:hAnsi="游ゴシック" w:hint="eastAsia"/>
+                <w:sz w:val="20"/>
+              </w:rPr>
+              <w:t>）</w:t>
+            </w:r>
+          </w:p>
+        </w:tc>
+        <w:tc>
+          <w:tcPr>
+            <w:tcW w:w="4935" w:type="dxa"/>
+            <w:vAlign w:val="center"/>
+          </w:tcPr>
+          <w:p>
+            <w:pPr>
+              <w:snapToGrid w:val="0"/>
+              <w:rPr>
+                <w:rFonts w:ascii="游ゴシック" w:eastAsia="游ゴシック" w:hAnsi="游ゴシック"/>
+                <w:sz w:val="20"/>
+              </w:rPr>
+            </w:pPr>
+            <w:r>
+              <w:rPr>
+                <w:rFonts w:ascii="游ゴシック" w:eastAsia="游ゴシック" w:hAnsi="游ゴシック" w:hint="eastAsia"/>
+                <w:sz w:val="20"/>
+              </w:rPr>
+              <w:t>重複して登録がされていないこと。</w:t>
+            </w:r>
+          </w:p>
+        </w:tc>
+        <w:tc>
+          <w:tcPr>
+            <w:tcW w:w="1050" w:type="dxa"/>
+            <w:vAlign w:val="center"/>
+          </w:tcPr>
+          <w:p>
+            <w:pPr>
+              <w:snapToGrid w:val="0"/>
+              <w:jc w:val="center"/>
+              <w:rPr>
+                <w:rFonts w:ascii="游ゴシック" w:eastAsia="游ゴシック" w:hAnsi="游ゴシック"/>
+                <w:sz w:val="20"/>
+              </w:rPr>
+            </w:pPr>
+          </w:p>
+        </w:tc>
+        <w:tc>
+          <w:tcPr>
+            <w:tcW w:w="945" w:type="dxa"/>
+            <w:vAlign w:val="center"/>
+          </w:tcPr>
+          <w:p>
+            <w:pPr>
+              <w:snapToGrid w:val="0"/>
+              <w:jc w:val="center"/>
+              <w:rPr>
+                <w:rFonts w:ascii="游ゴシック" w:eastAsia="游ゴシック" w:hAnsi="游ゴシック"/>
+                <w:sz w:val="20"/>
+              </w:rPr>
+            </w:pPr>
+          </w:p>
+        </w:tc>
+        <w:tc>
+          <w:tcPr>
+            <w:tcW w:w="2310" w:type="dxa"/>
+            <w:vAlign w:val="center"/>
+          </w:tcPr>
+          <w:p>
+            <w:pPr>
+              <w:snapToGrid w:val="0"/>
+              <w:rPr>
+                <w:rFonts w:ascii="游ゴシック" w:eastAsia="游ゴシック" w:hAnsi="游ゴシック"/>
+                <w:sz w:val="20"/>
+              </w:rPr>
+            </w:pPr>
+          </w:p>
+        </w:tc>
+      </w:tr>
+      <w:tr>
+        <w:trPr>
+          <w:trHeight w:val="567"/>
+        </w:trPr>
+        <w:tc>
+          <w:tcPr>
+            <w:tcW w:w="1050" w:type="dxa"/>
+            <w:vAlign w:val="center"/>
+          </w:tcPr>
+          <w:p>
+            <w:pPr>
+              <w:snapToGrid w:val="0"/>
+              <w:jc w:val="center"/>
+              <w:rPr>
+                <w:rFonts w:ascii="游ゴシック" w:eastAsia="游ゴシック" w:hAnsi="游ゴシック"/>
+                <w:sz w:val="20"/>
+              </w:rPr>
+            </w:pPr>
+            <w:r>
+              <w:rPr>
+                <w:rFonts w:ascii="游ゴシック" w:eastAsia="游ゴシック" w:hAnsi="游ゴシック" w:hint="eastAsia"/>
+                <w:sz w:val="20"/>
+              </w:rPr>
+              <w:t>1</w:t>
+            </w:r>
+            <w:r>
+              <w:rPr>
+                <w:rFonts w:ascii="游ゴシック" w:eastAsia="游ゴシック" w:hAnsi="游ゴシック"/>
+                <w:sz w:val="20"/>
+              </w:rPr>
+              <w:t>4</w:t>
+            </w:r>
+          </w:p>
+        </w:tc>
+        <w:tc>
+          <w:tcPr>
+            <w:tcW w:w="5355" w:type="dxa"/>
+            <w:vAlign w:val="center"/>
+          </w:tcPr>
+          <w:p>
+            <w:pPr>
+              <w:snapToGrid w:val="0"/>
+              <w:rPr>
+                <w:rFonts w:ascii="游ゴシック" w:eastAsia="游ゴシック" w:hAnsi="游ゴシック"/>
+                <w:sz w:val="20"/>
+              </w:rPr>
+            </w:pPr>
+            <w:r>
+              <w:rPr>
+                <w:rFonts w:ascii="游ゴシック" w:eastAsia="游ゴシック" w:hAnsi="游ゴシック" w:hint="eastAsia"/>
+                <w:sz w:val="20"/>
+              </w:rPr>
+              <w:t>データベースを確認（</w:t>
+            </w:r>
+            <w:r>
+              <w:rPr>
+                <w:rFonts w:ascii="游ゴシック" w:eastAsia="游ゴシック" w:hAnsi="游ゴシック" w:hint="eastAsia"/>
+                <w:sz w:val="20"/>
+              </w:rPr>
+              <w:t>請求データ</w:t>
+            </w:r>
+            <w:r>
+              <w:rPr>
+                <w:rFonts w:ascii="游ゴシック" w:eastAsia="游ゴシック" w:hAnsi="游ゴシック" w:hint="eastAsia"/>
+                <w:sz w:val="20"/>
+              </w:rPr>
+              <w:t>）</w:t>
+            </w:r>
+          </w:p>
+        </w:tc>
+        <w:tc>
+          <w:tcPr>
+            <w:tcW w:w="4935" w:type="dxa"/>
+            <w:vAlign w:val="center"/>
+          </w:tcPr>
+          <w:p>
+            <w:pPr>
+              <w:snapToGrid w:val="0"/>
+              <w:rPr>
+                <w:rFonts w:ascii="游ゴシック" w:eastAsia="游ゴシック" w:hAnsi="游ゴシック"/>
+                <w:sz w:val="20"/>
+              </w:rPr>
+            </w:pPr>
+            <w:r>
+              <w:rPr>
+                <w:rFonts w:ascii="游ゴシック" w:eastAsia="游ゴシック" w:hAnsi="游ゴシック" w:hint="eastAsia"/>
+                <w:sz w:val="20"/>
+              </w:rPr>
+              <w:t>重複して登録がされていないこと。</w:t>
+            </w:r>
+          </w:p>
+        </w:tc>
+        <w:tc>
+          <w:tcPr>
+            <w:tcW w:w="1050" w:type="dxa"/>
+            <w:vAlign w:val="center"/>
+          </w:tcPr>
+          <w:p>
+            <w:pPr>
+              <w:snapToGrid w:val="0"/>
+              <w:jc w:val="center"/>
+              <w:rPr>
+                <w:rFonts w:ascii="游ゴシック" w:eastAsia="游ゴシック" w:hAnsi="游ゴシック"/>
+                <w:sz w:val="20"/>
+              </w:rPr>
+            </w:pPr>
+          </w:p>
+        </w:tc>
+        <w:tc>
+          <w:tcPr>
+            <w:tcW w:w="945" w:type="dxa"/>
+            <w:vAlign w:val="center"/>
+          </w:tcPr>
+          <w:p>
+            <w:pPr>
+              <w:snapToGrid w:val="0"/>
+              <w:jc w:val="center"/>
+              <w:rPr>
+                <w:rFonts w:ascii="游ゴシック" w:eastAsia="游ゴシック" w:hAnsi="游ゴシック"/>
+                <w:sz w:val="20"/>
+              </w:rPr>
+            </w:pPr>
+          </w:p>
+        </w:tc>
+        <w:tc>
+          <w:tcPr>
+            <w:tcW w:w="2310" w:type="dxa"/>
+            <w:vAlign w:val="center"/>
+          </w:tcPr>
+          <w:p>
+            <w:pPr>
+              <w:snapToGrid w:val="0"/>
+              <w:rPr>
+                <w:rFonts w:ascii="游ゴシック" w:eastAsia="游ゴシック" w:hAnsi="游ゴシック"/>
+                <w:sz w:val="20"/>
+              </w:rPr>
+            </w:pPr>
+          </w:p>
+        </w:tc>
+      </w:tr>
+      <w:tr>
+        <w:trPr>
+          <w:trHeight w:val="567"/>
+        </w:trPr>
+        <w:tc>
+          <w:tcPr>
+            <w:tcW w:w="1050" w:type="dxa"/>
+            <w:vAlign w:val="center"/>
+          </w:tcPr>
+          <w:p>
+            <w:pPr>
+              <w:snapToGrid w:val="0"/>
+              <w:jc w:val="center"/>
+              <w:rPr>
+                <w:rFonts w:ascii="游ゴシック" w:eastAsia="游ゴシック" w:hAnsi="游ゴシック"/>
+                <w:sz w:val="20"/>
+              </w:rPr>
+            </w:pPr>
+            <w:r>
+              <w:rPr>
+                <w:rFonts w:ascii="游ゴシック" w:eastAsia="游ゴシック" w:hAnsi="游ゴシック" w:hint="eastAsia"/>
+                <w:sz w:val="20"/>
+              </w:rPr>
+              <w:t>1</w:t>
+            </w:r>
+            <w:r>
+              <w:rPr>
+                <w:rFonts w:ascii="游ゴシック" w:eastAsia="游ゴシック" w:hAnsi="游ゴシック"/>
+                <w:sz w:val="20"/>
+              </w:rPr>
+              <w:t>5</w:t>
+            </w:r>
+          </w:p>
+        </w:tc>
+        <w:tc>
+          <w:tcPr>
+            <w:tcW w:w="5355" w:type="dxa"/>
+            <w:vAlign w:val="center"/>
+          </w:tcPr>
+          <w:p>
+            <w:pPr>
+              <w:snapToGrid w:val="0"/>
+              <w:rPr>
+                <w:rFonts w:ascii="游ゴシック" w:eastAsia="游ゴシック" w:hAnsi="游ゴシック"/>
+                <w:sz w:val="20"/>
+              </w:rPr>
+            </w:pPr>
+            <w:r>
+              <w:rPr>
+                <w:rFonts w:ascii="游ゴシック" w:eastAsia="游ゴシック" w:hAnsi="游ゴシック" w:hint="eastAsia"/>
+                <w:sz w:val="20"/>
+              </w:rPr>
+              <w:t>データベースを確認（</w:t>
+            </w:r>
+            <w:r>
+              <w:rPr>
+                <w:rFonts w:ascii="游ゴシック" w:eastAsia="游ゴシック" w:hAnsi="游ゴシック" w:hint="eastAsia"/>
+                <w:sz w:val="20"/>
+              </w:rPr>
+              <w:t>請求明細データ</w:t>
+            </w:r>
+            <w:r>
+              <w:rPr>
+                <w:rFonts w:ascii="游ゴシック" w:eastAsia="游ゴシック" w:hAnsi="游ゴシック" w:hint="eastAsia"/>
+                <w:sz w:val="20"/>
+              </w:rPr>
+              <w:t>）</w:t>
+            </w:r>
+          </w:p>
+        </w:tc>
+        <w:tc>
+          <w:tcPr>
+            <w:tcW w:w="4935" w:type="dxa"/>
+            <w:vAlign w:val="center"/>
+          </w:tcPr>
+          <w:p>
+            <w:pPr>
+              <w:snapToGrid w:val="0"/>
+              <w:rPr>
+                <w:rFonts w:ascii="游ゴシック" w:eastAsia="游ゴシック" w:hAnsi="游ゴシック"/>
+                <w:sz w:val="20"/>
+              </w:rPr>
+            </w:pPr>
+            <w:r>
+              <w:rPr>
+                <w:rFonts w:ascii="游ゴシック" w:eastAsia="游ゴシック" w:hAnsi="游ゴシック" w:hint="eastAsia"/>
+                <w:sz w:val="20"/>
+              </w:rPr>
+              <w:t>重複して登録がされていないこと。</w:t>
+            </w:r>
+          </w:p>
+        </w:tc>
+        <w:tc>
+          <w:tcPr>
+            <w:tcW w:w="1050" w:type="dxa"/>
+            <w:vAlign w:val="center"/>
+          </w:tcPr>
+          <w:p>
+            <w:pPr>
+              <w:snapToGrid w:val="0"/>
+              <w:jc w:val="center"/>
+              <w:rPr>
+                <w:rFonts w:ascii="游ゴシック" w:eastAsia="游ゴシック" w:hAnsi="游ゴシック"/>
+                <w:sz w:val="20"/>
+              </w:rPr>
+            </w:pPr>
+          </w:p>
+        </w:tc>
+        <w:tc>
+          <w:tcPr>
+            <w:tcW w:w="945" w:type="dxa"/>
+            <w:vAlign w:val="center"/>
+          </w:tcPr>
+          <w:p>
+            <w:pPr>
+              <w:snapToGrid w:val="0"/>
+              <w:jc w:val="center"/>
+              <w:rPr>
+                <w:rFonts w:ascii="游ゴシック" w:eastAsia="游ゴシック" w:hAnsi="游ゴシック"/>
+                <w:sz w:val="20"/>
+              </w:rPr>
+            </w:pPr>
+          </w:p>
+        </w:tc>
+        <w:tc>
+          <w:tcPr>
+            <w:tcW w:w="2310" w:type="dxa"/>
+            <w:vAlign w:val="center"/>
+          </w:tcPr>
+          <w:p>
+            <w:pPr>
+              <w:snapToGrid w:val="0"/>
+              <w:rPr>
+                <w:rFonts w:ascii="游ゴシック" w:eastAsia="游ゴシック" w:hAnsi="游ゴシック"/>
+                <w:sz w:val="20"/>
+              </w:rPr>
+            </w:pPr>
+          </w:p>
+        </w:tc>
+      </w:tr>
+      <w:tr>
+        <w:trPr>
+          <w:trHeight w:val="567"/>
+        </w:trPr>
+        <w:tc>
+          <w:tcPr>
+            <w:tcW w:w="1050" w:type="dxa"/>
+            <w:vAlign w:val="center"/>
+          </w:tcPr>
+          <w:p>
+            <w:pPr>
+              <w:snapToGrid w:val="0"/>
+              <w:jc w:val="center"/>
+              <w:rPr>
+                <w:rFonts w:ascii="游ゴシック" w:eastAsia="游ゴシック" w:hAnsi="游ゴシック"/>
+                <w:sz w:val="20"/>
+              </w:rPr>
+            </w:pPr>
+            <w:r>
+              <w:rPr>
+                <w:rFonts w:ascii="游ゴシック" w:eastAsia="游ゴシック" w:hAnsi="游ゴシック" w:hint="eastAsia"/>
+                <w:sz w:val="20"/>
+              </w:rPr>
+              <w:t>1</w:t>
+            </w:r>
+            <w:r>
+              <w:rPr>
+                <w:rFonts w:ascii="游ゴシック" w:eastAsia="游ゴシック" w:hAnsi="游ゴシック"/>
+                <w:sz w:val="20"/>
+              </w:rPr>
+              <w:t>6-1</w:t>
+            </w:r>
+          </w:p>
+        </w:tc>
+        <w:tc>
+          <w:tcPr>
+            <w:tcW w:w="5355" w:type="dxa"/>
+            <w:vMerge w:val="restart"/>
+            <w:vAlign w:val="center"/>
+          </w:tcPr>
+          <w:p>
+            <w:pPr>
+              <w:snapToGrid w:val="0"/>
+              <w:rPr>
+                <w:rFonts w:ascii="游ゴシック" w:eastAsia="游ゴシック" w:hAnsi="游ゴシック"/>
+                <w:sz w:val="20"/>
+              </w:rPr>
+            </w:pPr>
+            <w:r>
+              <w:rPr>
+                <w:rFonts w:ascii="游ゴシック" w:eastAsia="游ゴシック" w:hAnsi="游ゴシック" w:hint="eastAsia"/>
+                <w:sz w:val="20"/>
+              </w:rPr>
+              <w:t>引数を「</w:t>
+            </w:r>
+            <w:proofErr w:type="spellStart"/>
+            <w:r>
+              <w:rPr>
+                <w:rFonts w:ascii="游ゴシック" w:eastAsia="游ゴシック" w:hAnsi="游ゴシック" w:hint="eastAsia"/>
+                <w:sz w:val="20"/>
+              </w:rPr>
+              <w:t>y</w:t>
+            </w:r>
+            <w:r>
+              <w:rPr>
+                <w:rFonts w:ascii="游ゴシック" w:eastAsia="游ゴシック" w:hAnsi="游ゴシック"/>
+                <w:sz w:val="20"/>
+              </w:rPr>
+              <w:t>yyyMM</w:t>
+            </w:r>
+            <w:proofErr w:type="spellEnd"/>
+            <w:r>
+              <w:rPr>
+                <w:rFonts w:ascii="游ゴシック" w:eastAsia="游ゴシック" w:hAnsi="游ゴシック" w:hint="eastAsia"/>
+                <w:sz w:val="20"/>
+              </w:rPr>
+              <w:t>」</w:t>
+            </w:r>
+            <w:r>
+              <w:rPr>
+                <w:rFonts w:ascii="游ゴシック" w:eastAsia="游ゴシック" w:hAnsi="游ゴシック"/>
+                <w:sz w:val="20"/>
+              </w:rPr>
+              <w:t>(202408)</w:t>
+            </w:r>
+            <w:r>
+              <w:rPr>
+                <w:rFonts w:ascii="游ゴシック" w:eastAsia="游ゴシック" w:hAnsi="游ゴシック" w:hint="eastAsia"/>
+                <w:sz w:val="20"/>
+              </w:rPr>
+              <w:t>で指定し、バッチを起動する。</w:t>
+            </w:r>
+          </w:p>
+        </w:tc>
+        <w:tc>
+          <w:tcPr>
+            <w:tcW w:w="4935" w:type="dxa"/>
+            <w:vAlign w:val="center"/>
+          </w:tcPr>
+          <w:p>
+            <w:pPr>
+              <w:snapToGrid w:val="0"/>
+              <w:rPr>
+                <w:rFonts w:ascii="游ゴシック" w:eastAsia="游ゴシック" w:hAnsi="游ゴシック"/>
+                <w:sz w:val="20"/>
+              </w:rPr>
+            </w:pPr>
+            <w:r>
+              <w:rPr>
+                <w:rFonts w:ascii="游ゴシック" w:eastAsia="游ゴシック" w:hAnsi="游ゴシック" w:hint="eastAsia"/>
+                <w:sz w:val="20"/>
+              </w:rPr>
+              <w:t>指定された年月に、2</w:t>
+            </w:r>
+            <w:r>
+              <w:rPr>
+                <w:rFonts w:ascii="游ゴシック" w:eastAsia="游ゴシック" w:hAnsi="游ゴシック"/>
+                <w:sz w:val="20"/>
+              </w:rPr>
+              <w:t>024-08-01</w:t>
+            </w:r>
+            <w:r>
+              <w:rPr>
+                <w:rFonts w:ascii="游ゴシック" w:eastAsia="游ゴシック" w:hAnsi="游ゴシック" w:hint="eastAsia"/>
+                <w:sz w:val="20"/>
+              </w:rPr>
+              <w:t>と表示されていること。</w:t>
+            </w:r>
+          </w:p>
+        </w:tc>
+        <w:tc>
+          <w:tcPr>
+            <w:tcW w:w="1050" w:type="dxa"/>
+            <w:vAlign w:val="center"/>
+          </w:tcPr>
+          <w:p>
+            <w:pPr>
+              <w:snapToGrid w:val="0"/>
+              <w:jc w:val="center"/>
+              <w:rPr>
+                <w:rFonts w:ascii="游ゴシック" w:eastAsia="游ゴシック" w:hAnsi="游ゴシック"/>
+                <w:sz w:val="20"/>
+              </w:rPr>
+            </w:pPr>
+          </w:p>
+        </w:tc>
+        <w:tc>
+          <w:tcPr>
+            <w:tcW w:w="945" w:type="dxa"/>
+            <w:vAlign w:val="center"/>
+          </w:tcPr>
+          <w:p>
+            <w:pPr>
+              <w:snapToGrid w:val="0"/>
+              <w:jc w:val="center"/>
+              <w:rPr>
+                <w:rFonts w:ascii="游ゴシック" w:eastAsia="游ゴシック" w:hAnsi="游ゴシック"/>
+                <w:sz w:val="20"/>
+              </w:rPr>
+            </w:pPr>
+          </w:p>
+        </w:tc>
+        <w:tc>
+          <w:tcPr>
+            <w:tcW w:w="2310" w:type="dxa"/>
+            <w:vAlign w:val="center"/>
+          </w:tcPr>
+          <w:p>
+            <w:pPr>
+              <w:snapToGrid w:val="0"/>
+              <w:rPr>
+                <w:rFonts w:ascii="游ゴシック" w:eastAsia="游ゴシック" w:hAnsi="游ゴシック"/>
+                <w:sz w:val="20"/>
+              </w:rPr>
+            </w:pPr>
+          </w:p>
+        </w:tc>
+      </w:tr>
+      <w:tr>
+        <w:trPr>
+          <w:trHeight w:val="567"/>
+        </w:trPr>
+        <w:tc>
+          <w:tcPr>
+            <w:tcW w:w="1050" w:type="dxa"/>
+            <w:vAlign w:val="center"/>
+          </w:tcPr>
+          <w:p>
+            <w:pPr>
+              <w:snapToGrid w:val="0"/>
+              <w:jc w:val="center"/>
+              <w:rPr>
+                <w:rFonts w:ascii="游ゴシック" w:eastAsia="游ゴシック" w:hAnsi="游ゴシック"/>
+                <w:sz w:val="20"/>
+              </w:rPr>
+            </w:pPr>
+            <w:r>
+              <w:rPr>
+                <w:rFonts w:ascii="游ゴシック" w:eastAsia="游ゴシック" w:hAnsi="游ゴシック" w:hint="eastAsia"/>
+                <w:sz w:val="20"/>
+              </w:rPr>
+              <w:t>1</w:t>
+            </w:r>
+            <w:r>
+              <w:rPr>
+                <w:rFonts w:ascii="游ゴシック" w:eastAsia="游ゴシック" w:hAnsi="游ゴシック"/>
+                <w:sz w:val="20"/>
+              </w:rPr>
+              <w:t>6-2</w:t>
+            </w:r>
+          </w:p>
+        </w:tc>
+        <w:tc>
+          <w:tcPr>
+            <w:tcW w:w="5355" w:type="dxa"/>
+            <w:vMerge/>
+            <w:vAlign w:val="center"/>
+          </w:tcPr>
+          <w:p>
+            <w:pPr>
+              <w:snapToGrid w:val="0"/>
+              <w:rPr>
+                <w:rFonts w:ascii="游ゴシック" w:eastAsia="游ゴシック" w:hAnsi="游ゴシック"/>
+                <w:sz w:val="20"/>
+              </w:rPr>
+            </w:pPr>
+          </w:p>
+        </w:tc>
+        <w:tc>
+          <w:tcPr>
+            <w:tcW w:w="4935" w:type="dxa"/>
+            <w:vAlign w:val="center"/>
+          </w:tcPr>
+          <w:p>
+            <w:pPr>
+              <w:snapToGrid w:val="0"/>
+              <w:rPr>
+                <w:rFonts w:ascii="游ゴシック" w:eastAsia="游ゴシック" w:hAnsi="游ゴシック"/>
+                <w:sz w:val="20"/>
+              </w:rPr>
+            </w:pPr>
+            <w:r>
+              <w:rPr>
+                <w:rFonts w:ascii="游ゴシック" w:eastAsia="游ゴシック" w:hAnsi="游ゴシック" w:hint="eastAsia"/>
+                <w:sz w:val="20"/>
+              </w:rPr>
+              <w:t>対象年月に、2</w:t>
+            </w:r>
+            <w:r>
+              <w:rPr>
+                <w:rFonts w:ascii="游ゴシック" w:eastAsia="游ゴシック" w:hAnsi="游ゴシック"/>
+                <w:sz w:val="20"/>
+              </w:rPr>
+              <w:t>024-08-01</w:t>
+            </w:r>
+            <w:r>
+              <w:rPr>
+                <w:rFonts w:ascii="游ゴシック" w:eastAsia="游ゴシック" w:hAnsi="游ゴシック" w:hint="eastAsia"/>
+                <w:sz w:val="20"/>
+              </w:rPr>
+              <w:t>と</w:t>
+            </w:r>
+            <w:r>
+              <w:rPr>
+                <w:rFonts w:ascii="游ゴシック" w:eastAsia="游ゴシック" w:hAnsi="游ゴシック" w:hint="eastAsia"/>
+                <w:sz w:val="20"/>
+              </w:rPr>
+              <w:t>登録</w:t>
+            </w:r>
+            <w:r>
+              <w:rPr>
+                <w:rFonts w:ascii="游ゴシック" w:eastAsia="游ゴシック" w:hAnsi="游ゴシック" w:hint="eastAsia"/>
+                <w:sz w:val="20"/>
+              </w:rPr>
+              <w:t>されていること。</w:t>
+            </w:r>
+          </w:p>
+        </w:tc>
+        <w:tc>
+          <w:tcPr>
+            <w:tcW w:w="1050" w:type="dxa"/>
+            <w:vAlign w:val="center"/>
+          </w:tcPr>
+          <w:p>
+            <w:pPr>
+              <w:snapToGrid w:val="0"/>
+              <w:jc w:val="center"/>
+              <w:rPr>
+                <w:rFonts w:ascii="游ゴシック" w:eastAsia="游ゴシック" w:hAnsi="游ゴシック"/>
+                <w:sz w:val="20"/>
+              </w:rPr>
+            </w:pPr>
+          </w:p>
+        </w:tc>
+        <w:tc>
+          <w:tcPr>
+            <w:tcW w:w="945" w:type="dxa"/>
+            <w:vAlign w:val="center"/>
+          </w:tcPr>
+          <w:p>
+            <w:pPr>
+              <w:snapToGrid w:val="0"/>
+              <w:jc w:val="center"/>
+              <w:rPr>
+                <w:rFonts w:ascii="游ゴシック" w:eastAsia="游ゴシック" w:hAnsi="游ゴシック"/>
+                <w:sz w:val="20"/>
+              </w:rPr>
+            </w:pPr>
+          </w:p>
+        </w:tc>
+        <w:tc>
+          <w:tcPr>
+            <w:tcW w:w="2310" w:type="dxa"/>
+            <w:vAlign w:val="center"/>
+          </w:tcPr>
+          <w:p>
+            <w:pPr>
+              <w:snapToGrid w:val="0"/>
+              <w:rPr>
+                <w:rFonts w:ascii="游ゴシック" w:eastAsia="游ゴシック" w:hAnsi="游ゴシック"/>
+                <w:sz w:val="20"/>
+              </w:rPr>
+            </w:pPr>
+          </w:p>
+        </w:tc>
+      </w:tr>
+      <w:tr>
+        <w:trPr>
+          <w:trHeight w:val="567"/>
+        </w:trPr>
+        <w:tc>
+          <w:tcPr>
+            <w:tcW w:w="1050" w:type="dxa"/>
+            <w:vAlign w:val="center"/>
+          </w:tcPr>
+          <w:p>
+            <w:pPr>
+              <w:snapToGrid w:val="0"/>
+              <w:jc w:val="center"/>
+              <w:rPr>
+                <w:rFonts w:ascii="游ゴシック" w:eastAsia="游ゴシック" w:hAnsi="游ゴシック"/>
+                <w:sz w:val="20"/>
+              </w:rPr>
+            </w:pPr>
+            <w:r>
+              <w:rPr>
+                <w:rFonts w:ascii="游ゴシック" w:eastAsia="游ゴシック" w:hAnsi="游ゴシック" w:hint="eastAsia"/>
+                <w:sz w:val="20"/>
+              </w:rPr>
+              <w:t>1</w:t>
+            </w:r>
+            <w:r>
+              <w:rPr>
+                <w:rFonts w:ascii="游ゴシック" w:eastAsia="游ゴシック" w:hAnsi="游ゴシック"/>
+                <w:sz w:val="20"/>
+              </w:rPr>
+              <w:t>6-3</w:t>
+            </w:r>
+          </w:p>
+        </w:tc>
+        <w:tc>
+          <w:tcPr>
+            <w:tcW w:w="5355" w:type="dxa"/>
+            <w:vMerge/>
+            <w:vAlign w:val="center"/>
+          </w:tcPr>
+          <w:p>
+            <w:pPr>
+              <w:snapToGrid w:val="0"/>
+              <w:rPr>
+                <w:rFonts w:ascii="游ゴシック" w:eastAsia="游ゴシック" w:hAnsi="游ゴシック"/>
+                <w:sz w:val="20"/>
+              </w:rPr>
+            </w:pPr>
+          </w:p>
+        </w:tc>
+        <w:tc>
+          <w:tcPr>
+            <w:tcW w:w="4935" w:type="dxa"/>
+            <w:vAlign w:val="center"/>
+          </w:tcPr>
+          <w:p>
+            <w:pPr>
+              <w:snapToGrid w:val="0"/>
+              <w:rPr>
+                <w:rFonts w:ascii="游ゴシック" w:eastAsia="游ゴシック" w:hAnsi="游ゴシック"/>
+                <w:sz w:val="20"/>
+              </w:rPr>
+            </w:pPr>
+            <w:r>
+              <w:rPr>
+                <w:rFonts w:ascii="游ゴシック" w:eastAsia="游ゴシック" w:hAnsi="游ゴシック" w:hint="eastAsia"/>
+                <w:sz w:val="20"/>
+              </w:rPr>
+              <w:t>未確定請求情報の削除項目に、元のデータベースに登録してあったデータの件数が表示されていること。</w:t>
+            </w:r>
+          </w:p>
+        </w:tc>
+        <w:tc>
+          <w:tcPr>
+            <w:tcW w:w="1050" w:type="dxa"/>
+            <w:vAlign w:val="center"/>
+          </w:tcPr>
+          <w:p>
+            <w:pPr>
+              <w:snapToGrid w:val="0"/>
+              <w:jc w:val="center"/>
+              <w:rPr>
+                <w:rFonts w:ascii="游ゴシック" w:eastAsia="游ゴシック" w:hAnsi="游ゴシック"/>
+                <w:sz w:val="20"/>
+              </w:rPr>
+            </w:pPr>
+          </w:p>
+        </w:tc>
+        <w:tc>
+          <w:tcPr>
+            <w:tcW w:w="945" w:type="dxa"/>
+            <w:vAlign w:val="center"/>
+          </w:tcPr>
+          <w:p>
+            <w:pPr>
+              <w:snapToGrid w:val="0"/>
+              <w:jc w:val="center"/>
+              <w:rPr>
+                <w:rFonts w:ascii="游ゴシック" w:eastAsia="游ゴシック" w:hAnsi="游ゴシック"/>
+                <w:sz w:val="20"/>
+              </w:rPr>
+            </w:pPr>
+          </w:p>
+        </w:tc>
+        <w:tc>
+          <w:tcPr>
+            <w:tcW w:w="2310" w:type="dxa"/>
+            <w:vAlign w:val="center"/>
+          </w:tcPr>
+          <w:p>
+            <w:pPr>
+              <w:snapToGrid w:val="0"/>
+              <w:rPr>
+                <w:rFonts w:ascii="游ゴシック" w:eastAsia="游ゴシック" w:hAnsi="游ゴシック"/>
+                <w:sz w:val="20"/>
+              </w:rPr>
+            </w:pPr>
+          </w:p>
+        </w:tc>
+      </w:tr>
+      <w:tr>
+        <w:trPr>
+          <w:trHeight w:val="567"/>
+        </w:trPr>
+        <w:tc>
+          <w:tcPr>
+            <w:tcW w:w="1050" w:type="dxa"/>
+            <w:vAlign w:val="center"/>
+          </w:tcPr>
+          <w:p>
+            <w:pPr>
+              <w:snapToGrid w:val="0"/>
+              <w:jc w:val="center"/>
+              <w:rPr>
+                <w:rFonts w:ascii="游ゴシック" w:eastAsia="游ゴシック" w:hAnsi="游ゴシック"/>
+                <w:sz w:val="20"/>
+              </w:rPr>
+            </w:pPr>
+            <w:r>
+              <w:rPr>
+                <w:rFonts w:ascii="游ゴシック" w:eastAsia="游ゴシック" w:hAnsi="游ゴシック" w:hint="eastAsia"/>
+                <w:sz w:val="20"/>
+              </w:rPr>
+              <w:t>1</w:t>
+            </w:r>
+            <w:r>
+              <w:rPr>
+                <w:rFonts w:ascii="游ゴシック" w:eastAsia="游ゴシック" w:hAnsi="游ゴシック"/>
+                <w:sz w:val="20"/>
+              </w:rPr>
+              <w:t>6-4</w:t>
+            </w:r>
+          </w:p>
+        </w:tc>
+        <w:tc>
+          <w:tcPr>
+            <w:tcW w:w="5355" w:type="dxa"/>
+            <w:vMerge/>
+            <w:vAlign w:val="center"/>
+          </w:tcPr>
+          <w:p>
+            <w:pPr>
+              <w:snapToGrid w:val="0"/>
+              <w:rPr>
+                <w:rFonts w:ascii="游ゴシック" w:eastAsia="游ゴシック" w:hAnsi="游ゴシック"/>
+                <w:sz w:val="20"/>
+              </w:rPr>
+            </w:pPr>
+          </w:p>
+        </w:tc>
+        <w:tc>
+          <w:tcPr>
+            <w:tcW w:w="4935" w:type="dxa"/>
+            <w:vAlign w:val="center"/>
+          </w:tcPr>
+          <w:p>
+            <w:pPr>
+              <w:snapToGrid w:val="0"/>
+              <w:rPr>
+                <w:rFonts w:ascii="游ゴシック" w:eastAsia="游ゴシック" w:hAnsi="游ゴシック"/>
+                <w:sz w:val="20"/>
+              </w:rPr>
+            </w:pPr>
+            <w:r>
+              <w:rPr>
+                <w:rFonts w:ascii="游ゴシック" w:eastAsia="游ゴシック" w:hAnsi="游ゴシック" w:hint="eastAsia"/>
+                <w:sz w:val="20"/>
+              </w:rPr>
+              <w:t>請求ステータス情報の追加項目に1件と表示されていること。</w:t>
+            </w:r>
+          </w:p>
+        </w:tc>
+        <w:tc>
+          <w:tcPr>
+            <w:tcW w:w="1050" w:type="dxa"/>
+            <w:vAlign w:val="center"/>
+          </w:tcPr>
+          <w:p>
+            <w:pPr>
+              <w:snapToGrid w:val="0"/>
+              <w:jc w:val="center"/>
+              <w:rPr>
+                <w:rFonts w:ascii="游ゴシック" w:eastAsia="游ゴシック" w:hAnsi="游ゴシック"/>
+                <w:sz w:val="20"/>
+              </w:rPr>
+            </w:pPr>
+          </w:p>
+        </w:tc>
+        <w:tc>
+          <w:tcPr>
+            <w:tcW w:w="945" w:type="dxa"/>
+            <w:vAlign w:val="center"/>
+          </w:tcPr>
+          <w:p>
+            <w:pPr>
+              <w:snapToGrid w:val="0"/>
+              <w:jc w:val="center"/>
+              <w:rPr>
+                <w:rFonts w:ascii="游ゴシック" w:eastAsia="游ゴシック" w:hAnsi="游ゴシック"/>
+                <w:sz w:val="20"/>
+              </w:rPr>
+            </w:pPr>
+          </w:p>
+        </w:tc>
+        <w:tc>
+          <w:tcPr>
+            <w:tcW w:w="2310" w:type="dxa"/>
+            <w:vAlign w:val="center"/>
+          </w:tcPr>
+          <w:p>
+            <w:pPr>
+              <w:snapToGrid w:val="0"/>
+              <w:rPr>
+                <w:rFonts w:ascii="游ゴシック" w:eastAsia="游ゴシック" w:hAnsi="游ゴシック"/>
+                <w:sz w:val="20"/>
+              </w:rPr>
+            </w:pPr>
+          </w:p>
+        </w:tc>
+      </w:tr>
+      <w:tr>
+        <w:trPr>
+          <w:trHeight w:val="567"/>
+        </w:trPr>
+        <w:tc>
+          <w:tcPr>
+            <w:tcW w:w="1050" w:type="dxa"/>
+            <w:vAlign w:val="center"/>
+          </w:tcPr>
+          <w:p>
+            <w:pPr>
+              <w:snapToGrid w:val="0"/>
+              <w:jc w:val="center"/>
+              <w:rPr>
+                <w:rFonts w:ascii="游ゴシック" w:eastAsia="游ゴシック" w:hAnsi="游ゴシック"/>
+                <w:sz w:val="20"/>
+              </w:rPr>
+            </w:pPr>
+            <w:r>
+              <w:rPr>
+                <w:rFonts w:ascii="游ゴシック" w:eastAsia="游ゴシック" w:hAnsi="游ゴシック" w:hint="eastAsia"/>
+                <w:sz w:val="20"/>
+              </w:rPr>
+              <w:t>1</w:t>
+            </w:r>
+            <w:r>
+              <w:rPr>
+                <w:rFonts w:ascii="游ゴシック" w:eastAsia="游ゴシック" w:hAnsi="游ゴシック"/>
+                <w:sz w:val="20"/>
+              </w:rPr>
+              <w:t>6-5</w:t>
+            </w:r>
+          </w:p>
+        </w:tc>
+        <w:tc>
+          <w:tcPr>
+            <w:tcW w:w="5355" w:type="dxa"/>
+            <w:vMerge/>
+            <w:vAlign w:val="center"/>
+          </w:tcPr>
+          <w:p>
+            <w:pPr>
+              <w:snapToGrid w:val="0"/>
+              <w:rPr>
+                <w:rFonts w:ascii="游ゴシック" w:eastAsia="游ゴシック" w:hAnsi="游ゴシック"/>
+                <w:sz w:val="20"/>
+              </w:rPr>
+            </w:pPr>
+          </w:p>
+        </w:tc>
+        <w:tc>
+          <w:tcPr>
+            <w:tcW w:w="4935" w:type="dxa"/>
+            <w:vAlign w:val="center"/>
+          </w:tcPr>
+          <w:p>
+            <w:pPr>
+              <w:snapToGrid w:val="0"/>
+              <w:rPr>
+                <w:rFonts w:ascii="游ゴシック" w:eastAsia="游ゴシック" w:hAnsi="游ゴシック"/>
+                <w:sz w:val="20"/>
+              </w:rPr>
+            </w:pPr>
+            <w:r>
+              <w:rPr>
+                <w:rFonts w:ascii="游ゴシック" w:eastAsia="游ゴシック" w:hAnsi="游ゴシック" w:hint="eastAsia"/>
+                <w:sz w:val="20"/>
+              </w:rPr>
+              <w:t>有効な加入者情報の項目</w:t>
+            </w:r>
+            <w:r>
+              <w:rPr>
+                <w:rFonts w:ascii="游ゴシック" w:eastAsia="游ゴシック" w:hAnsi="游ゴシック" w:hint="eastAsia"/>
+                <w:sz w:val="20"/>
+              </w:rPr>
+              <w:t>に</w:t>
+            </w:r>
+            <w:r>
+              <w:rPr>
+                <w:rFonts w:ascii="游ゴシック" w:eastAsia="游ゴシック" w:hAnsi="游ゴシック" w:hint="eastAsia"/>
+                <w:sz w:val="20"/>
+              </w:rPr>
+              <w:t>0件と出力されていること。</w:t>
+            </w:r>
+            <w:bookmarkStart w:id="0" w:name="_GoBack"/>
+            <w:bookmarkEnd w:id="0"/>
+          </w:p>
+        </w:tc>
+        <w:tc>
+          <w:tcPr>
+            <w:tcW w:w="1050" w:type="dxa"/>
+            <w:vAlign w:val="center"/>
+          </w:tcPr>
+          <w:p>
+            <w:pPr>
+              <w:snapToGrid w:val="0"/>
+              <w:jc w:val="center"/>
+              <w:rPr>
+                <w:rFonts w:ascii="游ゴシック" w:eastAsia="游ゴシック" w:hAnsi="游ゴシック"/>
+                <w:sz w:val="20"/>
+              </w:rPr>
+            </w:pPr>
+          </w:p>
+        </w:tc>
+        <w:tc>
+          <w:tcPr>
+            <w:tcW w:w="945" w:type="dxa"/>
+            <w:vAlign w:val="center"/>
+          </w:tcPr>
+          <w:p>
+            <w:pPr>
+              <w:snapToGrid w:val="0"/>
+              <w:jc w:val="center"/>
+              <w:rPr>
+                <w:rFonts w:ascii="游ゴシック" w:eastAsia="游ゴシック" w:hAnsi="游ゴシック"/>
+                <w:sz w:val="20"/>
+              </w:rPr>
+            </w:pPr>
+          </w:p>
+        </w:tc>
+        <w:tc>
+          <w:tcPr>
+            <w:tcW w:w="2310" w:type="dxa"/>
+            <w:vAlign w:val="center"/>
+          </w:tcPr>
+          <w:p>
+            <w:pPr>
+              <w:snapToGrid w:val="0"/>
+              <w:rPr>
+                <w:rFonts w:ascii="游ゴシック" w:eastAsia="游ゴシック" w:hAnsi="游ゴシック"/>
+                <w:sz w:val="20"/>
+              </w:rPr>
+            </w:pPr>
+          </w:p>
+        </w:tc>
+      </w:tr>
+      <w:tr>
+        <w:trPr>
+          <w:trHeight w:val="567"/>
+        </w:trPr>
+        <w:tc>
+          <w:tcPr>
+            <w:tcW w:w="1050" w:type="dxa"/>
+            <w:vAlign w:val="center"/>
+          </w:tcPr>
+          <w:p>
+            <w:pPr>
+              <w:snapToGrid w:val="0"/>
+              <w:jc w:val="center"/>
+              <w:rPr>
+                <w:rFonts w:ascii="游ゴシック" w:eastAsia="游ゴシック" w:hAnsi="游ゴシック"/>
+                <w:sz w:val="20"/>
+              </w:rPr>
+            </w:pPr>
+            <w:r>
+              <w:rPr>
+                <w:rFonts w:ascii="游ゴシック" w:eastAsia="游ゴシック" w:hAnsi="游ゴシック" w:hint="eastAsia"/>
+                <w:sz w:val="20"/>
+              </w:rPr>
+              <w:t>1</w:t>
+            </w:r>
+            <w:r>
+              <w:rPr>
+                <w:rFonts w:ascii="游ゴシック" w:eastAsia="游ゴシック" w:hAnsi="游ゴシック"/>
+                <w:sz w:val="20"/>
+              </w:rPr>
+              <w:t>6-6</w:t>
+            </w:r>
+          </w:p>
+        </w:tc>
+        <w:tc>
+          <w:tcPr>
+            <w:tcW w:w="5355" w:type="dxa"/>
+            <w:vMerge/>
+            <w:vAlign w:val="center"/>
+          </w:tcPr>
+          <w:p>
+            <w:pPr>
+              <w:snapToGrid w:val="0"/>
+              <w:rPr>
+                <w:rFonts w:ascii="游ゴシック" w:eastAsia="游ゴシック" w:hAnsi="游ゴシック"/>
+                <w:sz w:val="20"/>
+              </w:rPr>
+            </w:pPr>
+          </w:p>
+        </w:tc>
+        <w:tc>
+          <w:tcPr>
+            <w:tcW w:w="4935" w:type="dxa"/>
+            <w:vAlign w:val="center"/>
+          </w:tcPr>
+          <w:p>
+            <w:pPr>
+              <w:snapToGrid w:val="0"/>
+              <w:rPr>
+                <w:rFonts w:ascii="游ゴシック" w:eastAsia="游ゴシック" w:hAnsi="游ゴシック"/>
+                <w:sz w:val="20"/>
+              </w:rPr>
+            </w:pPr>
+            <w:r>
+              <w:rPr>
+                <w:rFonts w:ascii="游ゴシック" w:eastAsia="游ゴシック" w:hAnsi="游ゴシック" w:hint="eastAsia"/>
+                <w:sz w:val="20"/>
+              </w:rPr>
+              <w:t>有効な料金情報の項目に</w:t>
+            </w:r>
+            <w:r>
+              <w:rPr>
+                <w:rFonts w:ascii="游ゴシック" w:eastAsia="游ゴシック" w:hAnsi="游ゴシック"/>
+                <w:sz w:val="20"/>
+              </w:rPr>
+              <w:t>0</w:t>
+            </w:r>
+            <w:r>
+              <w:rPr>
+                <w:rFonts w:ascii="游ゴシック" w:eastAsia="游ゴシック" w:hAnsi="游ゴシック" w:hint="eastAsia"/>
+                <w:sz w:val="20"/>
+              </w:rPr>
+              <w:t>件と出力されていること。</w:t>
+            </w:r>
+          </w:p>
+        </w:tc>
+        <w:tc>
+          <w:tcPr>
+            <w:tcW w:w="1050" w:type="dxa"/>
+            <w:vAlign w:val="center"/>
+          </w:tcPr>
+          <w:p>
+            <w:pPr>
+              <w:snapToGrid w:val="0"/>
+              <w:jc w:val="center"/>
+              <w:rPr>
+                <w:rFonts w:ascii="游ゴシック" w:eastAsia="游ゴシック" w:hAnsi="游ゴシック"/>
+                <w:sz w:val="20"/>
+              </w:rPr>
+            </w:pPr>
+          </w:p>
+        </w:tc>
+        <w:tc>
+          <w:tcPr>
+            <w:tcW w:w="945" w:type="dxa"/>
+            <w:vAlign w:val="center"/>
+          </w:tcPr>
+          <w:p>
+            <w:pPr>
+              <w:snapToGrid w:val="0"/>
+              <w:jc w:val="center"/>
+              <w:rPr>
+                <w:rFonts w:ascii="游ゴシック" w:eastAsia="游ゴシック" w:hAnsi="游ゴシック"/>
+                <w:sz w:val="20"/>
+              </w:rPr>
+            </w:pPr>
+          </w:p>
+        </w:tc>
+        <w:tc>
+          <w:tcPr>
+            <w:tcW w:w="2310" w:type="dxa"/>
+            <w:vAlign w:val="center"/>
+          </w:tcPr>
+          <w:p>
+            <w:pPr>
+              <w:snapToGrid w:val="0"/>
+              <w:rPr>
+                <w:rFonts w:ascii="游ゴシック" w:eastAsia="游ゴシック" w:hAnsi="游ゴシック"/>
+                <w:sz w:val="20"/>
+              </w:rPr>
+            </w:pPr>
+          </w:p>
+        </w:tc>
+      </w:tr>
+      <w:tr>
+        <w:trPr>
+          <w:trHeight w:val="567"/>
+        </w:trPr>
+        <w:tc>
+          <w:tcPr>
+            <w:tcW w:w="1050" w:type="dxa"/>
+            <w:vAlign w:val="center"/>
+          </w:tcPr>
+          <w:p>
+            <w:pPr>
+              <w:snapToGrid w:val="0"/>
+              <w:jc w:val="center"/>
+              <w:rPr>
+                <w:rFonts w:ascii="游ゴシック" w:eastAsia="游ゴシック" w:hAnsi="游ゴシック"/>
+                <w:sz w:val="20"/>
+              </w:rPr>
+            </w:pPr>
+            <w:r>
+              <w:rPr>
+                <w:rFonts w:ascii="游ゴシック" w:eastAsia="游ゴシック" w:hAnsi="游ゴシック" w:hint="eastAsia"/>
+                <w:sz w:val="20"/>
+              </w:rPr>
+              <w:t>1</w:t>
+            </w:r>
+            <w:r>
+              <w:rPr>
+                <w:rFonts w:ascii="游ゴシック" w:eastAsia="游ゴシック" w:hAnsi="游ゴシック"/>
+                <w:sz w:val="20"/>
+              </w:rPr>
+              <w:t>6-7</w:t>
+            </w:r>
+          </w:p>
+        </w:tc>
+        <w:tc>
+          <w:tcPr>
+            <w:tcW w:w="5355" w:type="dxa"/>
+            <w:vMerge/>
+            <w:vAlign w:val="center"/>
+          </w:tcPr>
+          <w:p>
+            <w:pPr>
+              <w:snapToGrid w:val="0"/>
+              <w:rPr>
+                <w:rFonts w:ascii="游ゴシック" w:eastAsia="游ゴシック" w:hAnsi="游ゴシック"/>
+                <w:sz w:val="20"/>
+              </w:rPr>
+            </w:pPr>
+          </w:p>
+        </w:tc>
+        <w:tc>
+          <w:tcPr>
+            <w:tcW w:w="4935" w:type="dxa"/>
+            <w:vAlign w:val="center"/>
+          </w:tcPr>
+          <w:p>
+            <w:pPr>
+              <w:snapToGrid w:val="0"/>
+              <w:rPr>
+                <w:rFonts w:ascii="游ゴシック" w:eastAsia="游ゴシック" w:hAnsi="游ゴシック"/>
+                <w:sz w:val="20"/>
+              </w:rPr>
+            </w:pPr>
+            <w:r>
+              <w:rPr>
+                <w:rFonts w:ascii="游ゴシック" w:eastAsia="游ゴシック" w:hAnsi="游ゴシック" w:hint="eastAsia"/>
+                <w:sz w:val="20"/>
+              </w:rPr>
+              <w:t>請求データの追加の件数が</w:t>
+            </w:r>
+            <w:r>
+              <w:rPr>
+                <w:rFonts w:ascii="游ゴシック" w:eastAsia="游ゴシック" w:hAnsi="游ゴシック"/>
+                <w:sz w:val="20"/>
+              </w:rPr>
+              <w:t>0</w:t>
+            </w:r>
+            <w:r>
+              <w:rPr>
+                <w:rFonts w:ascii="游ゴシック" w:eastAsia="游ゴシック" w:hAnsi="游ゴシック" w:hint="eastAsia"/>
+                <w:sz w:val="20"/>
+              </w:rPr>
+              <w:t>件と出力されていること。</w:t>
+            </w:r>
+          </w:p>
+        </w:tc>
+        <w:tc>
+          <w:tcPr>
+            <w:tcW w:w="1050" w:type="dxa"/>
+            <w:vAlign w:val="center"/>
+          </w:tcPr>
+          <w:p>
+            <w:pPr>
+              <w:snapToGrid w:val="0"/>
+              <w:jc w:val="center"/>
+              <w:rPr>
+                <w:rFonts w:ascii="游ゴシック" w:eastAsia="游ゴシック" w:hAnsi="游ゴシック"/>
+                <w:sz w:val="20"/>
+              </w:rPr>
+            </w:pPr>
+          </w:p>
+        </w:tc>
+        <w:tc>
+          <w:tcPr>
+            <w:tcW w:w="945" w:type="dxa"/>
+            <w:vAlign w:val="center"/>
+          </w:tcPr>
+          <w:p>
+            <w:pPr>
+              <w:snapToGrid w:val="0"/>
+              <w:jc w:val="center"/>
+              <w:rPr>
+                <w:rFonts w:ascii="游ゴシック" w:eastAsia="游ゴシック" w:hAnsi="游ゴシック"/>
+                <w:sz w:val="20"/>
+              </w:rPr>
+            </w:pPr>
+          </w:p>
+        </w:tc>
+        <w:tc>
+          <w:tcPr>
+            <w:tcW w:w="2310" w:type="dxa"/>
+            <w:vAlign w:val="center"/>
+          </w:tcPr>
+          <w:p>
+            <w:pPr>
+              <w:snapToGrid w:val="0"/>
+              <w:rPr>
+                <w:rFonts w:ascii="游ゴシック" w:eastAsia="游ゴシック" w:hAnsi="游ゴシック"/>
+                <w:sz w:val="20"/>
+              </w:rPr>
+            </w:pPr>
+          </w:p>
+        </w:tc>
+      </w:tr>
+      <w:tr>
+        <w:trPr>
+          <w:trHeight w:val="567"/>
+        </w:trPr>
+        <w:tc>
+          <w:tcPr>
+            <w:tcW w:w="1050" w:type="dxa"/>
+            <w:vAlign w:val="center"/>
+          </w:tcPr>
+          <w:p>
+            <w:pPr>
+              <w:snapToGrid w:val="0"/>
+              <w:jc w:val="center"/>
+              <w:rPr>
+                <w:rFonts w:ascii="游ゴシック" w:eastAsia="游ゴシック" w:hAnsi="游ゴシック"/>
+                <w:sz w:val="20"/>
+              </w:rPr>
+            </w:pPr>
+            <w:r>
+              <w:rPr>
+                <w:rFonts w:ascii="游ゴシック" w:eastAsia="游ゴシック" w:hAnsi="游ゴシック" w:hint="eastAsia"/>
+                <w:sz w:val="20"/>
+              </w:rPr>
+              <w:t>1</w:t>
+            </w:r>
+            <w:r>
+              <w:rPr>
+                <w:rFonts w:ascii="游ゴシック" w:eastAsia="游ゴシック" w:hAnsi="游ゴシック"/>
+                <w:sz w:val="20"/>
+              </w:rPr>
+              <w:t>6-8</w:t>
+            </w:r>
+          </w:p>
+        </w:tc>
+        <w:tc>
+          <w:tcPr>
+            <w:tcW w:w="5355" w:type="dxa"/>
+            <w:vMerge/>
+            <w:vAlign w:val="center"/>
+          </w:tcPr>
+          <w:p>
+            <w:pPr>
+              <w:snapToGrid w:val="0"/>
+              <w:rPr>
+                <w:rFonts w:ascii="游ゴシック" w:eastAsia="游ゴシック" w:hAnsi="游ゴシック"/>
+                <w:sz w:val="20"/>
+              </w:rPr>
+            </w:pPr>
+          </w:p>
+        </w:tc>
+        <w:tc>
+          <w:tcPr>
+            <w:tcW w:w="4935" w:type="dxa"/>
+            <w:vAlign w:val="center"/>
+          </w:tcPr>
+          <w:p>
+            <w:pPr>
+              <w:snapToGrid w:val="0"/>
+              <w:rPr>
+                <w:rFonts w:ascii="游ゴシック" w:eastAsia="游ゴシック" w:hAnsi="游ゴシック"/>
+                <w:sz w:val="20"/>
+              </w:rPr>
+            </w:pPr>
+            <w:r>
+              <w:rPr>
+                <w:rFonts w:ascii="游ゴシック" w:eastAsia="游ゴシック" w:hAnsi="游ゴシック" w:hint="eastAsia"/>
+                <w:sz w:val="20"/>
+              </w:rPr>
+              <w:t>請求明細データの追加件数が</w:t>
+            </w:r>
+            <w:r>
+              <w:rPr>
+                <w:rFonts w:ascii="游ゴシック" w:eastAsia="游ゴシック" w:hAnsi="游ゴシック"/>
+                <w:sz w:val="20"/>
+              </w:rPr>
+              <w:t>0</w:t>
+            </w:r>
+            <w:r>
+              <w:rPr>
+                <w:rFonts w:ascii="游ゴシック" w:eastAsia="游ゴシック" w:hAnsi="游ゴシック" w:hint="eastAsia"/>
+                <w:sz w:val="20"/>
+              </w:rPr>
+              <w:t>件と出力されている</w:t>
+            </w:r>
+            <w:r>
+              <w:rPr>
+                <w:rFonts w:ascii="游ゴシック" w:eastAsia="游ゴシック" w:hAnsi="游ゴシック" w:hint="eastAsia"/>
+                <w:sz w:val="20"/>
+              </w:rPr>
+              <w:lastRenderedPageBreak/>
+              <w:t>こと。</w:t>
+            </w:r>
+          </w:p>
+        </w:tc>
+        <w:tc>
+          <w:tcPr>
+            <w:tcW w:w="1050" w:type="dxa"/>
+            <w:vAlign w:val="center"/>
+          </w:tcPr>
+          <w:p>
+            <w:pPr>
+              <w:snapToGrid w:val="0"/>
+              <w:jc w:val="center"/>
+              <w:rPr>
+                <w:rFonts w:ascii="游ゴシック" w:eastAsia="游ゴシック" w:hAnsi="游ゴシック"/>
+                <w:sz w:val="20"/>
+              </w:rPr>
+            </w:pPr>
+          </w:p>
+        </w:tc>
+        <w:tc>
+          <w:tcPr>
+            <w:tcW w:w="945" w:type="dxa"/>
+            <w:vAlign w:val="center"/>
+          </w:tcPr>
+          <w:p>
+            <w:pPr>
+              <w:snapToGrid w:val="0"/>
+              <w:jc w:val="center"/>
+              <w:rPr>
+                <w:rFonts w:ascii="游ゴシック" w:eastAsia="游ゴシック" w:hAnsi="游ゴシック"/>
+                <w:sz w:val="20"/>
+              </w:rPr>
+            </w:pPr>
+          </w:p>
+        </w:tc>
+        <w:tc>
+          <w:tcPr>
+            <w:tcW w:w="2310" w:type="dxa"/>
+            <w:vAlign w:val="center"/>
+          </w:tcPr>
+          <w:p>
+            <w:pPr>
+              <w:snapToGrid w:val="0"/>
+              <w:rPr>
+                <w:rFonts w:ascii="游ゴシック" w:eastAsia="游ゴシック" w:hAnsi="游ゴシック"/>
+                <w:sz w:val="20"/>
+              </w:rPr>
+            </w:pPr>
+          </w:p>
+        </w:tc>
+      </w:tr>
+      <w:tr>
+        <w:trPr>
+          <w:trHeight w:val="567"/>
+        </w:trPr>
+        <w:tc>
+          <w:tcPr>
+            <w:tcW w:w="1050" w:type="dxa"/>
+            <w:vAlign w:val="center"/>
+          </w:tcPr>
+          <w:p>
+            <w:pPr>
+              <w:snapToGrid w:val="0"/>
+              <w:jc w:val="center"/>
+              <w:rPr>
+                <w:rFonts w:ascii="游ゴシック" w:eastAsia="游ゴシック" w:hAnsi="游ゴシック"/>
+                <w:sz w:val="20"/>
+              </w:rPr>
+            </w:pPr>
+            <w:r>
+              <w:rPr>
+                <w:rFonts w:ascii="游ゴシック" w:eastAsia="游ゴシック" w:hAnsi="游ゴシック" w:hint="eastAsia"/>
+                <w:sz w:val="20"/>
+              </w:rPr>
+              <w:t>1</w:t>
+            </w:r>
+            <w:r>
+              <w:rPr>
+                <w:rFonts w:ascii="游ゴシック" w:eastAsia="游ゴシック" w:hAnsi="游ゴシック"/>
+                <w:sz w:val="20"/>
+              </w:rPr>
+              <w:t>7</w:t>
+            </w:r>
+          </w:p>
+        </w:tc>
+        <w:tc>
+          <w:tcPr>
+            <w:tcW w:w="5355" w:type="dxa"/>
+            <w:vAlign w:val="center"/>
+          </w:tcPr>
+          <w:p>
+            <w:pPr>
+              <w:snapToGrid w:val="0"/>
+              <w:rPr>
+                <w:rFonts w:ascii="游ゴシック" w:eastAsia="游ゴシック" w:hAnsi="游ゴシック"/>
                 <w:sz w:val="20"/>
               </w:rPr>
             </w:pPr>
@@ -7399,6 +12009,307 @@
                 <w:rFonts w:ascii="游ゴシック" w:eastAsia="游ゴシック" w:hAnsi="游ゴシック" w:hint="eastAsia"/>
                 <w:sz w:val="20"/>
               </w:rPr>
+              <w:t>請求データ状態</w:t>
+            </w:r>
+            <w:r>
+              <w:rPr>
+                <w:rFonts w:ascii="游ゴシック" w:eastAsia="游ゴシック" w:hAnsi="游ゴシック" w:hint="eastAsia"/>
+                <w:sz w:val="20"/>
+              </w:rPr>
+              <w:t>）</w:t>
+            </w:r>
+          </w:p>
+        </w:tc>
+        <w:tc>
+          <w:tcPr>
+            <w:tcW w:w="4935" w:type="dxa"/>
+            <w:vAlign w:val="center"/>
+          </w:tcPr>
+          <w:p>
+            <w:pPr>
+              <w:snapToGrid w:val="0"/>
+              <w:rPr>
+                <w:rFonts w:ascii="游ゴシック" w:eastAsia="游ゴシック" w:hAnsi="游ゴシック"/>
+                <w:sz w:val="20"/>
+              </w:rPr>
+            </w:pPr>
+            <w:r>
+              <w:rPr>
+                <w:rFonts w:ascii="游ゴシック" w:eastAsia="游ゴシック" w:hAnsi="游ゴシック" w:hint="eastAsia"/>
+                <w:sz w:val="20"/>
+              </w:rPr>
+              <w:t>対象年月が2</w:t>
+            </w:r>
+            <w:r>
+              <w:rPr>
+                <w:rFonts w:ascii="游ゴシック" w:eastAsia="游ゴシック" w:hAnsi="游ゴシック"/>
+                <w:sz w:val="20"/>
+              </w:rPr>
+              <w:t>024-08-01</w:t>
+            </w:r>
+            <w:r>
+              <w:rPr>
+                <w:rFonts w:ascii="游ゴシック" w:eastAsia="游ゴシック" w:hAnsi="游ゴシック" w:hint="eastAsia"/>
+                <w:sz w:val="20"/>
+              </w:rPr>
+              <w:t>のレコードが1件追加されていること。</w:t>
+            </w:r>
+          </w:p>
+        </w:tc>
+        <w:tc>
+          <w:tcPr>
+            <w:tcW w:w="1050" w:type="dxa"/>
+            <w:vAlign w:val="center"/>
+          </w:tcPr>
+          <w:p>
+            <w:pPr>
+              <w:snapToGrid w:val="0"/>
+              <w:jc w:val="center"/>
+              <w:rPr>
+                <w:rFonts w:ascii="游ゴシック" w:eastAsia="游ゴシック" w:hAnsi="游ゴシック"/>
+                <w:sz w:val="20"/>
+              </w:rPr>
+            </w:pPr>
+          </w:p>
+        </w:tc>
+        <w:tc>
+          <w:tcPr>
+            <w:tcW w:w="945" w:type="dxa"/>
+            <w:vAlign w:val="center"/>
+          </w:tcPr>
+          <w:p>
+            <w:pPr>
+              <w:snapToGrid w:val="0"/>
+              <w:jc w:val="center"/>
+              <w:rPr>
+                <w:rFonts w:ascii="游ゴシック" w:eastAsia="游ゴシック" w:hAnsi="游ゴシック"/>
+                <w:sz w:val="20"/>
+              </w:rPr>
+            </w:pPr>
+          </w:p>
+        </w:tc>
+        <w:tc>
+          <w:tcPr>
+            <w:tcW w:w="2310" w:type="dxa"/>
+            <w:vAlign w:val="center"/>
+          </w:tcPr>
+          <w:p>
+            <w:pPr>
+              <w:snapToGrid w:val="0"/>
+              <w:rPr>
+                <w:rFonts w:ascii="游ゴシック" w:eastAsia="游ゴシック" w:hAnsi="游ゴシック"/>
+                <w:sz w:val="20"/>
+              </w:rPr>
+            </w:pPr>
+          </w:p>
+        </w:tc>
+      </w:tr>
+      <w:tr>
+        <w:trPr>
+          <w:trHeight w:val="567"/>
+        </w:trPr>
+        <w:tc>
+          <w:tcPr>
+            <w:tcW w:w="1050" w:type="dxa"/>
+            <w:vAlign w:val="center"/>
+          </w:tcPr>
+          <w:p>
+            <w:pPr>
+              <w:snapToGrid w:val="0"/>
+              <w:jc w:val="center"/>
+              <w:rPr>
+                <w:rFonts w:ascii="游ゴシック" w:eastAsia="游ゴシック" w:hAnsi="游ゴシック"/>
+                <w:sz w:val="20"/>
+              </w:rPr>
+            </w:pPr>
+            <w:r>
+              <w:rPr>
+                <w:rFonts w:ascii="游ゴシック" w:eastAsia="游ゴシック" w:hAnsi="游ゴシック" w:hint="eastAsia"/>
+                <w:sz w:val="20"/>
+              </w:rPr>
+              <w:t>1</w:t>
+            </w:r>
+            <w:r>
+              <w:rPr>
+                <w:rFonts w:ascii="游ゴシック" w:eastAsia="游ゴシック" w:hAnsi="游ゴシック"/>
+                <w:sz w:val="20"/>
+              </w:rPr>
+              <w:t>8</w:t>
+            </w:r>
+          </w:p>
+        </w:tc>
+        <w:tc>
+          <w:tcPr>
+            <w:tcW w:w="5355" w:type="dxa"/>
+            <w:vAlign w:val="center"/>
+          </w:tcPr>
+          <w:p>
+            <w:pPr>
+              <w:snapToGrid w:val="0"/>
+              <w:rPr>
+                <w:rFonts w:ascii="游ゴシック" w:eastAsia="游ゴシック" w:hAnsi="游ゴシック"/>
+                <w:sz w:val="20"/>
+              </w:rPr>
+            </w:pPr>
+            <w:r>
+              <w:rPr>
+                <w:rFonts w:ascii="游ゴシック" w:eastAsia="游ゴシック" w:hAnsi="游ゴシック" w:hint="eastAsia"/>
+                <w:sz w:val="20"/>
+              </w:rPr>
+              <w:t>データベースを確認する。（</w:t>
+            </w:r>
+            <w:r>
+              <w:rPr>
+                <w:rFonts w:ascii="游ゴシック" w:eastAsia="游ゴシック" w:hAnsi="游ゴシック" w:hint="eastAsia"/>
+                <w:sz w:val="20"/>
+              </w:rPr>
+              <w:t>請求データ</w:t>
+            </w:r>
+            <w:r>
+              <w:rPr>
+                <w:rFonts w:ascii="游ゴシック" w:eastAsia="游ゴシック" w:hAnsi="游ゴシック" w:hint="eastAsia"/>
+                <w:sz w:val="20"/>
+              </w:rPr>
+              <w:t>）</w:t>
+            </w:r>
+          </w:p>
+        </w:tc>
+        <w:tc>
+          <w:tcPr>
+            <w:tcW w:w="4935" w:type="dxa"/>
+            <w:vAlign w:val="center"/>
+          </w:tcPr>
+          <w:p>
+            <w:pPr>
+              <w:snapToGrid w:val="0"/>
+              <w:rPr>
+                <w:rFonts w:ascii="游ゴシック" w:eastAsia="游ゴシック" w:hAnsi="游ゴシック"/>
+                <w:sz w:val="20"/>
+              </w:rPr>
+            </w:pPr>
+            <w:r>
+              <w:rPr>
+                <w:rFonts w:ascii="游ゴシック" w:eastAsia="游ゴシック" w:hAnsi="游ゴシック" w:hint="eastAsia"/>
+                <w:sz w:val="20"/>
+              </w:rPr>
+              <w:t>レコードが</w:t>
+            </w:r>
+            <w:r>
+              <w:rPr>
+                <w:rFonts w:ascii="游ゴシック" w:eastAsia="游ゴシック" w:hAnsi="游ゴシック" w:hint="eastAsia"/>
+                <w:sz w:val="20"/>
+              </w:rPr>
+              <w:t>追加されていないこと。</w:t>
+            </w:r>
+          </w:p>
+        </w:tc>
+        <w:tc>
+          <w:tcPr>
+            <w:tcW w:w="1050" w:type="dxa"/>
+            <w:vAlign w:val="center"/>
+          </w:tcPr>
+          <w:p>
+            <w:pPr>
+              <w:snapToGrid w:val="0"/>
+              <w:jc w:val="center"/>
+              <w:rPr>
+                <w:rFonts w:ascii="游ゴシック" w:eastAsia="游ゴシック" w:hAnsi="游ゴシック"/>
+                <w:sz w:val="20"/>
+              </w:rPr>
+            </w:pPr>
+          </w:p>
+        </w:tc>
+        <w:tc>
+          <w:tcPr>
+            <w:tcW w:w="945" w:type="dxa"/>
+            <w:vAlign w:val="center"/>
+          </w:tcPr>
+          <w:p>
+            <w:pPr>
+              <w:snapToGrid w:val="0"/>
+              <w:jc w:val="center"/>
+              <w:rPr>
+                <w:rFonts w:ascii="游ゴシック" w:eastAsia="游ゴシック" w:hAnsi="游ゴシック"/>
+                <w:sz w:val="20"/>
+              </w:rPr>
+            </w:pPr>
+          </w:p>
+        </w:tc>
+        <w:tc>
+          <w:tcPr>
+            <w:tcW w:w="2310" w:type="dxa"/>
+            <w:vAlign w:val="center"/>
+          </w:tcPr>
+          <w:p>
+            <w:pPr>
+              <w:snapToGrid w:val="0"/>
+              <w:rPr>
+                <w:rFonts w:ascii="游ゴシック" w:eastAsia="游ゴシック" w:hAnsi="游ゴシック"/>
+                <w:sz w:val="20"/>
+              </w:rPr>
+            </w:pPr>
+          </w:p>
+        </w:tc>
+      </w:tr>
+      <w:tr>
+        <w:trPr>
+          <w:trHeight w:val="567"/>
+        </w:trPr>
+        <w:tc>
+          <w:tcPr>
+            <w:tcW w:w="1050" w:type="dxa"/>
+            <w:vAlign w:val="center"/>
+          </w:tcPr>
+          <w:p>
+            <w:pPr>
+              <w:snapToGrid w:val="0"/>
+              <w:jc w:val="center"/>
+              <w:rPr>
+                <w:rFonts w:ascii="游ゴシック" w:eastAsia="游ゴシック" w:hAnsi="游ゴシック"/>
+                <w:sz w:val="20"/>
+              </w:rPr>
+            </w:pPr>
+            <w:r>
+              <w:rPr>
+                <w:rFonts w:ascii="游ゴシック" w:eastAsia="游ゴシック" w:hAnsi="游ゴシック" w:hint="eastAsia"/>
+                <w:sz w:val="20"/>
+              </w:rPr>
+              <w:t>1</w:t>
+            </w:r>
+            <w:r>
+              <w:rPr>
+                <w:rFonts w:ascii="游ゴシック" w:eastAsia="游ゴシック" w:hAnsi="游ゴシック"/>
+                <w:sz w:val="20"/>
+              </w:rPr>
+              <w:t>9</w:t>
+            </w:r>
+          </w:p>
+        </w:tc>
+        <w:tc>
+          <w:tcPr>
+            <w:tcW w:w="5355" w:type="dxa"/>
+            <w:vAlign w:val="center"/>
+          </w:tcPr>
+          <w:p>
+            <w:pPr>
+              <w:snapToGrid w:val="0"/>
+              <w:rPr>
+                <w:rFonts w:ascii="游ゴシック" w:eastAsia="游ゴシック" w:hAnsi="游ゴシック"/>
+                <w:sz w:val="20"/>
+              </w:rPr>
+            </w:pPr>
+            <w:r>
+              <w:rPr>
+                <w:rFonts w:ascii="游ゴシック" w:eastAsia="游ゴシック" w:hAnsi="游ゴシック" w:hint="eastAsia"/>
+                <w:sz w:val="20"/>
+              </w:rPr>
+              <w:t>データベースを確認する。（</w:t>
+            </w:r>
+            <w:r>
+              <w:rPr>
+                <w:rFonts w:ascii="游ゴシック" w:eastAsia="游ゴシック" w:hAnsi="游ゴシック" w:hint="eastAsia"/>
+                <w:sz w:val="20"/>
+              </w:rPr>
               <w:t>請求明細データ</w:t>
             </w:r>
             <w:r>
@@ -7419,7 +12330,7 @@
             <w:pPr>
               <w:snapToGrid w:val="0"/>
               <w:rPr>
-                <w:rFonts w:ascii="游ゴシック" w:eastAsia="游ゴシック" w:hAnsi="游ゴシック" w:hint="eastAsia"/>
+                <w:rFonts w:ascii="游ゴシック" w:eastAsia="游ゴシック" w:hAnsi="游ゴシック"/>
                 <w:sz w:val="20"/>
               </w:rPr>
             </w:pPr>
@@ -7504,12 +12415,8 @@
       </w:pPr>
     </w:p>
     <w:sectPr>
-      <w:headerReference w:type="even" r:id="rId10"/>
-      <w:headerReference w:type="default" r:id="rId11"/>
-      <w:footerReference w:type="even" r:id="rId12"/>
-      <w:footerReference w:type="default" r:id="rId13"/>
-      <w:headerReference w:type="first" r:id="rId14"/>
-      <w:footerReference w:type="first" r:id="rId15"/>
+      <w:headerReference w:type="default" r:id="rId10"/>
+      <w:footerReference w:type="even" r:id="rId11"/>
       <w:type w:val="continuous"/>
       <w:pgSz w:w="16838" w:h="11906" w:orient="landscape" w:code="9"/>
       <w:pgMar w:top="1134" w:right="567" w:bottom="397" w:left="567" w:header="510" w:footer="397" w:gutter="794"/>
@@ -7576,26 +12483,6 @@
 </w:ftr>
 </file>
 
-<file path=word/footer2.xml><?xml version="1.0" encoding="utf-8"?>
-<w:ftr xmlns:wpc="http://schemas.microsoft.com/office/word/2010/wordprocessingCanvas" xmlns:cx="http://schemas.microsoft.com/office/drawing/2014/chartex" xmlns:cx1="http://schemas.microsoft.com/office/drawing/2015/9/8/chartex" xmlns:cx2="http://schemas.microsoft.com/office/drawing/2015/10/21/chartex" xmlns:cx3="http://schemas.microsoft.com/office/drawing/2016/5/9/chartex" xmlns:cx4="http://schemas.microsoft.com/office/drawing/2016/5/10/chartex" xmlns:cx5="http://schemas.microsoft.com/office/drawing/2016/5/11/chartex" xmlns:cx6="http://schemas.microsoft.com/office/drawing/2016/5/12/chartex" xmlns:cx7="http://schemas.microsoft.com/office/drawing/2016/5/13/chartex" xmlns:cx8="http://schemas.microsoft.com/office/drawing/2016/5/14/chartex" xmlns:mc="http://schemas.openxmlformats.org/markup-compatibility/2006" xmlns:aink="http://schemas.microsoft.com/office/drawing/2016/ink" xmlns:am3d="http://schemas.microsoft.com/office/drawing/2017/model3d" xmlns:o="urn:schemas-microsoft-com:office:office" xmlns:r="http://schemas.openxmlformats.org/officeDocument/2006/relationships" xmlns:m="http://schemas.openxmlformats.org/officeDocument/2006/math" xmlns:v="urn:schemas-microsoft-com:vml" xmlns:wp14="http://schemas.microsoft.com/office/word/2010/wordprocessingDrawing" xmlns:wp="http://schemas.openxmlformats.org/drawingml/2006/wordprocessingDrawing" xmlns:w10="urn:schemas-microsoft-com:office:word" xmlns:w="http://schemas.openxmlformats.org/wordprocessingml/2006/main" xmlns:w14="http://schemas.microsoft.com/office/word/2010/wordml" xmlns:w15="http://schemas.microsoft.com/office/word/2012/wordml" xmlns:w16cid="http://schemas.microsoft.com/office/word/2016/wordml/cid" xmlns:w16se="http://schemas.microsoft.com/office/word/2015/wordml/symex" xmlns:wpg="http://schemas.microsoft.com/office/word/2010/wordprocessingGroup" xmlns:wpi="http://schemas.microsoft.com/office/word/2010/wordprocessingInk" xmlns:wne="http://schemas.microsoft.com/office/word/2006/wordml" xmlns:wps="http://schemas.microsoft.com/office/word/2010/wordprocessingShape" mc:Ignorable="w14 w15 w16se w16cid wp14">
-  <w:p>
-    <w:pPr>
-      <w:pStyle w:val="a3"/>
-    </w:pPr>
-  </w:p>
-</w:ftr>
-</file>
-
-<file path=word/footer3.xml><?xml version="1.0" encoding="utf-8"?>
-<w:ftr xmlns:wpc="http://schemas.microsoft.com/office/word/2010/wordprocessingCanvas" xmlns:cx="http://schemas.microsoft.com/office/drawing/2014/chartex" xmlns:cx1="http://schemas.microsoft.com/office/drawing/2015/9/8/chartex" xmlns:cx2="http://schemas.microsoft.com/office/drawing/2015/10/21/chartex" xmlns:cx3="http://schemas.microsoft.com/office/drawing/2016/5/9/chartex" xmlns:cx4="http://schemas.microsoft.com/office/drawing/2016/5/10/chartex" xmlns:cx5="http://schemas.microsoft.com/office/drawing/2016/5/11/chartex" xmlns:cx6="http://schemas.microsoft.com/office/drawing/2016/5/12/chartex" xmlns:cx7="http://schemas.microsoft.com/office/drawing/2016/5/13/chartex" xmlns:cx8="http://schemas.microsoft.com/office/drawing/2016/5/14/chartex" xmlns:mc="http://schemas.openxmlformats.org/markup-compatibility/2006" xmlns:aink="http://schemas.microsoft.com/office/drawing/2016/ink" xmlns:am3d="http://schemas.microsoft.com/office/drawing/2017/model3d" xmlns:o="urn:schemas-microsoft-com:office:office" xmlns:r="http://schemas.openxmlformats.org/officeDocument/2006/relationships" xmlns:m="http://schemas.openxmlformats.org/officeDocument/2006/math" xmlns:v="urn:schemas-microsoft-com:vml" xmlns:wp14="http://schemas.microsoft.com/office/word/2010/wordprocessingDrawing" xmlns:wp="http://schemas.openxmlformats.org/drawingml/2006/wordprocessingDrawing" xmlns:w10="urn:schemas-microsoft-com:office:word" xmlns:w="http://schemas.openxmlformats.org/wordprocessingml/2006/main" xmlns:w14="http://schemas.microsoft.com/office/word/2010/wordml" xmlns:w15="http://schemas.microsoft.com/office/word/2012/wordml" xmlns:w16cid="http://schemas.microsoft.com/office/word/2016/wordml/cid" xmlns:w16se="http://schemas.microsoft.com/office/word/2015/wordml/symex" xmlns:wpg="http://schemas.microsoft.com/office/word/2010/wordprocessingGroup" xmlns:wpi="http://schemas.microsoft.com/office/word/2010/wordprocessingInk" xmlns:wne="http://schemas.microsoft.com/office/word/2006/wordml" xmlns:wps="http://schemas.microsoft.com/office/word/2010/wordprocessingShape" mc:Ignorable="w14 w15 w16se w16cid wp14">
-  <w:p>
-    <w:pPr>
-      <w:pStyle w:val="a3"/>
-    </w:pPr>
-  </w:p>
-</w:ftr>
-</file>
-
 <file path=word/footnotes.xml><?xml version="1.0" encoding="utf-8"?>
 <w:footnotes xmlns:wpc="http://schemas.microsoft.com/office/word/2010/wordprocessingCanvas" xmlns:cx="http://schemas.microsoft.com/office/drawing/2014/chartex" xmlns:cx1="http://schemas.microsoft.com/office/drawing/2015/9/8/chartex" xmlns:cx2="http://schemas.microsoft.com/office/drawing/2015/10/21/chartex" xmlns:cx3="http://schemas.microsoft.com/office/drawing/2016/5/9/chartex" xmlns:cx4="http://schemas.microsoft.com/office/drawing/2016/5/10/chartex" xmlns:cx5="http://schemas.microsoft.com/office/drawing/2016/5/11/chartex" xmlns:cx6="http://schemas.microsoft.com/office/drawing/2016/5/12/chartex" xmlns:cx7="http://schemas.microsoft.com/office/drawing/2016/5/13/chartex" xmlns:cx8="http://schemas.microsoft.com/office/drawing/2016/5/14/chartex" xmlns:mc="http://schemas.openxmlformats.org/markup-compatibility/2006" xmlns:aink="http://schemas.microsoft.com/office/drawing/2016/ink" xmlns:am3d="http://schemas.microsoft.com/office/drawing/2017/model3d" xmlns:o="urn:schemas-microsoft-com:office:office" xmlns:r="http://schemas.openxmlformats.org/officeDocument/2006/relationships" xmlns:m="http://schemas.openxmlformats.org/officeDocument/2006/math" xmlns:v="urn:schemas-microsoft-com:vml" xmlns:wp14="http://schemas.microsoft.com/office/word/2010/wordprocessingDrawing" xmlns:wp="http://schemas.openxmlformats.org/drawingml/2006/wordprocessingDrawing" xmlns:w10="urn:schemas-microsoft-com:office:word" xmlns:w="http://schemas.openxmlformats.org/wordprocessingml/2006/main" xmlns:w14="http://schemas.microsoft.com/office/word/2010/wordml" xmlns:w15="http://schemas.microsoft.com/office/word/2012/wordml" xmlns:w16cid="http://schemas.microsoft.com/office/word/2016/wordml/cid" xmlns:w16se="http://schemas.microsoft.com/office/word/2015/wordml/symex" xmlns:wpg="http://schemas.microsoft.com/office/word/2010/wordprocessingGroup" xmlns:wpi="http://schemas.microsoft.com/office/word/2010/wordprocessingInk" xmlns:wne="http://schemas.microsoft.com/office/word/2006/wordml" xmlns:wps="http://schemas.microsoft.com/office/word/2010/wordprocessingShape" mc:Ignorable="w14 w15 w16se w16cid wp14">
   <w:footnote w:type="separator" w:id="-1">
@@ -7616,16 +12503,6 @@
 </file>
 
 <file path=word/header1.xml><?xml version="1.0" encoding="utf-8"?>
-<w:hdr xmlns:wpc="http://schemas.microsoft.com/office/word/2010/wordprocessingCanvas" xmlns:cx="http://schemas.microsoft.com/office/drawing/2014/chartex" xmlns:cx1="http://schemas.microsoft.com/office/drawing/2015/9/8/chartex" xmlns:cx2="http://schemas.microsoft.com/office/drawing/2015/10/21/chartex" xmlns:cx3="http://schemas.microsoft.com/office/drawing/2016/5/9/chartex" xmlns:cx4="http://schemas.microsoft.com/office/drawing/2016/5/10/chartex" xmlns:cx5="http://schemas.microsoft.com/office/drawing/2016/5/11/chartex" xmlns:cx6="http://schemas.microsoft.com/office/drawing/2016/5/12/chartex" xmlns:cx7="http://schemas.microsoft.com/office/drawing/2016/5/13/chartex" xmlns:cx8="http://schemas.microsoft.com/office/drawing/2016/5/14/chartex" xmlns:mc="http://schemas.openxmlformats.org/markup-compatibility/2006" xmlns:aink="http://schemas.microsoft.com/office/drawing/2016/ink" xmlns:am3d="http://schemas.microsoft.com/office/drawing/2017/model3d" xmlns:o="urn:schemas-microsoft-com:office:office" xmlns:r="http://schemas.openxmlformats.org/officeDocument/2006/relationships" xmlns:m="http://schemas.openxmlformats.org/officeDocument/2006/math" xmlns:v="urn:schemas-microsoft-com:vml" xmlns:wp14="http://schemas.microsoft.com/office/word/2010/wordprocessingDrawing" xmlns:wp="http://schemas.openxmlformats.org/drawingml/2006/wordprocessingDrawing" xmlns:w10="urn:schemas-microsoft-com:office:word" xmlns:w="http://schemas.openxmlformats.org/wordprocessingml/2006/main" xmlns:w14="http://schemas.microsoft.com/office/word/2010/wordml" xmlns:w15="http://schemas.microsoft.com/office/word/2012/wordml" xmlns:w16cid="http://schemas.microsoft.com/office/word/2016/wordml/cid" xmlns:w16se="http://schemas.microsoft.com/office/word/2015/wordml/symex" xmlns:wpg="http://schemas.microsoft.com/office/word/2010/wordprocessingGroup" xmlns:wpi="http://schemas.microsoft.com/office/word/2010/wordprocessingInk" xmlns:wne="http://schemas.microsoft.com/office/word/2006/wordml" xmlns:wps="http://schemas.microsoft.com/office/word/2010/wordprocessingShape" mc:Ignorable="w14 w15 w16se w16cid wp14">
-  <w:p>
-    <w:pPr>
-      <w:pStyle w:val="a5"/>
-    </w:pPr>
-  </w:p>
-</w:hdr>
-</file>
-
-<file path=word/header2.xml><?xml version="1.0" encoding="utf-8"?>
 <w:hdr xmlns:wpc="http://schemas.microsoft.com/office/word/2010/wordprocessingCanvas" xmlns:cx="http://schemas.microsoft.com/office/drawing/2014/chartex" xmlns:cx1="http://schemas.microsoft.com/office/drawing/2015/9/8/chartex" xmlns:cx2="http://schemas.microsoft.com/office/drawing/2015/10/21/chartex" xmlns:cx3="http://schemas.microsoft.com/office/drawing/2016/5/9/chartex" xmlns:cx4="http://schemas.microsoft.com/office/drawing/2016/5/10/chartex" xmlns:cx5="http://schemas.microsoft.com/office/drawing/2016/5/11/chartex" xmlns:cx6="http://schemas.microsoft.com/office/drawing/2016/5/12/chartex" xmlns:cx7="http://schemas.microsoft.com/office/drawing/2016/5/13/chartex" xmlns:cx8="http://schemas.microsoft.com/office/drawing/2016/5/14/chartex" xmlns:mc="http://schemas.openxmlformats.org/markup-compatibility/2006" xmlns:aink="http://schemas.microsoft.com/office/drawing/2016/ink" xmlns:am3d="http://schemas.microsoft.com/office/drawing/2017/model3d" xmlns:o="urn:schemas-microsoft-com:office:office" xmlns:r="http://schemas.openxmlformats.org/officeDocument/2006/relationships" xmlns:m="http://schemas.openxmlformats.org/officeDocument/2006/math" xmlns:v="urn:schemas-microsoft-com:vml" xmlns:wp14="http://schemas.microsoft.com/office/word/2010/wordprocessingDrawing" xmlns:wp="http://schemas.openxmlformats.org/drawingml/2006/wordprocessingDrawing" xmlns:w10="urn:schemas-microsoft-com:office:word" xmlns:w="http://schemas.openxmlformats.org/wordprocessingml/2006/main" xmlns:w14="http://schemas.microsoft.com/office/word/2010/wordml" xmlns:w15="http://schemas.microsoft.com/office/word/2012/wordml" xmlns:w16cid="http://schemas.microsoft.com/office/word/2016/wordml/cid" xmlns:w16se="http://schemas.microsoft.com/office/word/2015/wordml/symex" xmlns:wpg="http://schemas.microsoft.com/office/word/2010/wordprocessingGroup" xmlns:wpi="http://schemas.microsoft.com/office/word/2010/wordprocessingInk" xmlns:wne="http://schemas.microsoft.com/office/word/2006/wordml" xmlns:wps="http://schemas.microsoft.com/office/word/2010/wordprocessingShape" mc:Ignorable="w14 w15 w16se w16cid wp14">
   <w:tbl>
     <w:tblPr>
@@ -8089,8 +12966,6 @@
             </w:rPr>
             <w:t>Ryamaguchi-sg/JavaTraining/</w:t>
           </w:r>
-          <w:bookmarkStart w:id="0" w:name="_GoBack"/>
-          <w:bookmarkEnd w:id="0"/>
           <w:r>
             <w:rPr>
               <w:rFonts w:ascii="游ゴシック" w:eastAsia="游ゴシック" w:hAnsi="游ゴシック" w:cs="Arial Unicode MS"/>
@@ -8244,16 +13119,6 @@
     </w:tr>
   </w:tbl>
   <w:p/>
-</w:hdr>
-</file>
-
-<file path=word/header3.xml><?xml version="1.0" encoding="utf-8"?>
-<w:hdr xmlns:wpc="http://schemas.microsoft.com/office/word/2010/wordprocessingCanvas" xmlns:cx="http://schemas.microsoft.com/office/drawing/2014/chartex" xmlns:cx1="http://schemas.microsoft.com/office/drawing/2015/9/8/chartex" xmlns:cx2="http://schemas.microsoft.com/office/drawing/2015/10/21/chartex" xmlns:cx3="http://schemas.microsoft.com/office/drawing/2016/5/9/chartex" xmlns:cx4="http://schemas.microsoft.com/office/drawing/2016/5/10/chartex" xmlns:cx5="http://schemas.microsoft.com/office/drawing/2016/5/11/chartex" xmlns:cx6="http://schemas.microsoft.com/office/drawing/2016/5/12/chartex" xmlns:cx7="http://schemas.microsoft.com/office/drawing/2016/5/13/chartex" xmlns:cx8="http://schemas.microsoft.com/office/drawing/2016/5/14/chartex" xmlns:mc="http://schemas.openxmlformats.org/markup-compatibility/2006" xmlns:aink="http://schemas.microsoft.com/office/drawing/2016/ink" xmlns:am3d="http://schemas.microsoft.com/office/drawing/2017/model3d" xmlns:o="urn:schemas-microsoft-com:office:office" xmlns:r="http://schemas.openxmlformats.org/officeDocument/2006/relationships" xmlns:m="http://schemas.openxmlformats.org/officeDocument/2006/math" xmlns:v="urn:schemas-microsoft-com:vml" xmlns:wp14="http://schemas.microsoft.com/office/word/2010/wordprocessingDrawing" xmlns:wp="http://schemas.openxmlformats.org/drawingml/2006/wordprocessingDrawing" xmlns:w10="urn:schemas-microsoft-com:office:word" xmlns:w="http://schemas.openxmlformats.org/wordprocessingml/2006/main" xmlns:w14="http://schemas.microsoft.com/office/word/2010/wordml" xmlns:w15="http://schemas.microsoft.com/office/word/2012/wordml" xmlns:w16cid="http://schemas.microsoft.com/office/word/2016/wordml/cid" xmlns:w16se="http://schemas.microsoft.com/office/word/2015/wordml/symex" xmlns:wpg="http://schemas.microsoft.com/office/word/2010/wordprocessingGroup" xmlns:wpi="http://schemas.microsoft.com/office/word/2010/wordprocessingInk" xmlns:wne="http://schemas.microsoft.com/office/word/2006/wordml" xmlns:wps="http://schemas.microsoft.com/office/word/2010/wordprocessingShape" mc:Ignorable="w14 w15 w16se w16cid wp14">
-  <w:p>
-    <w:pPr>
-      <w:pStyle w:val="a5"/>
-    </w:pPr>
-  </w:p>
 </w:hdr>
 </file>
 
@@ -9228,6 +14093,21 @@
 </file>
 
 <file path=customXml/item1.xml><?xml version="1.0" encoding="utf-8"?>
+<p:properties xmlns:p="http://schemas.microsoft.com/office/2006/metadata/properties" xmlns:xsi="http://www.w3.org/2001/XMLSchema-instance" xmlns:pc="http://schemas.microsoft.com/office/infopath/2007/PartnerControls">
+  <documentManagement/>
+</p:properties>
+</file>
+
+<file path=customXml/item2.xml><?xml version="1.0" encoding="utf-8"?>
+<?mso-contentType ?>
+<FormTemplates xmlns="http://schemas.microsoft.com/sharepoint/v3/contenttype/forms">
+  <Display>DocumentLibraryForm</Display>
+  <Edit>DocumentLibraryForm</Edit>
+  <New>DocumentLibraryForm</New>
+</FormTemplates>
+</file>
+
+<file path=customXml/item3.xml><?xml version="1.0" encoding="utf-8"?>
 <ct:contentTypeSchema xmlns:ct="http://schemas.microsoft.com/office/2006/metadata/contentType" xmlns:ma="http://schemas.microsoft.com/office/2006/metadata/properties/metaAttributes" ct:_="" ma:_="" ma:contentTypeName="ドキュメント" ma:contentTypeID="0x010100C424317A42AA8449A97AAE94730ED181" ma:contentTypeVersion="6" ma:contentTypeDescription="新しいドキュメントを作成します。" ma:contentTypeScope="" ma:versionID="9df5c7ff725c9e365f8a8503f6029c6b">
   <xsd:schema xmlns:xsd="http://www.w3.org/2001/XMLSchema" xmlns:xs="http://www.w3.org/2001/XMLSchema" xmlns:p="http://schemas.microsoft.com/office/2006/metadata/properties" xmlns:ns2="dab87824-9c6b-4a08-9c96-9c9ea904f12c" targetNamespace="http://schemas.microsoft.com/office/2006/metadata/properties" ma:root="true" ma:fieldsID="98e3d8fd3bbedc5b58bd9df00d6be37e" ns2:_="">
     <xsd:import namespace="dab87824-9c6b-4a08-9c96-9c9ea904f12c"/>
@@ -9385,22 +14265,24 @@
 </ct:contentTypeSchema>
 </file>
 
-<file path=customXml/item2.xml><?xml version="1.0" encoding="utf-8"?>
-<?mso-contentType ?>
-<FormTemplates xmlns="http://schemas.microsoft.com/sharepoint/v3/contenttype/forms">
-  <Display>DocumentLibraryForm</Display>
-  <Edit>DocumentLibraryForm</Edit>
-  <New>DocumentLibraryForm</New>
-</FormTemplates>
+<file path=customXml/itemProps1.xml><?xml version="1.0" encoding="utf-8"?>
+<ds:datastoreItem xmlns:ds="http://schemas.openxmlformats.org/officeDocument/2006/customXml" ds:itemID="{659CE7E0-3E2F-4787-B142-08E029C04E10}">
+  <ds:schemaRefs>
+    <ds:schemaRef ds:uri="http://schemas.microsoft.com/office/2006/metadata/properties"/>
+    <ds:schemaRef ds:uri="http://schemas.microsoft.com/office/infopath/2007/PartnerControls"/>
+  </ds:schemaRefs>
+</ds:datastoreItem>
 </file>
 
-<file path=customXml/item3.xml><?xml version="1.0" encoding="utf-8"?>
-<p:properties xmlns:p="http://schemas.microsoft.com/office/2006/metadata/properties" xmlns:xsi="http://www.w3.org/2001/XMLSchema-instance" xmlns:pc="http://schemas.microsoft.com/office/infopath/2007/PartnerControls">
-  <documentManagement/>
-</p:properties>
+<file path=customXml/itemProps2.xml><?xml version="1.0" encoding="utf-8"?>
+<ds:datastoreItem xmlns:ds="http://schemas.openxmlformats.org/officeDocument/2006/customXml" ds:itemID="{F4DA52B9-D4DF-4BEC-A5A3-5484E5EB747B}">
+  <ds:schemaRefs>
+    <ds:schemaRef ds:uri="http://schemas.microsoft.com/sharepoint/v3/contenttype/forms"/>
+  </ds:schemaRefs>
+</ds:datastoreItem>
 </file>
 
-<file path=customXml/itemProps1.xml><?xml version="1.0" encoding="utf-8"?>
+<file path=customXml/itemProps3.xml><?xml version="1.0" encoding="utf-8"?>
 <ds:datastoreItem xmlns:ds="http://schemas.openxmlformats.org/officeDocument/2006/customXml" ds:itemID="{76261B67-5531-4ED1-B087-165B04D1226E}">
   <ds:schemaRefs>
     <ds:schemaRef ds:uri="http://schemas.microsoft.com/office/2006/metadata/contentType"/>
@@ -9416,21 +14298,4 @@
     <ds:schemaRef ds:uri="http://schemas.microsoft.com/internal/obd"/>
   </ds:schemaRefs>
 </ds:datastoreItem>
-</file>
-
-<file path=customXml/itemProps2.xml><?xml version="1.0" encoding="utf-8"?>
-<ds:datastoreItem xmlns:ds="http://schemas.openxmlformats.org/officeDocument/2006/customXml" ds:itemID="{F4DA52B9-D4DF-4BEC-A5A3-5484E5EB747B}">
-  <ds:schemaRefs>
-    <ds:schemaRef ds:uri="http://schemas.microsoft.com/sharepoint/v3/contenttype/forms"/>
-  </ds:schemaRefs>
-</ds:datastoreItem>
-</file>
-
-<file path=customXml/itemProps3.xml><?xml version="1.0" encoding="utf-8"?>
-<ds:datastoreItem xmlns:ds="http://schemas.openxmlformats.org/officeDocument/2006/customXml" ds:itemID="{659CE7E0-3E2F-4787-B142-08E029C04E10}">
-  <ds:schemaRefs>
-    <ds:schemaRef ds:uri="http://schemas.microsoft.com/office/2006/metadata/properties"/>
-    <ds:schemaRef ds:uri="http://schemas.microsoft.com/office/infopath/2007/PartnerControls"/>
-  </ds:schemaRefs>
-</ds:datastoreItem>
 </file>
--- a/extra/report/No5_バッチ処理テストケース.docx
+++ b/extra/report/No5_バッチ処理テストケース.docx
@@ -382,6 +382,13 @@
                 <w:rFonts w:ascii="游ゴシック" w:eastAsia="游ゴシック" w:hAnsi="游ゴシック" w:hint="eastAsia"/>
                 <w:sz w:val="20"/>
               </w:rPr>
+              <w:t>通常処理ができる</w:t>
+            </w:r>
+            <w:r>
+              <w:rPr>
+                <w:rFonts w:ascii="游ゴシック" w:eastAsia="游ゴシック" w:hAnsi="游ゴシック" w:hint="eastAsia"/>
+                <w:sz w:val="20"/>
+              </w:rPr>
               <w:t>引数を、「</w:t>
             </w:r>
             <w:proofErr w:type="spellStart"/>
@@ -412,7 +419,7 @@
                 <w:rFonts w:ascii="游ゴシック" w:eastAsia="游ゴシック" w:hAnsi="游ゴシック" w:hint="eastAsia"/>
                 <w:sz w:val="20"/>
               </w:rPr>
-              <w:t>（指定した形式のため、通常処理ができる）</w:t>
+              <w:t>（正常系）</w:t>
             </w:r>
             <w:r>
               <w:rPr>
@@ -420,13 +427,6 @@
                 <w:sz w:val="20"/>
               </w:rPr>
               <w:t>で指定し、バッチを起動する。</w:t>
-            </w:r>
-            <w:r>
-              <w:rPr>
-                <w:rFonts w:ascii="游ゴシック" w:eastAsia="游ゴシック" w:hAnsi="游ゴシック" w:hint="eastAsia"/>
-                <w:sz w:val="20"/>
-              </w:rPr>
-              <w:t>（正常系）</w:t>
             </w:r>
           </w:p>
         </w:tc>
@@ -1882,7 +1882,7 @@
               <w:snapToGrid w:val="0"/>
               <w:jc w:val="center"/>
               <w:rPr>
-                <w:rFonts w:ascii="游ゴシック" w:eastAsia="游ゴシック" w:hAnsi="游ゴシック" w:hint="eastAsia"/>
+                <w:rFonts w:ascii="游ゴシック" w:eastAsia="游ゴシック" w:hAnsi="游ゴシック"/>
                 <w:sz w:val="20"/>
               </w:rPr>
             </w:pPr>
@@ -3971,21 +3971,7 @@
                 <w:rFonts w:ascii="游ゴシック" w:eastAsia="游ゴシック" w:hAnsi="游ゴシック" w:hint="eastAsia"/>
                 <w:sz w:val="20"/>
               </w:rPr>
-              <w:t>有効な</w:t>
-            </w:r>
-            <w:r>
-              <w:rPr>
-                <w:rFonts w:ascii="游ゴシック" w:eastAsia="游ゴシック" w:hAnsi="游ゴシック" w:hint="eastAsia"/>
-                <w:sz w:val="20"/>
-              </w:rPr>
-              <w:t>加入者</w:t>
-            </w:r>
-            <w:r>
-              <w:rPr>
-                <w:rFonts w:ascii="游ゴシック" w:eastAsia="游ゴシック" w:hAnsi="游ゴシック" w:hint="eastAsia"/>
-                <w:sz w:val="20"/>
-              </w:rPr>
-              <w:t>情報の</w:t>
+              <w:t>有効な加入者情報の</w:t>
             </w:r>
             <w:r>
               <w:rPr>
@@ -4140,7 +4126,21 @@
                 <w:rFonts w:ascii="游ゴシック" w:eastAsia="游ゴシック" w:hAnsi="游ゴシック" w:hint="eastAsia"/>
                 <w:sz w:val="20"/>
               </w:rPr>
-              <w:t>各レコードに、メールアドレスが</w:t>
+              <w:t>各レコードに、</w:t>
+            </w:r>
+            <w:r>
+              <w:rPr>
+                <w:rFonts w:ascii="游ゴシック" w:eastAsia="游ゴシック" w:hAnsi="游ゴシック" w:hint="eastAsia"/>
+                <w:sz w:val="20"/>
+              </w:rPr>
+              <w:t>有効な加入者情報の</w:t>
+            </w:r>
+            <w:r>
+              <w:rPr>
+                <w:rFonts w:ascii="游ゴシック" w:eastAsia="游ゴシック" w:hAnsi="游ゴシック" w:hint="eastAsia"/>
+                <w:sz w:val="20"/>
+              </w:rPr>
+              <w:t>メールアドレスが</w:t>
             </w:r>
             <w:r>
               <w:rPr>
@@ -4274,7 +4274,21 @@
                 <w:rFonts w:ascii="游ゴシック" w:eastAsia="游ゴシック" w:hAnsi="游ゴシック" w:hint="eastAsia"/>
                 <w:sz w:val="20"/>
               </w:rPr>
-              <w:t>各レコードに、名前が</w:t>
+              <w:t>各レコードに、</w:t>
+            </w:r>
+            <w:r>
+              <w:rPr>
+                <w:rFonts w:ascii="游ゴシック" w:eastAsia="游ゴシック" w:hAnsi="游ゴシック" w:hint="eastAsia"/>
+                <w:sz w:val="20"/>
+              </w:rPr>
+              <w:t>有効な加入者情報の</w:t>
+            </w:r>
+            <w:r>
+              <w:rPr>
+                <w:rFonts w:ascii="游ゴシック" w:eastAsia="游ゴシック" w:hAnsi="游ゴシック" w:hint="eastAsia"/>
+                <w:sz w:val="20"/>
+              </w:rPr>
+              <w:t>名前が</w:t>
             </w:r>
             <w:r>
               <w:rPr>
@@ -4408,7 +4422,21 @@
                 <w:rFonts w:ascii="游ゴシック" w:eastAsia="游ゴシック" w:hAnsi="游ゴシック" w:hint="eastAsia"/>
                 <w:sz w:val="20"/>
               </w:rPr>
-              <w:t>各レコードに、住所が</w:t>
+              <w:t>各レコードに、</w:t>
+            </w:r>
+            <w:r>
+              <w:rPr>
+                <w:rFonts w:ascii="游ゴシック" w:eastAsia="游ゴシック" w:hAnsi="游ゴシック" w:hint="eastAsia"/>
+                <w:sz w:val="20"/>
+              </w:rPr>
+              <w:t>有効な加入者情報の</w:t>
+            </w:r>
+            <w:r>
+              <w:rPr>
+                <w:rFonts w:ascii="游ゴシック" w:eastAsia="游ゴシック" w:hAnsi="游ゴシック" w:hint="eastAsia"/>
+                <w:sz w:val="20"/>
+              </w:rPr>
+              <w:t>住所が</w:t>
             </w:r>
             <w:r>
               <w:rPr>
@@ -4542,7 +4570,21 @@
                 <w:rFonts w:ascii="游ゴシック" w:eastAsia="游ゴシック" w:hAnsi="游ゴシック" w:hint="eastAsia"/>
                 <w:sz w:val="20"/>
               </w:rPr>
-              <w:t>各レコードに、開始日が登録されていること。</w:t>
+              <w:t>各レコードに、</w:t>
+            </w:r>
+            <w:r>
+              <w:rPr>
+                <w:rFonts w:ascii="游ゴシック" w:eastAsia="游ゴシック" w:hAnsi="游ゴシック" w:hint="eastAsia"/>
+                <w:sz w:val="20"/>
+              </w:rPr>
+              <w:t>有効な加入者情報の</w:t>
+            </w:r>
+            <w:r>
+              <w:rPr>
+                <w:rFonts w:ascii="游ゴシック" w:eastAsia="游ゴシック" w:hAnsi="游ゴシック" w:hint="eastAsia"/>
+                <w:sz w:val="20"/>
+              </w:rPr>
+              <w:t>開始日が登録されていること。</w:t>
             </w:r>
           </w:p>
         </w:tc>
@@ -4662,7 +4704,21 @@
                 <w:rFonts w:ascii="游ゴシック" w:eastAsia="游ゴシック" w:hAnsi="游ゴシック" w:hint="eastAsia"/>
                 <w:sz w:val="20"/>
               </w:rPr>
-              <w:t>各レコードに、終了日が登録されていること</w:t>
+              <w:t>各レコードに、</w:t>
+            </w:r>
+            <w:r>
+              <w:rPr>
+                <w:rFonts w:ascii="游ゴシック" w:eastAsia="游ゴシック" w:hAnsi="游ゴシック" w:hint="eastAsia"/>
+                <w:sz w:val="20"/>
+              </w:rPr>
+              <w:t>有効な加入者情報の</w:t>
+            </w:r>
+            <w:r>
+              <w:rPr>
+                <w:rFonts w:ascii="游ゴシック" w:eastAsia="游ゴシック" w:hAnsi="游ゴシック" w:hint="eastAsia"/>
+                <w:sz w:val="20"/>
+              </w:rPr>
+              <w:t>終了日が登録されていること</w:t>
             </w:r>
           </w:p>
         </w:tc>
@@ -4782,7 +4838,21 @@
                 <w:rFonts w:ascii="游ゴシック" w:eastAsia="游ゴシック" w:hAnsi="游ゴシック" w:hint="eastAsia"/>
                 <w:sz w:val="20"/>
               </w:rPr>
-              <w:t>各レコードに、支払方法が</w:t>
+              <w:t>各レコードに、</w:t>
+            </w:r>
+            <w:r>
+              <w:rPr>
+                <w:rFonts w:ascii="游ゴシック" w:eastAsia="游ゴシック" w:hAnsi="游ゴシック" w:hint="eastAsia"/>
+                <w:sz w:val="20"/>
+              </w:rPr>
+              <w:t>有効な加入者情報の</w:t>
+            </w:r>
+            <w:r>
+              <w:rPr>
+                <w:rFonts w:ascii="游ゴシック" w:eastAsia="游ゴシック" w:hAnsi="游ゴシック" w:hint="eastAsia"/>
+                <w:sz w:val="20"/>
+              </w:rPr>
+              <w:t>支払方法が</w:t>
             </w:r>
             <w:r>
               <w:rPr>
@@ -5724,6 +5794,7 @@
                 <w:rFonts w:ascii="游ゴシック" w:eastAsia="游ゴシック" w:hAnsi="游ゴシック" w:hint="eastAsia"/>
                 <w:sz w:val="20"/>
               </w:rPr>
+              <w:lastRenderedPageBreak/>
               <w:t>5</w:t>
             </w:r>
             <w:r>
@@ -5769,7 +5840,21 @@
                 <w:rFonts w:ascii="游ゴシック" w:eastAsia="游ゴシック" w:hAnsi="游ゴシック" w:hint="eastAsia"/>
                 <w:sz w:val="20"/>
               </w:rPr>
-              <w:t>各レコードに、料金名が</w:t>
+              <w:t>各レコードに、</w:t>
+            </w:r>
+            <w:r>
+              <w:rPr>
+                <w:rFonts w:ascii="游ゴシック" w:eastAsia="游ゴシック" w:hAnsi="游ゴシック" w:hint="eastAsia"/>
+                <w:sz w:val="20"/>
+              </w:rPr>
+              <w:t>有効な料金情報の</w:t>
+            </w:r>
+            <w:r>
+              <w:rPr>
+                <w:rFonts w:ascii="游ゴシック" w:eastAsia="游ゴシック" w:hAnsi="游ゴシック" w:hint="eastAsia"/>
+                <w:sz w:val="20"/>
+              </w:rPr>
+              <w:t>料金名が</w:t>
             </w:r>
             <w:r>
               <w:rPr>
@@ -5858,7 +5943,6 @@
                 <w:rFonts w:ascii="游ゴシック" w:eastAsia="游ゴシック" w:hAnsi="游ゴシック" w:hint="eastAsia"/>
                 <w:sz w:val="20"/>
               </w:rPr>
-              <w:lastRenderedPageBreak/>
               <w:t>5</w:t>
             </w:r>
             <w:r>
@@ -5904,7 +5988,21 @@
                 <w:rFonts w:ascii="游ゴシック" w:eastAsia="游ゴシック" w:hAnsi="游ゴシック" w:hint="eastAsia"/>
                 <w:sz w:val="20"/>
               </w:rPr>
-              <w:t>各レコードに、料金名に対する金額が</w:t>
+              <w:t>各レコードに、</w:t>
+            </w:r>
+            <w:r>
+              <w:rPr>
+                <w:rFonts w:ascii="游ゴシック" w:eastAsia="游ゴシック" w:hAnsi="游ゴシック" w:hint="eastAsia"/>
+                <w:sz w:val="20"/>
+              </w:rPr>
+              <w:t>有効な料金情報の</w:t>
+            </w:r>
+            <w:r>
+              <w:rPr>
+                <w:rFonts w:ascii="游ゴシック" w:eastAsia="游ゴシック" w:hAnsi="游ゴシック" w:hint="eastAsia"/>
+                <w:sz w:val="20"/>
+              </w:rPr>
+              <w:t>料金名に対する金額が</w:t>
             </w:r>
             <w:r>
               <w:rPr>
@@ -6038,7 +6136,21 @@
                 <w:rFonts w:ascii="游ゴシック" w:eastAsia="游ゴシック" w:hAnsi="游ゴシック" w:hint="eastAsia"/>
                 <w:sz w:val="20"/>
               </w:rPr>
-              <w:t>各レコードに、開始日が登録されていること。</w:t>
+              <w:t>各レコードに、</w:t>
+            </w:r>
+            <w:r>
+              <w:rPr>
+                <w:rFonts w:ascii="游ゴシック" w:eastAsia="游ゴシック" w:hAnsi="游ゴシック" w:hint="eastAsia"/>
+                <w:sz w:val="20"/>
+              </w:rPr>
+              <w:t>有効な料金情報の</w:t>
+            </w:r>
+            <w:r>
+              <w:rPr>
+                <w:rFonts w:ascii="游ゴシック" w:eastAsia="游ゴシック" w:hAnsi="游ゴシック" w:hint="eastAsia"/>
+                <w:sz w:val="20"/>
+              </w:rPr>
+              <w:t>開始日が登録されていること。</w:t>
             </w:r>
           </w:p>
         </w:tc>
@@ -6158,7 +6270,21 @@
                 <w:rFonts w:ascii="游ゴシック" w:eastAsia="游ゴシック" w:hAnsi="游ゴシック" w:hint="eastAsia"/>
                 <w:sz w:val="20"/>
               </w:rPr>
-              <w:t>各レコードに、終了日が登録されていること</w:t>
+              <w:t>各レコードに、</w:t>
+            </w:r>
+            <w:r>
+              <w:rPr>
+                <w:rFonts w:ascii="游ゴシック" w:eastAsia="游ゴシック" w:hAnsi="游ゴシック" w:hint="eastAsia"/>
+                <w:sz w:val="20"/>
+              </w:rPr>
+              <w:t>有効な料金情報の</w:t>
+            </w:r>
+            <w:r>
+              <w:rPr>
+                <w:rFonts w:ascii="游ゴシック" w:eastAsia="游ゴシック" w:hAnsi="游ゴシック" w:hint="eastAsia"/>
+                <w:sz w:val="20"/>
+              </w:rPr>
+              <w:t>終了日が登録されていること</w:t>
             </w:r>
           </w:p>
         </w:tc>
@@ -6357,21 +6483,7 @@
                 <w:rFonts w:ascii="游ゴシック" w:eastAsia="游ゴシック" w:hAnsi="游ゴシック"/>
                 <w:sz w:val="20"/>
               </w:rPr>
-              <w:t>025-0</w:t>
-            </w:r>
-            <w:r>
-              <w:rPr>
-                <w:rFonts w:ascii="游ゴシック" w:eastAsia="游ゴシック" w:hAnsi="游ゴシック"/>
-                <w:sz w:val="20"/>
-              </w:rPr>
-              <w:t>9</w:t>
-            </w:r>
-            <w:r>
-              <w:rPr>
-                <w:rFonts w:ascii="游ゴシック" w:eastAsia="游ゴシック" w:hAnsi="游ゴシック"/>
-                <w:sz w:val="20"/>
-              </w:rPr>
-              <w:t>-01</w:t>
+              <w:t>025-09-01</w:t>
             </w:r>
             <w:r>
               <w:rPr>
@@ -6505,21 +6617,7 @@
                 <w:rFonts w:ascii="游ゴシック" w:eastAsia="游ゴシック" w:hAnsi="游ゴシック"/>
                 <w:sz w:val="20"/>
               </w:rPr>
-              <w:t>025-0</w:t>
-            </w:r>
-            <w:r>
-              <w:rPr>
-                <w:rFonts w:ascii="游ゴシック" w:eastAsia="游ゴシック" w:hAnsi="游ゴシック"/>
-                <w:sz w:val="20"/>
-              </w:rPr>
-              <w:t>9</w:t>
-            </w:r>
-            <w:r>
-              <w:rPr>
-                <w:rFonts w:ascii="游ゴシック" w:eastAsia="游ゴシック" w:hAnsi="游ゴシック"/>
-                <w:sz w:val="20"/>
-              </w:rPr>
-              <w:t>-01</w:t>
+              <w:t>025-09-01</w:t>
             </w:r>
             <w:r>
               <w:rPr>
@@ -6646,7 +6744,23 @@
                 <w:rFonts w:ascii="游ゴシック" w:eastAsia="游ゴシック" w:hAnsi="游ゴシック" w:hint="eastAsia"/>
                 <w:sz w:val="20"/>
               </w:rPr>
-              <w:t>未確定請求情報の削除項目に、元のデータベースに登録してあったデータの件数が表示されていること。</w:t>
+              <w:t>未確定請求情報の削除項目に、元</w:t>
+            </w:r>
+            <w:bookmarkStart w:id="0" w:name="_GoBack"/>
+            <w:r>
+              <w:rPr>
+                <w:rFonts w:ascii="游ゴシック" w:eastAsia="游ゴシック" w:hAnsi="游ゴシック" w:hint="eastAsia"/>
+                <w:sz w:val="20"/>
+              </w:rPr>
+              <w:t>のデー</w:t>
+            </w:r>
+            <w:bookmarkEnd w:id="0"/>
+            <w:r>
+              <w:rPr>
+                <w:rFonts w:ascii="游ゴシック" w:eastAsia="游ゴシック" w:hAnsi="游ゴシック" w:hint="eastAsia"/>
+                <w:sz w:val="20"/>
+              </w:rPr>
+              <w:t>タベースに登録してあったデータの件数が表示されていること。</w:t>
             </w:r>
           </w:p>
         </w:tc>
@@ -7774,7 +7888,15 @@
                 <w:rFonts w:ascii="游ゴシック" w:eastAsia="游ゴシック" w:hAnsi="游ゴシック" w:hint="eastAsia"/>
                 <w:sz w:val="20"/>
               </w:rPr>
-              <w:t>が登録されていること。</w:t>
+              <w:t>が登録されてい</w:t>
+            </w:r>
+            <w:r>
+              <w:rPr>
+                <w:rFonts w:ascii="游ゴシック" w:eastAsia="游ゴシック" w:hAnsi="游ゴシック" w:hint="eastAsia"/>
+                <w:sz w:val="20"/>
+              </w:rPr>
+              <w:lastRenderedPageBreak/>
+              <w:t>ること。</w:t>
             </w:r>
           </w:p>
         </w:tc>
@@ -7983,7 +8105,6 @@
                 <w:rFonts w:ascii="游ゴシック" w:eastAsia="游ゴシック" w:hAnsi="游ゴシック" w:hint="eastAsia"/>
                 <w:sz w:val="20"/>
               </w:rPr>
-              <w:lastRenderedPageBreak/>
               <w:t>8</w:t>
             </w:r>
             <w:r>
@@ -8029,7 +8150,21 @@
                 <w:rFonts w:ascii="游ゴシック" w:eastAsia="游ゴシック" w:hAnsi="游ゴシック" w:hint="eastAsia"/>
                 <w:sz w:val="20"/>
               </w:rPr>
-              <w:t>各レコードに、メールアドレスが登録されていること。</w:t>
+              <w:t>各レコードに、</w:t>
+            </w:r>
+            <w:r>
+              <w:rPr>
+                <w:rFonts w:ascii="游ゴシック" w:eastAsia="游ゴシック" w:hAnsi="游ゴシック" w:hint="eastAsia"/>
+                <w:sz w:val="20"/>
+              </w:rPr>
+              <w:t>有効な加入者情報の</w:t>
+            </w:r>
+            <w:r>
+              <w:rPr>
+                <w:rFonts w:ascii="游ゴシック" w:eastAsia="游ゴシック" w:hAnsi="游ゴシック" w:hint="eastAsia"/>
+                <w:sz w:val="20"/>
+              </w:rPr>
+              <w:t>メールアドレスが登録されていること。</w:t>
             </w:r>
           </w:p>
         </w:tc>
@@ -8149,7 +8284,21 @@
                 <w:rFonts w:ascii="游ゴシック" w:eastAsia="游ゴシック" w:hAnsi="游ゴシック" w:hint="eastAsia"/>
                 <w:sz w:val="20"/>
               </w:rPr>
-              <w:t>各レコードに、名前が登録されていること。</w:t>
+              <w:t>各レコードに、</w:t>
+            </w:r>
+            <w:r>
+              <w:rPr>
+                <w:rFonts w:ascii="游ゴシック" w:eastAsia="游ゴシック" w:hAnsi="游ゴシック" w:hint="eastAsia"/>
+                <w:sz w:val="20"/>
+              </w:rPr>
+              <w:t>有効な加入者情報の</w:t>
+            </w:r>
+            <w:r>
+              <w:rPr>
+                <w:rFonts w:ascii="游ゴシック" w:eastAsia="游ゴシック" w:hAnsi="游ゴシック" w:hint="eastAsia"/>
+                <w:sz w:val="20"/>
+              </w:rPr>
+              <w:t>名前が登録されていること。</w:t>
             </w:r>
           </w:p>
         </w:tc>
@@ -8269,7 +8418,21 @@
                 <w:rFonts w:ascii="游ゴシック" w:eastAsia="游ゴシック" w:hAnsi="游ゴシック" w:hint="eastAsia"/>
                 <w:sz w:val="20"/>
               </w:rPr>
-              <w:t>各レコードに、住所が登録されていること。</w:t>
+              <w:t>各レコードに、</w:t>
+            </w:r>
+            <w:r>
+              <w:rPr>
+                <w:rFonts w:ascii="游ゴシック" w:eastAsia="游ゴシック" w:hAnsi="游ゴシック" w:hint="eastAsia"/>
+                <w:sz w:val="20"/>
+              </w:rPr>
+              <w:t>有効な加入者情報の</w:t>
+            </w:r>
+            <w:r>
+              <w:rPr>
+                <w:rFonts w:ascii="游ゴシック" w:eastAsia="游ゴシック" w:hAnsi="游ゴシック" w:hint="eastAsia"/>
+                <w:sz w:val="20"/>
+              </w:rPr>
+              <w:t>住所が登録されていること。</w:t>
             </w:r>
           </w:p>
         </w:tc>
@@ -8389,7 +8552,21 @@
                 <w:rFonts w:ascii="游ゴシック" w:eastAsia="游ゴシック" w:hAnsi="游ゴシック" w:hint="eastAsia"/>
                 <w:sz w:val="20"/>
               </w:rPr>
-              <w:t>各レコードに、開始日が登録されていること。</w:t>
+              <w:t>各レコードに、</w:t>
+            </w:r>
+            <w:r>
+              <w:rPr>
+                <w:rFonts w:ascii="游ゴシック" w:eastAsia="游ゴシック" w:hAnsi="游ゴシック" w:hint="eastAsia"/>
+                <w:sz w:val="20"/>
+              </w:rPr>
+              <w:t>有効な加入者情報の</w:t>
+            </w:r>
+            <w:r>
+              <w:rPr>
+                <w:rFonts w:ascii="游ゴシック" w:eastAsia="游ゴシック" w:hAnsi="游ゴシック" w:hint="eastAsia"/>
+                <w:sz w:val="20"/>
+              </w:rPr>
+              <w:t>開始日が登録されていること。</w:t>
             </w:r>
           </w:p>
         </w:tc>
@@ -8509,7 +8686,21 @@
                 <w:rFonts w:ascii="游ゴシック" w:eastAsia="游ゴシック" w:hAnsi="游ゴシック" w:hint="eastAsia"/>
                 <w:sz w:val="20"/>
               </w:rPr>
-              <w:t>各レコードに、終了日が登録されていること</w:t>
+              <w:t>各レコードに、</w:t>
+            </w:r>
+            <w:r>
+              <w:rPr>
+                <w:rFonts w:ascii="游ゴシック" w:eastAsia="游ゴシック" w:hAnsi="游ゴシック" w:hint="eastAsia"/>
+                <w:sz w:val="20"/>
+              </w:rPr>
+              <w:t>有効な加入者情報の</w:t>
+            </w:r>
+            <w:r>
+              <w:rPr>
+                <w:rFonts w:ascii="游ゴシック" w:eastAsia="游ゴシック" w:hAnsi="游ゴシック" w:hint="eastAsia"/>
+                <w:sz w:val="20"/>
+              </w:rPr>
+              <w:t>終了日が登録されていること</w:t>
             </w:r>
           </w:p>
         </w:tc>
@@ -8629,7 +8820,28 @@
                 <w:rFonts w:ascii="游ゴシック" w:eastAsia="游ゴシック" w:hAnsi="游ゴシック" w:hint="eastAsia"/>
                 <w:sz w:val="20"/>
               </w:rPr>
-              <w:t>各レコードに、支払方法が登録されていること。</w:t>
+              <w:t>各レコードに、</w:t>
+            </w:r>
+            <w:r>
+              <w:rPr>
+                <w:rFonts w:ascii="游ゴシック" w:eastAsia="游ゴシック" w:hAnsi="游ゴシック" w:hint="eastAsia"/>
+                <w:sz w:val="20"/>
+              </w:rPr>
+              <w:t>有効な加入者情報</w:t>
+            </w:r>
+            <w:r>
+              <w:rPr>
+                <w:rFonts w:ascii="游ゴシック" w:eastAsia="游ゴシック" w:hAnsi="游ゴシック" w:hint="eastAsia"/>
+                <w:sz w:val="20"/>
+              </w:rPr>
+              <w:t>の</w:t>
+            </w:r>
+            <w:r>
+              <w:rPr>
+                <w:rFonts w:ascii="游ゴシック" w:eastAsia="游ゴシック" w:hAnsi="游ゴシック" w:hint="eastAsia"/>
+                <w:sz w:val="20"/>
+              </w:rPr>
+              <w:t>支払方法が登録されていること。</w:t>
             </w:r>
           </w:p>
         </w:tc>
@@ -9487,6 +9699,7 @@
                 <w:rFonts w:ascii="游ゴシック" w:eastAsia="游ゴシック" w:hAnsi="游ゴシック" w:hint="eastAsia"/>
                 <w:sz w:val="20"/>
               </w:rPr>
+              <w:lastRenderedPageBreak/>
               <w:t>9</w:t>
             </w:r>
             <w:r>
@@ -9532,7 +9745,21 @@
                 <w:rFonts w:ascii="游ゴシック" w:eastAsia="游ゴシック" w:hAnsi="游ゴシック" w:hint="eastAsia"/>
                 <w:sz w:val="20"/>
               </w:rPr>
-              <w:t>各レコードに、料金名が登録されていること。</w:t>
+              <w:t>各レコードに、</w:t>
+            </w:r>
+            <w:r>
+              <w:rPr>
+                <w:rFonts w:ascii="游ゴシック" w:eastAsia="游ゴシック" w:hAnsi="游ゴシック" w:hint="eastAsia"/>
+                <w:sz w:val="20"/>
+              </w:rPr>
+              <w:t>有効な料金情報の</w:t>
+            </w:r>
+            <w:r>
+              <w:rPr>
+                <w:rFonts w:ascii="游ゴシック" w:eastAsia="游ゴシック" w:hAnsi="游ゴシック" w:hint="eastAsia"/>
+                <w:sz w:val="20"/>
+              </w:rPr>
+              <w:t>料金名が登録されていること。</w:t>
             </w:r>
           </w:p>
         </w:tc>
@@ -9652,7 +9879,21 @@
                 <w:rFonts w:ascii="游ゴシック" w:eastAsia="游ゴシック" w:hAnsi="游ゴシック" w:hint="eastAsia"/>
                 <w:sz w:val="20"/>
               </w:rPr>
-              <w:t>各レコードに、料金名に対する金額が登録されていること。</w:t>
+              <w:t>各レコードに、</w:t>
+            </w:r>
+            <w:r>
+              <w:rPr>
+                <w:rFonts w:ascii="游ゴシック" w:eastAsia="游ゴシック" w:hAnsi="游ゴシック" w:hint="eastAsia"/>
+                <w:sz w:val="20"/>
+              </w:rPr>
+              <w:t>有効な料金情報の</w:t>
+            </w:r>
+            <w:r>
+              <w:rPr>
+                <w:rFonts w:ascii="游ゴシック" w:eastAsia="游ゴシック" w:hAnsi="游ゴシック" w:hint="eastAsia"/>
+                <w:sz w:val="20"/>
+              </w:rPr>
+              <w:t>料金名に対する金額が登録されていること。</w:t>
             </w:r>
           </w:p>
         </w:tc>
@@ -9772,7 +10013,21 @@
                 <w:rFonts w:ascii="游ゴシック" w:eastAsia="游ゴシック" w:hAnsi="游ゴシック" w:hint="eastAsia"/>
                 <w:sz w:val="20"/>
               </w:rPr>
-              <w:t>各レコードに、開始日が登録されていること。</w:t>
+              <w:t>各レコードに、</w:t>
+            </w:r>
+            <w:r>
+              <w:rPr>
+                <w:rFonts w:ascii="游ゴシック" w:eastAsia="游ゴシック" w:hAnsi="游ゴシック" w:hint="eastAsia"/>
+                <w:sz w:val="20"/>
+              </w:rPr>
+              <w:t>有効な料金情報の</w:t>
+            </w:r>
+            <w:r>
+              <w:rPr>
+                <w:rFonts w:ascii="游ゴシック" w:eastAsia="游ゴシック" w:hAnsi="游ゴシック" w:hint="eastAsia"/>
+                <w:sz w:val="20"/>
+              </w:rPr>
+              <w:t>開始日が登録されていること。</w:t>
             </w:r>
           </w:p>
         </w:tc>
@@ -9847,7 +10102,6 @@
                 <w:rFonts w:ascii="游ゴシック" w:eastAsia="游ゴシック" w:hAnsi="游ゴシック" w:hint="eastAsia"/>
                 <w:sz w:val="20"/>
               </w:rPr>
-              <w:lastRenderedPageBreak/>
               <w:t>9</w:t>
             </w:r>
             <w:r>
@@ -9893,7 +10147,21 @@
                 <w:rFonts w:ascii="游ゴシック" w:eastAsia="游ゴシック" w:hAnsi="游ゴシック" w:hint="eastAsia"/>
                 <w:sz w:val="20"/>
               </w:rPr>
-              <w:t>各レコードに、終了日が登録されていること</w:t>
+              <w:t>各レコードに、</w:t>
+            </w:r>
+            <w:r>
+              <w:rPr>
+                <w:rFonts w:ascii="游ゴシック" w:eastAsia="游ゴシック" w:hAnsi="游ゴシック" w:hint="eastAsia"/>
+                <w:sz w:val="20"/>
+              </w:rPr>
+              <w:t>有効な料金情報の</w:t>
+            </w:r>
+            <w:r>
+              <w:rPr>
+                <w:rFonts w:ascii="游ゴシック" w:eastAsia="游ゴシック" w:hAnsi="游ゴシック" w:hint="eastAsia"/>
+                <w:sz w:val="20"/>
+              </w:rPr>
+              <w:t>終了日が登録されていること</w:t>
             </w:r>
           </w:p>
         </w:tc>
@@ -10700,7 +10968,7 @@
       </w:tr>
       <w:tr>
         <w:trPr>
-          <w:trHeight w:val="567"/>
+          <w:trHeight w:val="663"/>
         </w:trPr>
         <w:tc>
           <w:tcPr>
@@ -11427,6 +11695,7 @@
                 <w:rFonts w:ascii="游ゴシック" w:eastAsia="游ゴシック" w:hAnsi="游ゴシック" w:hint="eastAsia"/>
                 <w:sz w:val="20"/>
               </w:rPr>
+              <w:lastRenderedPageBreak/>
               <w:t>1</w:t>
             </w:r>
             <w:r>
@@ -11488,8 +11757,6 @@
               </w:rPr>
               <w:t>0件と出力されていること。</w:t>
             </w:r>
-            <w:bookmarkStart w:id="0" w:name="_GoBack"/>
-            <w:bookmarkEnd w:id="0"/>
           </w:p>
         </w:tc>
         <w:tc>
@@ -11890,15 +12157,7 @@
                 <w:rFonts w:ascii="游ゴシック" w:eastAsia="游ゴシック" w:hAnsi="游ゴシック" w:hint="eastAsia"/>
                 <w:sz w:val="20"/>
               </w:rPr>
-              <w:t>件と出力されている</w:t>
-            </w:r>
-            <w:r>
-              <w:rPr>
-                <w:rFonts w:ascii="游ゴシック" w:eastAsia="游ゴシック" w:hAnsi="游ゴシック" w:hint="eastAsia"/>
-                <w:sz w:val="20"/>
-              </w:rPr>
-              <w:lastRenderedPageBreak/>
-              <w:t>こと。</w:t>
+              <w:t>件と出力されていること。</w:t>
             </w:r>
           </w:p>
         </w:tc>
@@ -12971,7 +13230,7 @@
               <w:rFonts w:ascii="游ゴシック" w:eastAsia="游ゴシック" w:hAnsi="游ゴシック" w:cs="Arial Unicode MS"/>
               <w:sz w:val="20"/>
             </w:rPr>
-            <w:t>6f485f93acb3eeefefc10f79186bd8ae37a3ab3d</w:t>
+            <w:t>d8a4e58de23ff4c539ac138f956fab1a40d4d920</w:t>
           </w:r>
         </w:p>
       </w:tc>
@@ -14093,21 +14352,6 @@
 </file>
 
 <file path=customXml/item1.xml><?xml version="1.0" encoding="utf-8"?>
-<p:properties xmlns:p="http://schemas.microsoft.com/office/2006/metadata/properties" xmlns:xsi="http://www.w3.org/2001/XMLSchema-instance" xmlns:pc="http://schemas.microsoft.com/office/infopath/2007/PartnerControls">
-  <documentManagement/>
-</p:properties>
-</file>
-
-<file path=customXml/item2.xml><?xml version="1.0" encoding="utf-8"?>
-<?mso-contentType ?>
-<FormTemplates xmlns="http://schemas.microsoft.com/sharepoint/v3/contenttype/forms">
-  <Display>DocumentLibraryForm</Display>
-  <Edit>DocumentLibraryForm</Edit>
-  <New>DocumentLibraryForm</New>
-</FormTemplates>
-</file>
-
-<file path=customXml/item3.xml><?xml version="1.0" encoding="utf-8"?>
 <ct:contentTypeSchema xmlns:ct="http://schemas.microsoft.com/office/2006/metadata/contentType" xmlns:ma="http://schemas.microsoft.com/office/2006/metadata/properties/metaAttributes" ct:_="" ma:_="" ma:contentTypeName="ドキュメント" ma:contentTypeID="0x010100C424317A42AA8449A97AAE94730ED181" ma:contentTypeVersion="6" ma:contentTypeDescription="新しいドキュメントを作成します。" ma:contentTypeScope="" ma:versionID="9df5c7ff725c9e365f8a8503f6029c6b">
   <xsd:schema xmlns:xsd="http://www.w3.org/2001/XMLSchema" xmlns:xs="http://www.w3.org/2001/XMLSchema" xmlns:p="http://schemas.microsoft.com/office/2006/metadata/properties" xmlns:ns2="dab87824-9c6b-4a08-9c96-9c9ea904f12c" targetNamespace="http://schemas.microsoft.com/office/2006/metadata/properties" ma:root="true" ma:fieldsID="98e3d8fd3bbedc5b58bd9df00d6be37e" ns2:_="">
     <xsd:import namespace="dab87824-9c6b-4a08-9c96-9c9ea904f12c"/>
@@ -14265,24 +14509,22 @@
 </ct:contentTypeSchema>
 </file>
 
-<file path=customXml/itemProps1.xml><?xml version="1.0" encoding="utf-8"?>
-<ds:datastoreItem xmlns:ds="http://schemas.openxmlformats.org/officeDocument/2006/customXml" ds:itemID="{659CE7E0-3E2F-4787-B142-08E029C04E10}">
-  <ds:schemaRefs>
-    <ds:schemaRef ds:uri="http://schemas.microsoft.com/office/2006/metadata/properties"/>
-    <ds:schemaRef ds:uri="http://schemas.microsoft.com/office/infopath/2007/PartnerControls"/>
-  </ds:schemaRefs>
-</ds:datastoreItem>
+<file path=customXml/item2.xml><?xml version="1.0" encoding="utf-8"?>
+<?mso-contentType ?>
+<FormTemplates xmlns="http://schemas.microsoft.com/sharepoint/v3/contenttype/forms">
+  <Display>DocumentLibraryForm</Display>
+  <Edit>DocumentLibraryForm</Edit>
+  <New>DocumentLibraryForm</New>
+</FormTemplates>
 </file>
 
-<file path=customXml/itemProps2.xml><?xml version="1.0" encoding="utf-8"?>
-<ds:datastoreItem xmlns:ds="http://schemas.openxmlformats.org/officeDocument/2006/customXml" ds:itemID="{F4DA52B9-D4DF-4BEC-A5A3-5484E5EB747B}">
-  <ds:schemaRefs>
-    <ds:schemaRef ds:uri="http://schemas.microsoft.com/sharepoint/v3/contenttype/forms"/>
-  </ds:schemaRefs>
-</ds:datastoreItem>
+<file path=customXml/item3.xml><?xml version="1.0" encoding="utf-8"?>
+<p:properties xmlns:p="http://schemas.microsoft.com/office/2006/metadata/properties" xmlns:xsi="http://www.w3.org/2001/XMLSchema-instance" xmlns:pc="http://schemas.microsoft.com/office/infopath/2007/PartnerControls">
+  <documentManagement/>
+</p:properties>
 </file>
 
-<file path=customXml/itemProps3.xml><?xml version="1.0" encoding="utf-8"?>
+<file path=customXml/itemProps1.xml><?xml version="1.0" encoding="utf-8"?>
 <ds:datastoreItem xmlns:ds="http://schemas.openxmlformats.org/officeDocument/2006/customXml" ds:itemID="{76261B67-5531-4ED1-B087-165B04D1226E}">
   <ds:schemaRefs>
     <ds:schemaRef ds:uri="http://schemas.microsoft.com/office/2006/metadata/contentType"/>
@@ -14298,4 +14540,21 @@
     <ds:schemaRef ds:uri="http://schemas.microsoft.com/internal/obd"/>
   </ds:schemaRefs>
 </ds:datastoreItem>
+</file>
+
+<file path=customXml/itemProps2.xml><?xml version="1.0" encoding="utf-8"?>
+<ds:datastoreItem xmlns:ds="http://schemas.openxmlformats.org/officeDocument/2006/customXml" ds:itemID="{F4DA52B9-D4DF-4BEC-A5A3-5484E5EB747B}">
+  <ds:schemaRefs>
+    <ds:schemaRef ds:uri="http://schemas.microsoft.com/sharepoint/v3/contenttype/forms"/>
+  </ds:schemaRefs>
+</ds:datastoreItem>
+</file>
+
+<file path=customXml/itemProps3.xml><?xml version="1.0" encoding="utf-8"?>
+<ds:datastoreItem xmlns:ds="http://schemas.openxmlformats.org/officeDocument/2006/customXml" ds:itemID="{659CE7E0-3E2F-4787-B142-08E029C04E10}">
+  <ds:schemaRefs>
+    <ds:schemaRef ds:uri="http://schemas.microsoft.com/office/2006/metadata/properties"/>
+    <ds:schemaRef ds:uri="http://schemas.microsoft.com/office/infopath/2007/PartnerControls"/>
+  </ds:schemaRefs>
+</ds:datastoreItem>
 </file>